--- a/fuentes/CF02_Actividad didactica.docx
+++ b/fuentes/CF02_Actividad didactica.docx
@@ -62,7 +62,6 @@
             <w:r>
               <w:rPr>
                 <w:noProof/>
-                <w:color w:val="auto"/>
               </w:rPr>
               <w:drawing>
                 <wp:anchor distT="0" distB="0" distL="114300" distR="114300" simplePos="0" relativeHeight="251666432" behindDoc="0" locked="0" layoutInCell="1" hidden="0" allowOverlap="1" wp14:anchorId="1D9DC17A" wp14:editId="48141786">
@@ -709,16 +708,19 @@
               <w:rPr>
                 <w:rFonts w:eastAsia="Calibri"/>
                 <w:b/>
-                <w:color w:val="auto"/>
-                <w:sz w:val="20"/>
-                <w:szCs w:val="20"/>
-              </w:rPr>
-            </w:pPr>
-            <w:r>
-              <w:rPr>
-                <w:color w:val="auto"/>
-              </w:rPr>
-              <w:t>¿Cuál es la principal función de la horma en la fabricación del calzado?</w:t>
+                <w:bCs/>
+                <w:color w:val="000000" w:themeColor="text1"/>
+                <w:sz w:val="20"/>
+                <w:szCs w:val="20"/>
+              </w:rPr>
+            </w:pPr>
+            <w:r>
+              <w:rPr>
+                <w:b/>
+                <w:bCs/>
+                <w:color w:val="000000" w:themeColor="text1"/>
+              </w:rPr>
+              <w:t>¿Qué sistema de tallas mide la longitud del pie en milímetros?</w:t>
             </w:r>
           </w:p>
         </w:tc>
@@ -800,16 +802,24 @@
               <w:rPr>
                 <w:rFonts w:eastAsia="Calibri"/>
                 <w:bCs/>
-                <w:color w:val="auto"/>
-                <w:sz w:val="20"/>
-                <w:szCs w:val="20"/>
-              </w:rPr>
-            </w:pPr>
-            <w:r>
-              <w:rPr>
-                <w:color w:val="auto"/>
-              </w:rPr>
-              <w:t>Diseñar el estilo visual del zapato.</w:t>
+                <w:color w:val="000000" w:themeColor="text1"/>
+                <w:sz w:val="20"/>
+                <w:szCs w:val="20"/>
+              </w:rPr>
+            </w:pPr>
+            <w:proofErr w:type="spellStart"/>
+            <w:r>
+              <w:rPr>
+                <w:color w:val="000000" w:themeColor="text1"/>
+              </w:rPr>
+              <w:t>Mondopoint</w:t>
+            </w:r>
+            <w:proofErr w:type="spellEnd"/>
+            <w:r>
+              <w:rPr>
+                <w:color w:val="000000" w:themeColor="text1"/>
+              </w:rPr>
+              <w:t>.</w:t>
             </w:r>
           </w:p>
         </w:tc>
@@ -874,16 +884,30 @@
               <w:rPr>
                 <w:rFonts w:eastAsia="Calibri"/>
                 <w:bCs/>
-                <w:color w:val="auto"/>
-                <w:sz w:val="20"/>
-                <w:szCs w:val="20"/>
-              </w:rPr>
-            </w:pPr>
-            <w:r>
-              <w:rPr>
-                <w:color w:val="auto"/>
-              </w:rPr>
-              <w:t>Servir como molde tridimensional para su construcción.</w:t>
+                <w:color w:val="000000" w:themeColor="text1"/>
+                <w:sz w:val="20"/>
+                <w:szCs w:val="20"/>
+              </w:rPr>
+            </w:pPr>
+            <w:r>
+              <w:rPr>
+                <w:color w:val="000000" w:themeColor="text1"/>
+              </w:rPr>
+              <w:t xml:space="preserve">Sistema métrico - </w:t>
+            </w:r>
+            <w:proofErr w:type="spellStart"/>
+            <w:r>
+              <w:rPr>
+                <w:color w:val="000000" w:themeColor="text1"/>
+              </w:rPr>
+              <w:t>Mondopoint</w:t>
+            </w:r>
+            <w:proofErr w:type="spellEnd"/>
+            <w:r>
+              <w:rPr>
+                <w:color w:val="000000" w:themeColor="text1"/>
+              </w:rPr>
+              <w:t>.</w:t>
             </w:r>
           </w:p>
         </w:tc>
@@ -956,16 +980,16 @@
               <w:rPr>
                 <w:rFonts w:eastAsia="Calibri"/>
                 <w:bCs/>
-                <w:color w:val="auto"/>
-                <w:sz w:val="20"/>
-                <w:szCs w:val="20"/>
-              </w:rPr>
-            </w:pPr>
-            <w:r>
-              <w:rPr>
-                <w:color w:val="auto"/>
-              </w:rPr>
-              <w:t>Controlar la temperatura durante el proceso de producción.</w:t>
+                <w:color w:val="000000" w:themeColor="text1"/>
+                <w:sz w:val="20"/>
+                <w:szCs w:val="20"/>
+              </w:rPr>
+            </w:pPr>
+            <w:r>
+              <w:rPr>
+                <w:color w:val="000000" w:themeColor="text1"/>
+              </w:rPr>
+              <w:t>Sistema inglés.</w:t>
             </w:r>
           </w:p>
         </w:tc>
@@ -1030,16 +1054,16 @@
               <w:rPr>
                 <w:rFonts w:eastAsia="Calibri"/>
                 <w:bCs/>
-                <w:color w:val="auto"/>
-                <w:sz w:val="20"/>
-                <w:szCs w:val="20"/>
-              </w:rPr>
-            </w:pPr>
-            <w:r>
-              <w:rPr>
-                <w:color w:val="auto"/>
-              </w:rPr>
-              <w:t>Reducir el peso del calzado terminado.</w:t>
+                <w:color w:val="000000" w:themeColor="text1"/>
+                <w:sz w:val="20"/>
+                <w:szCs w:val="20"/>
+              </w:rPr>
+            </w:pPr>
+            <w:r>
+              <w:rPr>
+                <w:color w:val="000000" w:themeColor="text1"/>
+              </w:rPr>
+              <w:t>Sistema americano.</w:t>
             </w:r>
           </w:p>
         </w:tc>
@@ -1105,16 +1129,16 @@
               <w:rPr>
                 <w:rFonts w:eastAsia="Calibri"/>
                 <w:bCs/>
-                <w:color w:val="auto"/>
-                <w:sz w:val="20"/>
-                <w:szCs w:val="20"/>
-              </w:rPr>
-            </w:pPr>
-            <w:r>
-              <w:rPr>
-                <w:rFonts w:eastAsia="Calibri"/>
-                <w:bCs/>
-                <w:color w:val="auto"/>
+                <w:color w:val="000000" w:themeColor="text1"/>
+                <w:sz w:val="20"/>
+                <w:szCs w:val="20"/>
+              </w:rPr>
+            </w:pPr>
+            <w:r>
+              <w:rPr>
+                <w:rFonts w:eastAsia="Calibri"/>
+                <w:bCs/>
+                <w:color w:val="000000" w:themeColor="text1"/>
               </w:rPr>
               <w:t>¡Muy bien! Ha acertado la respuesta.</w:t>
             </w:r>
@@ -1164,16 +1188,16 @@
               <w:rPr>
                 <w:rFonts w:eastAsia="Calibri"/>
                 <w:bCs/>
-                <w:color w:val="auto"/>
-                <w:sz w:val="20"/>
-                <w:szCs w:val="20"/>
-              </w:rPr>
-            </w:pPr>
-            <w:r>
-              <w:rPr>
-                <w:rFonts w:eastAsia="Calibri"/>
-                <w:bCs/>
-                <w:color w:val="auto"/>
+                <w:color w:val="000000" w:themeColor="text1"/>
+                <w:sz w:val="20"/>
+                <w:szCs w:val="20"/>
+              </w:rPr>
+            </w:pPr>
+            <w:r>
+              <w:rPr>
+                <w:rFonts w:eastAsia="Calibri"/>
+                <w:bCs/>
+                <w:color w:val="000000" w:themeColor="text1"/>
               </w:rPr>
               <w:t>Lo sentimos, su respuesta no es la correcta.</w:t>
             </w:r>
@@ -1221,28 +1245,17 @@
               <w:rPr>
                 <w:rFonts w:eastAsia="Calibri"/>
                 <w:b/>
-                <w:color w:val="auto"/>
-              </w:rPr>
-            </w:pPr>
-            <w:r>
-              <w:rPr>
-                <w:color w:val="auto"/>
-              </w:rPr>
-              <w:t xml:space="preserve">El sistema </w:t>
-            </w:r>
-            <w:proofErr w:type="spellStart"/>
-            <w:r>
-              <w:rPr>
-                <w:color w:val="auto"/>
-              </w:rPr>
-              <w:t>Mondopoint</w:t>
-            </w:r>
-            <w:proofErr w:type="spellEnd"/>
-            <w:r>
-              <w:rPr>
-                <w:color w:val="auto"/>
-              </w:rPr>
-              <w:t xml:space="preserve"> mide:</w:t>
+                <w:bCs/>
+                <w:color w:val="000000" w:themeColor="text1"/>
+              </w:rPr>
+            </w:pPr>
+            <w:r>
+              <w:rPr>
+                <w:b/>
+                <w:bCs/>
+                <w:color w:val="000000" w:themeColor="text1"/>
+              </w:rPr>
+              <w:t>¿Qué parte de la horma se encuentra en la parte superior y sirve para fijarla en equipos?</w:t>
             </w:r>
           </w:p>
         </w:tc>
@@ -1260,7 +1273,7 @@
               <w:rPr>
                 <w:rFonts w:eastAsia="Calibri"/>
                 <w:b/>
-                <w:color w:val="auto"/>
+                <w:color w:val="000000" w:themeColor="text1"/>
               </w:rPr>
             </w:pPr>
           </w:p>
@@ -1310,16 +1323,16 @@
               <w:rPr>
                 <w:rFonts w:eastAsia="Calibri"/>
                 <w:bCs/>
-                <w:color w:val="auto"/>
-                <w:sz w:val="20"/>
-                <w:szCs w:val="20"/>
-              </w:rPr>
-            </w:pPr>
-            <w:r>
-              <w:rPr>
-                <w:color w:val="auto"/>
-              </w:rPr>
-              <w:t>La anchura del pie en pulgadas.</w:t>
+                <w:color w:val="000000" w:themeColor="text1"/>
+                <w:sz w:val="20"/>
+                <w:szCs w:val="20"/>
+              </w:rPr>
+            </w:pPr>
+            <w:r>
+              <w:rPr>
+                <w:color w:val="000000" w:themeColor="text1"/>
+              </w:rPr>
+              <w:t>Puntera.</w:t>
             </w:r>
           </w:p>
         </w:tc>
@@ -1370,6 +1383,7 @@
                 <w:bCs/>
                 <w:color w:val="auto"/>
               </w:rPr>
+              <w:lastRenderedPageBreak/>
               <w:t>Opción b)</w:t>
             </w:r>
           </w:p>
@@ -1386,16 +1400,16 @@
               <w:rPr>
                 <w:rFonts w:eastAsia="Calibri"/>
                 <w:bCs/>
-                <w:color w:val="auto"/>
-                <w:sz w:val="20"/>
-                <w:szCs w:val="20"/>
-              </w:rPr>
-            </w:pPr>
-            <w:r>
-              <w:rPr>
-                <w:color w:val="auto"/>
-              </w:rPr>
-              <w:t>La altura del tacón.</w:t>
+                <w:color w:val="000000" w:themeColor="text1"/>
+                <w:sz w:val="20"/>
+                <w:szCs w:val="20"/>
+              </w:rPr>
+            </w:pPr>
+            <w:r>
+              <w:rPr>
+                <w:color w:val="000000" w:themeColor="text1"/>
+              </w:rPr>
+              <w:t>Tubo.</w:t>
             </w:r>
           </w:p>
         </w:tc>
@@ -1415,6 +1429,14 @@
                 <w:color w:val="auto"/>
               </w:rPr>
             </w:pPr>
+            <w:r>
+              <w:rPr>
+                <w:rFonts w:eastAsia="Calibri"/>
+                <w:bCs/>
+                <w:color w:val="auto"/>
+              </w:rPr>
+              <w:t>X</w:t>
+            </w:r>
           </w:p>
         </w:tc>
       </w:tr>
@@ -1444,7 +1466,6 @@
                 <w:bCs/>
                 <w:color w:val="auto"/>
               </w:rPr>
-              <w:lastRenderedPageBreak/>
               <w:t>Opción c)</w:t>
             </w:r>
           </w:p>
@@ -1460,16 +1481,16 @@
               <w:rPr>
                 <w:rFonts w:eastAsia="Calibri"/>
                 <w:bCs/>
-                <w:color w:val="auto"/>
-                <w:sz w:val="20"/>
-                <w:szCs w:val="20"/>
-              </w:rPr>
-            </w:pPr>
-            <w:r>
-              <w:rPr>
-                <w:color w:val="auto"/>
-              </w:rPr>
-              <w:t>La longitud del pie en milímetros.</w:t>
+                <w:color w:val="000000" w:themeColor="text1"/>
+                <w:sz w:val="20"/>
+                <w:szCs w:val="20"/>
+              </w:rPr>
+            </w:pPr>
+            <w:r>
+              <w:rPr>
+                <w:color w:val="000000" w:themeColor="text1"/>
+              </w:rPr>
+              <w:t>Mesa.</w:t>
             </w:r>
           </w:p>
         </w:tc>
@@ -1488,14 +1509,6 @@
                 <w:color w:val="auto"/>
               </w:rPr>
             </w:pPr>
-            <w:r>
-              <w:rPr>
-                <w:rFonts w:eastAsia="Calibri"/>
-                <w:bCs/>
-                <w:color w:val="auto"/>
-              </w:rPr>
-              <w:t>x</w:t>
-            </w:r>
           </w:p>
         </w:tc>
       </w:tr>
@@ -1541,16 +1554,16 @@
               <w:rPr>
                 <w:rFonts w:eastAsia="Calibri"/>
                 <w:bCs/>
-                <w:color w:val="auto"/>
-                <w:sz w:val="20"/>
-                <w:szCs w:val="20"/>
-              </w:rPr>
-            </w:pPr>
-            <w:r>
-              <w:rPr>
-                <w:color w:val="auto"/>
-              </w:rPr>
-              <w:t>La circunferencia del empeine.</w:t>
+                <w:color w:val="000000" w:themeColor="text1"/>
+                <w:sz w:val="20"/>
+                <w:szCs w:val="20"/>
+              </w:rPr>
+            </w:pPr>
+            <w:r>
+              <w:rPr>
+                <w:color w:val="000000" w:themeColor="text1"/>
+              </w:rPr>
+              <w:t>Enfranque.</w:t>
             </w:r>
           </w:p>
         </w:tc>
@@ -1616,16 +1629,16 @@
               <w:rPr>
                 <w:rFonts w:eastAsia="Calibri"/>
                 <w:bCs/>
-                <w:color w:val="auto"/>
-                <w:sz w:val="20"/>
-                <w:szCs w:val="20"/>
-              </w:rPr>
-            </w:pPr>
-            <w:r>
-              <w:rPr>
-                <w:rFonts w:eastAsia="Calibri"/>
-                <w:bCs/>
-                <w:color w:val="auto"/>
+                <w:color w:val="000000" w:themeColor="text1"/>
+                <w:sz w:val="20"/>
+                <w:szCs w:val="20"/>
+              </w:rPr>
+            </w:pPr>
+            <w:r>
+              <w:rPr>
+                <w:rFonts w:eastAsia="Calibri"/>
+                <w:bCs/>
+                <w:color w:val="000000" w:themeColor="text1"/>
               </w:rPr>
               <w:t>¡Muy bien! Ha acertado la respuesta.</w:t>
             </w:r>
@@ -1675,16 +1688,16 @@
               <w:rPr>
                 <w:rFonts w:eastAsia="Calibri"/>
                 <w:bCs/>
-                <w:color w:val="auto"/>
-                <w:sz w:val="20"/>
-                <w:szCs w:val="20"/>
-              </w:rPr>
-            </w:pPr>
-            <w:r>
-              <w:rPr>
-                <w:rFonts w:eastAsia="Calibri"/>
-                <w:bCs/>
-                <w:color w:val="auto"/>
+                <w:color w:val="000000" w:themeColor="text1"/>
+                <w:sz w:val="20"/>
+                <w:szCs w:val="20"/>
+              </w:rPr>
+            </w:pPr>
+            <w:r>
+              <w:rPr>
+                <w:rFonts w:eastAsia="Calibri"/>
+                <w:bCs/>
+                <w:color w:val="000000" w:themeColor="text1"/>
               </w:rPr>
               <w:t>Lo sentimos, su respuesta no es la correcta.</w:t>
             </w:r>
@@ -1732,14 +1745,17 @@
               <w:rPr>
                 <w:rFonts w:eastAsia="Calibri"/>
                 <w:b/>
-                <w:color w:val="auto"/>
-              </w:rPr>
-            </w:pPr>
-            <w:r>
-              <w:rPr>
-                <w:color w:val="auto"/>
-              </w:rPr>
-              <w:t>¿Qué herramienta se utiliza para trazar ejes sobre la cinta en el enmascarado?</w:t>
+                <w:bCs/>
+                <w:color w:val="000000" w:themeColor="text1"/>
+              </w:rPr>
+            </w:pPr>
+            <w:r>
+              <w:rPr>
+                <w:b/>
+                <w:bCs/>
+                <w:color w:val="000000" w:themeColor="text1"/>
+              </w:rPr>
+              <w:t>¿Cuál es el propósito del enmascarado en el patronaje?</w:t>
             </w:r>
           </w:p>
         </w:tc>
@@ -1757,7 +1773,7 @@
               <w:rPr>
                 <w:rFonts w:eastAsia="Calibri"/>
                 <w:bCs/>
-                <w:color w:val="auto"/>
+                <w:color w:val="000000" w:themeColor="text1"/>
               </w:rPr>
             </w:pPr>
           </w:p>
@@ -1808,16 +1824,16 @@
               <w:rPr>
                 <w:rFonts w:eastAsia="Calibri"/>
                 <w:bCs/>
-                <w:color w:val="auto"/>
-                <w:sz w:val="20"/>
-                <w:szCs w:val="20"/>
-              </w:rPr>
-            </w:pPr>
-            <w:r>
-              <w:rPr>
-                <w:color w:val="auto"/>
-              </w:rPr>
-              <w:t>Tijeras.</w:t>
+                <w:color w:val="000000" w:themeColor="text1"/>
+                <w:sz w:val="20"/>
+                <w:szCs w:val="20"/>
+              </w:rPr>
+            </w:pPr>
+            <w:r>
+              <w:rPr>
+                <w:color w:val="000000" w:themeColor="text1"/>
+              </w:rPr>
+              <w:t>Crear el diseño de suela.</w:t>
             </w:r>
           </w:p>
         </w:tc>
@@ -1885,16 +1901,16 @@
               <w:rPr>
                 <w:rFonts w:eastAsia="Calibri"/>
                 <w:bCs/>
-                <w:color w:val="auto"/>
-                <w:sz w:val="20"/>
-                <w:szCs w:val="20"/>
-              </w:rPr>
-            </w:pPr>
-            <w:r>
-              <w:rPr>
-                <w:color w:val="auto"/>
-              </w:rPr>
-              <w:t>Cuchilla de corte.</w:t>
+                <w:color w:val="000000" w:themeColor="text1"/>
+                <w:sz w:val="20"/>
+                <w:szCs w:val="20"/>
+              </w:rPr>
+            </w:pPr>
+            <w:r>
+              <w:rPr>
+                <w:color w:val="000000" w:themeColor="text1"/>
+              </w:rPr>
+              <w:t>Transferir el diseño tridimensional a un plano bidimensional.</w:t>
             </w:r>
           </w:p>
         </w:tc>
@@ -1914,6 +1930,14 @@
                 <w:color w:val="auto"/>
               </w:rPr>
             </w:pPr>
+            <w:r>
+              <w:rPr>
+                <w:rFonts w:eastAsia="Calibri"/>
+                <w:bCs/>
+                <w:color w:val="auto"/>
+              </w:rPr>
+              <w:t>X</w:t>
+            </w:r>
           </w:p>
         </w:tc>
       </w:tr>
@@ -1959,16 +1983,16 @@
               <w:rPr>
                 <w:rFonts w:eastAsia="Calibri"/>
                 <w:bCs/>
-                <w:color w:val="auto"/>
-                <w:sz w:val="20"/>
-                <w:szCs w:val="20"/>
-              </w:rPr>
-            </w:pPr>
-            <w:r>
-              <w:rPr>
-                <w:color w:val="auto"/>
-              </w:rPr>
-              <w:t>Esfero.</w:t>
+                <w:color w:val="000000" w:themeColor="text1"/>
+                <w:sz w:val="20"/>
+                <w:szCs w:val="20"/>
+              </w:rPr>
+            </w:pPr>
+            <w:r>
+              <w:rPr>
+                <w:color w:val="000000" w:themeColor="text1"/>
+              </w:rPr>
+              <w:t>Medir la altura del tacón.</w:t>
             </w:r>
           </w:p>
         </w:tc>
@@ -1988,14 +2012,6 @@
                 <w:color w:val="auto"/>
               </w:rPr>
             </w:pPr>
-            <w:r>
-              <w:rPr>
-                <w:rFonts w:eastAsia="Calibri"/>
-                <w:bCs/>
-                <w:color w:val="auto"/>
-              </w:rPr>
-              <w:t>x</w:t>
-            </w:r>
           </w:p>
         </w:tc>
       </w:tr>
@@ -2041,16 +2057,16 @@
               <w:rPr>
                 <w:rFonts w:eastAsia="Calibri"/>
                 <w:bCs/>
-                <w:color w:val="auto"/>
-                <w:sz w:val="20"/>
-                <w:szCs w:val="20"/>
-              </w:rPr>
-            </w:pPr>
-            <w:r>
-              <w:rPr>
-                <w:color w:val="auto"/>
-              </w:rPr>
-              <w:t>Compás de precisión.</w:t>
+                <w:color w:val="000000" w:themeColor="text1"/>
+                <w:sz w:val="20"/>
+                <w:szCs w:val="20"/>
+              </w:rPr>
+            </w:pPr>
+            <w:r>
+              <w:rPr>
+                <w:color w:val="000000" w:themeColor="text1"/>
+              </w:rPr>
+              <w:t>Cortar la palmilla.</w:t>
             </w:r>
           </w:p>
         </w:tc>
@@ -2116,16 +2132,16 @@
               <w:rPr>
                 <w:rFonts w:eastAsia="Calibri"/>
                 <w:bCs/>
-                <w:color w:val="auto"/>
-                <w:sz w:val="20"/>
-                <w:szCs w:val="20"/>
-              </w:rPr>
-            </w:pPr>
-            <w:r>
-              <w:rPr>
-                <w:rFonts w:eastAsia="Calibri"/>
-                <w:bCs/>
-                <w:color w:val="auto"/>
+                <w:color w:val="000000" w:themeColor="text1"/>
+                <w:sz w:val="20"/>
+                <w:szCs w:val="20"/>
+              </w:rPr>
+            </w:pPr>
+            <w:r>
+              <w:rPr>
+                <w:rFonts w:eastAsia="Calibri"/>
+                <w:bCs/>
+                <w:color w:val="000000" w:themeColor="text1"/>
               </w:rPr>
               <w:t>¡Muy bien! Ha acertado la respuesta.</w:t>
             </w:r>
@@ -2175,16 +2191,16 @@
               <w:rPr>
                 <w:rFonts w:eastAsia="Calibri"/>
                 <w:bCs/>
-                <w:color w:val="auto"/>
-                <w:sz w:val="20"/>
-                <w:szCs w:val="20"/>
-              </w:rPr>
-            </w:pPr>
-            <w:r>
-              <w:rPr>
-                <w:rFonts w:eastAsia="Calibri"/>
-                <w:bCs/>
-                <w:color w:val="auto"/>
+                <w:color w:val="000000" w:themeColor="text1"/>
+                <w:sz w:val="20"/>
+                <w:szCs w:val="20"/>
+              </w:rPr>
+            </w:pPr>
+            <w:r>
+              <w:rPr>
+                <w:rFonts w:eastAsia="Calibri"/>
+                <w:bCs/>
+                <w:color w:val="000000" w:themeColor="text1"/>
               </w:rPr>
               <w:t>Lo sentimos, su respuesta no es la correcta.</w:t>
             </w:r>
@@ -2232,14 +2248,17 @@
               <w:rPr>
                 <w:rFonts w:eastAsia="Calibri"/>
                 <w:b/>
-                <w:color w:val="auto"/>
-              </w:rPr>
-            </w:pPr>
-            <w:r>
-              <w:rPr>
-                <w:color w:val="auto"/>
-              </w:rPr>
-              <w:t>¿Cuál es la fórmula más común para calcular el ancho base metatarsiano?</w:t>
+                <w:bCs/>
+                <w:color w:val="000000" w:themeColor="text1"/>
+              </w:rPr>
+            </w:pPr>
+            <w:r>
+              <w:rPr>
+                <w:b/>
+                <w:bCs/>
+                <w:color w:val="000000" w:themeColor="text1"/>
+              </w:rPr>
+              <w:t>¿Qué tipo de pie presenta una curvatura muy pronunciada en el arco plantar?</w:t>
             </w:r>
           </w:p>
         </w:tc>
@@ -2257,7 +2276,7 @@
               <w:rPr>
                 <w:rFonts w:eastAsia="Calibri"/>
                 <w:bCs/>
-                <w:color w:val="auto"/>
+                <w:color w:val="000000" w:themeColor="text1"/>
               </w:rPr>
             </w:pPr>
           </w:p>
@@ -2308,16 +2327,16 @@
               <w:rPr>
                 <w:rFonts w:eastAsia="Calibri"/>
                 <w:bCs/>
-                <w:color w:val="auto"/>
-                <w:sz w:val="20"/>
-                <w:szCs w:val="20"/>
-              </w:rPr>
-            </w:pPr>
-            <w:r>
-              <w:rPr>
-                <w:color w:val="auto"/>
-              </w:rPr>
-              <w:t>Largo del pie × 2.</w:t>
+                <w:color w:val="000000" w:themeColor="text1"/>
+                <w:sz w:val="20"/>
+                <w:szCs w:val="20"/>
+              </w:rPr>
+            </w:pPr>
+            <w:r>
+              <w:rPr>
+                <w:color w:val="000000" w:themeColor="text1"/>
+              </w:rPr>
+              <w:t>Pie plano.</w:t>
             </w:r>
           </w:p>
         </w:tc>
@@ -2385,16 +2404,16 @@
               <w:rPr>
                 <w:rFonts w:eastAsia="Calibri"/>
                 <w:bCs/>
-                <w:color w:val="auto"/>
-                <w:sz w:val="20"/>
-                <w:szCs w:val="20"/>
-              </w:rPr>
-            </w:pPr>
-            <w:r>
-              <w:rPr>
-                <w:color w:val="auto"/>
-              </w:rPr>
-              <w:t>Largo del pie ÷ 6.</w:t>
+                <w:color w:val="000000" w:themeColor="text1"/>
+                <w:sz w:val="20"/>
+                <w:szCs w:val="20"/>
+              </w:rPr>
+            </w:pPr>
+            <w:r>
+              <w:rPr>
+                <w:color w:val="000000" w:themeColor="text1"/>
+              </w:rPr>
+              <w:t>Pie cavo.</w:t>
             </w:r>
           </w:p>
         </w:tc>
@@ -2414,6 +2433,14 @@
                 <w:color w:val="auto"/>
               </w:rPr>
             </w:pPr>
+            <w:r>
+              <w:rPr>
+                <w:rFonts w:eastAsia="Calibri"/>
+                <w:bCs/>
+                <w:color w:val="auto"/>
+              </w:rPr>
+              <w:t>X</w:t>
+            </w:r>
           </w:p>
         </w:tc>
       </w:tr>
@@ -2459,16 +2486,16 @@
               <w:rPr>
                 <w:rFonts w:eastAsia="Calibri"/>
                 <w:bCs/>
-                <w:color w:val="auto"/>
-                <w:sz w:val="20"/>
-                <w:szCs w:val="20"/>
-              </w:rPr>
-            </w:pPr>
-            <w:r>
-              <w:rPr>
-                <w:color w:val="auto"/>
-              </w:rPr>
-              <w:t>Largo del pie × 3/4.</w:t>
+                <w:color w:val="000000" w:themeColor="text1"/>
+                <w:sz w:val="20"/>
+                <w:szCs w:val="20"/>
+              </w:rPr>
+            </w:pPr>
+            <w:r>
+              <w:rPr>
+                <w:color w:val="000000" w:themeColor="text1"/>
+              </w:rPr>
+              <w:t>Pie neutro.</w:t>
             </w:r>
           </w:p>
         </w:tc>
@@ -2533,16 +2560,16 @@
               <w:rPr>
                 <w:rFonts w:eastAsia="Calibri"/>
                 <w:bCs/>
-                <w:color w:val="auto"/>
-                <w:sz w:val="20"/>
-                <w:szCs w:val="20"/>
-              </w:rPr>
-            </w:pPr>
-            <w:r>
-              <w:rPr>
-                <w:color w:val="auto"/>
-              </w:rPr>
-              <w:t>Largo del pie × 5/6.</w:t>
+                <w:color w:val="000000" w:themeColor="text1"/>
+                <w:sz w:val="20"/>
+                <w:szCs w:val="20"/>
+              </w:rPr>
+            </w:pPr>
+            <w:r>
+              <w:rPr>
+                <w:color w:val="000000" w:themeColor="text1"/>
+              </w:rPr>
+              <w:t>Pie pronador.</w:t>
             </w:r>
           </w:p>
         </w:tc>
@@ -2562,14 +2589,6 @@
                 <w:color w:val="auto"/>
               </w:rPr>
             </w:pPr>
-            <w:r>
-              <w:rPr>
-                <w:rFonts w:eastAsia="Calibri"/>
-                <w:bCs/>
-                <w:color w:val="auto"/>
-              </w:rPr>
-              <w:t>x</w:t>
-            </w:r>
           </w:p>
         </w:tc>
       </w:tr>
@@ -2616,16 +2635,16 @@
               <w:rPr>
                 <w:rFonts w:eastAsia="Calibri"/>
                 <w:bCs/>
-                <w:color w:val="auto"/>
-                <w:sz w:val="20"/>
-                <w:szCs w:val="20"/>
-              </w:rPr>
-            </w:pPr>
-            <w:r>
-              <w:rPr>
-                <w:rFonts w:eastAsia="Calibri"/>
-                <w:bCs/>
-                <w:color w:val="auto"/>
+                <w:color w:val="000000" w:themeColor="text1"/>
+                <w:sz w:val="20"/>
+                <w:szCs w:val="20"/>
+              </w:rPr>
+            </w:pPr>
+            <w:r>
+              <w:rPr>
+                <w:rFonts w:eastAsia="Calibri"/>
+                <w:bCs/>
+                <w:color w:val="000000" w:themeColor="text1"/>
               </w:rPr>
               <w:t>¡Muy bien! Ha acertado la respuesta.</w:t>
             </w:r>
@@ -2675,16 +2694,16 @@
               <w:rPr>
                 <w:rFonts w:eastAsia="Calibri"/>
                 <w:bCs/>
-                <w:color w:val="auto"/>
-                <w:sz w:val="20"/>
-                <w:szCs w:val="20"/>
-              </w:rPr>
-            </w:pPr>
-            <w:r>
-              <w:rPr>
-                <w:rFonts w:eastAsia="Calibri"/>
-                <w:bCs/>
-                <w:color w:val="auto"/>
+                <w:color w:val="000000" w:themeColor="text1"/>
+                <w:sz w:val="20"/>
+                <w:szCs w:val="20"/>
+              </w:rPr>
+            </w:pPr>
+            <w:r>
+              <w:rPr>
+                <w:rFonts w:eastAsia="Calibri"/>
+                <w:bCs/>
+                <w:color w:val="000000" w:themeColor="text1"/>
               </w:rPr>
               <w:t>Lo sentimos, su respuesta no es la correcta.</w:t>
             </w:r>
@@ -2732,14 +2751,17 @@
               <w:rPr>
                 <w:rFonts w:eastAsia="Calibri"/>
                 <w:b/>
-                <w:color w:val="auto"/>
-              </w:rPr>
-            </w:pPr>
-            <w:r>
-              <w:rPr>
-                <w:color w:val="auto"/>
-              </w:rPr>
-              <w:t>¿Cuál de las siguientes es una clasificación de hormas según el tipo de pie?</w:t>
+                <w:bCs/>
+                <w:color w:val="000000" w:themeColor="text1"/>
+              </w:rPr>
+            </w:pPr>
+            <w:r>
+              <w:rPr>
+                <w:b/>
+                <w:bCs/>
+                <w:color w:val="000000" w:themeColor="text1"/>
+              </w:rPr>
+              <w:t>¿Qué instrumento se utiliza para marcar líneas con alta precisión sobre la horma?</w:t>
             </w:r>
           </w:p>
         </w:tc>
@@ -2757,7 +2779,7 @@
               <w:rPr>
                 <w:rFonts w:eastAsia="Calibri"/>
                 <w:bCs/>
-                <w:color w:val="auto"/>
+                <w:color w:val="000000" w:themeColor="text1"/>
               </w:rPr>
             </w:pPr>
           </w:p>
@@ -2808,16 +2830,16 @@
               <w:rPr>
                 <w:rFonts w:eastAsia="Calibri"/>
                 <w:bCs/>
-                <w:color w:val="auto"/>
-                <w:sz w:val="20"/>
-                <w:szCs w:val="20"/>
-              </w:rPr>
-            </w:pPr>
-            <w:r>
-              <w:rPr>
-                <w:color w:val="auto"/>
-              </w:rPr>
-              <w:t>Horma ortopédica.</w:t>
+                <w:color w:val="000000" w:themeColor="text1"/>
+                <w:sz w:val="20"/>
+                <w:szCs w:val="20"/>
+              </w:rPr>
+            </w:pPr>
+            <w:r>
+              <w:rPr>
+                <w:color w:val="000000" w:themeColor="text1"/>
+              </w:rPr>
+              <w:t>Compás de puntas secas.</w:t>
             </w:r>
           </w:p>
         </w:tc>
@@ -2840,14 +2862,6 @@
                 <w:color w:val="auto"/>
               </w:rPr>
             </w:pPr>
-            <w:r>
-              <w:rPr>
-                <w:rFonts w:eastAsia="Calibri"/>
-                <w:bCs/>
-                <w:color w:val="auto"/>
-              </w:rPr>
-              <w:t>x</w:t>
-            </w:r>
           </w:p>
         </w:tc>
       </w:tr>
@@ -2893,16 +2907,16 @@
               <w:rPr>
                 <w:rFonts w:eastAsia="Calibri"/>
                 <w:bCs/>
-                <w:color w:val="auto"/>
-                <w:sz w:val="20"/>
-                <w:szCs w:val="20"/>
-              </w:rPr>
-            </w:pPr>
-            <w:r>
-              <w:rPr>
-                <w:color w:val="auto"/>
-              </w:rPr>
-              <w:t>Horma tubular.</w:t>
+                <w:color w:val="000000" w:themeColor="text1"/>
+                <w:sz w:val="20"/>
+                <w:szCs w:val="20"/>
+              </w:rPr>
+            </w:pPr>
+            <w:r>
+              <w:rPr>
+                <w:color w:val="000000" w:themeColor="text1"/>
+              </w:rPr>
+              <w:t>Borrador.</w:t>
             </w:r>
           </w:p>
         </w:tc>
@@ -2922,6 +2936,14 @@
                 <w:color w:val="auto"/>
               </w:rPr>
             </w:pPr>
+            <w:r>
+              <w:rPr>
+                <w:rFonts w:eastAsia="Calibri"/>
+                <w:bCs/>
+                <w:color w:val="auto"/>
+              </w:rPr>
+              <w:t>X</w:t>
+            </w:r>
           </w:p>
         </w:tc>
       </w:tr>
@@ -2967,16 +2989,16 @@
               <w:rPr>
                 <w:rFonts w:eastAsia="Calibri"/>
                 <w:bCs/>
-                <w:color w:val="auto"/>
-                <w:sz w:val="20"/>
-                <w:szCs w:val="20"/>
-              </w:rPr>
-            </w:pPr>
-            <w:r>
-              <w:rPr>
-                <w:color w:val="auto"/>
-              </w:rPr>
-              <w:t>Horma con cuña.</w:t>
+                <w:color w:val="000000" w:themeColor="text1"/>
+                <w:sz w:val="20"/>
+                <w:szCs w:val="20"/>
+              </w:rPr>
+            </w:pPr>
+            <w:r>
+              <w:rPr>
+                <w:color w:val="000000" w:themeColor="text1"/>
+              </w:rPr>
+              <w:t>Cinta métrica.</w:t>
             </w:r>
           </w:p>
         </w:tc>
@@ -3041,16 +3063,16 @@
               <w:rPr>
                 <w:rFonts w:eastAsia="Calibri"/>
                 <w:bCs/>
-                <w:color w:val="auto"/>
-                <w:sz w:val="20"/>
-                <w:szCs w:val="20"/>
-              </w:rPr>
-            </w:pPr>
-            <w:r>
-              <w:rPr>
-                <w:color w:val="auto"/>
-              </w:rPr>
-              <w:t>Horma media.</w:t>
+                <w:color w:val="000000" w:themeColor="text1"/>
+                <w:sz w:val="20"/>
+                <w:szCs w:val="20"/>
+              </w:rPr>
+            </w:pPr>
+            <w:r>
+              <w:rPr>
+                <w:color w:val="000000" w:themeColor="text1"/>
+              </w:rPr>
+              <w:t>Cuchilla.</w:t>
             </w:r>
           </w:p>
         </w:tc>
@@ -3116,16 +3138,16 @@
               <w:rPr>
                 <w:rFonts w:eastAsia="Calibri"/>
                 <w:bCs/>
-                <w:color w:val="auto"/>
-                <w:sz w:val="20"/>
-                <w:szCs w:val="20"/>
-              </w:rPr>
-            </w:pPr>
-            <w:r>
-              <w:rPr>
-                <w:rFonts w:eastAsia="Calibri"/>
-                <w:bCs/>
-                <w:color w:val="auto"/>
+                <w:color w:val="000000" w:themeColor="text1"/>
+                <w:sz w:val="20"/>
+                <w:szCs w:val="20"/>
+              </w:rPr>
+            </w:pPr>
+            <w:r>
+              <w:rPr>
+                <w:rFonts w:eastAsia="Calibri"/>
+                <w:bCs/>
+                <w:color w:val="000000" w:themeColor="text1"/>
               </w:rPr>
               <w:t>¡Muy bien! Ha acertado la respuesta.</w:t>
             </w:r>
@@ -3177,16 +3199,16 @@
               <w:rPr>
                 <w:rFonts w:eastAsia="Calibri"/>
                 <w:bCs/>
-                <w:color w:val="auto"/>
-                <w:sz w:val="20"/>
-                <w:szCs w:val="20"/>
-              </w:rPr>
-            </w:pPr>
-            <w:r>
-              <w:rPr>
-                <w:rFonts w:eastAsia="Calibri"/>
-                <w:bCs/>
-                <w:color w:val="auto"/>
+                <w:color w:val="000000" w:themeColor="text1"/>
+                <w:sz w:val="20"/>
+                <w:szCs w:val="20"/>
+              </w:rPr>
+            </w:pPr>
+            <w:r>
+              <w:rPr>
+                <w:rFonts w:eastAsia="Calibri"/>
+                <w:bCs/>
+                <w:color w:val="000000" w:themeColor="text1"/>
               </w:rPr>
               <w:t>Lo sentimos, su respuesta no es la correcta.</w:t>
             </w:r>
@@ -3207,7 +3229,7 @@
               <w:rPr>
                 <w:rFonts w:eastAsia="Calibri"/>
                 <w:bCs/>
-                <w:color w:val="auto"/>
+                <w:color w:val="000000" w:themeColor="text1"/>
                 <w:sz w:val="20"/>
                 <w:szCs w:val="20"/>
               </w:rPr>
@@ -3256,14 +3278,17 @@
               <w:rPr>
                 <w:rFonts w:eastAsia="Calibri"/>
                 <w:b/>
-                <w:color w:val="auto"/>
-              </w:rPr>
-            </w:pPr>
-            <w:r>
-              <w:rPr>
-                <w:color w:val="auto"/>
-              </w:rPr>
-              <w:t>¿Qué componente de la horma permite abrirla durante el proceso?</w:t>
+                <w:bCs/>
+                <w:color w:val="000000" w:themeColor="text1"/>
+              </w:rPr>
+            </w:pPr>
+            <w:r>
+              <w:rPr>
+                <w:b/>
+                <w:bCs/>
+                <w:color w:val="000000" w:themeColor="text1"/>
+              </w:rPr>
+              <w:t>¿Cómo se llama la parte más ancha de la parte posterior de la horma?</w:t>
             </w:r>
           </w:p>
         </w:tc>
@@ -3332,14 +3357,14 @@
               <w:rPr>
                 <w:rFonts w:eastAsia="Calibri"/>
                 <w:bCs/>
-                <w:color w:val="auto"/>
-                <w:sz w:val="20"/>
-                <w:szCs w:val="20"/>
-              </w:rPr>
-            </w:pPr>
-            <w:r>
-              <w:rPr>
-                <w:color w:val="auto"/>
+                <w:color w:val="000000" w:themeColor="text1"/>
+                <w:sz w:val="20"/>
+                <w:szCs w:val="20"/>
+              </w:rPr>
+            </w:pPr>
+            <w:r>
+              <w:rPr>
+                <w:color w:val="000000" w:themeColor="text1"/>
               </w:rPr>
               <w:t>Mesa.</w:t>
             </w:r>
@@ -3409,16 +3434,24 @@
               <w:rPr>
                 <w:rFonts w:eastAsia="Calibri"/>
                 <w:bCs/>
-                <w:color w:val="auto"/>
-                <w:sz w:val="20"/>
-                <w:szCs w:val="20"/>
-              </w:rPr>
-            </w:pPr>
-            <w:r>
-              <w:rPr>
-                <w:color w:val="auto"/>
-              </w:rPr>
-              <w:t>Bisagra.</w:t>
+                <w:color w:val="000000" w:themeColor="text1"/>
+                <w:sz w:val="20"/>
+                <w:szCs w:val="20"/>
+              </w:rPr>
+            </w:pPr>
+            <w:proofErr w:type="spellStart"/>
+            <w:r>
+              <w:rPr>
+                <w:color w:val="000000" w:themeColor="text1"/>
+              </w:rPr>
+              <w:t>Cuboide</w:t>
+            </w:r>
+            <w:proofErr w:type="spellEnd"/>
+            <w:r>
+              <w:rPr>
+                <w:color w:val="000000" w:themeColor="text1"/>
+              </w:rPr>
+              <w:t>.</w:t>
             </w:r>
           </w:p>
         </w:tc>
@@ -3444,7 +3477,7 @@
                 <w:bCs/>
                 <w:color w:val="auto"/>
               </w:rPr>
-              <w:t>x</w:t>
+              <w:t>X</w:t>
             </w:r>
           </w:p>
         </w:tc>
@@ -3491,16 +3524,16 @@
               <w:rPr>
                 <w:rFonts w:eastAsia="Calibri"/>
                 <w:bCs/>
-                <w:color w:val="auto"/>
-                <w:sz w:val="20"/>
-                <w:szCs w:val="20"/>
-              </w:rPr>
-            </w:pPr>
-            <w:r>
-              <w:rPr>
-                <w:color w:val="auto"/>
-              </w:rPr>
-              <w:t>Tubo.</w:t>
+                <w:color w:val="000000" w:themeColor="text1"/>
+                <w:sz w:val="20"/>
+                <w:szCs w:val="20"/>
+              </w:rPr>
+            </w:pPr>
+            <w:r>
+              <w:rPr>
+                <w:color w:val="000000" w:themeColor="text1"/>
+              </w:rPr>
+              <w:t>Tacón.</w:t>
             </w:r>
           </w:p>
         </w:tc>
@@ -3565,16 +3598,16 @@
               <w:rPr>
                 <w:rFonts w:eastAsia="Calibri"/>
                 <w:bCs/>
-                <w:color w:val="auto"/>
-                <w:sz w:val="20"/>
-                <w:szCs w:val="20"/>
-              </w:rPr>
-            </w:pPr>
-            <w:r>
-              <w:rPr>
-                <w:color w:val="auto"/>
-              </w:rPr>
-              <w:t>Canto.</w:t>
+                <w:color w:val="000000" w:themeColor="text1"/>
+                <w:sz w:val="20"/>
+                <w:szCs w:val="20"/>
+              </w:rPr>
+            </w:pPr>
+            <w:r>
+              <w:rPr>
+                <w:color w:val="000000" w:themeColor="text1"/>
+              </w:rPr>
+              <w:t>Enfranque.</w:t>
             </w:r>
           </w:p>
         </w:tc>
@@ -3640,16 +3673,16 @@
               <w:rPr>
                 <w:rFonts w:eastAsia="Calibri"/>
                 <w:bCs/>
-                <w:color w:val="auto"/>
-                <w:sz w:val="20"/>
-                <w:szCs w:val="20"/>
-              </w:rPr>
-            </w:pPr>
-            <w:r>
-              <w:rPr>
-                <w:rFonts w:eastAsia="Calibri"/>
-                <w:bCs/>
-                <w:color w:val="auto"/>
+                <w:color w:val="000000" w:themeColor="text1"/>
+                <w:sz w:val="20"/>
+                <w:szCs w:val="20"/>
+              </w:rPr>
+            </w:pPr>
+            <w:r>
+              <w:rPr>
+                <w:rFonts w:eastAsia="Calibri"/>
+                <w:bCs/>
+                <w:color w:val="000000" w:themeColor="text1"/>
               </w:rPr>
               <w:t>¡Muy bien! Ha acertado la respuesta.</w:t>
             </w:r>
@@ -3699,16 +3732,16 @@
               <w:rPr>
                 <w:rFonts w:eastAsia="Calibri"/>
                 <w:bCs/>
-                <w:color w:val="auto"/>
-                <w:sz w:val="20"/>
-                <w:szCs w:val="20"/>
-              </w:rPr>
-            </w:pPr>
-            <w:r>
-              <w:rPr>
-                <w:rFonts w:eastAsia="Calibri"/>
-                <w:bCs/>
-                <w:color w:val="auto"/>
+                <w:color w:val="000000" w:themeColor="text1"/>
+                <w:sz w:val="20"/>
+                <w:szCs w:val="20"/>
+              </w:rPr>
+            </w:pPr>
+            <w:r>
+              <w:rPr>
+                <w:rFonts w:eastAsia="Calibri"/>
+                <w:bCs/>
+                <w:color w:val="000000" w:themeColor="text1"/>
               </w:rPr>
               <w:t>Lo sentimos, su respuesta no es la correcta.</w:t>
             </w:r>
@@ -3738,6 +3771,7 @@
                 <w:rFonts w:eastAsia="Calibri"/>
                 <w:color w:val="auto"/>
               </w:rPr>
+              <w:lastRenderedPageBreak/>
               <w:t>Pregunta 7</w:t>
             </w:r>
           </w:p>
@@ -3757,16 +3791,19 @@
               <w:rPr>
                 <w:rFonts w:eastAsia="Calibri"/>
                 <w:b/>
-                <w:color w:val="auto"/>
-                <w:sz w:val="20"/>
-                <w:szCs w:val="20"/>
-              </w:rPr>
-            </w:pPr>
-            <w:r>
-              <w:rPr>
-                <w:color w:val="auto"/>
-              </w:rPr>
-              <w:t>¿Cuál es la secuencia correcta para iniciar el enmascarado?</w:t>
+                <w:bCs/>
+                <w:color w:val="000000" w:themeColor="text1"/>
+                <w:sz w:val="20"/>
+                <w:szCs w:val="20"/>
+              </w:rPr>
+            </w:pPr>
+            <w:r>
+              <w:rPr>
+                <w:b/>
+                <w:bCs/>
+                <w:color w:val="000000" w:themeColor="text1"/>
+              </w:rPr>
+              <w:t>¿Cuál es la unidad de medida usada en la fórmula “Ancho base metatarsiano = 5/6 del largo del pie”?</w:t>
             </w:r>
           </w:p>
         </w:tc>
@@ -3839,16 +3876,16 @@
               <w:rPr>
                 <w:rFonts w:eastAsia="Calibri"/>
                 <w:bCs/>
-                <w:color w:val="auto"/>
-                <w:sz w:val="20"/>
-                <w:szCs w:val="20"/>
-              </w:rPr>
-            </w:pPr>
-            <w:r>
-              <w:rPr>
-                <w:color w:val="auto"/>
-              </w:rPr>
-              <w:t>Colocar cinta lateral, marcar bordes, cortar eje.</w:t>
+                <w:color w:val="000000" w:themeColor="text1"/>
+                <w:sz w:val="20"/>
+                <w:szCs w:val="20"/>
+              </w:rPr>
+            </w:pPr>
+            <w:r>
+              <w:rPr>
+                <w:color w:val="000000" w:themeColor="text1"/>
+              </w:rPr>
+              <w:t>Milímetros.</w:t>
             </w:r>
           </w:p>
         </w:tc>
@@ -3872,16 +3909,6 @@
                 <w:szCs w:val="20"/>
               </w:rPr>
             </w:pPr>
-            <w:r>
-              <w:rPr>
-                <w:rFonts w:eastAsia="Calibri"/>
-                <w:bCs/>
-                <w:color w:val="auto"/>
-                <w:sz w:val="20"/>
-                <w:szCs w:val="20"/>
-              </w:rPr>
-              <w:t>x</w:t>
-            </w:r>
           </w:p>
         </w:tc>
       </w:tr>
@@ -3912,7 +3939,6 @@
                 <w:bCs/>
                 <w:color w:val="auto"/>
               </w:rPr>
-              <w:lastRenderedPageBreak/>
               <w:t>Opción b)</w:t>
             </w:r>
           </w:p>
@@ -3932,16 +3958,16 @@
               <w:rPr>
                 <w:rFonts w:eastAsia="Calibri"/>
                 <w:bCs/>
-                <w:color w:val="auto"/>
-                <w:sz w:val="20"/>
-                <w:szCs w:val="20"/>
-              </w:rPr>
-            </w:pPr>
-            <w:r>
-              <w:rPr>
-                <w:color w:val="auto"/>
-              </w:rPr>
-              <w:t>Colocar cinta en el empeine y talón, luego reforzar con cinta en línea de profundidad.</w:t>
+                <w:color w:val="000000" w:themeColor="text1"/>
+                <w:sz w:val="20"/>
+                <w:szCs w:val="20"/>
+              </w:rPr>
+            </w:pPr>
+            <w:r>
+              <w:rPr>
+                <w:color w:val="000000" w:themeColor="text1"/>
+              </w:rPr>
+              <w:t>Centímetros.</w:t>
             </w:r>
           </w:p>
         </w:tc>
@@ -4014,16 +4040,16 @@
               <w:rPr>
                 <w:rFonts w:eastAsia="Calibri"/>
                 <w:bCs/>
-                <w:color w:val="auto"/>
-                <w:sz w:val="20"/>
-                <w:szCs w:val="20"/>
-              </w:rPr>
-            </w:pPr>
-            <w:r>
-              <w:rPr>
-                <w:color w:val="auto"/>
-              </w:rPr>
-              <w:t>Cubrir con papel, trazar eje, colocar cinta final.</w:t>
+                <w:color w:val="000000" w:themeColor="text1"/>
+                <w:sz w:val="20"/>
+                <w:szCs w:val="20"/>
+              </w:rPr>
+            </w:pPr>
+            <w:r>
+              <w:rPr>
+                <w:color w:val="000000" w:themeColor="text1"/>
+              </w:rPr>
+              <w:t>Proporción.</w:t>
             </w:r>
           </w:p>
         </w:tc>
@@ -4047,6 +4073,16 @@
                 <w:szCs w:val="20"/>
               </w:rPr>
             </w:pPr>
+            <w:r>
+              <w:rPr>
+                <w:rFonts w:eastAsia="Calibri"/>
+                <w:bCs/>
+                <w:color w:val="auto"/>
+                <w:sz w:val="20"/>
+                <w:szCs w:val="20"/>
+              </w:rPr>
+              <w:t>X</w:t>
+            </w:r>
           </w:p>
         </w:tc>
       </w:tr>
@@ -4096,16 +4132,16 @@
               <w:rPr>
                 <w:rFonts w:eastAsia="Calibri"/>
                 <w:bCs/>
-                <w:color w:val="auto"/>
-                <w:sz w:val="20"/>
-                <w:szCs w:val="20"/>
-              </w:rPr>
-            </w:pPr>
-            <w:r>
-              <w:rPr>
-                <w:color w:val="auto"/>
-              </w:rPr>
-              <w:t>Trazar patrón, cubrir con cinta, recortar bordes.</w:t>
+                <w:color w:val="000000" w:themeColor="text1"/>
+                <w:sz w:val="20"/>
+                <w:szCs w:val="20"/>
+              </w:rPr>
+            </w:pPr>
+            <w:r>
+              <w:rPr>
+                <w:color w:val="000000" w:themeColor="text1"/>
+              </w:rPr>
+              <w:t>Grados.</w:t>
             </w:r>
           </w:p>
         </w:tc>
@@ -4175,16 +4211,16 @@
               <w:rPr>
                 <w:rFonts w:eastAsia="Calibri"/>
                 <w:bCs/>
-                <w:color w:val="auto"/>
-                <w:sz w:val="20"/>
-                <w:szCs w:val="20"/>
-              </w:rPr>
-            </w:pPr>
-            <w:r>
-              <w:rPr>
-                <w:rFonts w:eastAsia="Calibri"/>
-                <w:bCs/>
-                <w:color w:val="auto"/>
+                <w:color w:val="000000" w:themeColor="text1"/>
+                <w:sz w:val="20"/>
+                <w:szCs w:val="20"/>
+              </w:rPr>
+            </w:pPr>
+            <w:r>
+              <w:rPr>
+                <w:rFonts w:eastAsia="Calibri"/>
+                <w:bCs/>
+                <w:color w:val="000000" w:themeColor="text1"/>
               </w:rPr>
               <w:t>¡Muy bien! Ha acertado la respuesta.</w:t>
             </w:r>
@@ -4234,16 +4270,16 @@
               <w:rPr>
                 <w:rFonts w:eastAsia="Calibri"/>
                 <w:bCs/>
-                <w:color w:val="auto"/>
-                <w:sz w:val="20"/>
-                <w:szCs w:val="20"/>
-              </w:rPr>
-            </w:pPr>
-            <w:r>
-              <w:rPr>
-                <w:rFonts w:eastAsia="Calibri"/>
-                <w:bCs/>
-                <w:color w:val="auto"/>
+                <w:color w:val="000000" w:themeColor="text1"/>
+                <w:sz w:val="20"/>
+                <w:szCs w:val="20"/>
+              </w:rPr>
+            </w:pPr>
+            <w:r>
+              <w:rPr>
+                <w:rFonts w:eastAsia="Calibri"/>
+                <w:bCs/>
+                <w:color w:val="000000" w:themeColor="text1"/>
               </w:rPr>
               <w:t>Lo sentimos, su respuesta no es la correcta.</w:t>
             </w:r>
@@ -4292,16 +4328,19 @@
               <w:rPr>
                 <w:rFonts w:eastAsia="Calibri"/>
                 <w:b/>
-                <w:color w:val="auto"/>
-                <w:sz w:val="20"/>
-                <w:szCs w:val="20"/>
-              </w:rPr>
-            </w:pPr>
-            <w:r>
-              <w:rPr>
-                <w:color w:val="auto"/>
-              </w:rPr>
-              <w:t>El tipo de pisada en el que el pie se inclina hacia adentro es:</w:t>
+                <w:bCs/>
+                <w:color w:val="000000" w:themeColor="text1"/>
+                <w:sz w:val="20"/>
+                <w:szCs w:val="20"/>
+              </w:rPr>
+            </w:pPr>
+            <w:r>
+              <w:rPr>
+                <w:b/>
+                <w:bCs/>
+                <w:color w:val="000000" w:themeColor="text1"/>
+              </w:rPr>
+              <w:t>¿Qué tipo de horma se recomienda para pies con necesidades especiales y soporte específico?</w:t>
             </w:r>
           </w:p>
         </w:tc>
@@ -4374,16 +4413,16 @@
               <w:rPr>
                 <w:rFonts w:eastAsia="Calibri"/>
                 <w:bCs/>
-                <w:color w:val="auto"/>
-                <w:sz w:val="20"/>
-                <w:szCs w:val="20"/>
-              </w:rPr>
-            </w:pPr>
-            <w:r>
-              <w:rPr>
-                <w:color w:val="auto"/>
-              </w:rPr>
-              <w:t>Pisada supinadora.</w:t>
+                <w:color w:val="000000" w:themeColor="text1"/>
+                <w:sz w:val="20"/>
+                <w:szCs w:val="20"/>
+              </w:rPr>
+            </w:pPr>
+            <w:r>
+              <w:rPr>
+                <w:color w:val="000000" w:themeColor="text1"/>
+              </w:rPr>
+              <w:t>Horma ortopédica.</w:t>
             </w:r>
           </w:p>
         </w:tc>
@@ -4407,6 +4446,16 @@
                 <w:szCs w:val="20"/>
               </w:rPr>
             </w:pPr>
+            <w:r>
+              <w:rPr>
+                <w:rFonts w:eastAsia="Calibri"/>
+                <w:bCs/>
+                <w:color w:val="auto"/>
+                <w:sz w:val="20"/>
+                <w:szCs w:val="20"/>
+              </w:rPr>
+              <w:t>X</w:t>
+            </w:r>
           </w:p>
         </w:tc>
       </w:tr>
@@ -4456,16 +4505,16 @@
               <w:rPr>
                 <w:rFonts w:eastAsia="Calibri"/>
                 <w:bCs/>
-                <w:color w:val="auto"/>
-                <w:sz w:val="20"/>
-                <w:szCs w:val="20"/>
-              </w:rPr>
-            </w:pPr>
-            <w:r>
-              <w:rPr>
-                <w:color w:val="auto"/>
-              </w:rPr>
-              <w:t>Pisada neutra.</w:t>
+                <w:color w:val="000000" w:themeColor="text1"/>
+                <w:sz w:val="20"/>
+                <w:szCs w:val="20"/>
+              </w:rPr>
+            </w:pPr>
+            <w:r>
+              <w:rPr>
+                <w:color w:val="000000" w:themeColor="text1"/>
+              </w:rPr>
+              <w:t>Horma deportiva.</w:t>
             </w:r>
           </w:p>
         </w:tc>
@@ -4538,16 +4587,16 @@
               <w:rPr>
                 <w:rFonts w:eastAsia="Calibri"/>
                 <w:bCs/>
-                <w:color w:val="auto"/>
-                <w:sz w:val="20"/>
-                <w:szCs w:val="20"/>
-              </w:rPr>
-            </w:pPr>
-            <w:r>
-              <w:rPr>
-                <w:color w:val="auto"/>
-              </w:rPr>
-              <w:t>Pisada pronadora.</w:t>
+                <w:color w:val="000000" w:themeColor="text1"/>
+                <w:sz w:val="20"/>
+                <w:szCs w:val="20"/>
+              </w:rPr>
+            </w:pPr>
+            <w:r>
+              <w:rPr>
+                <w:color w:val="000000" w:themeColor="text1"/>
+              </w:rPr>
+              <w:t>Horma de moda.</w:t>
             </w:r>
           </w:p>
         </w:tc>
@@ -4571,16 +4620,6 @@
                 <w:szCs w:val="20"/>
               </w:rPr>
             </w:pPr>
-            <w:r>
-              <w:rPr>
-                <w:rFonts w:eastAsia="Calibri"/>
-                <w:bCs/>
-                <w:color w:val="auto"/>
-                <w:sz w:val="20"/>
-                <w:szCs w:val="20"/>
-              </w:rPr>
-              <w:t>x</w:t>
-            </w:r>
           </w:p>
         </w:tc>
       </w:tr>
@@ -4630,16 +4669,16 @@
               <w:rPr>
                 <w:rFonts w:eastAsia="Calibri"/>
                 <w:bCs/>
-                <w:color w:val="auto"/>
-                <w:sz w:val="20"/>
-                <w:szCs w:val="20"/>
-              </w:rPr>
-            </w:pPr>
-            <w:r>
-              <w:rPr>
-                <w:color w:val="auto"/>
-              </w:rPr>
-              <w:t>Pisada elevada.</w:t>
+                <w:color w:val="000000" w:themeColor="text1"/>
+                <w:sz w:val="20"/>
+                <w:szCs w:val="20"/>
+              </w:rPr>
+            </w:pPr>
+            <w:r>
+              <w:rPr>
+                <w:color w:val="000000" w:themeColor="text1"/>
+              </w:rPr>
+              <w:t>Horma plana.</w:t>
             </w:r>
           </w:p>
         </w:tc>
@@ -4709,16 +4748,16 @@
               <w:rPr>
                 <w:rFonts w:eastAsia="Calibri"/>
                 <w:bCs/>
-                <w:color w:val="auto"/>
-                <w:sz w:val="20"/>
-                <w:szCs w:val="20"/>
-              </w:rPr>
-            </w:pPr>
-            <w:r>
-              <w:rPr>
-                <w:rFonts w:eastAsia="Calibri"/>
-                <w:bCs/>
-                <w:color w:val="auto"/>
+                <w:color w:val="000000" w:themeColor="text1"/>
+                <w:sz w:val="20"/>
+                <w:szCs w:val="20"/>
+              </w:rPr>
+            </w:pPr>
+            <w:r>
+              <w:rPr>
+                <w:rFonts w:eastAsia="Calibri"/>
+                <w:bCs/>
+                <w:color w:val="000000" w:themeColor="text1"/>
               </w:rPr>
               <w:t>¡Muy bien! Ha acertado la respuesta.</w:t>
             </w:r>
@@ -4768,16 +4807,16 @@
               <w:rPr>
                 <w:rFonts w:eastAsia="Calibri"/>
                 <w:bCs/>
-                <w:color w:val="auto"/>
-                <w:sz w:val="20"/>
-                <w:szCs w:val="20"/>
-              </w:rPr>
-            </w:pPr>
-            <w:r>
-              <w:rPr>
-                <w:rFonts w:eastAsia="Calibri"/>
-                <w:bCs/>
-                <w:color w:val="auto"/>
+                <w:color w:val="000000" w:themeColor="text1"/>
+                <w:sz w:val="20"/>
+                <w:szCs w:val="20"/>
+              </w:rPr>
+            </w:pPr>
+            <w:r>
+              <w:rPr>
+                <w:rFonts w:eastAsia="Calibri"/>
+                <w:bCs/>
+                <w:color w:val="000000" w:themeColor="text1"/>
               </w:rPr>
               <w:t>Lo sentimos, su respuesta no es la correcta.</w:t>
             </w:r>
@@ -4826,16 +4865,19 @@
               <w:rPr>
                 <w:rFonts w:eastAsia="Calibri"/>
                 <w:b/>
-                <w:color w:val="auto"/>
-                <w:sz w:val="20"/>
-                <w:szCs w:val="20"/>
-              </w:rPr>
-            </w:pPr>
-            <w:r>
-              <w:rPr>
-                <w:color w:val="auto"/>
-              </w:rPr>
-              <w:t>¿Qué zona de la horma se encuentra entre el talón y la parte delantera?</w:t>
+                <w:bCs/>
+                <w:color w:val="000000" w:themeColor="text1"/>
+                <w:sz w:val="20"/>
+                <w:szCs w:val="20"/>
+              </w:rPr>
+            </w:pPr>
+            <w:r>
+              <w:rPr>
+                <w:b/>
+                <w:bCs/>
+                <w:color w:val="000000" w:themeColor="text1"/>
+              </w:rPr>
+              <w:t>¿Qué parte de la horma representa el punto de quiebre?</w:t>
             </w:r>
           </w:p>
         </w:tc>
@@ -4908,16 +4950,16 @@
               <w:rPr>
                 <w:rFonts w:eastAsia="Calibri"/>
                 <w:bCs/>
-                <w:color w:val="auto"/>
-                <w:sz w:val="20"/>
-                <w:szCs w:val="20"/>
-              </w:rPr>
-            </w:pPr>
-            <w:r>
-              <w:rPr>
-                <w:color w:val="auto"/>
-              </w:rPr>
-              <w:t>Mesa.</w:t>
+                <w:color w:val="000000" w:themeColor="text1"/>
+                <w:sz w:val="20"/>
+                <w:szCs w:val="20"/>
+              </w:rPr>
+            </w:pPr>
+            <w:r>
+              <w:rPr>
+                <w:color w:val="000000" w:themeColor="text1"/>
+              </w:rPr>
+              <w:t>Zona de división entre delantera y enfranque.</w:t>
             </w:r>
           </w:p>
         </w:tc>
@@ -4941,6 +4983,16 @@
                 <w:szCs w:val="20"/>
               </w:rPr>
             </w:pPr>
+            <w:r>
+              <w:rPr>
+                <w:rFonts w:eastAsia="Calibri"/>
+                <w:bCs/>
+                <w:color w:val="auto"/>
+                <w:sz w:val="20"/>
+                <w:szCs w:val="20"/>
+              </w:rPr>
+              <w:t>X</w:t>
+            </w:r>
           </w:p>
         </w:tc>
       </w:tr>
@@ -4990,16 +5042,16 @@
               <w:rPr>
                 <w:rFonts w:eastAsia="Calibri"/>
                 <w:bCs/>
-                <w:color w:val="auto"/>
-                <w:sz w:val="20"/>
-                <w:szCs w:val="20"/>
-              </w:rPr>
-            </w:pPr>
-            <w:r>
-              <w:rPr>
-                <w:color w:val="auto"/>
-              </w:rPr>
-              <w:t>Enfranque.</w:t>
+                <w:color w:val="000000" w:themeColor="text1"/>
+                <w:sz w:val="20"/>
+                <w:szCs w:val="20"/>
+              </w:rPr>
+            </w:pPr>
+            <w:r>
+              <w:rPr>
+                <w:color w:val="000000" w:themeColor="text1"/>
+              </w:rPr>
+              <w:t>Línea del tacón.</w:t>
             </w:r>
           </w:p>
         </w:tc>
@@ -5023,16 +5075,6 @@
                 <w:szCs w:val="20"/>
               </w:rPr>
             </w:pPr>
-            <w:r>
-              <w:rPr>
-                <w:rFonts w:eastAsia="Calibri"/>
-                <w:bCs/>
-                <w:color w:val="auto"/>
-                <w:sz w:val="20"/>
-                <w:szCs w:val="20"/>
-              </w:rPr>
-              <w:t>x</w:t>
-            </w:r>
           </w:p>
         </w:tc>
       </w:tr>
@@ -5082,16 +5124,16 @@
               <w:rPr>
                 <w:rFonts w:eastAsia="Calibri"/>
                 <w:bCs/>
-                <w:color w:val="auto"/>
-                <w:sz w:val="20"/>
-                <w:szCs w:val="20"/>
-              </w:rPr>
-            </w:pPr>
-            <w:r>
-              <w:rPr>
-                <w:color w:val="auto"/>
-              </w:rPr>
-              <w:t>Taco.</w:t>
+                <w:color w:val="000000" w:themeColor="text1"/>
+                <w:sz w:val="20"/>
+                <w:szCs w:val="20"/>
+              </w:rPr>
+            </w:pPr>
+            <w:r>
+              <w:rPr>
+                <w:color w:val="000000" w:themeColor="text1"/>
+              </w:rPr>
+              <w:t>Canto.</w:t>
             </w:r>
           </w:p>
         </w:tc>
@@ -5164,16 +5206,16 @@
               <w:rPr>
                 <w:rFonts w:eastAsia="Calibri"/>
                 <w:bCs/>
-                <w:color w:val="auto"/>
-                <w:sz w:val="20"/>
-                <w:szCs w:val="20"/>
-              </w:rPr>
-            </w:pPr>
-            <w:r>
-              <w:rPr>
-                <w:color w:val="auto"/>
-              </w:rPr>
-              <w:t>Puntera.</w:t>
+                <w:color w:val="000000" w:themeColor="text1"/>
+                <w:sz w:val="20"/>
+                <w:szCs w:val="20"/>
+              </w:rPr>
+            </w:pPr>
+            <w:r>
+              <w:rPr>
+                <w:color w:val="000000" w:themeColor="text1"/>
+              </w:rPr>
+              <w:t>Tubo.</w:t>
             </w:r>
           </w:p>
         </w:tc>
@@ -5243,16 +5285,16 @@
               <w:rPr>
                 <w:rFonts w:eastAsia="Calibri"/>
                 <w:bCs/>
-                <w:color w:val="auto"/>
-                <w:sz w:val="20"/>
-                <w:szCs w:val="20"/>
-              </w:rPr>
-            </w:pPr>
-            <w:r>
-              <w:rPr>
-                <w:rFonts w:eastAsia="Calibri"/>
-                <w:bCs/>
-                <w:color w:val="auto"/>
+                <w:color w:val="000000" w:themeColor="text1"/>
+                <w:sz w:val="20"/>
+                <w:szCs w:val="20"/>
+              </w:rPr>
+            </w:pPr>
+            <w:r>
+              <w:rPr>
+                <w:rFonts w:eastAsia="Calibri"/>
+                <w:bCs/>
+                <w:color w:val="000000" w:themeColor="text1"/>
               </w:rPr>
               <w:t>¡Muy bien! Ha acertado la respuesta.</w:t>
             </w:r>
@@ -5305,16 +5347,16 @@
               <w:rPr>
                 <w:rFonts w:eastAsia="Calibri"/>
                 <w:bCs/>
-                <w:color w:val="auto"/>
-                <w:sz w:val="20"/>
-                <w:szCs w:val="20"/>
-              </w:rPr>
-            </w:pPr>
-            <w:r>
-              <w:rPr>
-                <w:rFonts w:eastAsia="Calibri"/>
-                <w:bCs/>
-                <w:color w:val="auto"/>
+                <w:color w:val="000000" w:themeColor="text1"/>
+                <w:sz w:val="20"/>
+                <w:szCs w:val="20"/>
+              </w:rPr>
+            </w:pPr>
+            <w:r>
+              <w:rPr>
+                <w:rFonts w:eastAsia="Calibri"/>
+                <w:bCs/>
+                <w:color w:val="000000" w:themeColor="text1"/>
               </w:rPr>
               <w:t>Lo sentimos, su respuesta no es la correcta.</w:t>
             </w:r>
@@ -5364,30 +5406,19 @@
               <w:rPr>
                 <w:rFonts w:eastAsia="Calibri"/>
                 <w:b/>
-                <w:color w:val="auto"/>
-                <w:sz w:val="20"/>
-                <w:szCs w:val="20"/>
-              </w:rPr>
-            </w:pPr>
-            <w:r>
-              <w:rPr>
-                <w:color w:val="auto"/>
-              </w:rPr>
-              <w:t xml:space="preserve">¿Cuál es el perímetro que se mide desde el talón pasando por el </w:t>
-            </w:r>
-            <w:proofErr w:type="spellStart"/>
-            <w:r>
-              <w:rPr>
-                <w:color w:val="auto"/>
-              </w:rPr>
-              <w:t>cuboide</w:t>
-            </w:r>
-            <w:proofErr w:type="spellEnd"/>
-            <w:r>
-              <w:rPr>
-                <w:color w:val="auto"/>
-              </w:rPr>
-              <w:t xml:space="preserve"> hasta el eje principal?</w:t>
+                <w:bCs/>
+                <w:color w:val="000000" w:themeColor="text1"/>
+                <w:sz w:val="20"/>
+                <w:szCs w:val="20"/>
+              </w:rPr>
+            </w:pPr>
+            <w:r>
+              <w:rPr>
+                <w:b/>
+                <w:bCs/>
+                <w:color w:val="000000" w:themeColor="text1"/>
+              </w:rPr>
+              <w:t>¿Cuál es la herramienta esencial para cortar el enmascarado final?</w:t>
             </w:r>
           </w:p>
         </w:tc>
@@ -5462,16 +5493,16 @@
                 <w:rFonts w:eastAsia="Calibri"/>
                 <w:b/>
                 <w:bCs/>
-                <w:color w:val="auto"/>
-                <w:sz w:val="20"/>
-                <w:szCs w:val="20"/>
-              </w:rPr>
-            </w:pPr>
-            <w:r>
-              <w:rPr>
-                <w:color w:val="auto"/>
-              </w:rPr>
-              <w:t>Perímetro talonera-empeine.</w:t>
+                <w:color w:val="000000" w:themeColor="text1"/>
+                <w:sz w:val="20"/>
+                <w:szCs w:val="20"/>
+              </w:rPr>
+            </w:pPr>
+            <w:r>
+              <w:rPr>
+                <w:color w:val="000000" w:themeColor="text1"/>
+              </w:rPr>
+              <w:t>Regla.</w:t>
             </w:r>
           </w:p>
         </w:tc>
@@ -5495,17 +5526,6 @@
                 <w:szCs w:val="20"/>
               </w:rPr>
             </w:pPr>
-            <w:r>
-              <w:rPr>
-                <w:rFonts w:eastAsia="Calibri"/>
-                <w:b/>
-                <w:i/>
-                <w:color w:val="auto"/>
-                <w:sz w:val="20"/>
-                <w:szCs w:val="20"/>
-              </w:rPr>
-              <w:t>x</w:t>
-            </w:r>
           </w:p>
         </w:tc>
       </w:tr>
@@ -5555,16 +5575,16 @@
               <w:rPr>
                 <w:rFonts w:eastAsia="Calibri"/>
                 <w:bCs/>
-                <w:color w:val="auto"/>
-                <w:sz w:val="20"/>
-                <w:szCs w:val="20"/>
-              </w:rPr>
-            </w:pPr>
-            <w:r>
-              <w:rPr>
-                <w:color w:val="auto"/>
-              </w:rPr>
-              <w:t>Perímetro de retención.</w:t>
+                <w:color w:val="000000" w:themeColor="text1"/>
+                <w:sz w:val="20"/>
+                <w:szCs w:val="20"/>
+              </w:rPr>
+            </w:pPr>
+            <w:r>
+              <w:rPr>
+                <w:color w:val="000000" w:themeColor="text1"/>
+              </w:rPr>
+              <w:t>Tijeras.</w:t>
             </w:r>
           </w:p>
         </w:tc>
@@ -5588,6 +5608,17 @@
                 <w:szCs w:val="20"/>
               </w:rPr>
             </w:pPr>
+            <w:r>
+              <w:rPr>
+                <w:rFonts w:eastAsia="Calibri"/>
+                <w:b/>
+                <w:i/>
+                <w:color w:val="auto"/>
+                <w:sz w:val="20"/>
+                <w:szCs w:val="20"/>
+              </w:rPr>
+              <w:t>X</w:t>
+            </w:r>
           </w:p>
         </w:tc>
       </w:tr>
@@ -5638,16 +5669,16 @@
                 <w:rFonts w:eastAsia="Calibri"/>
                 <w:b/>
                 <w:i/>
-                <w:color w:val="auto"/>
-                <w:sz w:val="20"/>
-                <w:szCs w:val="20"/>
-              </w:rPr>
-            </w:pPr>
-            <w:r>
-              <w:rPr>
-                <w:color w:val="auto"/>
-              </w:rPr>
-              <w:t>Perímetro de la bola.</w:t>
+                <w:color w:val="000000" w:themeColor="text1"/>
+                <w:sz w:val="20"/>
+                <w:szCs w:val="20"/>
+              </w:rPr>
+            </w:pPr>
+            <w:r>
+              <w:rPr>
+                <w:color w:val="000000" w:themeColor="text1"/>
+              </w:rPr>
+              <w:t>Compás.</w:t>
             </w:r>
           </w:p>
         </w:tc>
@@ -5721,16 +5752,16 @@
                 <w:rFonts w:eastAsia="Calibri"/>
                 <w:b/>
                 <w:i/>
-                <w:color w:val="auto"/>
-                <w:sz w:val="20"/>
-                <w:szCs w:val="20"/>
-              </w:rPr>
-            </w:pPr>
-            <w:r>
-              <w:rPr>
-                <w:color w:val="auto"/>
-              </w:rPr>
-              <w:t>Perímetro de empeine.</w:t>
+                <w:color w:val="000000" w:themeColor="text1"/>
+                <w:sz w:val="20"/>
+                <w:szCs w:val="20"/>
+              </w:rPr>
+            </w:pPr>
+            <w:r>
+              <w:rPr>
+                <w:color w:val="000000" w:themeColor="text1"/>
+              </w:rPr>
+              <w:t>Metro de calzado.</w:t>
             </w:r>
           </w:p>
         </w:tc>
@@ -5801,7 +5832,7 @@
                 <w:rFonts w:eastAsia="Calibri"/>
                 <w:b/>
                 <w:i/>
-                <w:color w:val="auto"/>
+                <w:color w:val="000000" w:themeColor="text1"/>
                 <w:sz w:val="20"/>
                 <w:szCs w:val="20"/>
               </w:rPr>
@@ -5811,7 +5842,7 @@
                 <w:rFonts w:eastAsia="Calibri"/>
                 <w:bCs/>
                 <w:iCs/>
-                <w:color w:val="auto"/>
+                <w:color w:val="000000" w:themeColor="text1"/>
               </w:rPr>
               <w:t>¡Muy bien! Ha acertado la respuesta.</w:t>
             </w:r>
@@ -5931,7 +5962,7 @@
                 <w:iCs/>
                 <w:color w:val="auto"/>
               </w:rPr>
-              <w:t>La horma con cuña permite una extracción más fácil del calzado terminado.</w:t>
+              <w:t>El sistema europeo de tallas también es conocido como Paris Point.</w:t>
             </w:r>
           </w:p>
         </w:tc>
@@ -6122,7 +6153,7 @@
                 <w:iCs/>
                 <w:color w:val="auto"/>
               </w:rPr>
-              <w:t>x</w:t>
+              <w:t>X</w:t>
             </w:r>
           </w:p>
         </w:tc>
@@ -6267,6 +6298,7 @@
                 <w:rFonts w:eastAsia="Calibri"/>
                 <w:color w:val="auto"/>
               </w:rPr>
+              <w:lastRenderedPageBreak/>
               <w:t>Pregunta 12</w:t>
             </w:r>
           </w:p>
@@ -6294,7 +6326,7 @@
                 <w:iCs/>
                 <w:color w:val="auto"/>
               </w:rPr>
-              <w:t>El enmascarado solo se realiza en la cara interna de la horma para mayor precisión.</w:t>
+              <w:t>La horma de tacón alto tiene el mismo ángulo en el asiento del talón sin importar su altura.</w:t>
             </w:r>
           </w:p>
         </w:tc>
@@ -6383,7 +6415,7 @@
                 <w:iCs/>
                 <w:color w:val="auto"/>
               </w:rPr>
-              <w:t>x</w:t>
+              <w:t>X</w:t>
             </w:r>
           </w:p>
         </w:tc>
@@ -6413,7 +6445,6 @@
                 <w:bCs/>
                 <w:color w:val="auto"/>
               </w:rPr>
-              <w:lastRenderedPageBreak/>
               <w:t>Opción b)</w:t>
             </w:r>
           </w:p>
@@ -6636,7 +6667,7 @@
                 <w:iCs/>
                 <w:color w:val="auto"/>
               </w:rPr>
-              <w:t>El pie cavo tiene un arco plantar muy pronunciado.</w:t>
+              <w:t>El perímetro del pie se mide sobre el dorso del empeine.</w:t>
             </w:r>
           </w:p>
         </w:tc>
@@ -6719,6 +6750,15 @@
                 <w:color w:val="auto"/>
               </w:rPr>
             </w:pPr>
+            <w:r>
+              <w:rPr>
+                <w:rFonts w:eastAsia="Calibri"/>
+                <w:bCs/>
+                <w:iCs/>
+                <w:color w:val="auto"/>
+              </w:rPr>
+              <w:t>X</w:t>
+            </w:r>
           </w:p>
         </w:tc>
       </w:tr>
@@ -6799,15 +6839,6 @@
                 <w:color w:val="auto"/>
               </w:rPr>
             </w:pPr>
-            <w:r>
-              <w:rPr>
-                <w:rFonts w:eastAsia="Calibri"/>
-                <w:bCs/>
-                <w:iCs/>
-                <w:color w:val="auto"/>
-              </w:rPr>
-              <w:t>x</w:t>
-            </w:r>
           </w:p>
         </w:tc>
       </w:tr>
@@ -6978,7 +7009,7 @@
                 <w:iCs/>
                 <w:color w:val="auto"/>
               </w:rPr>
-              <w:t>El sistema europeo de tallas es el mismo que el inglés.</w:t>
+              <w:t>Las hormas para pie delgado evitan el deslizamiento dentro del calzado.</w:t>
             </w:r>
           </w:p>
         </w:tc>
@@ -7060,15 +7091,6 @@
                 <w:color w:val="auto"/>
               </w:rPr>
             </w:pPr>
-            <w:r>
-              <w:rPr>
-                <w:rFonts w:eastAsia="Calibri"/>
-                <w:bCs/>
-                <w:iCs/>
-                <w:color w:val="auto"/>
-              </w:rPr>
-              <w:t>x</w:t>
-            </w:r>
           </w:p>
         </w:tc>
       </w:tr>
@@ -7150,6 +7172,15 @@
                 <w:color w:val="auto"/>
               </w:rPr>
             </w:pPr>
+            <w:r>
+              <w:rPr>
+                <w:rFonts w:eastAsia="Calibri"/>
+                <w:bCs/>
+                <w:iCs/>
+                <w:color w:val="auto"/>
+              </w:rPr>
+              <w:t>X</w:t>
+            </w:r>
           </w:p>
         </w:tc>
       </w:tr>
@@ -7322,7 +7353,7 @@
                 <w:iCs/>
                 <w:color w:val="auto"/>
               </w:rPr>
-              <w:t>El ancho de mesa se mide en la base trasera de la horma.</w:t>
+              <w:t>El proceso de enmascarado comienza colocando una cinta de refuerzo sobre el talón.</w:t>
             </w:r>
           </w:p>
         </w:tc>
@@ -8045,6 +8076,7 @@
                 <w:rFonts w:eastAsia="Calibri"/>
                 <w:b/>
               </w:rPr>
+              <w:lastRenderedPageBreak/>
               <w:t>Revisión de Estilo</w:t>
             </w:r>
           </w:p>
@@ -9813,13 +9845,13 @@
 </file>
 
 <file path=customXml/itemProps1.xml><?xml version="1.0" encoding="utf-8"?>
-<ds:datastoreItem xmlns:ds="http://schemas.openxmlformats.org/officeDocument/2006/customXml" ds:itemID="{3323C4D1-4BAE-46F1-9811-20DB912C6FCC}"/>
+<ds:datastoreItem xmlns:ds="http://schemas.openxmlformats.org/officeDocument/2006/customXml" ds:itemID="{DD852DE5-2617-478B-9579-0B7DA8B7F3B0}"/>
 </file>
 
 <file path=customXml/itemProps2.xml><?xml version="1.0" encoding="utf-8"?>
-<ds:datastoreItem xmlns:ds="http://schemas.openxmlformats.org/officeDocument/2006/customXml" ds:itemID="{0C80A69A-7F08-495C-A7F3-54EDBE19ACA3}"/>
+<ds:datastoreItem xmlns:ds="http://schemas.openxmlformats.org/officeDocument/2006/customXml" ds:itemID="{7A45C1D3-1A19-45FE-8F5D-BFF140AAA144}"/>
 </file>
 
 <file path=customXml/itemProps3.xml><?xml version="1.0" encoding="utf-8"?>
-<ds:datastoreItem xmlns:ds="http://schemas.openxmlformats.org/officeDocument/2006/customXml" ds:itemID="{F9E6BB63-CCEA-4379-A9F6-9BC9FD25D935}"/>
+<ds:datastoreItem xmlns:ds="http://schemas.openxmlformats.org/officeDocument/2006/customXml" ds:itemID="{B329AAB5-0328-4593-B5D1-50971143F515}"/>
 </file>
--- a/fuentes/CF02_Actividad didactica.docx
+++ b/fuentes/CF02_Actividad didactica.docx
@@ -12,7 +12,6 @@
     </w:p>
     <w:tbl>
       <w:tblPr>
-        <w:tblStyle w:val="a"/>
         <w:tblW w:w="10154" w:type="dxa"/>
         <w:tblInd w:w="-680" w:type="dxa"/>
         <w:tblBorders>
@@ -27,27 +26,23 @@
         <w:tblLook w:val="04A0" w:firstRow="1" w:lastRow="0" w:firstColumn="1" w:lastColumn="0" w:noHBand="0" w:noVBand="1"/>
       </w:tblPr>
       <w:tblGrid>
-        <w:gridCol w:w="1267"/>
-        <w:gridCol w:w="1267"/>
+        <w:gridCol w:w="1009"/>
+        <w:gridCol w:w="961"/>
         <w:gridCol w:w="5445"/>
-        <w:gridCol w:w="8"/>
-        <w:gridCol w:w="7"/>
+        <w:gridCol w:w="172"/>
+        <w:gridCol w:w="115"/>
         <w:gridCol w:w="1035"/>
-        <w:gridCol w:w="90"/>
-        <w:gridCol w:w="15"/>
-        <w:gridCol w:w="15"/>
+        <w:gridCol w:w="110"/>
+        <w:gridCol w:w="110"/>
+        <w:gridCol w:w="110"/>
         <w:gridCol w:w="120"/>
         <w:gridCol w:w="195"/>
-        <w:gridCol w:w="90"/>
+        <w:gridCol w:w="172"/>
         <w:gridCol w:w="600"/>
       </w:tblGrid>
       <w:tr>
-        <w:trPr>
-          <w:cnfStyle w:val="100000000000" w:firstRow="1" w:lastRow="0" w:firstColumn="0" w:lastColumn="0" w:oddVBand="0" w:evenVBand="0" w:oddHBand="0" w:evenHBand="0" w:firstRowFirstColumn="0" w:firstRowLastColumn="0" w:lastRowFirstColumn="0" w:lastRowLastColumn="0"/>
-        </w:trPr>
-        <w:tc>
-          <w:tcPr>
-            <w:cnfStyle w:val="001000000000" w:firstRow="0" w:lastRow="0" w:firstColumn="1" w:lastColumn="0" w:oddVBand="0" w:evenVBand="0" w:oddHBand="0" w:evenHBand="0" w:firstRowFirstColumn="0" w:firstRowLastColumn="0" w:lastRowFirstColumn="0" w:lastRowLastColumn="0"/>
+        <w:tc>
+          <w:tcPr>
             <w:tcW w:w="10154" w:type="dxa"/>
             <w:gridSpan w:val="13"/>
           </w:tcPr>
@@ -56,7 +51,6 @@
               <w:jc w:val="center"/>
               <w:rPr>
                 <w:rFonts w:eastAsia="Calibri"/>
-                <w:color w:val="auto"/>
               </w:rPr>
             </w:pPr>
             <w:r>
@@ -85,7 +79,7 @@
                           <pic:cNvPicPr preferRelativeResize="0"/>
                         </pic:nvPicPr>
                         <pic:blipFill>
-                          <a:blip r:embed="rId7"/>
+                          <a:blip r:embed="rId10"/>
                           <a:srcRect/>
                           <a:stretch>
                             <a:fillRect/>
@@ -113,21 +107,18 @@
               <w:jc w:val="center"/>
               <w:rPr>
                 <w:rFonts w:eastAsia="Calibri"/>
-                <w:color w:val="auto"/>
-              </w:rPr>
-            </w:pPr>
-          </w:p>
-          <w:p>
-            <w:pPr>
-              <w:rPr>
-                <w:rFonts w:eastAsia="Calibri"/>
-                <w:color w:val="auto"/>
-              </w:rPr>
-            </w:pPr>
-            <w:r>
-              <w:rPr>
-                <w:rFonts w:eastAsia="Calibri"/>
-                <w:color w:val="auto"/>
+              </w:rPr>
+            </w:pPr>
+          </w:p>
+          <w:p>
+            <w:pPr>
+              <w:rPr>
+                <w:rFonts w:eastAsia="Calibri"/>
+              </w:rPr>
+            </w:pPr>
+            <w:r>
+              <w:rPr>
+                <w:rFonts w:eastAsia="Calibri"/>
               </w:rPr>
               <w:t>ACTIVIDAD DIDÁCTICA CUESTIONARIO</w:t>
             </w:r>
@@ -137,19 +128,14 @@
               <w:jc w:val="center"/>
               <w:rPr>
                 <w:rFonts w:eastAsia="Calibri"/>
-                <w:color w:val="auto"/>
-              </w:rPr>
-            </w:pPr>
-          </w:p>
-        </w:tc>
-      </w:tr>
-      <w:tr>
-        <w:trPr>
-          <w:cnfStyle w:val="000000100000" w:firstRow="0" w:lastRow="0" w:firstColumn="0" w:lastColumn="0" w:oddVBand="0" w:evenVBand="0" w:oddHBand="1" w:evenHBand="0" w:firstRowFirstColumn="0" w:firstRowLastColumn="0" w:lastRowFirstColumn="0" w:lastRowLastColumn="0"/>
-        </w:trPr>
-        <w:tc>
-          <w:tcPr>
-            <w:cnfStyle w:val="001000000000" w:firstRow="0" w:lastRow="0" w:firstColumn="1" w:lastColumn="0" w:oddVBand="0" w:evenVBand="0" w:oddHBand="0" w:evenHBand="0" w:firstRowFirstColumn="0" w:firstRowLastColumn="0" w:lastRowFirstColumn="0" w:lastRowLastColumn="0"/>
+              </w:rPr>
+            </w:pPr>
+          </w:p>
+        </w:tc>
+      </w:tr>
+      <w:tr>
+        <w:tc>
+          <w:tcPr>
             <w:tcW w:w="10154" w:type="dxa"/>
             <w:gridSpan w:val="13"/>
           </w:tcPr>
@@ -158,7 +144,6 @@
               <w:spacing w:after="160"/>
               <w:rPr>
                 <w:rFonts w:eastAsia="Calibri"/>
-                <w:color w:val="auto"/>
                 <w:sz w:val="24"/>
                 <w:szCs w:val="24"/>
               </w:rPr>
@@ -166,8 +151,6 @@
             <w:r>
               <w:rPr>
                 <w:rFonts w:eastAsia="Calibri"/>
-                <w:b w:val="0"/>
-                <w:color w:val="auto"/>
                 <w:sz w:val="20"/>
                 <w:szCs w:val="20"/>
               </w:rPr>
@@ -181,42 +164,17 @@
                 <w:numId w:val="1"/>
               </w:numPr>
               <w:rPr>
-                <w:color w:val="auto"/>
-                <w:sz w:val="20"/>
-                <w:szCs w:val="20"/>
-              </w:rPr>
-            </w:pPr>
-            <w:r>
-              <w:rPr>
-                <w:rFonts w:eastAsia="Calibri"/>
-                <w:b w:val="0"/>
-                <w:color w:val="auto"/>
-                <w:sz w:val="20"/>
-                <w:szCs w:val="20"/>
-              </w:rPr>
-              <w:t xml:space="preserve">Las indicaciones, el mensaje de correcto e incorrecto debe estar la redacción en </w:t>
-            </w:r>
-            <w:proofErr w:type="gramStart"/>
-            <w:r>
-              <w:rPr>
-                <w:rFonts w:eastAsia="Calibri"/>
-                <w:b w:val="0"/>
-                <w:color w:val="auto"/>
-                <w:sz w:val="20"/>
-                <w:szCs w:val="20"/>
-              </w:rPr>
-              <w:t>segundo persona</w:t>
-            </w:r>
-            <w:proofErr w:type="gramEnd"/>
-            <w:r>
-              <w:rPr>
-                <w:rFonts w:eastAsia="Calibri"/>
-                <w:b w:val="0"/>
-                <w:color w:val="auto"/>
-                <w:sz w:val="20"/>
-                <w:szCs w:val="20"/>
-              </w:rPr>
-              <w:t>.</w:t>
+                <w:sz w:val="20"/>
+                <w:szCs w:val="20"/>
+              </w:rPr>
+            </w:pPr>
+            <w:r>
+              <w:rPr>
+                <w:rFonts w:eastAsia="Calibri"/>
+                <w:sz w:val="20"/>
+                <w:szCs w:val="20"/>
+              </w:rPr>
+              <w:t>Las indicaciones, el mensaje de correcto e incorrecto debe estar la redacción en segundo persona.</w:t>
             </w:r>
           </w:p>
           <w:p>
@@ -227,16 +185,13 @@
               </w:numPr>
               <w:spacing w:after="160" w:line="259" w:lineRule="auto"/>
               <w:rPr>
-                <w:color w:val="auto"/>
-                <w:sz w:val="20"/>
-                <w:szCs w:val="20"/>
-              </w:rPr>
-            </w:pPr>
-            <w:r>
-              <w:rPr>
-                <w:rFonts w:eastAsia="Calibri"/>
-                <w:b w:val="0"/>
-                <w:color w:val="auto"/>
+                <w:sz w:val="20"/>
+                <w:szCs w:val="20"/>
+              </w:rPr>
+            </w:pPr>
+            <w:r>
+              <w:rPr>
+                <w:rFonts w:eastAsia="Calibri"/>
                 <w:sz w:val="20"/>
                 <w:szCs w:val="20"/>
               </w:rPr>
@@ -250,16 +205,13 @@
                 <w:numId w:val="1"/>
               </w:numPr>
               <w:rPr>
-                <w:color w:val="auto"/>
-                <w:sz w:val="20"/>
-                <w:szCs w:val="20"/>
-              </w:rPr>
-            </w:pPr>
-            <w:r>
-              <w:rPr>
-                <w:rFonts w:eastAsia="Calibri"/>
-                <w:b w:val="0"/>
-                <w:color w:val="auto"/>
+                <w:sz w:val="20"/>
+                <w:szCs w:val="20"/>
+              </w:rPr>
+            </w:pPr>
+            <w:r>
+              <w:rPr>
+                <w:rFonts w:eastAsia="Calibri"/>
                 <w:sz w:val="20"/>
                 <w:szCs w:val="20"/>
               </w:rPr>
@@ -273,42 +225,17 @@
                 <w:numId w:val="1"/>
               </w:numPr>
               <w:rPr>
-                <w:color w:val="auto"/>
-                <w:sz w:val="20"/>
-                <w:szCs w:val="20"/>
-              </w:rPr>
-            </w:pPr>
-            <w:r>
-              <w:rPr>
-                <w:rFonts w:eastAsia="Calibri"/>
-                <w:b w:val="0"/>
-                <w:color w:val="auto"/>
-                <w:sz w:val="20"/>
-                <w:szCs w:val="20"/>
-              </w:rPr>
-              <w:t xml:space="preserve">Señale en la columna </w:t>
-            </w:r>
-            <w:proofErr w:type="spellStart"/>
-            <w:r>
-              <w:rPr>
-                <w:rFonts w:eastAsia="Calibri"/>
-                <w:b w:val="0"/>
-                <w:color w:val="auto"/>
-                <w:sz w:val="20"/>
-                <w:szCs w:val="20"/>
-              </w:rPr>
-              <w:t>Rta</w:t>
-            </w:r>
-            <w:proofErr w:type="spellEnd"/>
-            <w:r>
-              <w:rPr>
-                <w:rFonts w:eastAsia="Calibri"/>
-                <w:b w:val="0"/>
-                <w:color w:val="auto"/>
-                <w:sz w:val="20"/>
-                <w:szCs w:val="20"/>
-              </w:rPr>
-              <w:t>. Correcta con una (x) de acuerdo con las opciones presentadas.</w:t>
+                <w:sz w:val="20"/>
+                <w:szCs w:val="20"/>
+              </w:rPr>
+            </w:pPr>
+            <w:r>
+              <w:rPr>
+                <w:rFonts w:eastAsia="Calibri"/>
+                <w:sz w:val="20"/>
+                <w:szCs w:val="20"/>
+              </w:rPr>
+              <w:t>Señale en la columna Rta. Correcta con una (x) de acuerdo con las opciones presentadas.</w:t>
             </w:r>
           </w:p>
           <w:p>
@@ -319,16 +246,13 @@
               </w:numPr>
               <w:spacing w:after="160"/>
               <w:rPr>
-                <w:color w:val="auto"/>
-                <w:sz w:val="20"/>
-                <w:szCs w:val="20"/>
-              </w:rPr>
-            </w:pPr>
-            <w:r>
-              <w:rPr>
-                <w:rFonts w:eastAsia="Calibri"/>
-                <w:b w:val="0"/>
-                <w:color w:val="auto"/>
+                <w:sz w:val="20"/>
+                <w:szCs w:val="20"/>
+              </w:rPr>
+            </w:pPr>
+            <w:r>
+              <w:rPr>
+                <w:rFonts w:eastAsia="Calibri"/>
                 <w:sz w:val="20"/>
                 <w:szCs w:val="20"/>
               </w:rPr>
@@ -339,16 +263,13 @@
             <w:pPr>
               <w:spacing w:after="160"/>
               <w:rPr>
-                <w:color w:val="auto"/>
-                <w:sz w:val="20"/>
-                <w:szCs w:val="20"/>
-              </w:rPr>
-            </w:pPr>
-            <w:r>
-              <w:rPr>
-                <w:rFonts w:eastAsia="Calibri"/>
-                <w:b w:val="0"/>
-                <w:color w:val="auto"/>
+                <w:sz w:val="20"/>
+                <w:szCs w:val="20"/>
+              </w:rPr>
+            </w:pPr>
+            <w:r>
+              <w:rPr>
+                <w:rFonts w:eastAsia="Calibri"/>
                 <w:sz w:val="20"/>
                 <w:szCs w:val="20"/>
               </w:rPr>
@@ -360,21 +281,18 @@
       <w:tr>
         <w:tc>
           <w:tcPr>
-            <w:cnfStyle w:val="001000000000" w:firstRow="0" w:lastRow="0" w:firstColumn="1" w:lastColumn="0" w:oddVBand="0" w:evenVBand="0" w:oddHBand="0" w:evenHBand="0" w:firstRowFirstColumn="0" w:firstRowLastColumn="0" w:lastRowFirstColumn="0" w:lastRowLastColumn="0"/>
-            <w:tcW w:w="2534" w:type="dxa"/>
-            <w:gridSpan w:val="2"/>
-          </w:tcPr>
-          <w:p>
-            <w:pPr>
-              <w:rPr>
-                <w:rFonts w:eastAsia="Calibri"/>
-                <w:color w:val="auto"/>
-              </w:rPr>
-            </w:pPr>
-            <w:r>
-              <w:rPr>
-                <w:rFonts w:eastAsia="Calibri"/>
-                <w:color w:val="auto"/>
+            <w:tcW w:w="1970" w:type="dxa"/>
+            <w:gridSpan w:val="2"/>
+          </w:tcPr>
+          <w:p>
+            <w:pPr>
+              <w:rPr>
+                <w:rFonts w:eastAsia="Calibri"/>
+              </w:rPr>
+            </w:pPr>
+            <w:r>
+              <w:rPr>
+                <w:rFonts w:eastAsia="Calibri"/>
               </w:rPr>
               <w:t>Instrucciones para el aprendiz</w:t>
             </w:r>
@@ -383,164 +301,138 @@
             <w:pPr>
               <w:rPr>
                 <w:rFonts w:eastAsia="Calibri"/>
-                <w:color w:val="auto"/>
-              </w:rPr>
-            </w:pPr>
-          </w:p>
-          <w:p>
-            <w:pPr>
-              <w:rPr>
-                <w:rFonts w:eastAsia="Calibri"/>
-                <w:color w:val="auto"/>
-              </w:rPr>
-            </w:pPr>
-          </w:p>
-        </w:tc>
-        <w:tc>
-          <w:tcPr>
-            <w:tcW w:w="7620" w:type="dxa"/>
+              </w:rPr>
+            </w:pPr>
+          </w:p>
+          <w:p>
+            <w:pPr>
+              <w:rPr>
+                <w:rFonts w:eastAsia="Calibri"/>
+              </w:rPr>
+            </w:pPr>
+          </w:p>
+        </w:tc>
+        <w:tc>
+          <w:tcPr>
+            <w:tcW w:w="8184" w:type="dxa"/>
             <w:gridSpan w:val="11"/>
           </w:tcPr>
           <w:p>
             <w:pPr>
-              <w:cnfStyle w:val="000000000000" w:firstRow="0" w:lastRow="0" w:firstColumn="0" w:lastColumn="0" w:oddVBand="0" w:evenVBand="0" w:oddHBand="0" w:evenHBand="0" w:firstRowFirstColumn="0" w:firstRowLastColumn="0" w:lastRowFirstColumn="0" w:lastRowLastColumn="0"/>
               <w:rPr>
                 <w:rFonts w:eastAsia="Calibri"/>
                 <w:i/>
-                <w:color w:val="auto"/>
-              </w:rPr>
-            </w:pPr>
-          </w:p>
-          <w:p>
-            <w:pPr>
-              <w:cnfStyle w:val="000000000000" w:firstRow="0" w:lastRow="0" w:firstColumn="0" w:lastColumn="0" w:oddVBand="0" w:evenVBand="0" w:oddHBand="0" w:evenHBand="0" w:firstRowFirstColumn="0" w:firstRowLastColumn="0" w:lastRowFirstColumn="0" w:lastRowLastColumn="0"/>
+              </w:rPr>
+            </w:pPr>
+          </w:p>
+          <w:p>
+            <w:pPr>
+              <w:rPr>
+                <w:shd w:val="clear" w:color="auto" w:fill="FFE599"/>
+              </w:rPr>
+            </w:pPr>
+            <w:r>
               <w:rPr>
                 <w:rFonts w:eastAsia="Calibri"/>
                 <w:i/>
-                <w:color w:val="auto"/>
-                <w:shd w:val="clear" w:color="auto" w:fill="FFE599"/>
-              </w:rPr>
-            </w:pPr>
-            <w:r>
+                <w:iCs/>
+              </w:rPr>
+              <w:t>Esta actividad le permitirá determinar el grado de apropiación de los contenidos del componente formativo:</w:t>
+            </w:r>
+            <w:r>
+              <w:t xml:space="preserve"> </w:t>
+            </w:r>
+            <w:r>
+              <w:rPr>
+                <w:b/>
+                <w:bCs/>
+                <w:color w:val="000000" w:themeColor="text1"/>
+                <w:sz w:val="19"/>
+                <w:szCs w:val="19"/>
+                <w:lang w:val="es-CO"/>
+              </w:rPr>
+              <w:t>Principios técnicos para el desarrollo de patrones de calzado.</w:t>
+            </w:r>
+          </w:p>
+          <w:p>
+            <w:pPr>
               <w:rPr>
                 <w:rFonts w:eastAsia="Calibri"/>
                 <w:i/>
-                <w:color w:val="auto"/>
-              </w:rPr>
-              <w:t>Esta actividad le permitirá determinar el grado de apropiación de los contenidos del componente formativo:</w:t>
-            </w:r>
-            <w:r>
-              <w:rPr>
-                <w:color w:val="auto"/>
-              </w:rPr>
-              <w:t xml:space="preserve"> </w:t>
-            </w:r>
-            <w:r>
-              <w:rPr>
-                <w:color w:val="auto"/>
-              </w:rPr>
-              <w:t>Fundamentos del Patronaje de Calzado: Medidas, Hormas y Enmascarado</w:t>
-            </w:r>
-          </w:p>
-          <w:p>
-            <w:pPr>
-              <w:cnfStyle w:val="000000000000" w:firstRow="0" w:lastRow="0" w:firstColumn="0" w:lastColumn="0" w:oddVBand="0" w:evenVBand="0" w:oddHBand="0" w:evenHBand="0" w:firstRowFirstColumn="0" w:firstRowLastColumn="0" w:lastRowFirstColumn="0" w:lastRowLastColumn="0"/>
+              </w:rPr>
+            </w:pPr>
+          </w:p>
+          <w:p>
+            <w:pPr>
               <w:rPr>
                 <w:rFonts w:eastAsia="Calibri"/>
                 <w:i/>
-                <w:color w:val="auto"/>
-              </w:rPr>
-            </w:pPr>
-          </w:p>
-          <w:p>
-            <w:pPr>
-              <w:cnfStyle w:val="000000000000" w:firstRow="0" w:lastRow="0" w:firstColumn="0" w:lastColumn="0" w:oddVBand="0" w:evenVBand="0" w:oddHBand="0" w:evenHBand="0" w:firstRowFirstColumn="0" w:firstRowLastColumn="0" w:lastRowFirstColumn="0" w:lastRowLastColumn="0"/>
+              </w:rPr>
+            </w:pPr>
+            <w:r>
               <w:rPr>
                 <w:rFonts w:eastAsia="Calibri"/>
                 <w:i/>
-                <w:color w:val="auto"/>
-              </w:rPr>
-            </w:pPr>
-            <w:r>
+              </w:rPr>
+              <w:t>Antes de su realización, se recomienda la lectura del componente formativo mencionado. Es opcional (no es calificable), y puede realizarse todas las veces que se desee.</w:t>
+            </w:r>
+          </w:p>
+          <w:p>
+            <w:pPr>
               <w:rPr>
                 <w:rFonts w:eastAsia="Calibri"/>
                 <w:i/>
-                <w:color w:val="auto"/>
-              </w:rPr>
-              <w:t>Antes de su realización, se recomienda la lectura del componente formativo mencionado. Es opcional (no es calificable), y puede realizarse todas las veces que se desee.</w:t>
-            </w:r>
-          </w:p>
-          <w:p>
-            <w:pPr>
-              <w:cnfStyle w:val="000000000000" w:firstRow="0" w:lastRow="0" w:firstColumn="0" w:lastColumn="0" w:oddVBand="0" w:evenVBand="0" w:oddHBand="0" w:evenHBand="0" w:firstRowFirstColumn="0" w:firstRowLastColumn="0" w:lastRowFirstColumn="0" w:lastRowLastColumn="0"/>
+              </w:rPr>
+            </w:pPr>
+          </w:p>
+          <w:p>
+            <w:pPr>
               <w:rPr>
                 <w:rFonts w:eastAsia="Calibri"/>
                 <w:i/>
-                <w:color w:val="auto"/>
-              </w:rPr>
-            </w:pPr>
-          </w:p>
-          <w:p>
-            <w:pPr>
-              <w:cnfStyle w:val="000000000000" w:firstRow="0" w:lastRow="0" w:firstColumn="0" w:lastColumn="0" w:oddVBand="0" w:evenVBand="0" w:oddHBand="0" w:evenHBand="0" w:firstRowFirstColumn="0" w:firstRowLastColumn="0" w:lastRowFirstColumn="0" w:lastRowLastColumn="0"/>
+              </w:rPr>
+            </w:pPr>
+            <w:r>
               <w:rPr>
                 <w:rFonts w:eastAsia="Calibri"/>
                 <w:i/>
-                <w:color w:val="auto"/>
-              </w:rPr>
-            </w:pPr>
-            <w:r>
+              </w:rPr>
+              <w:t>Lea la pregunta de cada ítem y seleccione la respuesta correcta.</w:t>
+            </w:r>
+          </w:p>
+          <w:p>
+            <w:pPr>
               <w:rPr>
                 <w:rFonts w:eastAsia="Calibri"/>
                 <w:i/>
-                <w:color w:val="auto"/>
-              </w:rPr>
-              <w:t>Lea la pregunta de cada ítem y seleccione la respuesta correcta.</w:t>
-            </w:r>
-          </w:p>
-          <w:p>
-            <w:pPr>
-              <w:cnfStyle w:val="000000000000" w:firstRow="0" w:lastRow="0" w:firstColumn="0" w:lastColumn="0" w:oddVBand="0" w:evenVBand="0" w:oddHBand="0" w:evenHBand="0" w:firstRowFirstColumn="0" w:firstRowLastColumn="0" w:lastRowFirstColumn="0" w:lastRowLastColumn="0"/>
+              </w:rPr>
+            </w:pPr>
+          </w:p>
+          <w:p>
+            <w:pPr>
               <w:rPr>
                 <w:rFonts w:eastAsia="Calibri"/>
                 <w:i/>
-                <w:color w:val="auto"/>
-              </w:rPr>
-            </w:pPr>
-          </w:p>
-          <w:p>
-            <w:pPr>
-              <w:cnfStyle w:val="000000000000" w:firstRow="0" w:lastRow="0" w:firstColumn="0" w:lastColumn="0" w:oddVBand="0" w:evenVBand="0" w:oddHBand="0" w:evenHBand="0" w:firstRowFirstColumn="0" w:firstRowLastColumn="0" w:lastRowFirstColumn="0" w:lastRowLastColumn="0"/>
-              <w:rPr>
-                <w:rFonts w:eastAsia="Calibri"/>
-                <w:i/>
-                <w:color w:val="auto"/>
-              </w:rPr>
-            </w:pPr>
-          </w:p>
-        </w:tc>
-      </w:tr>
-      <w:tr>
-        <w:trPr>
-          <w:cnfStyle w:val="000000100000" w:firstRow="0" w:lastRow="0" w:firstColumn="0" w:lastColumn="0" w:oddVBand="0" w:evenVBand="0" w:oddHBand="1" w:evenHBand="0" w:firstRowFirstColumn="0" w:firstRowLastColumn="0" w:lastRowFirstColumn="0" w:lastRowLastColumn="0"/>
-        </w:trPr>
-        <w:tc>
-          <w:tcPr>
-            <w:cnfStyle w:val="001000000000" w:firstRow="0" w:lastRow="0" w:firstColumn="1" w:lastColumn="0" w:oddVBand="0" w:evenVBand="0" w:oddHBand="0" w:evenHBand="0" w:firstRowFirstColumn="0" w:firstRowLastColumn="0" w:lastRowFirstColumn="0" w:lastRowLastColumn="0"/>
-            <w:tcW w:w="2534" w:type="dxa"/>
-            <w:gridSpan w:val="2"/>
-          </w:tcPr>
-          <w:p>
-            <w:pPr>
-              <w:rPr>
-                <w:rFonts w:eastAsia="Calibri"/>
-                <w:color w:val="auto"/>
-              </w:rPr>
-            </w:pPr>
-            <w:r>
-              <w:rPr>
-                <w:rFonts w:eastAsia="Calibri"/>
-                <w:color w:val="auto"/>
+              </w:rPr>
+            </w:pPr>
+          </w:p>
+        </w:tc>
+      </w:tr>
+      <w:tr>
+        <w:tc>
+          <w:tcPr>
+            <w:tcW w:w="1970" w:type="dxa"/>
+            <w:gridSpan w:val="2"/>
+          </w:tcPr>
+          <w:p>
+            <w:pPr>
+              <w:rPr>
+                <w:rFonts w:eastAsia="Calibri"/>
+              </w:rPr>
+            </w:pPr>
+            <w:r>
+              <w:rPr>
+                <w:rFonts w:eastAsia="Calibri"/>
               </w:rPr>
               <w:t>Nombre de la Actividad</w:t>
             </w:r>
@@ -548,19 +440,17 @@
         </w:tc>
         <w:tc>
           <w:tcPr>
-            <w:tcW w:w="7620" w:type="dxa"/>
+            <w:tcW w:w="8184" w:type="dxa"/>
             <w:gridSpan w:val="11"/>
             <w:shd w:val="clear" w:color="auto" w:fill="auto"/>
             <w:vAlign w:val="center"/>
           </w:tcPr>
           <w:p>
             <w:pPr>
-              <w:cnfStyle w:val="000000100000" w:firstRow="0" w:lastRow="0" w:firstColumn="0" w:lastColumn="0" w:oddVBand="0" w:evenVBand="0" w:oddHBand="1" w:evenHBand="0" w:firstRowFirstColumn="0" w:firstRowLastColumn="0" w:lastRowFirstColumn="0" w:lastRowLastColumn="0"/>
               <w:rPr>
                 <w:rFonts w:eastAsia="Calibri"/>
                 <w:bCs/>
                 <w:iCs/>
-                <w:color w:val="auto"/>
               </w:rPr>
             </w:pPr>
             <w:r>
@@ -568,7 +458,6 @@
                 <w:rFonts w:eastAsia="Calibri"/>
                 <w:bCs/>
                 <w:iCs/>
-                <w:color w:val="auto"/>
               </w:rPr>
               <w:t>Fundamentos del Patronaje de Calzado Deportivo</w:t>
             </w:r>
@@ -578,8 +467,7 @@
       <w:tr>
         <w:tc>
           <w:tcPr>
-            <w:cnfStyle w:val="001000000000" w:firstRow="0" w:lastRow="0" w:firstColumn="1" w:lastColumn="0" w:oddVBand="0" w:evenVBand="0" w:oddHBand="0" w:evenHBand="0" w:firstRowFirstColumn="0" w:firstRowLastColumn="0" w:lastRowFirstColumn="0" w:lastRowLastColumn="0"/>
-            <w:tcW w:w="2534" w:type="dxa"/>
+            <w:tcW w:w="1970" w:type="dxa"/>
             <w:gridSpan w:val="2"/>
             <w:shd w:val="clear" w:color="auto" w:fill="FBE5D5"/>
           </w:tcPr>
@@ -587,13 +475,11 @@
             <w:pPr>
               <w:rPr>
                 <w:rFonts w:eastAsia="Calibri"/>
-                <w:color w:val="auto"/>
-              </w:rPr>
-            </w:pPr>
-            <w:r>
-              <w:rPr>
-                <w:rFonts w:eastAsia="Calibri"/>
-                <w:color w:val="auto"/>
+              </w:rPr>
+            </w:pPr>
+            <w:r>
+              <w:rPr>
+                <w:rFonts w:eastAsia="Calibri"/>
               </w:rPr>
               <w:t>Objetivo de la actividad</w:t>
             </w:r>
@@ -601,18 +487,16 @@
         </w:tc>
         <w:tc>
           <w:tcPr>
-            <w:tcW w:w="7620" w:type="dxa"/>
+            <w:tcW w:w="8184" w:type="dxa"/>
             <w:gridSpan w:val="11"/>
             <w:vAlign w:val="center"/>
           </w:tcPr>
           <w:p>
             <w:pPr>
-              <w:cnfStyle w:val="000000000000" w:firstRow="0" w:lastRow="0" w:firstColumn="0" w:lastColumn="0" w:oddVBand="0" w:evenVBand="0" w:oddHBand="0" w:evenHBand="0" w:firstRowFirstColumn="0" w:firstRowLastColumn="0" w:lastRowFirstColumn="0" w:lastRowLastColumn="0"/>
               <w:rPr>
                 <w:rFonts w:eastAsia="Calibri"/>
                 <w:bCs/>
                 <w:iCs/>
-                <w:color w:val="auto"/>
                 <w:lang w:val="es-MX"/>
               </w:rPr>
             </w:pPr>
@@ -621,7 +505,6 @@
                 <w:rFonts w:eastAsia="Calibri"/>
                 <w:bCs/>
                 <w:iCs/>
-                <w:color w:val="auto"/>
                 <w:lang w:val="es-MX"/>
               </w:rPr>
               <w:t>Evaluar la comprensión de los conceptos clave relacionados con las medidas del pie, las hormas y el proceso de enmascarado en el patronaje de calzado deportivo.</w:t>
@@ -629,25 +512,21 @@
           </w:p>
           <w:p>
             <w:pPr>
-              <w:cnfStyle w:val="000000000000" w:firstRow="0" w:lastRow="0" w:firstColumn="0" w:lastColumn="0" w:oddVBand="0" w:evenVBand="0" w:oddHBand="0" w:evenHBand="0" w:firstRowFirstColumn="0" w:firstRowLastColumn="0" w:lastRowFirstColumn="0" w:lastRowLastColumn="0"/>
               <w:rPr>
                 <w:rFonts w:eastAsia="Calibri"/>
                 <w:bCs/>
                 <w:iCs/>
-                <w:color w:val="auto"/>
-              </w:rPr>
-            </w:pPr>
-          </w:p>
-        </w:tc>
-      </w:tr>
-      <w:tr>
-        <w:trPr>
-          <w:cnfStyle w:val="000000100000" w:firstRow="0" w:lastRow="0" w:firstColumn="0" w:lastColumn="0" w:oddVBand="0" w:evenVBand="0" w:oddHBand="1" w:evenHBand="0" w:firstRowFirstColumn="0" w:firstRowLastColumn="0" w:lastRowFirstColumn="0" w:lastRowLastColumn="0"/>
-          <w:trHeight w:val="220"/>
-        </w:trPr>
-        <w:tc>
-          <w:tcPr>
-            <w:cnfStyle w:val="001000000000" w:firstRow="0" w:lastRow="0" w:firstColumn="1" w:lastColumn="0" w:oddVBand="0" w:evenVBand="0" w:oddHBand="0" w:evenHBand="0" w:firstRowFirstColumn="0" w:firstRowLastColumn="0" w:lastRowFirstColumn="0" w:lastRowLastColumn="0"/>
+              </w:rPr>
+            </w:pPr>
+          </w:p>
+        </w:tc>
+      </w:tr>
+      <w:tr>
+        <w:trPr>
+          <w:trHeight w:val="220"/>
+        </w:trPr>
+        <w:tc>
+          <w:tcPr>
             <w:tcW w:w="10154" w:type="dxa"/>
             <w:gridSpan w:val="13"/>
             <w:shd w:val="clear" w:color="auto" w:fill="FFE599"/>
@@ -657,13 +536,11 @@
               <w:jc w:val="center"/>
               <w:rPr>
                 <w:rFonts w:eastAsia="Calibri"/>
-                <w:color w:val="auto"/>
-              </w:rPr>
-            </w:pPr>
-            <w:r>
-              <w:rPr>
-                <w:rFonts w:eastAsia="Calibri"/>
-                <w:color w:val="auto"/>
+              </w:rPr>
+            </w:pPr>
+            <w:r>
+              <w:rPr>
+                <w:rFonts w:eastAsia="Calibri"/>
               </w:rPr>
               <w:t>PREGUNTAS</w:t>
             </w:r>
@@ -676,8 +553,7 @@
         </w:trPr>
         <w:tc>
           <w:tcPr>
-            <w:cnfStyle w:val="001000000000" w:firstRow="0" w:lastRow="0" w:firstColumn="1" w:lastColumn="0" w:oddVBand="0" w:evenVBand="0" w:oddHBand="0" w:evenHBand="0" w:firstRowFirstColumn="0" w:firstRowLastColumn="0" w:lastRowFirstColumn="0" w:lastRowLastColumn="0"/>
-            <w:tcW w:w="2534" w:type="dxa"/>
+            <w:tcW w:w="1970" w:type="dxa"/>
             <w:gridSpan w:val="2"/>
             <w:shd w:val="clear" w:color="auto" w:fill="FBE5D5"/>
           </w:tcPr>
@@ -685,13 +561,11 @@
             <w:pPr>
               <w:rPr>
                 <w:rFonts w:eastAsia="Calibri"/>
-                <w:color w:val="auto"/>
-              </w:rPr>
-            </w:pPr>
-            <w:r>
-              <w:rPr>
-                <w:rFonts w:eastAsia="Calibri"/>
-                <w:color w:val="auto"/>
+              </w:rPr>
+            </w:pPr>
+            <w:r>
+              <w:rPr>
+                <w:rFonts w:eastAsia="Calibri"/>
               </w:rPr>
               <w:t>Pregunta 1</w:t>
             </w:r>
@@ -699,12 +573,11 @@
         </w:tc>
         <w:tc>
           <w:tcPr>
-            <w:tcW w:w="5460" w:type="dxa"/>
+            <w:tcW w:w="5732" w:type="dxa"/>
             <w:gridSpan w:val="3"/>
           </w:tcPr>
           <w:p>
             <w:pPr>
-              <w:cnfStyle w:val="000000000000" w:firstRow="0" w:lastRow="0" w:firstColumn="0" w:lastColumn="0" w:oddVBand="0" w:evenVBand="0" w:oddHBand="0" w:evenHBand="0" w:firstRowFirstColumn="0" w:firstRowLastColumn="0" w:lastRowFirstColumn="0" w:lastRowLastColumn="0"/>
               <w:rPr>
                 <w:rFonts w:eastAsia="Calibri"/>
                 <w:b/>
@@ -726,65 +599,46 @@
         </w:tc>
         <w:tc>
           <w:tcPr>
-            <w:tcW w:w="2160" w:type="dxa"/>
+            <w:tcW w:w="2452" w:type="dxa"/>
             <w:gridSpan w:val="8"/>
           </w:tcPr>
           <w:p>
             <w:pPr>
               <w:widowControl w:val="0"/>
-              <w:cnfStyle w:val="000000000000" w:firstRow="0" w:lastRow="0" w:firstColumn="0" w:lastColumn="0" w:oddVBand="0" w:evenVBand="0" w:oddHBand="0" w:evenHBand="0" w:firstRowFirstColumn="0" w:firstRowLastColumn="0" w:lastRowFirstColumn="0" w:lastRowLastColumn="0"/>
-              <w:rPr>
-                <w:rFonts w:eastAsia="Calibri"/>
-                <w:bCs/>
-                <w:color w:val="auto"/>
-              </w:rPr>
-            </w:pPr>
-            <w:proofErr w:type="spellStart"/>
-            <w:r>
-              <w:rPr>
-                <w:rFonts w:eastAsia="Calibri"/>
-                <w:bCs/>
-                <w:color w:val="auto"/>
-              </w:rPr>
-              <w:t>Rta</w:t>
-            </w:r>
-            <w:proofErr w:type="spellEnd"/>
-            <w:r>
-              <w:rPr>
-                <w:rFonts w:eastAsia="Calibri"/>
-                <w:bCs/>
-                <w:color w:val="auto"/>
-              </w:rPr>
-              <w:t>(s) correcta(s) (x)</w:t>
-            </w:r>
-          </w:p>
-        </w:tc>
-      </w:tr>
-      <w:tr>
-        <w:trPr>
-          <w:cnfStyle w:val="000000100000" w:firstRow="0" w:lastRow="0" w:firstColumn="0" w:lastColumn="0" w:oddVBand="0" w:evenVBand="0" w:oddHBand="1" w:evenHBand="0" w:firstRowFirstColumn="0" w:firstRowLastColumn="0" w:lastRowFirstColumn="0" w:lastRowLastColumn="0"/>
-          <w:trHeight w:val="220"/>
-        </w:trPr>
-        <w:tc>
-          <w:tcPr>
-            <w:cnfStyle w:val="001000000000" w:firstRow="0" w:lastRow="0" w:firstColumn="1" w:lastColumn="0" w:oddVBand="0" w:evenVBand="0" w:oddHBand="0" w:evenHBand="0" w:firstRowFirstColumn="0" w:firstRowLastColumn="0" w:lastRowFirstColumn="0" w:lastRowLastColumn="0"/>
-            <w:tcW w:w="1267" w:type="dxa"/>
-          </w:tcPr>
-          <w:p>
-            <w:pPr>
-              <w:rPr>
-                <w:rFonts w:eastAsia="Calibri"/>
-                <w:b w:val="0"/>
-                <w:bCs/>
-                <w:color w:val="auto"/>
-              </w:rPr>
-            </w:pPr>
-            <w:r>
-              <w:rPr>
-                <w:rFonts w:eastAsia="Calibri"/>
-                <w:b w:val="0"/>
-                <w:bCs/>
-                <w:color w:val="auto"/>
+              <w:rPr>
+                <w:rFonts w:eastAsia="Calibri"/>
+                <w:bCs/>
+              </w:rPr>
+            </w:pPr>
+            <w:r>
+              <w:rPr>
+                <w:rFonts w:eastAsia="Calibri"/>
+                <w:bCs/>
+              </w:rPr>
+              <w:t>Rta(s) correcta(s) (x)</w:t>
+            </w:r>
+          </w:p>
+        </w:tc>
+      </w:tr>
+      <w:tr>
+        <w:trPr>
+          <w:trHeight w:val="220"/>
+        </w:trPr>
+        <w:tc>
+          <w:tcPr>
+            <w:tcW w:w="1009" w:type="dxa"/>
+          </w:tcPr>
+          <w:p>
+            <w:pPr>
+              <w:rPr>
+                <w:rFonts w:eastAsia="Calibri"/>
+                <w:bCs/>
+              </w:rPr>
+            </w:pPr>
+            <w:r>
+              <w:rPr>
+                <w:rFonts w:eastAsia="Calibri"/>
+                <w:bCs/>
               </w:rPr>
               <w:t>Opción a)</w:t>
             </w:r>
@@ -792,81 +646,65 @@
         </w:tc>
         <w:tc>
           <w:tcPr>
-            <w:tcW w:w="6727" w:type="dxa"/>
+            <w:tcW w:w="6693" w:type="dxa"/>
             <w:gridSpan w:val="4"/>
-            <w:shd w:val="clear" w:color="auto" w:fill="FFFFFF"/>
-          </w:tcPr>
-          <w:p>
-            <w:pPr>
-              <w:cnfStyle w:val="000000100000" w:firstRow="0" w:lastRow="0" w:firstColumn="0" w:lastColumn="0" w:oddVBand="0" w:evenVBand="0" w:oddHBand="1" w:evenHBand="0" w:firstRowFirstColumn="0" w:firstRowLastColumn="0" w:lastRowFirstColumn="0" w:lastRowLastColumn="0"/>
-              <w:rPr>
-                <w:rFonts w:eastAsia="Calibri"/>
-                <w:bCs/>
-                <w:color w:val="000000" w:themeColor="text1"/>
-                <w:sz w:val="20"/>
-                <w:szCs w:val="20"/>
-              </w:rPr>
-            </w:pPr>
-            <w:proofErr w:type="spellStart"/>
-            <w:r>
-              <w:rPr>
-                <w:color w:val="000000" w:themeColor="text1"/>
-              </w:rPr>
-              <w:t>Mondopoint</w:t>
-            </w:r>
-            <w:proofErr w:type="spellEnd"/>
-            <w:r>
-              <w:rPr>
-                <w:color w:val="000000" w:themeColor="text1"/>
-              </w:rPr>
-              <w:t>.</w:t>
-            </w:r>
-          </w:p>
-        </w:tc>
-        <w:tc>
-          <w:tcPr>
-            <w:tcW w:w="2160" w:type="dxa"/>
+            <w:shd w:val="clear" w:color="auto" w:fill="FFFFFF" w:themeFill="background1"/>
+          </w:tcPr>
+          <w:p>
+            <w:pPr>
+              <w:rPr>
+                <w:rFonts w:eastAsia="Calibri"/>
+                <w:bCs/>
+                <w:color w:val="000000" w:themeColor="text1"/>
+                <w:sz w:val="20"/>
+                <w:szCs w:val="20"/>
+              </w:rPr>
+            </w:pPr>
+            <w:r>
+              <w:rPr>
+                <w:color w:val="000000" w:themeColor="text1"/>
+              </w:rPr>
+              <w:t>Mondopoint.</w:t>
+            </w:r>
+          </w:p>
+        </w:tc>
+        <w:tc>
+          <w:tcPr>
+            <w:tcW w:w="2452" w:type="dxa"/>
             <w:gridSpan w:val="8"/>
-            <w:shd w:val="clear" w:color="auto" w:fill="FFFFFF"/>
+            <w:shd w:val="clear" w:color="auto" w:fill="FFFFFF" w:themeFill="background1"/>
           </w:tcPr>
           <w:p>
             <w:pPr>
               <w:widowControl w:val="0"/>
-              <w:cnfStyle w:val="000000100000" w:firstRow="0" w:lastRow="0" w:firstColumn="0" w:lastColumn="0" w:oddVBand="0" w:evenVBand="0" w:oddHBand="1" w:evenHBand="0" w:firstRowFirstColumn="0" w:firstRowLastColumn="0" w:lastRowFirstColumn="0" w:lastRowLastColumn="0"/>
-              <w:rPr>
-                <w:rFonts w:eastAsia="Calibri"/>
-                <w:bCs/>
-                <w:color w:val="auto"/>
-              </w:rPr>
-            </w:pPr>
-          </w:p>
-        </w:tc>
-      </w:tr>
-      <w:tr>
-        <w:trPr>
-          <w:trHeight w:val="220"/>
-        </w:trPr>
-        <w:tc>
-          <w:tcPr>
-            <w:cnfStyle w:val="001000000000" w:firstRow="0" w:lastRow="0" w:firstColumn="1" w:lastColumn="0" w:oddVBand="0" w:evenVBand="0" w:oddHBand="0" w:evenHBand="0" w:firstRowFirstColumn="0" w:firstRowLastColumn="0" w:lastRowFirstColumn="0" w:lastRowLastColumn="0"/>
-            <w:tcW w:w="1267" w:type="dxa"/>
+              <w:rPr>
+                <w:rFonts w:eastAsia="Calibri"/>
+                <w:bCs/>
+              </w:rPr>
+            </w:pPr>
+          </w:p>
+        </w:tc>
+      </w:tr>
+      <w:tr>
+        <w:trPr>
+          <w:trHeight w:val="220"/>
+        </w:trPr>
+        <w:tc>
+          <w:tcPr>
+            <w:tcW w:w="1009" w:type="dxa"/>
             <w:shd w:val="clear" w:color="auto" w:fill="FBE5D5"/>
           </w:tcPr>
           <w:p>
             <w:pPr>
               <w:rPr>
                 <w:rFonts w:eastAsia="Calibri"/>
-                <w:b w:val="0"/>
-                <w:bCs/>
-                <w:color w:val="auto"/>
-              </w:rPr>
-            </w:pPr>
-            <w:r>
-              <w:rPr>
-                <w:rFonts w:eastAsia="Calibri"/>
-                <w:b w:val="0"/>
-                <w:bCs/>
-                <w:color w:val="auto"/>
+                <w:bCs/>
+              </w:rPr>
+            </w:pPr>
+            <w:r>
+              <w:rPr>
+                <w:rFonts w:eastAsia="Calibri"/>
+                <w:bCs/>
               </w:rPr>
               <w:t>Opción b)</w:t>
             </w:r>
@@ -874,64 +712,46 @@
         </w:tc>
         <w:tc>
           <w:tcPr>
-            <w:tcW w:w="6727" w:type="dxa"/>
+            <w:tcW w:w="6693" w:type="dxa"/>
             <w:gridSpan w:val="4"/>
-            <w:shd w:val="clear" w:color="auto" w:fill="FFFFFF"/>
-          </w:tcPr>
-          <w:p>
-            <w:pPr>
-              <w:cnfStyle w:val="000000000000" w:firstRow="0" w:lastRow="0" w:firstColumn="0" w:lastColumn="0" w:oddVBand="0" w:evenVBand="0" w:oddHBand="0" w:evenHBand="0" w:firstRowFirstColumn="0" w:firstRowLastColumn="0" w:lastRowFirstColumn="0" w:lastRowLastColumn="0"/>
-              <w:rPr>
-                <w:rFonts w:eastAsia="Calibri"/>
-                <w:bCs/>
-                <w:color w:val="000000" w:themeColor="text1"/>
-                <w:sz w:val="20"/>
-                <w:szCs w:val="20"/>
-              </w:rPr>
-            </w:pPr>
-            <w:r>
-              <w:rPr>
-                <w:color w:val="000000" w:themeColor="text1"/>
-              </w:rPr>
-              <w:t xml:space="preserve">Sistema métrico - </w:t>
-            </w:r>
-            <w:proofErr w:type="spellStart"/>
-            <w:r>
-              <w:rPr>
-                <w:color w:val="000000" w:themeColor="text1"/>
-              </w:rPr>
-              <w:t>Mondopoint</w:t>
-            </w:r>
-            <w:proofErr w:type="spellEnd"/>
-            <w:r>
-              <w:rPr>
-                <w:color w:val="000000" w:themeColor="text1"/>
-              </w:rPr>
-              <w:t>.</w:t>
-            </w:r>
-          </w:p>
-        </w:tc>
-        <w:tc>
-          <w:tcPr>
-            <w:tcW w:w="2160" w:type="dxa"/>
+            <w:shd w:val="clear" w:color="auto" w:fill="FFFFFF" w:themeFill="background1"/>
+          </w:tcPr>
+          <w:p>
+            <w:pPr>
+              <w:rPr>
+                <w:rFonts w:eastAsia="Calibri"/>
+                <w:bCs/>
+                <w:color w:val="000000" w:themeColor="text1"/>
+                <w:sz w:val="20"/>
+                <w:szCs w:val="20"/>
+              </w:rPr>
+            </w:pPr>
+            <w:r>
+              <w:rPr>
+                <w:color w:val="000000" w:themeColor="text1"/>
+              </w:rPr>
+              <w:t>Sistema métrico - Mondopoint.</w:t>
+            </w:r>
+          </w:p>
+        </w:tc>
+        <w:tc>
+          <w:tcPr>
+            <w:tcW w:w="2452" w:type="dxa"/>
             <w:gridSpan w:val="8"/>
-            <w:shd w:val="clear" w:color="auto" w:fill="FFFFFF"/>
+            <w:shd w:val="clear" w:color="auto" w:fill="FFFFFF" w:themeFill="background1"/>
           </w:tcPr>
           <w:p>
             <w:pPr>
               <w:widowControl w:val="0"/>
-              <w:cnfStyle w:val="000000000000" w:firstRow="0" w:lastRow="0" w:firstColumn="0" w:lastColumn="0" w:oddVBand="0" w:evenVBand="0" w:oddHBand="0" w:evenHBand="0" w:firstRowFirstColumn="0" w:firstRowLastColumn="0" w:lastRowFirstColumn="0" w:lastRowLastColumn="0"/>
-              <w:rPr>
-                <w:rFonts w:eastAsia="Calibri"/>
-                <w:bCs/>
-                <w:color w:val="auto"/>
-              </w:rPr>
-            </w:pPr>
-            <w:r>
-              <w:rPr>
-                <w:rFonts w:eastAsia="Calibri"/>
-                <w:bCs/>
-                <w:color w:val="auto"/>
+              <w:rPr>
+                <w:rFonts w:eastAsia="Calibri"/>
+                <w:bCs/>
+              </w:rPr>
+            </w:pPr>
+            <w:r>
+              <w:rPr>
+                <w:rFonts w:eastAsia="Calibri"/>
+                <w:bCs/>
               </w:rPr>
               <w:t>x</w:t>
             </w:r>
@@ -940,29 +760,23 @@
       </w:tr>
       <w:tr>
         <w:trPr>
-          <w:cnfStyle w:val="000000100000" w:firstRow="0" w:lastRow="0" w:firstColumn="0" w:lastColumn="0" w:oddVBand="0" w:evenVBand="0" w:oddHBand="1" w:evenHBand="0" w:firstRowFirstColumn="0" w:firstRowLastColumn="0" w:lastRowFirstColumn="0" w:lastRowLastColumn="0"/>
-          <w:trHeight w:val="220"/>
-        </w:trPr>
-        <w:tc>
-          <w:tcPr>
-            <w:cnfStyle w:val="001000000000" w:firstRow="0" w:lastRow="0" w:firstColumn="1" w:lastColumn="0" w:oddVBand="0" w:evenVBand="0" w:oddHBand="0" w:evenHBand="0" w:firstRowFirstColumn="0" w:firstRowLastColumn="0" w:lastRowFirstColumn="0" w:lastRowLastColumn="0"/>
-            <w:tcW w:w="1267" w:type="dxa"/>
-          </w:tcPr>
-          <w:p>
-            <w:pPr>
-              <w:rPr>
-                <w:rFonts w:eastAsia="Calibri"/>
-                <w:b w:val="0"/>
-                <w:bCs/>
-                <w:color w:val="auto"/>
-              </w:rPr>
-            </w:pPr>
-            <w:r>
-              <w:rPr>
-                <w:rFonts w:eastAsia="Calibri"/>
-                <w:b w:val="0"/>
-                <w:bCs/>
-                <w:color w:val="auto"/>
+          <w:trHeight w:val="220"/>
+        </w:trPr>
+        <w:tc>
+          <w:tcPr>
+            <w:tcW w:w="1009" w:type="dxa"/>
+          </w:tcPr>
+          <w:p>
+            <w:pPr>
+              <w:rPr>
+                <w:rFonts w:eastAsia="Calibri"/>
+                <w:bCs/>
+              </w:rPr>
+            </w:pPr>
+            <w:r>
+              <w:rPr>
+                <w:rFonts w:eastAsia="Calibri"/>
+                <w:bCs/>
               </w:rPr>
               <w:t>Opción c)</w:t>
             </w:r>
@@ -970,13 +784,12 @@
         </w:tc>
         <w:tc>
           <w:tcPr>
-            <w:tcW w:w="6727" w:type="dxa"/>
+            <w:tcW w:w="6693" w:type="dxa"/>
             <w:gridSpan w:val="4"/>
-            <w:shd w:val="clear" w:color="auto" w:fill="FFFFFF"/>
-          </w:tcPr>
-          <w:p>
-            <w:pPr>
-              <w:cnfStyle w:val="000000100000" w:firstRow="0" w:lastRow="0" w:firstColumn="0" w:lastColumn="0" w:oddVBand="0" w:evenVBand="0" w:oddHBand="1" w:evenHBand="0" w:firstRowFirstColumn="0" w:firstRowLastColumn="0" w:lastRowFirstColumn="0" w:lastRowLastColumn="0"/>
+            <w:shd w:val="clear" w:color="auto" w:fill="FFFFFF" w:themeFill="background1"/>
+          </w:tcPr>
+          <w:p>
+            <w:pPr>
               <w:rPr>
                 <w:rFonts w:eastAsia="Calibri"/>
                 <w:bCs/>
@@ -995,48 +808,41 @@
         </w:tc>
         <w:tc>
           <w:tcPr>
-            <w:tcW w:w="2160" w:type="dxa"/>
+            <w:tcW w:w="2452" w:type="dxa"/>
             <w:gridSpan w:val="8"/>
-            <w:shd w:val="clear" w:color="auto" w:fill="FFFFFF"/>
+            <w:shd w:val="clear" w:color="auto" w:fill="FFFFFF" w:themeFill="background1"/>
           </w:tcPr>
           <w:p>
             <w:pPr>
               <w:widowControl w:val="0"/>
-              <w:cnfStyle w:val="000000100000" w:firstRow="0" w:lastRow="0" w:firstColumn="0" w:lastColumn="0" w:oddVBand="0" w:evenVBand="0" w:oddHBand="1" w:evenHBand="0" w:firstRowFirstColumn="0" w:firstRowLastColumn="0" w:lastRowFirstColumn="0" w:lastRowLastColumn="0"/>
-              <w:rPr>
-                <w:rFonts w:eastAsia="Calibri"/>
-                <w:bCs/>
-                <w:color w:val="auto"/>
-              </w:rPr>
-            </w:pPr>
-          </w:p>
-        </w:tc>
-      </w:tr>
-      <w:tr>
-        <w:trPr>
-          <w:trHeight w:val="220"/>
-        </w:trPr>
-        <w:tc>
-          <w:tcPr>
-            <w:cnfStyle w:val="001000000000" w:firstRow="0" w:lastRow="0" w:firstColumn="1" w:lastColumn="0" w:oddVBand="0" w:evenVBand="0" w:oddHBand="0" w:evenHBand="0" w:firstRowFirstColumn="0" w:firstRowLastColumn="0" w:lastRowFirstColumn="0" w:lastRowLastColumn="0"/>
-            <w:tcW w:w="1267" w:type="dxa"/>
+              <w:rPr>
+                <w:rFonts w:eastAsia="Calibri"/>
+                <w:bCs/>
+              </w:rPr>
+            </w:pPr>
+          </w:p>
+        </w:tc>
+      </w:tr>
+      <w:tr>
+        <w:trPr>
+          <w:trHeight w:val="220"/>
+        </w:trPr>
+        <w:tc>
+          <w:tcPr>
+            <w:tcW w:w="1009" w:type="dxa"/>
             <w:shd w:val="clear" w:color="auto" w:fill="FBE5D5"/>
           </w:tcPr>
           <w:p>
             <w:pPr>
               <w:rPr>
                 <w:rFonts w:eastAsia="Calibri"/>
-                <w:b w:val="0"/>
-                <w:bCs/>
-                <w:color w:val="auto"/>
-              </w:rPr>
-            </w:pPr>
-            <w:r>
-              <w:rPr>
-                <w:rFonts w:eastAsia="Calibri"/>
-                <w:b w:val="0"/>
-                <w:bCs/>
-                <w:color w:val="auto"/>
+                <w:bCs/>
+              </w:rPr>
+            </w:pPr>
+            <w:r>
+              <w:rPr>
+                <w:rFonts w:eastAsia="Calibri"/>
+                <w:bCs/>
               </w:rPr>
               <w:t>Opción d)</w:t>
             </w:r>
@@ -1044,13 +850,12 @@
         </w:tc>
         <w:tc>
           <w:tcPr>
-            <w:tcW w:w="6727" w:type="dxa"/>
+            <w:tcW w:w="6693" w:type="dxa"/>
             <w:gridSpan w:val="4"/>
-            <w:shd w:val="clear" w:color="auto" w:fill="FFFFFF"/>
-          </w:tcPr>
-          <w:p>
-            <w:pPr>
-              <w:cnfStyle w:val="000000000000" w:firstRow="0" w:lastRow="0" w:firstColumn="0" w:lastColumn="0" w:oddVBand="0" w:evenVBand="0" w:oddHBand="0" w:evenHBand="0" w:firstRowFirstColumn="0" w:firstRowLastColumn="0" w:lastRowFirstColumn="0" w:lastRowLastColumn="0"/>
+            <w:shd w:val="clear" w:color="auto" w:fill="FFFFFF" w:themeFill="background1"/>
+          </w:tcPr>
+          <w:p>
+            <w:pPr>
               <w:rPr>
                 <w:rFonts w:eastAsia="Calibri"/>
                 <w:bCs/>
@@ -1069,49 +874,41 @@
         </w:tc>
         <w:tc>
           <w:tcPr>
-            <w:tcW w:w="2160" w:type="dxa"/>
+            <w:tcW w:w="2452" w:type="dxa"/>
             <w:gridSpan w:val="8"/>
-            <w:shd w:val="clear" w:color="auto" w:fill="FFFFFF"/>
+            <w:shd w:val="clear" w:color="auto" w:fill="FFFFFF" w:themeFill="background1"/>
           </w:tcPr>
           <w:p>
             <w:pPr>
               <w:widowControl w:val="0"/>
-              <w:cnfStyle w:val="000000000000" w:firstRow="0" w:lastRow="0" w:firstColumn="0" w:lastColumn="0" w:oddVBand="0" w:evenVBand="0" w:oddHBand="0" w:evenHBand="0" w:firstRowFirstColumn="0" w:firstRowLastColumn="0" w:lastRowFirstColumn="0" w:lastRowLastColumn="0"/>
-              <w:rPr>
-                <w:rFonts w:eastAsia="Calibri"/>
-                <w:bCs/>
-                <w:color w:val="auto"/>
-              </w:rPr>
-            </w:pPr>
-          </w:p>
-        </w:tc>
-      </w:tr>
-      <w:tr>
-        <w:trPr>
-          <w:cnfStyle w:val="000000100000" w:firstRow="0" w:lastRow="0" w:firstColumn="0" w:lastColumn="0" w:oddVBand="0" w:evenVBand="0" w:oddHBand="1" w:evenHBand="0" w:firstRowFirstColumn="0" w:firstRowLastColumn="0" w:lastRowFirstColumn="0" w:lastRowLastColumn="0"/>
-          <w:trHeight w:val="220"/>
-        </w:trPr>
-        <w:tc>
-          <w:tcPr>
-            <w:cnfStyle w:val="001000000000" w:firstRow="0" w:lastRow="0" w:firstColumn="1" w:lastColumn="0" w:oddVBand="0" w:evenVBand="0" w:oddHBand="0" w:evenHBand="0" w:firstRowFirstColumn="0" w:firstRowLastColumn="0" w:lastRowFirstColumn="0" w:lastRowLastColumn="0"/>
-            <w:tcW w:w="2534" w:type="dxa"/>
-            <w:gridSpan w:val="2"/>
-          </w:tcPr>
-          <w:p>
-            <w:pPr>
-              <w:rPr>
-                <w:rFonts w:eastAsia="Calibri"/>
-                <w:b w:val="0"/>
-                <w:bCs/>
-                <w:color w:val="auto"/>
-              </w:rPr>
-            </w:pPr>
-            <w:r>
-              <w:rPr>
-                <w:rFonts w:eastAsia="Calibri"/>
-                <w:b w:val="0"/>
-                <w:bCs/>
-                <w:color w:val="auto"/>
+              <w:rPr>
+                <w:rFonts w:eastAsia="Calibri"/>
+                <w:bCs/>
+              </w:rPr>
+            </w:pPr>
+          </w:p>
+        </w:tc>
+      </w:tr>
+      <w:tr>
+        <w:trPr>
+          <w:trHeight w:val="220"/>
+        </w:trPr>
+        <w:tc>
+          <w:tcPr>
+            <w:tcW w:w="1970" w:type="dxa"/>
+            <w:gridSpan w:val="2"/>
+          </w:tcPr>
+          <w:p>
+            <w:pPr>
+              <w:rPr>
+                <w:rFonts w:eastAsia="Calibri"/>
+                <w:bCs/>
+              </w:rPr>
+            </w:pPr>
+            <w:r>
+              <w:rPr>
+                <w:rFonts w:eastAsia="Calibri"/>
+                <w:bCs/>
               </w:rPr>
               <w:t>Comentario respuesta correcta</w:t>
             </w:r>
@@ -1119,13 +916,12 @@
         </w:tc>
         <w:tc>
           <w:tcPr>
-            <w:tcW w:w="7620" w:type="dxa"/>
+            <w:tcW w:w="8184" w:type="dxa"/>
             <w:gridSpan w:val="11"/>
-            <w:shd w:val="clear" w:color="auto" w:fill="FFFFFF"/>
-          </w:tcPr>
-          <w:p>
-            <w:pPr>
-              <w:cnfStyle w:val="000000100000" w:firstRow="0" w:lastRow="0" w:firstColumn="0" w:lastColumn="0" w:oddVBand="0" w:evenVBand="0" w:oddHBand="1" w:evenHBand="0" w:firstRowFirstColumn="0" w:firstRowLastColumn="0" w:lastRowFirstColumn="0" w:lastRowLastColumn="0"/>
+            <w:shd w:val="clear" w:color="auto" w:fill="FFFFFF" w:themeFill="background1"/>
+          </w:tcPr>
+          <w:p>
+            <w:pPr>
               <w:rPr>
                 <w:rFonts w:eastAsia="Calibri"/>
                 <w:bCs/>
@@ -1151,8 +947,7 @@
         </w:trPr>
         <w:tc>
           <w:tcPr>
-            <w:cnfStyle w:val="001000000000" w:firstRow="0" w:lastRow="0" w:firstColumn="1" w:lastColumn="0" w:oddVBand="0" w:evenVBand="0" w:oddHBand="0" w:evenHBand="0" w:firstRowFirstColumn="0" w:firstRowLastColumn="0" w:lastRowFirstColumn="0" w:lastRowLastColumn="0"/>
-            <w:tcW w:w="2534" w:type="dxa"/>
+            <w:tcW w:w="1970" w:type="dxa"/>
             <w:gridSpan w:val="2"/>
             <w:shd w:val="clear" w:color="auto" w:fill="FBE5D5"/>
           </w:tcPr>
@@ -1160,17 +955,13 @@
             <w:pPr>
               <w:rPr>
                 <w:rFonts w:eastAsia="Calibri"/>
-                <w:b w:val="0"/>
-                <w:bCs/>
-                <w:color w:val="auto"/>
-              </w:rPr>
-            </w:pPr>
-            <w:r>
-              <w:rPr>
-                <w:rFonts w:eastAsia="Calibri"/>
-                <w:b w:val="0"/>
-                <w:bCs/>
-                <w:color w:val="auto"/>
+                <w:bCs/>
+              </w:rPr>
+            </w:pPr>
+            <w:r>
+              <w:rPr>
+                <w:rFonts w:eastAsia="Calibri"/>
+                <w:bCs/>
               </w:rPr>
               <w:t>Comentario respuesta incorrecta</w:t>
             </w:r>
@@ -1178,13 +969,12 @@
         </w:tc>
         <w:tc>
           <w:tcPr>
-            <w:tcW w:w="7620" w:type="dxa"/>
+            <w:tcW w:w="8184" w:type="dxa"/>
             <w:gridSpan w:val="11"/>
-            <w:shd w:val="clear" w:color="auto" w:fill="FFFFFF"/>
-          </w:tcPr>
-          <w:p>
-            <w:pPr>
-              <w:cnfStyle w:val="000000000000" w:firstRow="0" w:lastRow="0" w:firstColumn="0" w:lastColumn="0" w:oddVBand="0" w:evenVBand="0" w:oddHBand="0" w:evenHBand="0" w:firstRowFirstColumn="0" w:firstRowLastColumn="0" w:lastRowFirstColumn="0" w:lastRowLastColumn="0"/>
+            <w:shd w:val="clear" w:color="auto" w:fill="FFFFFF" w:themeFill="background1"/>
+          </w:tcPr>
+          <w:p>
+            <w:pPr>
               <w:rPr>
                 <w:rFonts w:eastAsia="Calibri"/>
                 <w:bCs/>
@@ -1206,26 +996,22 @@
       </w:tr>
       <w:tr>
         <w:trPr>
-          <w:cnfStyle w:val="000000100000" w:firstRow="0" w:lastRow="0" w:firstColumn="0" w:lastColumn="0" w:oddVBand="0" w:evenVBand="0" w:oddHBand="1" w:evenHBand="0" w:firstRowFirstColumn="0" w:firstRowLastColumn="0" w:lastRowFirstColumn="0" w:lastRowLastColumn="0"/>
-          <w:trHeight w:val="220"/>
-        </w:trPr>
-        <w:tc>
-          <w:tcPr>
-            <w:cnfStyle w:val="001000000000" w:firstRow="0" w:lastRow="0" w:firstColumn="1" w:lastColumn="0" w:oddVBand="0" w:evenVBand="0" w:oddHBand="0" w:evenHBand="0" w:firstRowFirstColumn="0" w:firstRowLastColumn="0" w:lastRowFirstColumn="0" w:lastRowLastColumn="0"/>
-            <w:tcW w:w="2534" w:type="dxa"/>
-            <w:gridSpan w:val="2"/>
-          </w:tcPr>
-          <w:p>
-            <w:pPr>
-              <w:rPr>
-                <w:rFonts w:eastAsia="Calibri"/>
-                <w:color w:val="auto"/>
-              </w:rPr>
-            </w:pPr>
-            <w:r>
-              <w:rPr>
-                <w:rFonts w:eastAsia="Calibri"/>
-                <w:color w:val="auto"/>
+          <w:trHeight w:val="220"/>
+        </w:trPr>
+        <w:tc>
+          <w:tcPr>
+            <w:tcW w:w="1970" w:type="dxa"/>
+            <w:gridSpan w:val="2"/>
+          </w:tcPr>
+          <w:p>
+            <w:pPr>
+              <w:rPr>
+                <w:rFonts w:eastAsia="Calibri"/>
+              </w:rPr>
+            </w:pPr>
+            <w:r>
+              <w:rPr>
+                <w:rFonts w:eastAsia="Calibri"/>
               </w:rPr>
               <w:t>Pregunta 2</w:t>
             </w:r>
@@ -1233,7 +1019,7 @@
         </w:tc>
         <w:tc>
           <w:tcPr>
-            <w:tcW w:w="5453" w:type="dxa"/>
+            <w:tcW w:w="5617" w:type="dxa"/>
             <w:gridSpan w:val="2"/>
             <w:tcBorders>
               <w:right w:val="single" w:sz="4" w:space="0" w:color="auto"/>
@@ -1241,7 +1027,6 @@
           </w:tcPr>
           <w:p>
             <w:pPr>
-              <w:cnfStyle w:val="000000100000" w:firstRow="0" w:lastRow="0" w:firstColumn="0" w:lastColumn="0" w:oddVBand="0" w:evenVBand="0" w:oddHBand="1" w:evenHBand="0" w:firstRowFirstColumn="0" w:firstRowLastColumn="0" w:lastRowFirstColumn="0" w:lastRowLastColumn="0"/>
               <w:rPr>
                 <w:rFonts w:eastAsia="Calibri"/>
                 <w:b/>
@@ -1261,7 +1046,7 @@
         </w:tc>
         <w:tc>
           <w:tcPr>
-            <w:tcW w:w="2167" w:type="dxa"/>
+            <w:tcW w:w="2567" w:type="dxa"/>
             <w:gridSpan w:val="9"/>
             <w:tcBorders>
               <w:right w:val="single" w:sz="4" w:space="0" w:color="auto"/>
@@ -1269,7 +1054,6 @@
           </w:tcPr>
           <w:p>
             <w:pPr>
-              <w:cnfStyle w:val="000000100000" w:firstRow="0" w:lastRow="0" w:firstColumn="0" w:lastColumn="0" w:oddVBand="0" w:evenVBand="0" w:oddHBand="1" w:evenHBand="0" w:firstRowFirstColumn="0" w:firstRowLastColumn="0" w:lastRowFirstColumn="0" w:lastRowLastColumn="0"/>
               <w:rPr>
                 <w:rFonts w:eastAsia="Calibri"/>
                 <w:b/>
@@ -1285,25 +1069,20 @@
         </w:trPr>
         <w:tc>
           <w:tcPr>
-            <w:cnfStyle w:val="001000000000" w:firstRow="0" w:lastRow="0" w:firstColumn="1" w:lastColumn="0" w:oddVBand="0" w:evenVBand="0" w:oddHBand="0" w:evenHBand="0" w:firstRowFirstColumn="0" w:firstRowLastColumn="0" w:lastRowFirstColumn="0" w:lastRowLastColumn="0"/>
-            <w:tcW w:w="1267" w:type="dxa"/>
+            <w:tcW w:w="1009" w:type="dxa"/>
             <w:shd w:val="clear" w:color="auto" w:fill="FBE5D5"/>
           </w:tcPr>
           <w:p>
             <w:pPr>
               <w:rPr>
                 <w:rFonts w:eastAsia="Calibri"/>
-                <w:b w:val="0"/>
-                <w:bCs/>
-                <w:color w:val="auto"/>
-              </w:rPr>
-            </w:pPr>
-            <w:r>
-              <w:rPr>
-                <w:rFonts w:eastAsia="Calibri"/>
-                <w:b w:val="0"/>
-                <w:bCs/>
-                <w:color w:val="auto"/>
+                <w:bCs/>
+              </w:rPr>
+            </w:pPr>
+            <w:r>
+              <w:rPr>
+                <w:rFonts w:eastAsia="Calibri"/>
+                <w:bCs/>
               </w:rPr>
               <w:t>Opción a)</w:t>
             </w:r>
@@ -1311,7 +1090,7 @@
         </w:tc>
         <w:tc>
           <w:tcPr>
-            <w:tcW w:w="6727" w:type="dxa"/>
+            <w:tcW w:w="6693" w:type="dxa"/>
             <w:gridSpan w:val="4"/>
             <w:tcBorders>
               <w:right w:val="single" w:sz="4" w:space="0" w:color="auto"/>
@@ -1319,7 +1098,6 @@
           </w:tcPr>
           <w:p>
             <w:pPr>
-              <w:cnfStyle w:val="000000000000" w:firstRow="0" w:lastRow="0" w:firstColumn="0" w:lastColumn="0" w:oddVBand="0" w:evenVBand="0" w:oddHBand="0" w:evenHBand="0" w:firstRowFirstColumn="0" w:firstRowLastColumn="0" w:lastRowFirstColumn="0" w:lastRowLastColumn="0"/>
               <w:rPr>
                 <w:rFonts w:eastAsia="Calibri"/>
                 <w:bCs/>
@@ -1338,7 +1116,7 @@
         </w:tc>
         <w:tc>
           <w:tcPr>
-            <w:tcW w:w="2160" w:type="dxa"/>
+            <w:tcW w:w="2452" w:type="dxa"/>
             <w:gridSpan w:val="8"/>
             <w:tcBorders>
               <w:left w:val="single" w:sz="4" w:space="0" w:color="auto"/>
@@ -1347,56 +1125,46 @@
           <w:p>
             <w:pPr>
               <w:widowControl w:val="0"/>
-              <w:cnfStyle w:val="000000000000" w:firstRow="0" w:lastRow="0" w:firstColumn="0" w:lastColumn="0" w:oddVBand="0" w:evenVBand="0" w:oddHBand="0" w:evenHBand="0" w:firstRowFirstColumn="0" w:firstRowLastColumn="0" w:lastRowFirstColumn="0" w:lastRowLastColumn="0"/>
-              <w:rPr>
-                <w:rFonts w:eastAsia="Calibri"/>
-                <w:bCs/>
-                <w:color w:val="auto"/>
-              </w:rPr>
-            </w:pPr>
-          </w:p>
-        </w:tc>
-      </w:tr>
-      <w:tr>
-        <w:trPr>
-          <w:cnfStyle w:val="000000100000" w:firstRow="0" w:lastRow="0" w:firstColumn="0" w:lastColumn="0" w:oddVBand="0" w:evenVBand="0" w:oddHBand="1" w:evenHBand="0" w:firstRowFirstColumn="0" w:firstRowLastColumn="0" w:lastRowFirstColumn="0" w:lastRowLastColumn="0"/>
-          <w:trHeight w:val="220"/>
-        </w:trPr>
-        <w:tc>
-          <w:tcPr>
-            <w:cnfStyle w:val="001000000000" w:firstRow="0" w:lastRow="0" w:firstColumn="1" w:lastColumn="0" w:oddVBand="0" w:evenVBand="0" w:oddHBand="0" w:evenHBand="0" w:firstRowFirstColumn="0" w:firstRowLastColumn="0" w:lastRowFirstColumn="0" w:lastRowLastColumn="0"/>
-            <w:tcW w:w="1267" w:type="dxa"/>
-          </w:tcPr>
-          <w:p>
-            <w:pPr>
-              <w:rPr>
-                <w:rFonts w:eastAsia="Calibri"/>
-                <w:b w:val="0"/>
-                <w:bCs/>
-                <w:color w:val="auto"/>
-              </w:rPr>
-            </w:pPr>
-            <w:r>
-              <w:rPr>
-                <w:rFonts w:eastAsia="Calibri"/>
-                <w:b w:val="0"/>
-                <w:bCs/>
-                <w:color w:val="auto"/>
-              </w:rPr>
-              <w:lastRenderedPageBreak/>
+              <w:rPr>
+                <w:rFonts w:eastAsia="Calibri"/>
+                <w:bCs/>
+              </w:rPr>
+            </w:pPr>
+          </w:p>
+        </w:tc>
+      </w:tr>
+      <w:tr>
+        <w:trPr>
+          <w:trHeight w:val="220"/>
+        </w:trPr>
+        <w:tc>
+          <w:tcPr>
+            <w:tcW w:w="1009" w:type="dxa"/>
+          </w:tcPr>
+          <w:p>
+            <w:pPr>
+              <w:rPr>
+                <w:rFonts w:eastAsia="Calibri"/>
+                <w:bCs/>
+              </w:rPr>
+            </w:pPr>
+            <w:r>
+              <w:rPr>
+                <w:rFonts w:eastAsia="Calibri"/>
+                <w:bCs/>
+              </w:rPr>
               <w:t>Opción b)</w:t>
             </w:r>
           </w:p>
         </w:tc>
         <w:tc>
           <w:tcPr>
-            <w:tcW w:w="6727" w:type="dxa"/>
+            <w:tcW w:w="6693" w:type="dxa"/>
             <w:gridSpan w:val="4"/>
             <w:shd w:val="clear" w:color="auto" w:fill="auto"/>
           </w:tcPr>
           <w:p>
             <w:pPr>
-              <w:cnfStyle w:val="000000100000" w:firstRow="0" w:lastRow="0" w:firstColumn="0" w:lastColumn="0" w:oddVBand="0" w:evenVBand="0" w:oddHBand="1" w:evenHBand="0" w:firstRowFirstColumn="0" w:firstRowLastColumn="0" w:lastRowFirstColumn="0" w:lastRowLastColumn="0"/>
               <w:rPr>
                 <w:rFonts w:eastAsia="Calibri"/>
                 <w:bCs/>
@@ -1415,25 +1183,22 @@
         </w:tc>
         <w:tc>
           <w:tcPr>
-            <w:tcW w:w="2160" w:type="dxa"/>
+            <w:tcW w:w="2452" w:type="dxa"/>
             <w:gridSpan w:val="8"/>
             <w:shd w:val="clear" w:color="auto" w:fill="auto"/>
           </w:tcPr>
           <w:p>
             <w:pPr>
               <w:widowControl w:val="0"/>
-              <w:cnfStyle w:val="000000100000" w:firstRow="0" w:lastRow="0" w:firstColumn="0" w:lastColumn="0" w:oddVBand="0" w:evenVBand="0" w:oddHBand="1" w:evenHBand="0" w:firstRowFirstColumn="0" w:firstRowLastColumn="0" w:lastRowFirstColumn="0" w:lastRowLastColumn="0"/>
-              <w:rPr>
-                <w:rFonts w:eastAsia="Calibri"/>
-                <w:bCs/>
-                <w:color w:val="auto"/>
-              </w:rPr>
-            </w:pPr>
-            <w:r>
-              <w:rPr>
-                <w:rFonts w:eastAsia="Calibri"/>
-                <w:bCs/>
-                <w:color w:val="auto"/>
+              <w:rPr>
+                <w:rFonts w:eastAsia="Calibri"/>
+                <w:bCs/>
+              </w:rPr>
+            </w:pPr>
+            <w:r>
+              <w:rPr>
+                <w:rFonts w:eastAsia="Calibri"/>
+                <w:bCs/>
               </w:rPr>
               <w:t>X</w:t>
             </w:r>
@@ -1446,25 +1211,20 @@
         </w:trPr>
         <w:tc>
           <w:tcPr>
-            <w:cnfStyle w:val="001000000000" w:firstRow="0" w:lastRow="0" w:firstColumn="1" w:lastColumn="0" w:oddVBand="0" w:evenVBand="0" w:oddHBand="0" w:evenHBand="0" w:firstRowFirstColumn="0" w:firstRowLastColumn="0" w:lastRowFirstColumn="0" w:lastRowLastColumn="0"/>
-            <w:tcW w:w="1267" w:type="dxa"/>
+            <w:tcW w:w="1009" w:type="dxa"/>
             <w:shd w:val="clear" w:color="auto" w:fill="FBE5D5"/>
           </w:tcPr>
           <w:p>
             <w:pPr>
               <w:rPr>
                 <w:rFonts w:eastAsia="Calibri"/>
-                <w:b w:val="0"/>
-                <w:bCs/>
-                <w:color w:val="auto"/>
-              </w:rPr>
-            </w:pPr>
-            <w:r>
-              <w:rPr>
-                <w:rFonts w:eastAsia="Calibri"/>
-                <w:b w:val="0"/>
-                <w:bCs/>
-                <w:color w:val="auto"/>
+                <w:bCs/>
+              </w:rPr>
+            </w:pPr>
+            <w:r>
+              <w:rPr>
+                <w:rFonts w:eastAsia="Calibri"/>
+                <w:bCs/>
               </w:rPr>
               <w:t>Opción c)</w:t>
             </w:r>
@@ -1472,12 +1232,11 @@
         </w:tc>
         <w:tc>
           <w:tcPr>
-            <w:tcW w:w="6727" w:type="dxa"/>
+            <w:tcW w:w="6693" w:type="dxa"/>
             <w:gridSpan w:val="4"/>
           </w:tcPr>
           <w:p>
             <w:pPr>
-              <w:cnfStyle w:val="000000000000" w:firstRow="0" w:lastRow="0" w:firstColumn="0" w:lastColumn="0" w:oddVBand="0" w:evenVBand="0" w:oddHBand="0" w:evenHBand="0" w:firstRowFirstColumn="0" w:firstRowLastColumn="0" w:lastRowFirstColumn="0" w:lastRowLastColumn="0"/>
               <w:rPr>
                 <w:rFonts w:eastAsia="Calibri"/>
                 <w:bCs/>
@@ -1496,47 +1255,39 @@
         </w:tc>
         <w:tc>
           <w:tcPr>
-            <w:tcW w:w="2160" w:type="dxa"/>
+            <w:tcW w:w="2452" w:type="dxa"/>
             <w:gridSpan w:val="8"/>
           </w:tcPr>
           <w:p>
             <w:pPr>
               <w:widowControl w:val="0"/>
-              <w:cnfStyle w:val="000000000000" w:firstRow="0" w:lastRow="0" w:firstColumn="0" w:lastColumn="0" w:oddVBand="0" w:evenVBand="0" w:oddHBand="0" w:evenHBand="0" w:firstRowFirstColumn="0" w:firstRowLastColumn="0" w:lastRowFirstColumn="0" w:lastRowLastColumn="0"/>
-              <w:rPr>
-                <w:rFonts w:eastAsia="Calibri"/>
-                <w:bCs/>
-                <w:color w:val="auto"/>
-              </w:rPr>
-            </w:pPr>
-          </w:p>
-        </w:tc>
-      </w:tr>
-      <w:tr>
-        <w:trPr>
-          <w:cnfStyle w:val="000000100000" w:firstRow="0" w:lastRow="0" w:firstColumn="0" w:lastColumn="0" w:oddVBand="0" w:evenVBand="0" w:oddHBand="1" w:evenHBand="0" w:firstRowFirstColumn="0" w:firstRowLastColumn="0" w:lastRowFirstColumn="0" w:lastRowLastColumn="0"/>
-          <w:trHeight w:val="220"/>
-        </w:trPr>
-        <w:tc>
-          <w:tcPr>
-            <w:cnfStyle w:val="001000000000" w:firstRow="0" w:lastRow="0" w:firstColumn="1" w:lastColumn="0" w:oddVBand="0" w:evenVBand="0" w:oddHBand="0" w:evenHBand="0" w:firstRowFirstColumn="0" w:firstRowLastColumn="0" w:lastRowFirstColumn="0" w:lastRowLastColumn="0"/>
-            <w:tcW w:w="1267" w:type="dxa"/>
-          </w:tcPr>
-          <w:p>
-            <w:pPr>
-              <w:rPr>
-                <w:rFonts w:eastAsia="Calibri"/>
-                <w:b w:val="0"/>
-                <w:bCs/>
-                <w:color w:val="auto"/>
-              </w:rPr>
-            </w:pPr>
-            <w:r>
-              <w:rPr>
-                <w:rFonts w:eastAsia="Calibri"/>
-                <w:b w:val="0"/>
-                <w:bCs/>
-                <w:color w:val="auto"/>
+              <w:rPr>
+                <w:rFonts w:eastAsia="Calibri"/>
+                <w:bCs/>
+              </w:rPr>
+            </w:pPr>
+          </w:p>
+        </w:tc>
+      </w:tr>
+      <w:tr>
+        <w:trPr>
+          <w:trHeight w:val="220"/>
+        </w:trPr>
+        <w:tc>
+          <w:tcPr>
+            <w:tcW w:w="1009" w:type="dxa"/>
+          </w:tcPr>
+          <w:p>
+            <w:pPr>
+              <w:rPr>
+                <w:rFonts w:eastAsia="Calibri"/>
+                <w:bCs/>
+              </w:rPr>
+            </w:pPr>
+            <w:r>
+              <w:rPr>
+                <w:rFonts w:eastAsia="Calibri"/>
+                <w:bCs/>
               </w:rPr>
               <w:t>Opción d)</w:t>
             </w:r>
@@ -1544,13 +1295,12 @@
         </w:tc>
         <w:tc>
           <w:tcPr>
-            <w:tcW w:w="6727" w:type="dxa"/>
+            <w:tcW w:w="6693" w:type="dxa"/>
             <w:gridSpan w:val="4"/>
             <w:shd w:val="clear" w:color="auto" w:fill="auto"/>
           </w:tcPr>
           <w:p>
             <w:pPr>
-              <w:cnfStyle w:val="000000100000" w:firstRow="0" w:lastRow="0" w:firstColumn="0" w:lastColumn="0" w:oddVBand="0" w:evenVBand="0" w:oddHBand="1" w:evenHBand="0" w:firstRowFirstColumn="0" w:firstRowLastColumn="0" w:lastRowFirstColumn="0" w:lastRowLastColumn="0"/>
               <w:rPr>
                 <w:rFonts w:eastAsia="Calibri"/>
                 <w:bCs/>
@@ -1569,31 +1319,28 @@
         </w:tc>
         <w:tc>
           <w:tcPr>
-            <w:tcW w:w="2160" w:type="dxa"/>
+            <w:tcW w:w="2452" w:type="dxa"/>
             <w:gridSpan w:val="8"/>
             <w:shd w:val="clear" w:color="auto" w:fill="auto"/>
           </w:tcPr>
           <w:p>
             <w:pPr>
               <w:widowControl w:val="0"/>
-              <w:cnfStyle w:val="000000100000" w:firstRow="0" w:lastRow="0" w:firstColumn="0" w:lastColumn="0" w:oddVBand="0" w:evenVBand="0" w:oddHBand="1" w:evenHBand="0" w:firstRowFirstColumn="0" w:firstRowLastColumn="0" w:lastRowFirstColumn="0" w:lastRowLastColumn="0"/>
-              <w:rPr>
-                <w:rFonts w:eastAsia="Calibri"/>
-                <w:bCs/>
-                <w:color w:val="auto"/>
-              </w:rPr>
-            </w:pPr>
-          </w:p>
-        </w:tc>
-      </w:tr>
-      <w:tr>
-        <w:trPr>
-          <w:trHeight w:val="220"/>
-        </w:trPr>
-        <w:tc>
-          <w:tcPr>
-            <w:cnfStyle w:val="001000000000" w:firstRow="0" w:lastRow="0" w:firstColumn="1" w:lastColumn="0" w:oddVBand="0" w:evenVBand="0" w:oddHBand="0" w:evenHBand="0" w:firstRowFirstColumn="0" w:firstRowLastColumn="0" w:lastRowFirstColumn="0" w:lastRowLastColumn="0"/>
-            <w:tcW w:w="2534" w:type="dxa"/>
+              <w:rPr>
+                <w:rFonts w:eastAsia="Calibri"/>
+                <w:bCs/>
+              </w:rPr>
+            </w:pPr>
+          </w:p>
+        </w:tc>
+      </w:tr>
+      <w:tr>
+        <w:trPr>
+          <w:trHeight w:val="220"/>
+        </w:trPr>
+        <w:tc>
+          <w:tcPr>
+            <w:tcW w:w="1970" w:type="dxa"/>
             <w:gridSpan w:val="2"/>
             <w:shd w:val="clear" w:color="auto" w:fill="FBE5D5"/>
           </w:tcPr>
@@ -1601,17 +1348,13 @@
             <w:pPr>
               <w:rPr>
                 <w:rFonts w:eastAsia="Calibri"/>
-                <w:b w:val="0"/>
-                <w:bCs/>
-                <w:color w:val="auto"/>
-              </w:rPr>
-            </w:pPr>
-            <w:r>
-              <w:rPr>
-                <w:rFonts w:eastAsia="Calibri"/>
-                <w:b w:val="0"/>
-                <w:bCs/>
-                <w:color w:val="auto"/>
+                <w:bCs/>
+              </w:rPr>
+            </w:pPr>
+            <w:r>
+              <w:rPr>
+                <w:rFonts w:eastAsia="Calibri"/>
+                <w:bCs/>
               </w:rPr>
               <w:t>Comentario respuesta correcta</w:t>
             </w:r>
@@ -1619,13 +1362,12 @@
         </w:tc>
         <w:tc>
           <w:tcPr>
-            <w:tcW w:w="7620" w:type="dxa"/>
+            <w:tcW w:w="8184" w:type="dxa"/>
             <w:gridSpan w:val="11"/>
-            <w:shd w:val="clear" w:color="auto" w:fill="FFFFFF"/>
-          </w:tcPr>
-          <w:p>
-            <w:pPr>
-              <w:cnfStyle w:val="000000000000" w:firstRow="0" w:lastRow="0" w:firstColumn="0" w:lastColumn="0" w:oddVBand="0" w:evenVBand="0" w:oddHBand="0" w:evenHBand="0" w:firstRowFirstColumn="0" w:firstRowLastColumn="0" w:lastRowFirstColumn="0" w:lastRowLastColumn="0"/>
+            <w:shd w:val="clear" w:color="auto" w:fill="FFFFFF" w:themeFill="background1"/>
+          </w:tcPr>
+          <w:p>
+            <w:pPr>
               <w:rPr>
                 <w:rFonts w:eastAsia="Calibri"/>
                 <w:bCs/>
@@ -1647,30 +1389,24 @@
       </w:tr>
       <w:tr>
         <w:trPr>
-          <w:cnfStyle w:val="000000100000" w:firstRow="0" w:lastRow="0" w:firstColumn="0" w:lastColumn="0" w:oddVBand="0" w:evenVBand="0" w:oddHBand="1" w:evenHBand="0" w:firstRowFirstColumn="0" w:firstRowLastColumn="0" w:lastRowFirstColumn="0" w:lastRowLastColumn="0"/>
-          <w:trHeight w:val="220"/>
-        </w:trPr>
-        <w:tc>
-          <w:tcPr>
-            <w:cnfStyle w:val="001000000000" w:firstRow="0" w:lastRow="0" w:firstColumn="1" w:lastColumn="0" w:oddVBand="0" w:evenVBand="0" w:oddHBand="0" w:evenHBand="0" w:firstRowFirstColumn="0" w:firstRowLastColumn="0" w:lastRowFirstColumn="0" w:lastRowLastColumn="0"/>
-            <w:tcW w:w="2534" w:type="dxa"/>
-            <w:gridSpan w:val="2"/>
-          </w:tcPr>
-          <w:p>
-            <w:pPr>
-              <w:rPr>
-                <w:rFonts w:eastAsia="Calibri"/>
-                <w:b w:val="0"/>
-                <w:bCs/>
-                <w:color w:val="auto"/>
-              </w:rPr>
-            </w:pPr>
-            <w:r>
-              <w:rPr>
-                <w:rFonts w:eastAsia="Calibri"/>
-                <w:b w:val="0"/>
-                <w:bCs/>
-                <w:color w:val="auto"/>
+          <w:trHeight w:val="220"/>
+        </w:trPr>
+        <w:tc>
+          <w:tcPr>
+            <w:tcW w:w="1970" w:type="dxa"/>
+            <w:gridSpan w:val="2"/>
+          </w:tcPr>
+          <w:p>
+            <w:pPr>
+              <w:rPr>
+                <w:rFonts w:eastAsia="Calibri"/>
+                <w:bCs/>
+              </w:rPr>
+            </w:pPr>
+            <w:r>
+              <w:rPr>
+                <w:rFonts w:eastAsia="Calibri"/>
+                <w:bCs/>
               </w:rPr>
               <w:t>Comentario respuesta incorrecta</w:t>
             </w:r>
@@ -1678,13 +1414,12 @@
         </w:tc>
         <w:tc>
           <w:tcPr>
-            <w:tcW w:w="7620" w:type="dxa"/>
+            <w:tcW w:w="8184" w:type="dxa"/>
             <w:gridSpan w:val="11"/>
-            <w:shd w:val="clear" w:color="auto" w:fill="FFFFFF"/>
-          </w:tcPr>
-          <w:p>
-            <w:pPr>
-              <w:cnfStyle w:val="000000100000" w:firstRow="0" w:lastRow="0" w:firstColumn="0" w:lastColumn="0" w:oddVBand="0" w:evenVBand="0" w:oddHBand="1" w:evenHBand="0" w:firstRowFirstColumn="0" w:firstRowLastColumn="0" w:lastRowFirstColumn="0" w:lastRowLastColumn="0"/>
+            <w:shd w:val="clear" w:color="auto" w:fill="FFFFFF" w:themeFill="background1"/>
+          </w:tcPr>
+          <w:p>
+            <w:pPr>
               <w:rPr>
                 <w:rFonts w:eastAsia="Calibri"/>
                 <w:bCs/>
@@ -1710,8 +1445,7 @@
         </w:trPr>
         <w:tc>
           <w:tcPr>
-            <w:cnfStyle w:val="001000000000" w:firstRow="0" w:lastRow="0" w:firstColumn="1" w:lastColumn="0" w:oddVBand="0" w:evenVBand="0" w:oddHBand="0" w:evenHBand="0" w:firstRowFirstColumn="0" w:firstRowLastColumn="0" w:lastRowFirstColumn="0" w:lastRowLastColumn="0"/>
-            <w:tcW w:w="2534" w:type="dxa"/>
+            <w:tcW w:w="1970" w:type="dxa"/>
             <w:gridSpan w:val="2"/>
             <w:shd w:val="clear" w:color="auto" w:fill="FBE5D5"/>
           </w:tcPr>
@@ -1719,13 +1453,11 @@
             <w:pPr>
               <w:rPr>
                 <w:rFonts w:eastAsia="Calibri"/>
-                <w:color w:val="auto"/>
-              </w:rPr>
-            </w:pPr>
-            <w:r>
-              <w:rPr>
-                <w:rFonts w:eastAsia="Calibri"/>
-                <w:color w:val="auto"/>
+              </w:rPr>
+            </w:pPr>
+            <w:r>
+              <w:rPr>
+                <w:rFonts w:eastAsia="Calibri"/>
               </w:rPr>
               <w:t>Pregunta 3</w:t>
             </w:r>
@@ -1733,7 +1465,7 @@
         </w:tc>
         <w:tc>
           <w:tcPr>
-            <w:tcW w:w="5453" w:type="dxa"/>
+            <w:tcW w:w="5617" w:type="dxa"/>
             <w:gridSpan w:val="2"/>
             <w:tcBorders>
               <w:right w:val="single" w:sz="4" w:space="0" w:color="auto"/>
@@ -1741,7 +1473,6 @@
           </w:tcPr>
           <w:p>
             <w:pPr>
-              <w:cnfStyle w:val="000000000000" w:firstRow="0" w:lastRow="0" w:firstColumn="0" w:lastColumn="0" w:oddVBand="0" w:evenVBand="0" w:oddHBand="0" w:evenHBand="0" w:firstRowFirstColumn="0" w:firstRowLastColumn="0" w:lastRowFirstColumn="0" w:lastRowLastColumn="0"/>
               <w:rPr>
                 <w:rFonts w:eastAsia="Calibri"/>
                 <w:b/>
@@ -1761,7 +1492,7 @@
         </w:tc>
         <w:tc>
           <w:tcPr>
-            <w:tcW w:w="2167" w:type="dxa"/>
+            <w:tcW w:w="2567" w:type="dxa"/>
             <w:gridSpan w:val="9"/>
             <w:tcBorders>
               <w:left w:val="single" w:sz="4" w:space="0" w:color="auto"/>
@@ -1769,41 +1500,34 @@
           </w:tcPr>
           <w:p>
             <w:pPr>
-              <w:cnfStyle w:val="000000000000" w:firstRow="0" w:lastRow="0" w:firstColumn="0" w:lastColumn="0" w:oddVBand="0" w:evenVBand="0" w:oddHBand="0" w:evenHBand="0" w:firstRowFirstColumn="0" w:firstRowLastColumn="0" w:lastRowFirstColumn="0" w:lastRowLastColumn="0"/>
-              <w:rPr>
-                <w:rFonts w:eastAsia="Calibri"/>
-                <w:bCs/>
-                <w:color w:val="000000" w:themeColor="text1"/>
-              </w:rPr>
-            </w:pPr>
-          </w:p>
-        </w:tc>
-      </w:tr>
-      <w:tr>
-        <w:trPr>
-          <w:cnfStyle w:val="000000100000" w:firstRow="0" w:lastRow="0" w:firstColumn="0" w:lastColumn="0" w:oddVBand="0" w:evenVBand="0" w:oddHBand="1" w:evenHBand="0" w:firstRowFirstColumn="0" w:firstRowLastColumn="0" w:lastRowFirstColumn="0" w:lastRowLastColumn="0"/>
-          <w:trHeight w:val="220"/>
-        </w:trPr>
-        <w:tc>
-          <w:tcPr>
-            <w:cnfStyle w:val="001000000000" w:firstRow="0" w:lastRow="0" w:firstColumn="1" w:lastColumn="0" w:oddVBand="0" w:evenVBand="0" w:oddHBand="0" w:evenHBand="0" w:firstRowFirstColumn="0" w:firstRowLastColumn="0" w:lastRowFirstColumn="0" w:lastRowLastColumn="0"/>
-            <w:tcW w:w="1267" w:type="dxa"/>
-          </w:tcPr>
-          <w:p>
-            <w:pPr>
-              <w:rPr>
-                <w:rFonts w:eastAsia="Calibri"/>
-                <w:b w:val="0"/>
-                <w:bCs/>
-                <w:color w:val="auto"/>
-              </w:rPr>
-            </w:pPr>
-            <w:r>
-              <w:rPr>
-                <w:rFonts w:eastAsia="Calibri"/>
-                <w:b w:val="0"/>
-                <w:bCs/>
-                <w:color w:val="auto"/>
+              <w:rPr>
+                <w:rFonts w:eastAsia="Calibri"/>
+                <w:bCs/>
+                <w:color w:val="000000" w:themeColor="text1"/>
+              </w:rPr>
+            </w:pPr>
+          </w:p>
+        </w:tc>
+      </w:tr>
+      <w:tr>
+        <w:trPr>
+          <w:trHeight w:val="220"/>
+        </w:trPr>
+        <w:tc>
+          <w:tcPr>
+            <w:tcW w:w="1009" w:type="dxa"/>
+          </w:tcPr>
+          <w:p>
+            <w:pPr>
+              <w:rPr>
+                <w:rFonts w:eastAsia="Calibri"/>
+                <w:bCs/>
+              </w:rPr>
+            </w:pPr>
+            <w:r>
+              <w:rPr>
+                <w:rFonts w:eastAsia="Calibri"/>
+                <w:bCs/>
               </w:rPr>
               <w:t>Opción a)</w:t>
             </w:r>
@@ -1811,7 +1535,7 @@
         </w:tc>
         <w:tc>
           <w:tcPr>
-            <w:tcW w:w="6727" w:type="dxa"/>
+            <w:tcW w:w="6693" w:type="dxa"/>
             <w:gridSpan w:val="4"/>
             <w:tcBorders>
               <w:right w:val="single" w:sz="4" w:space="0" w:color="auto"/>
@@ -1820,7 +1544,6 @@
           </w:tcPr>
           <w:p>
             <w:pPr>
-              <w:cnfStyle w:val="000000100000" w:firstRow="0" w:lastRow="0" w:firstColumn="0" w:lastColumn="0" w:oddVBand="0" w:evenVBand="0" w:oddHBand="1" w:evenHBand="0" w:firstRowFirstColumn="0" w:firstRowLastColumn="0" w:lastRowFirstColumn="0" w:lastRowLastColumn="0"/>
               <w:rPr>
                 <w:rFonts w:eastAsia="Calibri"/>
                 <w:bCs/>
@@ -1839,7 +1562,7 @@
         </w:tc>
         <w:tc>
           <w:tcPr>
-            <w:tcW w:w="2160" w:type="dxa"/>
+            <w:tcW w:w="2452" w:type="dxa"/>
             <w:gridSpan w:val="8"/>
             <w:tcBorders>
               <w:left w:val="single" w:sz="4" w:space="0" w:color="auto"/>
@@ -1849,41 +1572,34 @@
           <w:p>
             <w:pPr>
               <w:widowControl w:val="0"/>
-              <w:cnfStyle w:val="000000100000" w:firstRow="0" w:lastRow="0" w:firstColumn="0" w:lastColumn="0" w:oddVBand="0" w:evenVBand="0" w:oddHBand="1" w:evenHBand="0" w:firstRowFirstColumn="0" w:firstRowLastColumn="0" w:lastRowFirstColumn="0" w:lastRowLastColumn="0"/>
-              <w:rPr>
-                <w:rFonts w:eastAsia="Calibri"/>
-                <w:bCs/>
-                <w:color w:val="auto"/>
-              </w:rPr>
-            </w:pPr>
-          </w:p>
-        </w:tc>
-      </w:tr>
-      <w:tr>
-        <w:trPr>
-          <w:trHeight w:val="220"/>
-        </w:trPr>
-        <w:tc>
-          <w:tcPr>
-            <w:cnfStyle w:val="001000000000" w:firstRow="0" w:lastRow="0" w:firstColumn="1" w:lastColumn="0" w:oddVBand="0" w:evenVBand="0" w:oddHBand="0" w:evenHBand="0" w:firstRowFirstColumn="0" w:firstRowLastColumn="0" w:lastRowFirstColumn="0" w:lastRowLastColumn="0"/>
-            <w:tcW w:w="1267" w:type="dxa"/>
+              <w:rPr>
+                <w:rFonts w:eastAsia="Calibri"/>
+                <w:bCs/>
+              </w:rPr>
+            </w:pPr>
+          </w:p>
+        </w:tc>
+      </w:tr>
+      <w:tr>
+        <w:trPr>
+          <w:trHeight w:val="220"/>
+        </w:trPr>
+        <w:tc>
+          <w:tcPr>
+            <w:tcW w:w="1009" w:type="dxa"/>
             <w:shd w:val="clear" w:color="auto" w:fill="FBE5D5"/>
           </w:tcPr>
           <w:p>
             <w:pPr>
               <w:rPr>
                 <w:rFonts w:eastAsia="Calibri"/>
-                <w:b w:val="0"/>
-                <w:bCs/>
-                <w:color w:val="auto"/>
-              </w:rPr>
-            </w:pPr>
-            <w:r>
-              <w:rPr>
-                <w:rFonts w:eastAsia="Calibri"/>
-                <w:b w:val="0"/>
-                <w:bCs/>
-                <w:color w:val="auto"/>
+                <w:bCs/>
+              </w:rPr>
+            </w:pPr>
+            <w:r>
+              <w:rPr>
+                <w:rFonts w:eastAsia="Calibri"/>
+                <w:bCs/>
               </w:rPr>
               <w:t>Opción b)</w:t>
             </w:r>
@@ -1891,13 +1607,12 @@
         </w:tc>
         <w:tc>
           <w:tcPr>
-            <w:tcW w:w="6727" w:type="dxa"/>
+            <w:tcW w:w="6693" w:type="dxa"/>
             <w:gridSpan w:val="4"/>
             <w:shd w:val="clear" w:color="auto" w:fill="auto"/>
           </w:tcPr>
           <w:p>
             <w:pPr>
-              <w:cnfStyle w:val="000000000000" w:firstRow="0" w:lastRow="0" w:firstColumn="0" w:lastColumn="0" w:oddVBand="0" w:evenVBand="0" w:oddHBand="0" w:evenHBand="0" w:firstRowFirstColumn="0" w:firstRowLastColumn="0" w:lastRowFirstColumn="0" w:lastRowLastColumn="0"/>
               <w:rPr>
                 <w:rFonts w:eastAsia="Calibri"/>
                 <w:bCs/>
@@ -1916,25 +1631,22 @@
         </w:tc>
         <w:tc>
           <w:tcPr>
-            <w:tcW w:w="2160" w:type="dxa"/>
+            <w:tcW w:w="2452" w:type="dxa"/>
             <w:gridSpan w:val="8"/>
             <w:shd w:val="clear" w:color="auto" w:fill="auto"/>
           </w:tcPr>
           <w:p>
             <w:pPr>
               <w:widowControl w:val="0"/>
-              <w:cnfStyle w:val="000000000000" w:firstRow="0" w:lastRow="0" w:firstColumn="0" w:lastColumn="0" w:oddVBand="0" w:evenVBand="0" w:oddHBand="0" w:evenHBand="0" w:firstRowFirstColumn="0" w:firstRowLastColumn="0" w:lastRowFirstColumn="0" w:lastRowLastColumn="0"/>
-              <w:rPr>
-                <w:rFonts w:eastAsia="Calibri"/>
-                <w:bCs/>
-                <w:color w:val="auto"/>
-              </w:rPr>
-            </w:pPr>
-            <w:r>
-              <w:rPr>
-                <w:rFonts w:eastAsia="Calibri"/>
-                <w:bCs/>
-                <w:color w:val="auto"/>
+              <w:rPr>
+                <w:rFonts w:eastAsia="Calibri"/>
+                <w:bCs/>
+              </w:rPr>
+            </w:pPr>
+            <w:r>
+              <w:rPr>
+                <w:rFonts w:eastAsia="Calibri"/>
+                <w:bCs/>
               </w:rPr>
               <w:t>X</w:t>
             </w:r>
@@ -1943,29 +1655,23 @@
       </w:tr>
       <w:tr>
         <w:trPr>
-          <w:cnfStyle w:val="000000100000" w:firstRow="0" w:lastRow="0" w:firstColumn="0" w:lastColumn="0" w:oddVBand="0" w:evenVBand="0" w:oddHBand="1" w:evenHBand="0" w:firstRowFirstColumn="0" w:firstRowLastColumn="0" w:lastRowFirstColumn="0" w:lastRowLastColumn="0"/>
-          <w:trHeight w:val="220"/>
-        </w:trPr>
-        <w:tc>
-          <w:tcPr>
-            <w:cnfStyle w:val="001000000000" w:firstRow="0" w:lastRow="0" w:firstColumn="1" w:lastColumn="0" w:oddVBand="0" w:evenVBand="0" w:oddHBand="0" w:evenHBand="0" w:firstRowFirstColumn="0" w:firstRowLastColumn="0" w:lastRowFirstColumn="0" w:lastRowLastColumn="0"/>
-            <w:tcW w:w="1267" w:type="dxa"/>
-          </w:tcPr>
-          <w:p>
-            <w:pPr>
-              <w:rPr>
-                <w:rFonts w:eastAsia="Calibri"/>
-                <w:b w:val="0"/>
-                <w:bCs/>
-                <w:color w:val="auto"/>
-              </w:rPr>
-            </w:pPr>
-            <w:r>
-              <w:rPr>
-                <w:rFonts w:eastAsia="Calibri"/>
-                <w:b w:val="0"/>
-                <w:bCs/>
-                <w:color w:val="auto"/>
+          <w:trHeight w:val="220"/>
+        </w:trPr>
+        <w:tc>
+          <w:tcPr>
+            <w:tcW w:w="1009" w:type="dxa"/>
+          </w:tcPr>
+          <w:p>
+            <w:pPr>
+              <w:rPr>
+                <w:rFonts w:eastAsia="Calibri"/>
+                <w:bCs/>
+              </w:rPr>
+            </w:pPr>
+            <w:r>
+              <w:rPr>
+                <w:rFonts w:eastAsia="Calibri"/>
+                <w:bCs/>
               </w:rPr>
               <w:t>Opción c)</w:t>
             </w:r>
@@ -1973,13 +1679,12 @@
         </w:tc>
         <w:tc>
           <w:tcPr>
-            <w:tcW w:w="6727" w:type="dxa"/>
+            <w:tcW w:w="6693" w:type="dxa"/>
             <w:gridSpan w:val="4"/>
             <w:shd w:val="clear" w:color="auto" w:fill="auto"/>
           </w:tcPr>
           <w:p>
             <w:pPr>
-              <w:cnfStyle w:val="000000100000" w:firstRow="0" w:lastRow="0" w:firstColumn="0" w:lastColumn="0" w:oddVBand="0" w:evenVBand="0" w:oddHBand="1" w:evenHBand="0" w:firstRowFirstColumn="0" w:firstRowLastColumn="0" w:lastRowFirstColumn="0" w:lastRowLastColumn="0"/>
               <w:rPr>
                 <w:rFonts w:eastAsia="Calibri"/>
                 <w:bCs/>
@@ -1998,48 +1703,41 @@
         </w:tc>
         <w:tc>
           <w:tcPr>
-            <w:tcW w:w="2160" w:type="dxa"/>
+            <w:tcW w:w="2452" w:type="dxa"/>
             <w:gridSpan w:val="8"/>
             <w:shd w:val="clear" w:color="auto" w:fill="auto"/>
           </w:tcPr>
           <w:p>
             <w:pPr>
               <w:widowControl w:val="0"/>
-              <w:cnfStyle w:val="000000100000" w:firstRow="0" w:lastRow="0" w:firstColumn="0" w:lastColumn="0" w:oddVBand="0" w:evenVBand="0" w:oddHBand="1" w:evenHBand="0" w:firstRowFirstColumn="0" w:firstRowLastColumn="0" w:lastRowFirstColumn="0" w:lastRowLastColumn="0"/>
-              <w:rPr>
-                <w:rFonts w:eastAsia="Calibri"/>
-                <w:bCs/>
-                <w:color w:val="auto"/>
-              </w:rPr>
-            </w:pPr>
-          </w:p>
-        </w:tc>
-      </w:tr>
-      <w:tr>
-        <w:trPr>
-          <w:trHeight w:val="220"/>
-        </w:trPr>
-        <w:tc>
-          <w:tcPr>
-            <w:cnfStyle w:val="001000000000" w:firstRow="0" w:lastRow="0" w:firstColumn="1" w:lastColumn="0" w:oddVBand="0" w:evenVBand="0" w:oddHBand="0" w:evenHBand="0" w:firstRowFirstColumn="0" w:firstRowLastColumn="0" w:lastRowFirstColumn="0" w:lastRowLastColumn="0"/>
-            <w:tcW w:w="1267" w:type="dxa"/>
+              <w:rPr>
+                <w:rFonts w:eastAsia="Calibri"/>
+                <w:bCs/>
+              </w:rPr>
+            </w:pPr>
+          </w:p>
+        </w:tc>
+      </w:tr>
+      <w:tr>
+        <w:trPr>
+          <w:trHeight w:val="220"/>
+        </w:trPr>
+        <w:tc>
+          <w:tcPr>
+            <w:tcW w:w="1009" w:type="dxa"/>
             <w:shd w:val="clear" w:color="auto" w:fill="FBE5D5"/>
           </w:tcPr>
           <w:p>
             <w:pPr>
               <w:rPr>
                 <w:rFonts w:eastAsia="Calibri"/>
-                <w:b w:val="0"/>
-                <w:bCs/>
-                <w:color w:val="auto"/>
-              </w:rPr>
-            </w:pPr>
-            <w:r>
-              <w:rPr>
-                <w:rFonts w:eastAsia="Calibri"/>
-                <w:b w:val="0"/>
-                <w:bCs/>
-                <w:color w:val="auto"/>
+                <w:bCs/>
+              </w:rPr>
+            </w:pPr>
+            <w:r>
+              <w:rPr>
+                <w:rFonts w:eastAsia="Calibri"/>
+                <w:bCs/>
               </w:rPr>
               <w:t>Opción d)</w:t>
             </w:r>
@@ -2047,13 +1745,12 @@
         </w:tc>
         <w:tc>
           <w:tcPr>
-            <w:tcW w:w="6727" w:type="dxa"/>
+            <w:tcW w:w="6693" w:type="dxa"/>
             <w:gridSpan w:val="4"/>
             <w:shd w:val="clear" w:color="auto" w:fill="auto"/>
           </w:tcPr>
           <w:p>
             <w:pPr>
-              <w:cnfStyle w:val="000000000000" w:firstRow="0" w:lastRow="0" w:firstColumn="0" w:lastColumn="0" w:oddVBand="0" w:evenVBand="0" w:oddHBand="0" w:evenHBand="0" w:firstRowFirstColumn="0" w:firstRowLastColumn="0" w:lastRowFirstColumn="0" w:lastRowLastColumn="0"/>
               <w:rPr>
                 <w:rFonts w:eastAsia="Calibri"/>
                 <w:bCs/>
@@ -2072,49 +1769,41 @@
         </w:tc>
         <w:tc>
           <w:tcPr>
-            <w:tcW w:w="2160" w:type="dxa"/>
+            <w:tcW w:w="2452" w:type="dxa"/>
             <w:gridSpan w:val="8"/>
             <w:shd w:val="clear" w:color="auto" w:fill="auto"/>
           </w:tcPr>
           <w:p>
             <w:pPr>
               <w:widowControl w:val="0"/>
-              <w:cnfStyle w:val="000000000000" w:firstRow="0" w:lastRow="0" w:firstColumn="0" w:lastColumn="0" w:oddVBand="0" w:evenVBand="0" w:oddHBand="0" w:evenHBand="0" w:firstRowFirstColumn="0" w:firstRowLastColumn="0" w:lastRowFirstColumn="0" w:lastRowLastColumn="0"/>
-              <w:rPr>
-                <w:rFonts w:eastAsia="Calibri"/>
-                <w:bCs/>
-                <w:color w:val="auto"/>
-              </w:rPr>
-            </w:pPr>
-          </w:p>
-        </w:tc>
-      </w:tr>
-      <w:tr>
-        <w:trPr>
-          <w:cnfStyle w:val="000000100000" w:firstRow="0" w:lastRow="0" w:firstColumn="0" w:lastColumn="0" w:oddVBand="0" w:evenVBand="0" w:oddHBand="1" w:evenHBand="0" w:firstRowFirstColumn="0" w:firstRowLastColumn="0" w:lastRowFirstColumn="0" w:lastRowLastColumn="0"/>
-          <w:trHeight w:val="220"/>
-        </w:trPr>
-        <w:tc>
-          <w:tcPr>
-            <w:cnfStyle w:val="001000000000" w:firstRow="0" w:lastRow="0" w:firstColumn="1" w:lastColumn="0" w:oddVBand="0" w:evenVBand="0" w:oddHBand="0" w:evenHBand="0" w:firstRowFirstColumn="0" w:firstRowLastColumn="0" w:lastRowFirstColumn="0" w:lastRowLastColumn="0"/>
-            <w:tcW w:w="2534" w:type="dxa"/>
-            <w:gridSpan w:val="2"/>
-          </w:tcPr>
-          <w:p>
-            <w:pPr>
-              <w:rPr>
-                <w:rFonts w:eastAsia="Calibri"/>
-                <w:b w:val="0"/>
-                <w:bCs/>
-                <w:color w:val="auto"/>
-              </w:rPr>
-            </w:pPr>
-            <w:r>
-              <w:rPr>
-                <w:rFonts w:eastAsia="Calibri"/>
-                <w:b w:val="0"/>
-                <w:bCs/>
-                <w:color w:val="auto"/>
+              <w:rPr>
+                <w:rFonts w:eastAsia="Calibri"/>
+                <w:bCs/>
+              </w:rPr>
+            </w:pPr>
+          </w:p>
+        </w:tc>
+      </w:tr>
+      <w:tr>
+        <w:trPr>
+          <w:trHeight w:val="220"/>
+        </w:trPr>
+        <w:tc>
+          <w:tcPr>
+            <w:tcW w:w="1970" w:type="dxa"/>
+            <w:gridSpan w:val="2"/>
+          </w:tcPr>
+          <w:p>
+            <w:pPr>
+              <w:rPr>
+                <w:rFonts w:eastAsia="Calibri"/>
+                <w:bCs/>
+              </w:rPr>
+            </w:pPr>
+            <w:r>
+              <w:rPr>
+                <w:rFonts w:eastAsia="Calibri"/>
+                <w:bCs/>
               </w:rPr>
               <w:t>Comentario respuesta correcta</w:t>
             </w:r>
@@ -2122,13 +1811,12 @@
         </w:tc>
         <w:tc>
           <w:tcPr>
-            <w:tcW w:w="7620" w:type="dxa"/>
+            <w:tcW w:w="8184" w:type="dxa"/>
             <w:gridSpan w:val="11"/>
-            <w:shd w:val="clear" w:color="auto" w:fill="FFFFFF"/>
-          </w:tcPr>
-          <w:p>
-            <w:pPr>
-              <w:cnfStyle w:val="000000100000" w:firstRow="0" w:lastRow="0" w:firstColumn="0" w:lastColumn="0" w:oddVBand="0" w:evenVBand="0" w:oddHBand="1" w:evenHBand="0" w:firstRowFirstColumn="0" w:firstRowLastColumn="0" w:lastRowFirstColumn="0" w:lastRowLastColumn="0"/>
+            <w:shd w:val="clear" w:color="auto" w:fill="FFFFFF" w:themeFill="background1"/>
+          </w:tcPr>
+          <w:p>
+            <w:pPr>
               <w:rPr>
                 <w:rFonts w:eastAsia="Calibri"/>
                 <w:bCs/>
@@ -2154,8 +1842,7 @@
         </w:trPr>
         <w:tc>
           <w:tcPr>
-            <w:cnfStyle w:val="001000000000" w:firstRow="0" w:lastRow="0" w:firstColumn="1" w:lastColumn="0" w:oddVBand="0" w:evenVBand="0" w:oddHBand="0" w:evenHBand="0" w:firstRowFirstColumn="0" w:firstRowLastColumn="0" w:lastRowFirstColumn="0" w:lastRowLastColumn="0"/>
-            <w:tcW w:w="2534" w:type="dxa"/>
+            <w:tcW w:w="1970" w:type="dxa"/>
             <w:gridSpan w:val="2"/>
             <w:shd w:val="clear" w:color="auto" w:fill="FBE5D5"/>
           </w:tcPr>
@@ -2163,17 +1850,13 @@
             <w:pPr>
               <w:rPr>
                 <w:rFonts w:eastAsia="Calibri"/>
-                <w:b w:val="0"/>
-                <w:bCs/>
-                <w:color w:val="auto"/>
-              </w:rPr>
-            </w:pPr>
-            <w:r>
-              <w:rPr>
-                <w:rFonts w:eastAsia="Calibri"/>
-                <w:b w:val="0"/>
-                <w:bCs/>
-                <w:color w:val="auto"/>
+                <w:bCs/>
+              </w:rPr>
+            </w:pPr>
+            <w:r>
+              <w:rPr>
+                <w:rFonts w:eastAsia="Calibri"/>
+                <w:bCs/>
               </w:rPr>
               <w:t>Comentario respuesta incorrecta</w:t>
             </w:r>
@@ -2181,13 +1864,12 @@
         </w:tc>
         <w:tc>
           <w:tcPr>
-            <w:tcW w:w="7620" w:type="dxa"/>
+            <w:tcW w:w="8184" w:type="dxa"/>
             <w:gridSpan w:val="11"/>
-            <w:shd w:val="clear" w:color="auto" w:fill="FFFFFF"/>
-          </w:tcPr>
-          <w:p>
-            <w:pPr>
-              <w:cnfStyle w:val="000000000000" w:firstRow="0" w:lastRow="0" w:firstColumn="0" w:lastColumn="0" w:oddVBand="0" w:evenVBand="0" w:oddHBand="0" w:evenHBand="0" w:firstRowFirstColumn="0" w:firstRowLastColumn="0" w:lastRowFirstColumn="0" w:lastRowLastColumn="0"/>
+            <w:shd w:val="clear" w:color="auto" w:fill="FFFFFF" w:themeFill="background1"/>
+          </w:tcPr>
+          <w:p>
+            <w:pPr>
               <w:rPr>
                 <w:rFonts w:eastAsia="Calibri"/>
                 <w:bCs/>
@@ -2209,26 +1891,22 @@
       </w:tr>
       <w:tr>
         <w:trPr>
-          <w:cnfStyle w:val="000000100000" w:firstRow="0" w:lastRow="0" w:firstColumn="0" w:lastColumn="0" w:oddVBand="0" w:evenVBand="0" w:oddHBand="1" w:evenHBand="0" w:firstRowFirstColumn="0" w:firstRowLastColumn="0" w:lastRowFirstColumn="0" w:lastRowLastColumn="0"/>
-          <w:trHeight w:val="220"/>
-        </w:trPr>
-        <w:tc>
-          <w:tcPr>
-            <w:cnfStyle w:val="001000000000" w:firstRow="0" w:lastRow="0" w:firstColumn="1" w:lastColumn="0" w:oddVBand="0" w:evenVBand="0" w:oddHBand="0" w:evenHBand="0" w:firstRowFirstColumn="0" w:firstRowLastColumn="0" w:lastRowFirstColumn="0" w:lastRowLastColumn="0"/>
-            <w:tcW w:w="2534" w:type="dxa"/>
-            <w:gridSpan w:val="2"/>
-          </w:tcPr>
-          <w:p>
-            <w:pPr>
-              <w:rPr>
-                <w:rFonts w:eastAsia="Calibri"/>
-                <w:color w:val="auto"/>
-              </w:rPr>
-            </w:pPr>
-            <w:r>
-              <w:rPr>
-                <w:rFonts w:eastAsia="Calibri"/>
-                <w:color w:val="auto"/>
+          <w:trHeight w:val="220"/>
+        </w:trPr>
+        <w:tc>
+          <w:tcPr>
+            <w:tcW w:w="1970" w:type="dxa"/>
+            <w:gridSpan w:val="2"/>
+          </w:tcPr>
+          <w:p>
+            <w:pPr>
+              <w:rPr>
+                <w:rFonts w:eastAsia="Calibri"/>
+              </w:rPr>
+            </w:pPr>
+            <w:r>
+              <w:rPr>
+                <w:rFonts w:eastAsia="Calibri"/>
               </w:rPr>
               <w:t>Pregunta 4</w:t>
             </w:r>
@@ -2236,7 +1914,7 @@
         </w:tc>
         <w:tc>
           <w:tcPr>
-            <w:tcW w:w="5453" w:type="dxa"/>
+            <w:tcW w:w="5617" w:type="dxa"/>
             <w:gridSpan w:val="2"/>
             <w:tcBorders>
               <w:right w:val="single" w:sz="4" w:space="0" w:color="auto"/>
@@ -2244,7 +1922,6 @@
           </w:tcPr>
           <w:p>
             <w:pPr>
-              <w:cnfStyle w:val="000000100000" w:firstRow="0" w:lastRow="0" w:firstColumn="0" w:lastColumn="0" w:oddVBand="0" w:evenVBand="0" w:oddHBand="1" w:evenHBand="0" w:firstRowFirstColumn="0" w:firstRowLastColumn="0" w:lastRowFirstColumn="0" w:lastRowLastColumn="0"/>
               <w:rPr>
                 <w:rFonts w:eastAsia="Calibri"/>
                 <w:b/>
@@ -2264,7 +1941,7 @@
         </w:tc>
         <w:tc>
           <w:tcPr>
-            <w:tcW w:w="2167" w:type="dxa"/>
+            <w:tcW w:w="2567" w:type="dxa"/>
             <w:gridSpan w:val="9"/>
             <w:tcBorders>
               <w:left w:val="single" w:sz="4" w:space="0" w:color="auto"/>
@@ -2272,41 +1949,35 @@
           </w:tcPr>
           <w:p>
             <w:pPr>
-              <w:cnfStyle w:val="000000100000" w:firstRow="0" w:lastRow="0" w:firstColumn="0" w:lastColumn="0" w:oddVBand="0" w:evenVBand="0" w:oddHBand="1" w:evenHBand="0" w:firstRowFirstColumn="0" w:firstRowLastColumn="0" w:lastRowFirstColumn="0" w:lastRowLastColumn="0"/>
-              <w:rPr>
-                <w:rFonts w:eastAsia="Calibri"/>
-                <w:bCs/>
-                <w:color w:val="000000" w:themeColor="text1"/>
-              </w:rPr>
-            </w:pPr>
-          </w:p>
-        </w:tc>
-      </w:tr>
-      <w:tr>
-        <w:trPr>
-          <w:trHeight w:val="220"/>
-        </w:trPr>
-        <w:tc>
-          <w:tcPr>
-            <w:cnfStyle w:val="001000000000" w:firstRow="0" w:lastRow="0" w:firstColumn="1" w:lastColumn="0" w:oddVBand="0" w:evenVBand="0" w:oddHBand="0" w:evenHBand="0" w:firstRowFirstColumn="0" w:firstRowLastColumn="0" w:lastRowFirstColumn="0" w:lastRowLastColumn="0"/>
-            <w:tcW w:w="1267" w:type="dxa"/>
+              <w:rPr>
+                <w:rFonts w:eastAsia="Calibri"/>
+                <w:bCs/>
+                <w:color w:val="000000" w:themeColor="text1"/>
+              </w:rPr>
+            </w:pPr>
+          </w:p>
+        </w:tc>
+      </w:tr>
+      <w:tr>
+        <w:trPr>
+          <w:trHeight w:val="220"/>
+        </w:trPr>
+        <w:tc>
+          <w:tcPr>
+            <w:tcW w:w="1009" w:type="dxa"/>
             <w:shd w:val="clear" w:color="auto" w:fill="FBE5D5"/>
           </w:tcPr>
           <w:p>
             <w:pPr>
               <w:rPr>
                 <w:rFonts w:eastAsia="Calibri"/>
-                <w:b w:val="0"/>
-                <w:bCs/>
-                <w:color w:val="auto"/>
-              </w:rPr>
-            </w:pPr>
-            <w:r>
-              <w:rPr>
-                <w:rFonts w:eastAsia="Calibri"/>
-                <w:b w:val="0"/>
-                <w:bCs/>
-                <w:color w:val="auto"/>
+                <w:bCs/>
+              </w:rPr>
+            </w:pPr>
+            <w:r>
+              <w:rPr>
+                <w:rFonts w:eastAsia="Calibri"/>
+                <w:bCs/>
               </w:rPr>
               <w:t>Opción a)</w:t>
             </w:r>
@@ -2314,16 +1985,15 @@
         </w:tc>
         <w:tc>
           <w:tcPr>
-            <w:tcW w:w="6727" w:type="dxa"/>
+            <w:tcW w:w="6693" w:type="dxa"/>
             <w:gridSpan w:val="4"/>
             <w:tcBorders>
               <w:right w:val="single" w:sz="4" w:space="0" w:color="auto"/>
             </w:tcBorders>
-            <w:shd w:val="clear" w:color="auto" w:fill="FFFFFF"/>
-          </w:tcPr>
-          <w:p>
-            <w:pPr>
-              <w:cnfStyle w:val="000000000000" w:firstRow="0" w:lastRow="0" w:firstColumn="0" w:lastColumn="0" w:oddVBand="0" w:evenVBand="0" w:oddHBand="0" w:evenHBand="0" w:firstRowFirstColumn="0" w:firstRowLastColumn="0" w:lastRowFirstColumn="0" w:lastRowLastColumn="0"/>
+            <w:shd w:val="clear" w:color="auto" w:fill="FFFFFF" w:themeFill="background1"/>
+          </w:tcPr>
+          <w:p>
+            <w:pPr>
               <w:rPr>
                 <w:rFonts w:eastAsia="Calibri"/>
                 <w:bCs/>
@@ -2342,51 +2012,43 @@
         </w:tc>
         <w:tc>
           <w:tcPr>
-            <w:tcW w:w="2160" w:type="dxa"/>
+            <w:tcW w:w="2452" w:type="dxa"/>
             <w:gridSpan w:val="8"/>
             <w:tcBorders>
               <w:left w:val="single" w:sz="4" w:space="0" w:color="auto"/>
             </w:tcBorders>
-            <w:shd w:val="clear" w:color="auto" w:fill="FFFFFF"/>
+            <w:shd w:val="clear" w:color="auto" w:fill="FFFFFF" w:themeFill="background1"/>
           </w:tcPr>
           <w:p>
             <w:pPr>
               <w:widowControl w:val="0"/>
-              <w:cnfStyle w:val="000000000000" w:firstRow="0" w:lastRow="0" w:firstColumn="0" w:lastColumn="0" w:oddVBand="0" w:evenVBand="0" w:oddHBand="0" w:evenHBand="0" w:firstRowFirstColumn="0" w:firstRowLastColumn="0" w:lastRowFirstColumn="0" w:lastRowLastColumn="0"/>
-              <w:rPr>
-                <w:rFonts w:eastAsia="Calibri"/>
-                <w:bCs/>
-                <w:color w:val="auto"/>
-              </w:rPr>
-            </w:pPr>
-          </w:p>
-        </w:tc>
-      </w:tr>
-      <w:tr>
-        <w:trPr>
-          <w:cnfStyle w:val="000000100000" w:firstRow="0" w:lastRow="0" w:firstColumn="0" w:lastColumn="0" w:oddVBand="0" w:evenVBand="0" w:oddHBand="1" w:evenHBand="0" w:firstRowFirstColumn="0" w:firstRowLastColumn="0" w:lastRowFirstColumn="0" w:lastRowLastColumn="0"/>
-          <w:trHeight w:val="220"/>
-        </w:trPr>
-        <w:tc>
-          <w:tcPr>
-            <w:cnfStyle w:val="001000000000" w:firstRow="0" w:lastRow="0" w:firstColumn="1" w:lastColumn="0" w:oddVBand="0" w:evenVBand="0" w:oddHBand="0" w:evenHBand="0" w:firstRowFirstColumn="0" w:firstRowLastColumn="0" w:lastRowFirstColumn="0" w:lastRowLastColumn="0"/>
-            <w:tcW w:w="1267" w:type="dxa"/>
-          </w:tcPr>
-          <w:p>
-            <w:pPr>
-              <w:rPr>
-                <w:rFonts w:eastAsia="Calibri"/>
-                <w:b w:val="0"/>
-                <w:bCs/>
-                <w:color w:val="auto"/>
-              </w:rPr>
-            </w:pPr>
-            <w:r>
-              <w:rPr>
-                <w:rFonts w:eastAsia="Calibri"/>
-                <w:b w:val="0"/>
-                <w:bCs/>
-                <w:color w:val="auto"/>
+              <w:rPr>
+                <w:rFonts w:eastAsia="Calibri"/>
+                <w:bCs/>
+              </w:rPr>
+            </w:pPr>
+          </w:p>
+        </w:tc>
+      </w:tr>
+      <w:tr>
+        <w:trPr>
+          <w:trHeight w:val="220"/>
+        </w:trPr>
+        <w:tc>
+          <w:tcPr>
+            <w:tcW w:w="1009" w:type="dxa"/>
+          </w:tcPr>
+          <w:p>
+            <w:pPr>
+              <w:rPr>
+                <w:rFonts w:eastAsia="Calibri"/>
+                <w:bCs/>
+              </w:rPr>
+            </w:pPr>
+            <w:r>
+              <w:rPr>
+                <w:rFonts w:eastAsia="Calibri"/>
+                <w:bCs/>
               </w:rPr>
               <w:t>Opción b)</w:t>
             </w:r>
@@ -2394,13 +2056,12 @@
         </w:tc>
         <w:tc>
           <w:tcPr>
-            <w:tcW w:w="6727" w:type="dxa"/>
+            <w:tcW w:w="6693" w:type="dxa"/>
             <w:gridSpan w:val="4"/>
-            <w:shd w:val="clear" w:color="auto" w:fill="FFFFFF"/>
-          </w:tcPr>
-          <w:p>
-            <w:pPr>
-              <w:cnfStyle w:val="000000100000" w:firstRow="0" w:lastRow="0" w:firstColumn="0" w:lastColumn="0" w:oddVBand="0" w:evenVBand="0" w:oddHBand="1" w:evenHBand="0" w:firstRowFirstColumn="0" w:firstRowLastColumn="0" w:lastRowFirstColumn="0" w:lastRowLastColumn="0"/>
+            <w:shd w:val="clear" w:color="auto" w:fill="FFFFFF" w:themeFill="background1"/>
+          </w:tcPr>
+          <w:p>
+            <w:pPr>
               <w:rPr>
                 <w:rFonts w:eastAsia="Calibri"/>
                 <w:bCs/>
@@ -2419,25 +2080,22 @@
         </w:tc>
         <w:tc>
           <w:tcPr>
-            <w:tcW w:w="2160" w:type="dxa"/>
+            <w:tcW w:w="2452" w:type="dxa"/>
             <w:gridSpan w:val="8"/>
-            <w:shd w:val="clear" w:color="auto" w:fill="FFFFFF"/>
+            <w:shd w:val="clear" w:color="auto" w:fill="FFFFFF" w:themeFill="background1"/>
           </w:tcPr>
           <w:p>
             <w:pPr>
               <w:widowControl w:val="0"/>
-              <w:cnfStyle w:val="000000100000" w:firstRow="0" w:lastRow="0" w:firstColumn="0" w:lastColumn="0" w:oddVBand="0" w:evenVBand="0" w:oddHBand="1" w:evenHBand="0" w:firstRowFirstColumn="0" w:firstRowLastColumn="0" w:lastRowFirstColumn="0" w:lastRowLastColumn="0"/>
-              <w:rPr>
-                <w:rFonts w:eastAsia="Calibri"/>
-                <w:bCs/>
-                <w:color w:val="auto"/>
-              </w:rPr>
-            </w:pPr>
-            <w:r>
-              <w:rPr>
-                <w:rFonts w:eastAsia="Calibri"/>
-                <w:bCs/>
-                <w:color w:val="auto"/>
+              <w:rPr>
+                <w:rFonts w:eastAsia="Calibri"/>
+                <w:bCs/>
+              </w:rPr>
+            </w:pPr>
+            <w:r>
+              <w:rPr>
+                <w:rFonts w:eastAsia="Calibri"/>
+                <w:bCs/>
               </w:rPr>
               <w:t>X</w:t>
             </w:r>
@@ -2450,25 +2108,20 @@
         </w:trPr>
         <w:tc>
           <w:tcPr>
-            <w:cnfStyle w:val="001000000000" w:firstRow="0" w:lastRow="0" w:firstColumn="1" w:lastColumn="0" w:oddVBand="0" w:evenVBand="0" w:oddHBand="0" w:evenHBand="0" w:firstRowFirstColumn="0" w:firstRowLastColumn="0" w:lastRowFirstColumn="0" w:lastRowLastColumn="0"/>
-            <w:tcW w:w="1267" w:type="dxa"/>
+            <w:tcW w:w="1009" w:type="dxa"/>
             <w:shd w:val="clear" w:color="auto" w:fill="FBE5D5"/>
           </w:tcPr>
           <w:p>
             <w:pPr>
               <w:rPr>
                 <w:rFonts w:eastAsia="Calibri"/>
-                <w:b w:val="0"/>
-                <w:bCs/>
-                <w:color w:val="auto"/>
-              </w:rPr>
-            </w:pPr>
-            <w:r>
-              <w:rPr>
-                <w:rFonts w:eastAsia="Calibri"/>
-                <w:b w:val="0"/>
-                <w:bCs/>
-                <w:color w:val="auto"/>
+                <w:bCs/>
+              </w:rPr>
+            </w:pPr>
+            <w:r>
+              <w:rPr>
+                <w:rFonts w:eastAsia="Calibri"/>
+                <w:bCs/>
               </w:rPr>
               <w:t>Opción c)</w:t>
             </w:r>
@@ -2476,13 +2129,12 @@
         </w:tc>
         <w:tc>
           <w:tcPr>
-            <w:tcW w:w="6727" w:type="dxa"/>
+            <w:tcW w:w="6693" w:type="dxa"/>
             <w:gridSpan w:val="4"/>
-            <w:shd w:val="clear" w:color="auto" w:fill="FFFFFF"/>
-          </w:tcPr>
-          <w:p>
-            <w:pPr>
-              <w:cnfStyle w:val="000000000000" w:firstRow="0" w:lastRow="0" w:firstColumn="0" w:lastColumn="0" w:oddVBand="0" w:evenVBand="0" w:oddHBand="0" w:evenHBand="0" w:firstRowFirstColumn="0" w:firstRowLastColumn="0" w:lastRowFirstColumn="0" w:lastRowLastColumn="0"/>
+            <w:shd w:val="clear" w:color="auto" w:fill="FFFFFF" w:themeFill="background1"/>
+          </w:tcPr>
+          <w:p>
+            <w:pPr>
               <w:rPr>
                 <w:rFonts w:eastAsia="Calibri"/>
                 <w:bCs/>
@@ -2501,48 +2153,40 @@
         </w:tc>
         <w:tc>
           <w:tcPr>
-            <w:tcW w:w="2160" w:type="dxa"/>
+            <w:tcW w:w="2452" w:type="dxa"/>
             <w:gridSpan w:val="8"/>
-            <w:shd w:val="clear" w:color="auto" w:fill="FFFFFF"/>
+            <w:shd w:val="clear" w:color="auto" w:fill="FFFFFF" w:themeFill="background1"/>
           </w:tcPr>
           <w:p>
             <w:pPr>
               <w:widowControl w:val="0"/>
-              <w:cnfStyle w:val="000000000000" w:firstRow="0" w:lastRow="0" w:firstColumn="0" w:lastColumn="0" w:oddVBand="0" w:evenVBand="0" w:oddHBand="0" w:evenHBand="0" w:firstRowFirstColumn="0" w:firstRowLastColumn="0" w:lastRowFirstColumn="0" w:lastRowLastColumn="0"/>
-              <w:rPr>
-                <w:rFonts w:eastAsia="Calibri"/>
-                <w:bCs/>
-                <w:color w:val="auto"/>
-              </w:rPr>
-            </w:pPr>
-          </w:p>
-        </w:tc>
-      </w:tr>
-      <w:tr>
-        <w:trPr>
-          <w:cnfStyle w:val="000000100000" w:firstRow="0" w:lastRow="0" w:firstColumn="0" w:lastColumn="0" w:oddVBand="0" w:evenVBand="0" w:oddHBand="1" w:evenHBand="0" w:firstRowFirstColumn="0" w:firstRowLastColumn="0" w:lastRowFirstColumn="0" w:lastRowLastColumn="0"/>
-          <w:trHeight w:val="220"/>
-        </w:trPr>
-        <w:tc>
-          <w:tcPr>
-            <w:cnfStyle w:val="001000000000" w:firstRow="0" w:lastRow="0" w:firstColumn="1" w:lastColumn="0" w:oddVBand="0" w:evenVBand="0" w:oddHBand="0" w:evenHBand="0" w:firstRowFirstColumn="0" w:firstRowLastColumn="0" w:lastRowFirstColumn="0" w:lastRowLastColumn="0"/>
-            <w:tcW w:w="1267" w:type="dxa"/>
-          </w:tcPr>
-          <w:p>
-            <w:pPr>
-              <w:rPr>
-                <w:rFonts w:eastAsia="Calibri"/>
-                <w:b w:val="0"/>
-                <w:bCs/>
-                <w:color w:val="auto"/>
-              </w:rPr>
-            </w:pPr>
-            <w:r>
-              <w:rPr>
-                <w:rFonts w:eastAsia="Calibri"/>
-                <w:b w:val="0"/>
-                <w:bCs/>
-                <w:color w:val="auto"/>
+              <w:rPr>
+                <w:rFonts w:eastAsia="Calibri"/>
+                <w:bCs/>
+              </w:rPr>
+            </w:pPr>
+          </w:p>
+        </w:tc>
+      </w:tr>
+      <w:tr>
+        <w:trPr>
+          <w:trHeight w:val="220"/>
+        </w:trPr>
+        <w:tc>
+          <w:tcPr>
+            <w:tcW w:w="1009" w:type="dxa"/>
+          </w:tcPr>
+          <w:p>
+            <w:pPr>
+              <w:rPr>
+                <w:rFonts w:eastAsia="Calibri"/>
+                <w:bCs/>
+              </w:rPr>
+            </w:pPr>
+            <w:r>
+              <w:rPr>
+                <w:rFonts w:eastAsia="Calibri"/>
+                <w:bCs/>
               </w:rPr>
               <w:t>Opción d)</w:t>
             </w:r>
@@ -2550,13 +2194,12 @@
         </w:tc>
         <w:tc>
           <w:tcPr>
-            <w:tcW w:w="6727" w:type="dxa"/>
+            <w:tcW w:w="6693" w:type="dxa"/>
             <w:gridSpan w:val="4"/>
-            <w:shd w:val="clear" w:color="auto" w:fill="FFFFFF"/>
-          </w:tcPr>
-          <w:p>
-            <w:pPr>
-              <w:cnfStyle w:val="000000100000" w:firstRow="0" w:lastRow="0" w:firstColumn="0" w:lastColumn="0" w:oddVBand="0" w:evenVBand="0" w:oddHBand="1" w:evenHBand="0" w:firstRowFirstColumn="0" w:firstRowLastColumn="0" w:lastRowFirstColumn="0" w:lastRowLastColumn="0"/>
+            <w:shd w:val="clear" w:color="auto" w:fill="FFFFFF" w:themeFill="background1"/>
+          </w:tcPr>
+          <w:p>
+            <w:pPr>
               <w:rPr>
                 <w:rFonts w:eastAsia="Calibri"/>
                 <w:bCs/>
@@ -2575,31 +2218,28 @@
         </w:tc>
         <w:tc>
           <w:tcPr>
-            <w:tcW w:w="2160" w:type="dxa"/>
+            <w:tcW w:w="2452" w:type="dxa"/>
             <w:gridSpan w:val="8"/>
-            <w:shd w:val="clear" w:color="auto" w:fill="FFFFFF"/>
+            <w:shd w:val="clear" w:color="auto" w:fill="FFFFFF" w:themeFill="background1"/>
           </w:tcPr>
           <w:p>
             <w:pPr>
               <w:widowControl w:val="0"/>
-              <w:cnfStyle w:val="000000100000" w:firstRow="0" w:lastRow="0" w:firstColumn="0" w:lastColumn="0" w:oddVBand="0" w:evenVBand="0" w:oddHBand="1" w:evenHBand="0" w:firstRowFirstColumn="0" w:firstRowLastColumn="0" w:lastRowFirstColumn="0" w:lastRowLastColumn="0"/>
-              <w:rPr>
-                <w:rFonts w:eastAsia="Calibri"/>
-                <w:bCs/>
-                <w:color w:val="auto"/>
-              </w:rPr>
-            </w:pPr>
-          </w:p>
-        </w:tc>
-      </w:tr>
-      <w:tr>
-        <w:trPr>
-          <w:trHeight w:val="220"/>
-        </w:trPr>
-        <w:tc>
-          <w:tcPr>
-            <w:cnfStyle w:val="001000000000" w:firstRow="0" w:lastRow="0" w:firstColumn="1" w:lastColumn="0" w:oddVBand="0" w:evenVBand="0" w:oddHBand="0" w:evenHBand="0" w:firstRowFirstColumn="0" w:firstRowLastColumn="0" w:lastRowFirstColumn="0" w:lastRowLastColumn="0"/>
-            <w:tcW w:w="2534" w:type="dxa"/>
+              <w:rPr>
+                <w:rFonts w:eastAsia="Calibri"/>
+                <w:bCs/>
+              </w:rPr>
+            </w:pPr>
+          </w:p>
+        </w:tc>
+      </w:tr>
+      <w:tr>
+        <w:trPr>
+          <w:trHeight w:val="220"/>
+        </w:trPr>
+        <w:tc>
+          <w:tcPr>
+            <w:tcW w:w="1970" w:type="dxa"/>
             <w:gridSpan w:val="2"/>
             <w:shd w:val="clear" w:color="auto" w:fill="FBE5D5"/>
           </w:tcPr>
@@ -2607,17 +2247,13 @@
             <w:pPr>
               <w:rPr>
                 <w:rFonts w:eastAsia="Calibri"/>
-                <w:b w:val="0"/>
-                <w:bCs/>
-                <w:color w:val="auto"/>
-              </w:rPr>
-            </w:pPr>
-            <w:r>
-              <w:rPr>
-                <w:rFonts w:eastAsia="Calibri"/>
-                <w:b w:val="0"/>
-                <w:bCs/>
-                <w:color w:val="auto"/>
+                <w:bCs/>
+              </w:rPr>
+            </w:pPr>
+            <w:r>
+              <w:rPr>
+                <w:rFonts w:eastAsia="Calibri"/>
+                <w:bCs/>
               </w:rPr>
               <w:t>Comentario respuesta correcta</w:t>
             </w:r>
@@ -2625,13 +2261,12 @@
         </w:tc>
         <w:tc>
           <w:tcPr>
-            <w:tcW w:w="7620" w:type="dxa"/>
+            <w:tcW w:w="8184" w:type="dxa"/>
             <w:gridSpan w:val="11"/>
-            <w:shd w:val="clear" w:color="auto" w:fill="FFFFFF"/>
-          </w:tcPr>
-          <w:p>
-            <w:pPr>
-              <w:cnfStyle w:val="000000000000" w:firstRow="0" w:lastRow="0" w:firstColumn="0" w:lastColumn="0" w:oddVBand="0" w:evenVBand="0" w:oddHBand="0" w:evenHBand="0" w:firstRowFirstColumn="0" w:firstRowLastColumn="0" w:lastRowFirstColumn="0" w:lastRowLastColumn="0"/>
+            <w:shd w:val="clear" w:color="auto" w:fill="FFFFFF" w:themeFill="background1"/>
+          </w:tcPr>
+          <w:p>
+            <w:pPr>
               <w:rPr>
                 <w:rFonts w:eastAsia="Calibri"/>
                 <w:bCs/>
@@ -2653,30 +2288,24 @@
       </w:tr>
       <w:tr>
         <w:trPr>
-          <w:cnfStyle w:val="000000100000" w:firstRow="0" w:lastRow="0" w:firstColumn="0" w:lastColumn="0" w:oddVBand="0" w:evenVBand="0" w:oddHBand="1" w:evenHBand="0" w:firstRowFirstColumn="0" w:firstRowLastColumn="0" w:lastRowFirstColumn="0" w:lastRowLastColumn="0"/>
-          <w:trHeight w:val="220"/>
-        </w:trPr>
-        <w:tc>
-          <w:tcPr>
-            <w:cnfStyle w:val="001000000000" w:firstRow="0" w:lastRow="0" w:firstColumn="1" w:lastColumn="0" w:oddVBand="0" w:evenVBand="0" w:oddHBand="0" w:evenHBand="0" w:firstRowFirstColumn="0" w:firstRowLastColumn="0" w:lastRowFirstColumn="0" w:lastRowLastColumn="0"/>
-            <w:tcW w:w="2534" w:type="dxa"/>
-            <w:gridSpan w:val="2"/>
-          </w:tcPr>
-          <w:p>
-            <w:pPr>
-              <w:rPr>
-                <w:rFonts w:eastAsia="Calibri"/>
-                <w:b w:val="0"/>
-                <w:bCs/>
-                <w:color w:val="auto"/>
-              </w:rPr>
-            </w:pPr>
-            <w:r>
-              <w:rPr>
-                <w:rFonts w:eastAsia="Calibri"/>
-                <w:b w:val="0"/>
-                <w:bCs/>
-                <w:color w:val="auto"/>
+          <w:trHeight w:val="220"/>
+        </w:trPr>
+        <w:tc>
+          <w:tcPr>
+            <w:tcW w:w="1970" w:type="dxa"/>
+            <w:gridSpan w:val="2"/>
+          </w:tcPr>
+          <w:p>
+            <w:pPr>
+              <w:rPr>
+                <w:rFonts w:eastAsia="Calibri"/>
+                <w:bCs/>
+              </w:rPr>
+            </w:pPr>
+            <w:r>
+              <w:rPr>
+                <w:rFonts w:eastAsia="Calibri"/>
+                <w:bCs/>
               </w:rPr>
               <w:t>Comentario respuesta incorrecta</w:t>
             </w:r>
@@ -2684,13 +2313,12 @@
         </w:tc>
         <w:tc>
           <w:tcPr>
-            <w:tcW w:w="7620" w:type="dxa"/>
+            <w:tcW w:w="8184" w:type="dxa"/>
             <w:gridSpan w:val="11"/>
-            <w:shd w:val="clear" w:color="auto" w:fill="FFFFFF"/>
-          </w:tcPr>
-          <w:p>
-            <w:pPr>
-              <w:cnfStyle w:val="000000100000" w:firstRow="0" w:lastRow="0" w:firstColumn="0" w:lastColumn="0" w:oddVBand="0" w:evenVBand="0" w:oddHBand="1" w:evenHBand="0" w:firstRowFirstColumn="0" w:firstRowLastColumn="0" w:lastRowFirstColumn="0" w:lastRowLastColumn="0"/>
+            <w:shd w:val="clear" w:color="auto" w:fill="FFFFFF" w:themeFill="background1"/>
+          </w:tcPr>
+          <w:p>
+            <w:pPr>
               <w:rPr>
                 <w:rFonts w:eastAsia="Calibri"/>
                 <w:bCs/>
@@ -2716,8 +2344,7 @@
         </w:trPr>
         <w:tc>
           <w:tcPr>
-            <w:cnfStyle w:val="001000000000" w:firstRow="0" w:lastRow="0" w:firstColumn="1" w:lastColumn="0" w:oddVBand="0" w:evenVBand="0" w:oddHBand="0" w:evenHBand="0" w:firstRowFirstColumn="0" w:firstRowLastColumn="0" w:lastRowFirstColumn="0" w:lastRowLastColumn="0"/>
-            <w:tcW w:w="2534" w:type="dxa"/>
+            <w:tcW w:w="1970" w:type="dxa"/>
             <w:gridSpan w:val="2"/>
             <w:shd w:val="clear" w:color="auto" w:fill="FBE5D5"/>
           </w:tcPr>
@@ -2725,13 +2352,11 @@
             <w:pPr>
               <w:rPr>
                 <w:rFonts w:eastAsia="Calibri"/>
-                <w:color w:val="auto"/>
-              </w:rPr>
-            </w:pPr>
-            <w:r>
-              <w:rPr>
-                <w:rFonts w:eastAsia="Calibri"/>
-                <w:color w:val="auto"/>
+              </w:rPr>
+            </w:pPr>
+            <w:r>
+              <w:rPr>
+                <w:rFonts w:eastAsia="Calibri"/>
               </w:rPr>
               <w:t>Pregunta 5</w:t>
             </w:r>
@@ -2739,7 +2364,7 @@
         </w:tc>
         <w:tc>
           <w:tcPr>
-            <w:tcW w:w="5453" w:type="dxa"/>
+            <w:tcW w:w="5617" w:type="dxa"/>
             <w:gridSpan w:val="2"/>
             <w:tcBorders>
               <w:right w:val="single" w:sz="4" w:space="0" w:color="auto"/>
@@ -2747,7 +2372,6 @@
           </w:tcPr>
           <w:p>
             <w:pPr>
-              <w:cnfStyle w:val="000000000000" w:firstRow="0" w:lastRow="0" w:firstColumn="0" w:lastColumn="0" w:oddVBand="0" w:evenVBand="0" w:oddHBand="0" w:evenHBand="0" w:firstRowFirstColumn="0" w:firstRowLastColumn="0" w:lastRowFirstColumn="0" w:lastRowLastColumn="0"/>
               <w:rPr>
                 <w:rFonts w:eastAsia="Calibri"/>
                 <w:b/>
@@ -2767,7 +2391,7 @@
         </w:tc>
         <w:tc>
           <w:tcPr>
-            <w:tcW w:w="2167" w:type="dxa"/>
+            <w:tcW w:w="2567" w:type="dxa"/>
             <w:gridSpan w:val="9"/>
             <w:tcBorders>
               <w:left w:val="single" w:sz="4" w:space="0" w:color="auto"/>
@@ -2775,41 +2399,34 @@
           </w:tcPr>
           <w:p>
             <w:pPr>
-              <w:cnfStyle w:val="000000000000" w:firstRow="0" w:lastRow="0" w:firstColumn="0" w:lastColumn="0" w:oddVBand="0" w:evenVBand="0" w:oddHBand="0" w:evenHBand="0" w:firstRowFirstColumn="0" w:firstRowLastColumn="0" w:lastRowFirstColumn="0" w:lastRowLastColumn="0"/>
-              <w:rPr>
-                <w:rFonts w:eastAsia="Calibri"/>
-                <w:bCs/>
-                <w:color w:val="000000" w:themeColor="text1"/>
-              </w:rPr>
-            </w:pPr>
-          </w:p>
-        </w:tc>
-      </w:tr>
-      <w:tr>
-        <w:trPr>
-          <w:cnfStyle w:val="000000100000" w:firstRow="0" w:lastRow="0" w:firstColumn="0" w:lastColumn="0" w:oddVBand="0" w:evenVBand="0" w:oddHBand="1" w:evenHBand="0" w:firstRowFirstColumn="0" w:firstRowLastColumn="0" w:lastRowFirstColumn="0" w:lastRowLastColumn="0"/>
-          <w:trHeight w:val="220"/>
-        </w:trPr>
-        <w:tc>
-          <w:tcPr>
-            <w:cnfStyle w:val="001000000000" w:firstRow="0" w:lastRow="0" w:firstColumn="1" w:lastColumn="0" w:oddVBand="0" w:evenVBand="0" w:oddHBand="0" w:evenHBand="0" w:firstRowFirstColumn="0" w:firstRowLastColumn="0" w:lastRowFirstColumn="0" w:lastRowLastColumn="0"/>
-            <w:tcW w:w="1267" w:type="dxa"/>
-          </w:tcPr>
-          <w:p>
-            <w:pPr>
-              <w:rPr>
-                <w:rFonts w:eastAsia="Calibri"/>
-                <w:b w:val="0"/>
-                <w:bCs/>
-                <w:color w:val="auto"/>
-              </w:rPr>
-            </w:pPr>
-            <w:r>
-              <w:rPr>
-                <w:rFonts w:eastAsia="Calibri"/>
-                <w:b w:val="0"/>
-                <w:bCs/>
-                <w:color w:val="auto"/>
+              <w:rPr>
+                <w:rFonts w:eastAsia="Calibri"/>
+                <w:bCs/>
+                <w:color w:val="000000" w:themeColor="text1"/>
+              </w:rPr>
+            </w:pPr>
+          </w:p>
+        </w:tc>
+      </w:tr>
+      <w:tr>
+        <w:trPr>
+          <w:trHeight w:val="220"/>
+        </w:trPr>
+        <w:tc>
+          <w:tcPr>
+            <w:tcW w:w="1009" w:type="dxa"/>
+          </w:tcPr>
+          <w:p>
+            <w:pPr>
+              <w:rPr>
+                <w:rFonts w:eastAsia="Calibri"/>
+                <w:bCs/>
+              </w:rPr>
+            </w:pPr>
+            <w:r>
+              <w:rPr>
+                <w:rFonts w:eastAsia="Calibri"/>
+                <w:bCs/>
               </w:rPr>
               <w:t>Opción a)</w:t>
             </w:r>
@@ -2817,16 +2434,15 @@
         </w:tc>
         <w:tc>
           <w:tcPr>
-            <w:tcW w:w="6727" w:type="dxa"/>
+            <w:tcW w:w="6693" w:type="dxa"/>
             <w:gridSpan w:val="4"/>
             <w:tcBorders>
               <w:right w:val="single" w:sz="4" w:space="0" w:color="auto"/>
             </w:tcBorders>
-            <w:shd w:val="clear" w:color="auto" w:fill="FFFFFF"/>
-          </w:tcPr>
-          <w:p>
-            <w:pPr>
-              <w:cnfStyle w:val="000000100000" w:firstRow="0" w:lastRow="0" w:firstColumn="0" w:lastColumn="0" w:oddVBand="0" w:evenVBand="0" w:oddHBand="1" w:evenHBand="0" w:firstRowFirstColumn="0" w:firstRowLastColumn="0" w:lastRowFirstColumn="0" w:lastRowLastColumn="0"/>
+            <w:shd w:val="clear" w:color="auto" w:fill="FFFFFF" w:themeFill="background1"/>
+          </w:tcPr>
+          <w:p>
+            <w:pPr>
               <w:rPr>
                 <w:rFonts w:eastAsia="Calibri"/>
                 <w:bCs/>
@@ -2845,51 +2461,44 @@
         </w:tc>
         <w:tc>
           <w:tcPr>
-            <w:tcW w:w="2160" w:type="dxa"/>
+            <w:tcW w:w="2452" w:type="dxa"/>
             <w:gridSpan w:val="8"/>
             <w:tcBorders>
               <w:left w:val="single" w:sz="4" w:space="0" w:color="auto"/>
             </w:tcBorders>
-            <w:shd w:val="clear" w:color="auto" w:fill="FFFFFF"/>
+            <w:shd w:val="clear" w:color="auto" w:fill="FFFFFF" w:themeFill="background1"/>
           </w:tcPr>
           <w:p>
             <w:pPr>
               <w:widowControl w:val="0"/>
-              <w:cnfStyle w:val="000000100000" w:firstRow="0" w:lastRow="0" w:firstColumn="0" w:lastColumn="0" w:oddVBand="0" w:evenVBand="0" w:oddHBand="1" w:evenHBand="0" w:firstRowFirstColumn="0" w:firstRowLastColumn="0" w:lastRowFirstColumn="0" w:lastRowLastColumn="0"/>
-              <w:rPr>
-                <w:rFonts w:eastAsia="Calibri"/>
-                <w:bCs/>
-                <w:color w:val="auto"/>
-              </w:rPr>
-            </w:pPr>
-          </w:p>
-        </w:tc>
-      </w:tr>
-      <w:tr>
-        <w:trPr>
-          <w:trHeight w:val="220"/>
-        </w:trPr>
-        <w:tc>
-          <w:tcPr>
-            <w:cnfStyle w:val="001000000000" w:firstRow="0" w:lastRow="0" w:firstColumn="1" w:lastColumn="0" w:oddVBand="0" w:evenVBand="0" w:oddHBand="0" w:evenHBand="0" w:firstRowFirstColumn="0" w:firstRowLastColumn="0" w:lastRowFirstColumn="0" w:lastRowLastColumn="0"/>
-            <w:tcW w:w="1267" w:type="dxa"/>
+              <w:rPr>
+                <w:rFonts w:eastAsia="Calibri"/>
+                <w:bCs/>
+              </w:rPr>
+            </w:pPr>
+          </w:p>
+        </w:tc>
+      </w:tr>
+      <w:tr>
+        <w:trPr>
+          <w:trHeight w:val="220"/>
+        </w:trPr>
+        <w:tc>
+          <w:tcPr>
+            <w:tcW w:w="1009" w:type="dxa"/>
             <w:shd w:val="clear" w:color="auto" w:fill="FBE5D5"/>
           </w:tcPr>
           <w:p>
             <w:pPr>
               <w:rPr>
                 <w:rFonts w:eastAsia="Calibri"/>
-                <w:b w:val="0"/>
-                <w:bCs/>
-                <w:color w:val="auto"/>
-              </w:rPr>
-            </w:pPr>
-            <w:r>
-              <w:rPr>
-                <w:rFonts w:eastAsia="Calibri"/>
-                <w:b w:val="0"/>
-                <w:bCs/>
-                <w:color w:val="auto"/>
+                <w:bCs/>
+              </w:rPr>
+            </w:pPr>
+            <w:r>
+              <w:rPr>
+                <w:rFonts w:eastAsia="Calibri"/>
+                <w:bCs/>
               </w:rPr>
               <w:t>Opción b)</w:t>
             </w:r>
@@ -2897,13 +2506,12 @@
         </w:tc>
         <w:tc>
           <w:tcPr>
-            <w:tcW w:w="6727" w:type="dxa"/>
+            <w:tcW w:w="6693" w:type="dxa"/>
             <w:gridSpan w:val="4"/>
-            <w:shd w:val="clear" w:color="auto" w:fill="FFFFFF"/>
-          </w:tcPr>
-          <w:p>
-            <w:pPr>
-              <w:cnfStyle w:val="000000000000" w:firstRow="0" w:lastRow="0" w:firstColumn="0" w:lastColumn="0" w:oddVBand="0" w:evenVBand="0" w:oddHBand="0" w:evenHBand="0" w:firstRowFirstColumn="0" w:firstRowLastColumn="0" w:lastRowFirstColumn="0" w:lastRowLastColumn="0"/>
+            <w:shd w:val="clear" w:color="auto" w:fill="FFFFFF" w:themeFill="background1"/>
+          </w:tcPr>
+          <w:p>
+            <w:pPr>
               <w:rPr>
                 <w:rFonts w:eastAsia="Calibri"/>
                 <w:bCs/>
@@ -2922,25 +2530,22 @@
         </w:tc>
         <w:tc>
           <w:tcPr>
-            <w:tcW w:w="2160" w:type="dxa"/>
+            <w:tcW w:w="2452" w:type="dxa"/>
             <w:gridSpan w:val="8"/>
-            <w:shd w:val="clear" w:color="auto" w:fill="FFFFFF"/>
+            <w:shd w:val="clear" w:color="auto" w:fill="FFFFFF" w:themeFill="background1"/>
           </w:tcPr>
           <w:p>
             <w:pPr>
               <w:widowControl w:val="0"/>
-              <w:cnfStyle w:val="000000000000" w:firstRow="0" w:lastRow="0" w:firstColumn="0" w:lastColumn="0" w:oddVBand="0" w:evenVBand="0" w:oddHBand="0" w:evenHBand="0" w:firstRowFirstColumn="0" w:firstRowLastColumn="0" w:lastRowFirstColumn="0" w:lastRowLastColumn="0"/>
-              <w:rPr>
-                <w:rFonts w:eastAsia="Calibri"/>
-                <w:bCs/>
-                <w:color w:val="auto"/>
-              </w:rPr>
-            </w:pPr>
-            <w:r>
-              <w:rPr>
-                <w:rFonts w:eastAsia="Calibri"/>
-                <w:bCs/>
-                <w:color w:val="auto"/>
+              <w:rPr>
+                <w:rFonts w:eastAsia="Calibri"/>
+                <w:bCs/>
+              </w:rPr>
+            </w:pPr>
+            <w:r>
+              <w:rPr>
+                <w:rFonts w:eastAsia="Calibri"/>
+                <w:bCs/>
               </w:rPr>
               <w:t>X</w:t>
             </w:r>
@@ -2949,29 +2554,23 @@
       </w:tr>
       <w:tr>
         <w:trPr>
-          <w:cnfStyle w:val="000000100000" w:firstRow="0" w:lastRow="0" w:firstColumn="0" w:lastColumn="0" w:oddVBand="0" w:evenVBand="0" w:oddHBand="1" w:evenHBand="0" w:firstRowFirstColumn="0" w:firstRowLastColumn="0" w:lastRowFirstColumn="0" w:lastRowLastColumn="0"/>
-          <w:trHeight w:val="220"/>
-        </w:trPr>
-        <w:tc>
-          <w:tcPr>
-            <w:cnfStyle w:val="001000000000" w:firstRow="0" w:lastRow="0" w:firstColumn="1" w:lastColumn="0" w:oddVBand="0" w:evenVBand="0" w:oddHBand="0" w:evenHBand="0" w:firstRowFirstColumn="0" w:firstRowLastColumn="0" w:lastRowFirstColumn="0" w:lastRowLastColumn="0"/>
-            <w:tcW w:w="1267" w:type="dxa"/>
-          </w:tcPr>
-          <w:p>
-            <w:pPr>
-              <w:rPr>
-                <w:rFonts w:eastAsia="Calibri"/>
-                <w:b w:val="0"/>
-                <w:bCs/>
-                <w:color w:val="auto"/>
-              </w:rPr>
-            </w:pPr>
-            <w:r>
-              <w:rPr>
-                <w:rFonts w:eastAsia="Calibri"/>
-                <w:b w:val="0"/>
-                <w:bCs/>
-                <w:color w:val="auto"/>
+          <w:trHeight w:val="220"/>
+        </w:trPr>
+        <w:tc>
+          <w:tcPr>
+            <w:tcW w:w="1009" w:type="dxa"/>
+          </w:tcPr>
+          <w:p>
+            <w:pPr>
+              <w:rPr>
+                <w:rFonts w:eastAsia="Calibri"/>
+                <w:bCs/>
+              </w:rPr>
+            </w:pPr>
+            <w:r>
+              <w:rPr>
+                <w:rFonts w:eastAsia="Calibri"/>
+                <w:bCs/>
               </w:rPr>
               <w:t>Opción c)</w:t>
             </w:r>
@@ -2979,13 +2578,12 @@
         </w:tc>
         <w:tc>
           <w:tcPr>
-            <w:tcW w:w="6727" w:type="dxa"/>
+            <w:tcW w:w="6693" w:type="dxa"/>
             <w:gridSpan w:val="4"/>
-            <w:shd w:val="clear" w:color="auto" w:fill="FFFFFF"/>
-          </w:tcPr>
-          <w:p>
-            <w:pPr>
-              <w:cnfStyle w:val="000000100000" w:firstRow="0" w:lastRow="0" w:firstColumn="0" w:lastColumn="0" w:oddVBand="0" w:evenVBand="0" w:oddHBand="1" w:evenHBand="0" w:firstRowFirstColumn="0" w:firstRowLastColumn="0" w:lastRowFirstColumn="0" w:lastRowLastColumn="0"/>
+            <w:shd w:val="clear" w:color="auto" w:fill="FFFFFF" w:themeFill="background1"/>
+          </w:tcPr>
+          <w:p>
+            <w:pPr>
               <w:rPr>
                 <w:rFonts w:eastAsia="Calibri"/>
                 <w:bCs/>
@@ -3004,48 +2602,41 @@
         </w:tc>
         <w:tc>
           <w:tcPr>
-            <w:tcW w:w="2160" w:type="dxa"/>
+            <w:tcW w:w="2452" w:type="dxa"/>
             <w:gridSpan w:val="8"/>
-            <w:shd w:val="clear" w:color="auto" w:fill="FFFFFF"/>
+            <w:shd w:val="clear" w:color="auto" w:fill="FFFFFF" w:themeFill="background1"/>
           </w:tcPr>
           <w:p>
             <w:pPr>
               <w:widowControl w:val="0"/>
-              <w:cnfStyle w:val="000000100000" w:firstRow="0" w:lastRow="0" w:firstColumn="0" w:lastColumn="0" w:oddVBand="0" w:evenVBand="0" w:oddHBand="1" w:evenHBand="0" w:firstRowFirstColumn="0" w:firstRowLastColumn="0" w:lastRowFirstColumn="0" w:lastRowLastColumn="0"/>
-              <w:rPr>
-                <w:rFonts w:eastAsia="Calibri"/>
-                <w:bCs/>
-                <w:color w:val="auto"/>
-              </w:rPr>
-            </w:pPr>
-          </w:p>
-        </w:tc>
-      </w:tr>
-      <w:tr>
-        <w:trPr>
-          <w:trHeight w:val="220"/>
-        </w:trPr>
-        <w:tc>
-          <w:tcPr>
-            <w:cnfStyle w:val="001000000000" w:firstRow="0" w:lastRow="0" w:firstColumn="1" w:lastColumn="0" w:oddVBand="0" w:evenVBand="0" w:oddHBand="0" w:evenHBand="0" w:firstRowFirstColumn="0" w:firstRowLastColumn="0" w:lastRowFirstColumn="0" w:lastRowLastColumn="0"/>
-            <w:tcW w:w="1267" w:type="dxa"/>
+              <w:rPr>
+                <w:rFonts w:eastAsia="Calibri"/>
+                <w:bCs/>
+              </w:rPr>
+            </w:pPr>
+          </w:p>
+        </w:tc>
+      </w:tr>
+      <w:tr>
+        <w:trPr>
+          <w:trHeight w:val="220"/>
+        </w:trPr>
+        <w:tc>
+          <w:tcPr>
+            <w:tcW w:w="1009" w:type="dxa"/>
             <w:shd w:val="clear" w:color="auto" w:fill="FBE5D5"/>
           </w:tcPr>
           <w:p>
             <w:pPr>
               <w:rPr>
                 <w:rFonts w:eastAsia="Calibri"/>
-                <w:b w:val="0"/>
-                <w:bCs/>
-                <w:color w:val="auto"/>
-              </w:rPr>
-            </w:pPr>
-            <w:r>
-              <w:rPr>
-                <w:rFonts w:eastAsia="Calibri"/>
-                <w:b w:val="0"/>
-                <w:bCs/>
-                <w:color w:val="auto"/>
+                <w:bCs/>
+              </w:rPr>
+            </w:pPr>
+            <w:r>
+              <w:rPr>
+                <w:rFonts w:eastAsia="Calibri"/>
+                <w:bCs/>
               </w:rPr>
               <w:t>Opción d)</w:t>
             </w:r>
@@ -3053,13 +2644,12 @@
         </w:tc>
         <w:tc>
           <w:tcPr>
-            <w:tcW w:w="6727" w:type="dxa"/>
+            <w:tcW w:w="6693" w:type="dxa"/>
             <w:gridSpan w:val="4"/>
-            <w:shd w:val="clear" w:color="auto" w:fill="FFFFFF"/>
-          </w:tcPr>
-          <w:p>
-            <w:pPr>
-              <w:cnfStyle w:val="000000000000" w:firstRow="0" w:lastRow="0" w:firstColumn="0" w:lastColumn="0" w:oddVBand="0" w:evenVBand="0" w:oddHBand="0" w:evenHBand="0" w:firstRowFirstColumn="0" w:firstRowLastColumn="0" w:lastRowFirstColumn="0" w:lastRowLastColumn="0"/>
+            <w:shd w:val="clear" w:color="auto" w:fill="FFFFFF" w:themeFill="background1"/>
+          </w:tcPr>
+          <w:p>
+            <w:pPr>
               <w:rPr>
                 <w:rFonts w:eastAsia="Calibri"/>
                 <w:bCs/>
@@ -3078,49 +2668,41 @@
         </w:tc>
         <w:tc>
           <w:tcPr>
-            <w:tcW w:w="2160" w:type="dxa"/>
+            <w:tcW w:w="2452" w:type="dxa"/>
             <w:gridSpan w:val="8"/>
-            <w:shd w:val="clear" w:color="auto" w:fill="FFFFFF"/>
+            <w:shd w:val="clear" w:color="auto" w:fill="FFFFFF" w:themeFill="background1"/>
           </w:tcPr>
           <w:p>
             <w:pPr>
               <w:widowControl w:val="0"/>
-              <w:cnfStyle w:val="000000000000" w:firstRow="0" w:lastRow="0" w:firstColumn="0" w:lastColumn="0" w:oddVBand="0" w:evenVBand="0" w:oddHBand="0" w:evenHBand="0" w:firstRowFirstColumn="0" w:firstRowLastColumn="0" w:lastRowFirstColumn="0" w:lastRowLastColumn="0"/>
-              <w:rPr>
-                <w:rFonts w:eastAsia="Calibri"/>
-                <w:bCs/>
-                <w:color w:val="auto"/>
-              </w:rPr>
-            </w:pPr>
-          </w:p>
-        </w:tc>
-      </w:tr>
-      <w:tr>
-        <w:trPr>
-          <w:cnfStyle w:val="000000100000" w:firstRow="0" w:lastRow="0" w:firstColumn="0" w:lastColumn="0" w:oddVBand="0" w:evenVBand="0" w:oddHBand="1" w:evenHBand="0" w:firstRowFirstColumn="0" w:firstRowLastColumn="0" w:lastRowFirstColumn="0" w:lastRowLastColumn="0"/>
-          <w:trHeight w:val="220"/>
-        </w:trPr>
-        <w:tc>
-          <w:tcPr>
-            <w:cnfStyle w:val="001000000000" w:firstRow="0" w:lastRow="0" w:firstColumn="1" w:lastColumn="0" w:oddVBand="0" w:evenVBand="0" w:oddHBand="0" w:evenHBand="0" w:firstRowFirstColumn="0" w:firstRowLastColumn="0" w:lastRowFirstColumn="0" w:lastRowLastColumn="0"/>
-            <w:tcW w:w="2534" w:type="dxa"/>
-            <w:gridSpan w:val="2"/>
-          </w:tcPr>
-          <w:p>
-            <w:pPr>
-              <w:rPr>
-                <w:rFonts w:eastAsia="Calibri"/>
-                <w:b w:val="0"/>
-                <w:bCs/>
-                <w:color w:val="auto"/>
-              </w:rPr>
-            </w:pPr>
-            <w:r>
-              <w:rPr>
-                <w:rFonts w:eastAsia="Calibri"/>
-                <w:b w:val="0"/>
-                <w:bCs/>
-                <w:color w:val="auto"/>
+              <w:rPr>
+                <w:rFonts w:eastAsia="Calibri"/>
+                <w:bCs/>
+              </w:rPr>
+            </w:pPr>
+          </w:p>
+        </w:tc>
+      </w:tr>
+      <w:tr>
+        <w:trPr>
+          <w:trHeight w:val="220"/>
+        </w:trPr>
+        <w:tc>
+          <w:tcPr>
+            <w:tcW w:w="1970" w:type="dxa"/>
+            <w:gridSpan w:val="2"/>
+          </w:tcPr>
+          <w:p>
+            <w:pPr>
+              <w:rPr>
+                <w:rFonts w:eastAsia="Calibri"/>
+                <w:bCs/>
+              </w:rPr>
+            </w:pPr>
+            <w:r>
+              <w:rPr>
+                <w:rFonts w:eastAsia="Calibri"/>
+                <w:bCs/>
               </w:rPr>
               <w:t>Comentario respuesta correcta</w:t>
             </w:r>
@@ -3128,13 +2710,12 @@
         </w:tc>
         <w:tc>
           <w:tcPr>
-            <w:tcW w:w="7620" w:type="dxa"/>
+            <w:tcW w:w="8184" w:type="dxa"/>
             <w:gridSpan w:val="11"/>
-            <w:shd w:val="clear" w:color="auto" w:fill="FFFFFF"/>
-          </w:tcPr>
-          <w:p>
-            <w:pPr>
-              <w:cnfStyle w:val="000000100000" w:firstRow="0" w:lastRow="0" w:firstColumn="0" w:lastColumn="0" w:oddVBand="0" w:evenVBand="0" w:oddHBand="1" w:evenHBand="0" w:firstRowFirstColumn="0" w:firstRowLastColumn="0" w:lastRowFirstColumn="0" w:lastRowLastColumn="0"/>
+            <w:shd w:val="clear" w:color="auto" w:fill="FFFFFF" w:themeFill="background1"/>
+          </w:tcPr>
+          <w:p>
+            <w:pPr>
               <w:rPr>
                 <w:rFonts w:eastAsia="Calibri"/>
                 <w:bCs/>
@@ -3160,8 +2741,7 @@
         </w:trPr>
         <w:tc>
           <w:tcPr>
-            <w:cnfStyle w:val="001000000000" w:firstRow="0" w:lastRow="0" w:firstColumn="1" w:lastColumn="0" w:oddVBand="0" w:evenVBand="0" w:oddHBand="0" w:evenHBand="0" w:firstRowFirstColumn="0" w:firstRowLastColumn="0" w:lastRowFirstColumn="0" w:lastRowLastColumn="0"/>
-            <w:tcW w:w="2534" w:type="dxa"/>
+            <w:tcW w:w="1970" w:type="dxa"/>
             <w:gridSpan w:val="2"/>
             <w:shd w:val="clear" w:color="auto" w:fill="FBE5D5"/>
           </w:tcPr>
@@ -3169,17 +2749,13 @@
             <w:pPr>
               <w:rPr>
                 <w:rFonts w:eastAsia="Calibri"/>
-                <w:b w:val="0"/>
-                <w:bCs/>
-                <w:color w:val="auto"/>
-              </w:rPr>
-            </w:pPr>
-            <w:r>
-              <w:rPr>
-                <w:rFonts w:eastAsia="Calibri"/>
-                <w:b w:val="0"/>
-                <w:bCs/>
-                <w:color w:val="auto"/>
+                <w:bCs/>
+              </w:rPr>
+            </w:pPr>
+            <w:r>
+              <w:rPr>
+                <w:rFonts w:eastAsia="Calibri"/>
+                <w:bCs/>
               </w:rPr>
               <w:t>Comentario respuesta incorrecta</w:t>
             </w:r>
@@ -3191,11 +2767,10 @@
             <w:tcBorders>
               <w:right w:val="single" w:sz="4" w:space="0" w:color="auto"/>
             </w:tcBorders>
-            <w:shd w:val="clear" w:color="auto" w:fill="FFFFFF"/>
-          </w:tcPr>
-          <w:p>
-            <w:pPr>
-              <w:cnfStyle w:val="000000000000" w:firstRow="0" w:lastRow="0" w:firstColumn="0" w:lastColumn="0" w:oddVBand="0" w:evenVBand="0" w:oddHBand="0" w:evenHBand="0" w:firstRowFirstColumn="0" w:firstRowLastColumn="0" w:lastRowFirstColumn="0" w:lastRowLastColumn="0"/>
+            <w:shd w:val="clear" w:color="auto" w:fill="FFFFFF" w:themeFill="background1"/>
+          </w:tcPr>
+          <w:p>
+            <w:pPr>
               <w:rPr>
                 <w:rFonts w:eastAsia="Calibri"/>
                 <w:bCs/>
@@ -3216,49 +2791,44 @@
         </w:tc>
         <w:tc>
           <w:tcPr>
-            <w:tcW w:w="2175" w:type="dxa"/>
+            <w:tcW w:w="2739" w:type="dxa"/>
             <w:gridSpan w:val="10"/>
             <w:tcBorders>
               <w:left w:val="single" w:sz="4" w:space="0" w:color="auto"/>
             </w:tcBorders>
-            <w:shd w:val="clear" w:color="auto" w:fill="FFFFFF"/>
-          </w:tcPr>
-          <w:p>
-            <w:pPr>
-              <w:cnfStyle w:val="000000000000" w:firstRow="0" w:lastRow="0" w:firstColumn="0" w:lastColumn="0" w:oddVBand="0" w:evenVBand="0" w:oddHBand="0" w:evenHBand="0" w:firstRowFirstColumn="0" w:firstRowLastColumn="0" w:lastRowFirstColumn="0" w:lastRowLastColumn="0"/>
-              <w:rPr>
-                <w:rFonts w:eastAsia="Calibri"/>
-                <w:bCs/>
-                <w:color w:val="000000" w:themeColor="text1"/>
-                <w:sz w:val="20"/>
-                <w:szCs w:val="20"/>
-              </w:rPr>
-            </w:pPr>
-          </w:p>
-        </w:tc>
-      </w:tr>
-      <w:tr>
-        <w:trPr>
-          <w:cnfStyle w:val="000000100000" w:firstRow="0" w:lastRow="0" w:firstColumn="0" w:lastColumn="0" w:oddVBand="0" w:evenVBand="0" w:oddHBand="1" w:evenHBand="0" w:firstRowFirstColumn="0" w:firstRowLastColumn="0" w:lastRowFirstColumn="0" w:lastRowLastColumn="0"/>
-          <w:trHeight w:val="220"/>
-        </w:trPr>
-        <w:tc>
-          <w:tcPr>
-            <w:cnfStyle w:val="001000000000" w:firstRow="0" w:lastRow="0" w:firstColumn="1" w:lastColumn="0" w:oddVBand="0" w:evenVBand="0" w:oddHBand="0" w:evenHBand="0" w:firstRowFirstColumn="0" w:firstRowLastColumn="0" w:lastRowFirstColumn="0" w:lastRowLastColumn="0"/>
-            <w:tcW w:w="2534" w:type="dxa"/>
-            <w:gridSpan w:val="2"/>
-          </w:tcPr>
-          <w:p>
-            <w:pPr>
-              <w:rPr>
-                <w:rFonts w:eastAsia="Calibri"/>
-                <w:color w:val="auto"/>
-              </w:rPr>
-            </w:pPr>
-            <w:r>
-              <w:rPr>
-                <w:rFonts w:eastAsia="Calibri"/>
-                <w:color w:val="auto"/>
+            <w:shd w:val="clear" w:color="auto" w:fill="FFFFFF" w:themeFill="background1"/>
+          </w:tcPr>
+          <w:p>
+            <w:pPr>
+              <w:rPr>
+                <w:rFonts w:eastAsia="Calibri"/>
+                <w:bCs/>
+                <w:color w:val="000000" w:themeColor="text1"/>
+                <w:sz w:val="20"/>
+                <w:szCs w:val="20"/>
+              </w:rPr>
+            </w:pPr>
+          </w:p>
+        </w:tc>
+      </w:tr>
+      <w:tr>
+        <w:trPr>
+          <w:trHeight w:val="220"/>
+        </w:trPr>
+        <w:tc>
+          <w:tcPr>
+            <w:tcW w:w="1970" w:type="dxa"/>
+            <w:gridSpan w:val="2"/>
+          </w:tcPr>
+          <w:p>
+            <w:pPr>
+              <w:rPr>
+                <w:rFonts w:eastAsia="Calibri"/>
+              </w:rPr>
+            </w:pPr>
+            <w:r>
+              <w:rPr>
+                <w:rFonts w:eastAsia="Calibri"/>
               </w:rPr>
               <w:t xml:space="preserve">Pregunta 6 </w:t>
             </w:r>
@@ -3266,7 +2836,7 @@
         </w:tc>
         <w:tc>
           <w:tcPr>
-            <w:tcW w:w="5460" w:type="dxa"/>
+            <w:tcW w:w="5732" w:type="dxa"/>
             <w:gridSpan w:val="3"/>
             <w:tcBorders>
               <w:right w:val="single" w:sz="4" w:space="0" w:color="auto"/>
@@ -3274,7 +2844,6 @@
           </w:tcPr>
           <w:p>
             <w:pPr>
-              <w:cnfStyle w:val="000000100000" w:firstRow="0" w:lastRow="0" w:firstColumn="0" w:lastColumn="0" w:oddVBand="0" w:evenVBand="0" w:oddHBand="1" w:evenHBand="0" w:firstRowFirstColumn="0" w:firstRowLastColumn="0" w:lastRowFirstColumn="0" w:lastRowLastColumn="0"/>
               <w:rPr>
                 <w:rFonts w:eastAsia="Calibri"/>
                 <w:b/>
@@ -3294,7 +2863,7 @@
         </w:tc>
         <w:tc>
           <w:tcPr>
-            <w:tcW w:w="2160" w:type="dxa"/>
+            <w:tcW w:w="2452" w:type="dxa"/>
             <w:gridSpan w:val="8"/>
             <w:tcBorders>
               <w:left w:val="single" w:sz="4" w:space="0" w:color="auto"/>
@@ -3302,41 +2871,34 @@
           </w:tcPr>
           <w:p>
             <w:pPr>
-              <w:cnfStyle w:val="000000100000" w:firstRow="0" w:lastRow="0" w:firstColumn="0" w:lastColumn="0" w:oddVBand="0" w:evenVBand="0" w:oddHBand="1" w:evenHBand="0" w:firstRowFirstColumn="0" w:firstRowLastColumn="0" w:lastRowFirstColumn="0" w:lastRowLastColumn="0"/>
-              <w:rPr>
-                <w:rFonts w:eastAsia="Calibri"/>
-                <w:bCs/>
-                <w:color w:val="auto"/>
-              </w:rPr>
-            </w:pPr>
-          </w:p>
-        </w:tc>
-      </w:tr>
-      <w:tr>
-        <w:trPr>
-          <w:trHeight w:val="220"/>
-        </w:trPr>
-        <w:tc>
-          <w:tcPr>
-            <w:cnfStyle w:val="001000000000" w:firstRow="0" w:lastRow="0" w:firstColumn="1" w:lastColumn="0" w:oddVBand="0" w:evenVBand="0" w:oddHBand="0" w:evenHBand="0" w:firstRowFirstColumn="0" w:firstRowLastColumn="0" w:lastRowFirstColumn="0" w:lastRowLastColumn="0"/>
-            <w:tcW w:w="1267" w:type="dxa"/>
+              <w:rPr>
+                <w:rFonts w:eastAsia="Calibri"/>
+                <w:bCs/>
+              </w:rPr>
+            </w:pPr>
+          </w:p>
+        </w:tc>
+      </w:tr>
+      <w:tr>
+        <w:trPr>
+          <w:trHeight w:val="220"/>
+        </w:trPr>
+        <w:tc>
+          <w:tcPr>
+            <w:tcW w:w="1009" w:type="dxa"/>
             <w:shd w:val="clear" w:color="auto" w:fill="FBE5D5"/>
           </w:tcPr>
           <w:p>
             <w:pPr>
               <w:rPr>
                 <w:rFonts w:eastAsia="Calibri"/>
-                <w:b w:val="0"/>
-                <w:bCs/>
-                <w:color w:val="auto"/>
-              </w:rPr>
-            </w:pPr>
-            <w:r>
-              <w:rPr>
-                <w:rFonts w:eastAsia="Calibri"/>
-                <w:b w:val="0"/>
-                <w:bCs/>
-                <w:color w:val="auto"/>
+                <w:bCs/>
+              </w:rPr>
+            </w:pPr>
+            <w:r>
+              <w:rPr>
+                <w:rFonts w:eastAsia="Calibri"/>
+                <w:bCs/>
               </w:rPr>
               <w:t>Opción a)</w:t>
             </w:r>
@@ -3344,16 +2906,15 @@
         </w:tc>
         <w:tc>
           <w:tcPr>
-            <w:tcW w:w="6727" w:type="dxa"/>
+            <w:tcW w:w="6693" w:type="dxa"/>
             <w:gridSpan w:val="4"/>
             <w:tcBorders>
               <w:right w:val="single" w:sz="4" w:space="0" w:color="auto"/>
             </w:tcBorders>
-            <w:shd w:val="clear" w:color="auto" w:fill="FFFFFF"/>
-          </w:tcPr>
-          <w:p>
-            <w:pPr>
-              <w:cnfStyle w:val="000000000000" w:firstRow="0" w:lastRow="0" w:firstColumn="0" w:lastColumn="0" w:oddVBand="0" w:evenVBand="0" w:oddHBand="0" w:evenHBand="0" w:firstRowFirstColumn="0" w:firstRowLastColumn="0" w:lastRowFirstColumn="0" w:lastRowLastColumn="0"/>
+            <w:shd w:val="clear" w:color="auto" w:fill="FFFFFF" w:themeFill="background1"/>
+          </w:tcPr>
+          <w:p>
+            <w:pPr>
               <w:rPr>
                 <w:rFonts w:eastAsia="Calibri"/>
                 <w:bCs/>
@@ -3372,51 +2933,43 @@
         </w:tc>
         <w:tc>
           <w:tcPr>
-            <w:tcW w:w="2160" w:type="dxa"/>
+            <w:tcW w:w="2452" w:type="dxa"/>
             <w:gridSpan w:val="8"/>
             <w:tcBorders>
               <w:left w:val="single" w:sz="4" w:space="0" w:color="auto"/>
             </w:tcBorders>
-            <w:shd w:val="clear" w:color="auto" w:fill="FFFFFF"/>
+            <w:shd w:val="clear" w:color="auto" w:fill="FFFFFF" w:themeFill="background1"/>
           </w:tcPr>
           <w:p>
             <w:pPr>
               <w:widowControl w:val="0"/>
-              <w:cnfStyle w:val="000000000000" w:firstRow="0" w:lastRow="0" w:firstColumn="0" w:lastColumn="0" w:oddVBand="0" w:evenVBand="0" w:oddHBand="0" w:evenHBand="0" w:firstRowFirstColumn="0" w:firstRowLastColumn="0" w:lastRowFirstColumn="0" w:lastRowLastColumn="0"/>
-              <w:rPr>
-                <w:rFonts w:eastAsia="Calibri"/>
-                <w:bCs/>
-                <w:color w:val="auto"/>
-              </w:rPr>
-            </w:pPr>
-          </w:p>
-        </w:tc>
-      </w:tr>
-      <w:tr>
-        <w:trPr>
-          <w:cnfStyle w:val="000000100000" w:firstRow="0" w:lastRow="0" w:firstColumn="0" w:lastColumn="0" w:oddVBand="0" w:evenVBand="0" w:oddHBand="1" w:evenHBand="0" w:firstRowFirstColumn="0" w:firstRowLastColumn="0" w:lastRowFirstColumn="0" w:lastRowLastColumn="0"/>
-          <w:trHeight w:val="220"/>
-        </w:trPr>
-        <w:tc>
-          <w:tcPr>
-            <w:cnfStyle w:val="001000000000" w:firstRow="0" w:lastRow="0" w:firstColumn="1" w:lastColumn="0" w:oddVBand="0" w:evenVBand="0" w:oddHBand="0" w:evenHBand="0" w:firstRowFirstColumn="0" w:firstRowLastColumn="0" w:lastRowFirstColumn="0" w:lastRowLastColumn="0"/>
-            <w:tcW w:w="1267" w:type="dxa"/>
-          </w:tcPr>
-          <w:p>
-            <w:pPr>
-              <w:rPr>
-                <w:rFonts w:eastAsia="Calibri"/>
-                <w:b w:val="0"/>
-                <w:bCs/>
-                <w:color w:val="auto"/>
-              </w:rPr>
-            </w:pPr>
-            <w:r>
-              <w:rPr>
-                <w:rFonts w:eastAsia="Calibri"/>
-                <w:b w:val="0"/>
-                <w:bCs/>
-                <w:color w:val="auto"/>
+              <w:rPr>
+                <w:rFonts w:eastAsia="Calibri"/>
+                <w:bCs/>
+              </w:rPr>
+            </w:pPr>
+          </w:p>
+        </w:tc>
+      </w:tr>
+      <w:tr>
+        <w:trPr>
+          <w:trHeight w:val="220"/>
+        </w:trPr>
+        <w:tc>
+          <w:tcPr>
+            <w:tcW w:w="1009" w:type="dxa"/>
+          </w:tcPr>
+          <w:p>
+            <w:pPr>
+              <w:rPr>
+                <w:rFonts w:eastAsia="Calibri"/>
+                <w:bCs/>
+              </w:rPr>
+            </w:pPr>
+            <w:r>
+              <w:rPr>
+                <w:rFonts w:eastAsia="Calibri"/>
+                <w:bCs/>
               </w:rPr>
               <w:t>Opción b)</w:t>
             </w:r>
@@ -3424,58 +2977,46 @@
         </w:tc>
         <w:tc>
           <w:tcPr>
-            <w:tcW w:w="6727" w:type="dxa"/>
+            <w:tcW w:w="6693" w:type="dxa"/>
             <w:gridSpan w:val="4"/>
-            <w:shd w:val="clear" w:color="auto" w:fill="FFFFFF"/>
-          </w:tcPr>
-          <w:p>
-            <w:pPr>
-              <w:cnfStyle w:val="000000100000" w:firstRow="0" w:lastRow="0" w:firstColumn="0" w:lastColumn="0" w:oddVBand="0" w:evenVBand="0" w:oddHBand="1" w:evenHBand="0" w:firstRowFirstColumn="0" w:firstRowLastColumn="0" w:lastRowFirstColumn="0" w:lastRowLastColumn="0"/>
-              <w:rPr>
-                <w:rFonts w:eastAsia="Calibri"/>
-                <w:bCs/>
-                <w:color w:val="000000" w:themeColor="text1"/>
-                <w:sz w:val="20"/>
-                <w:szCs w:val="20"/>
-              </w:rPr>
-            </w:pPr>
-            <w:proofErr w:type="spellStart"/>
-            <w:r>
-              <w:rPr>
-                <w:color w:val="000000" w:themeColor="text1"/>
-              </w:rPr>
-              <w:t>Cuboide</w:t>
-            </w:r>
-            <w:proofErr w:type="spellEnd"/>
-            <w:r>
-              <w:rPr>
-                <w:color w:val="000000" w:themeColor="text1"/>
-              </w:rPr>
-              <w:t>.</w:t>
-            </w:r>
-          </w:p>
-        </w:tc>
-        <w:tc>
-          <w:tcPr>
-            <w:tcW w:w="2160" w:type="dxa"/>
+            <w:shd w:val="clear" w:color="auto" w:fill="FFFFFF" w:themeFill="background1"/>
+          </w:tcPr>
+          <w:p>
+            <w:pPr>
+              <w:rPr>
+                <w:rFonts w:eastAsia="Calibri"/>
+                <w:bCs/>
+                <w:color w:val="000000" w:themeColor="text1"/>
+                <w:sz w:val="20"/>
+                <w:szCs w:val="20"/>
+              </w:rPr>
+            </w:pPr>
+            <w:r>
+              <w:rPr>
+                <w:color w:val="000000" w:themeColor="text1"/>
+              </w:rPr>
+              <w:t>Cuboide.</w:t>
+            </w:r>
+          </w:p>
+        </w:tc>
+        <w:tc>
+          <w:tcPr>
+            <w:tcW w:w="2452" w:type="dxa"/>
             <w:gridSpan w:val="8"/>
-            <w:shd w:val="clear" w:color="auto" w:fill="FFFFFF"/>
+            <w:shd w:val="clear" w:color="auto" w:fill="FFFFFF" w:themeFill="background1"/>
           </w:tcPr>
           <w:p>
             <w:pPr>
               <w:widowControl w:val="0"/>
-              <w:cnfStyle w:val="000000100000" w:firstRow="0" w:lastRow="0" w:firstColumn="0" w:lastColumn="0" w:oddVBand="0" w:evenVBand="0" w:oddHBand="1" w:evenHBand="0" w:firstRowFirstColumn="0" w:firstRowLastColumn="0" w:lastRowFirstColumn="0" w:lastRowLastColumn="0"/>
-              <w:rPr>
-                <w:rFonts w:eastAsia="Calibri"/>
-                <w:bCs/>
-                <w:color w:val="auto"/>
-              </w:rPr>
-            </w:pPr>
-            <w:r>
-              <w:rPr>
-                <w:rFonts w:eastAsia="Calibri"/>
-                <w:bCs/>
-                <w:color w:val="auto"/>
+              <w:rPr>
+                <w:rFonts w:eastAsia="Calibri"/>
+                <w:bCs/>
+              </w:rPr>
+            </w:pPr>
+            <w:r>
+              <w:rPr>
+                <w:rFonts w:eastAsia="Calibri"/>
+                <w:bCs/>
               </w:rPr>
               <w:t>X</w:t>
             </w:r>
@@ -3488,25 +3029,20 @@
         </w:trPr>
         <w:tc>
           <w:tcPr>
-            <w:cnfStyle w:val="001000000000" w:firstRow="0" w:lastRow="0" w:firstColumn="1" w:lastColumn="0" w:oddVBand="0" w:evenVBand="0" w:oddHBand="0" w:evenHBand="0" w:firstRowFirstColumn="0" w:firstRowLastColumn="0" w:lastRowFirstColumn="0" w:lastRowLastColumn="0"/>
-            <w:tcW w:w="1267" w:type="dxa"/>
+            <w:tcW w:w="1009" w:type="dxa"/>
             <w:shd w:val="clear" w:color="auto" w:fill="FBE5D5"/>
           </w:tcPr>
           <w:p>
             <w:pPr>
               <w:rPr>
                 <w:rFonts w:eastAsia="Calibri"/>
-                <w:b w:val="0"/>
-                <w:bCs/>
-                <w:color w:val="auto"/>
-              </w:rPr>
-            </w:pPr>
-            <w:r>
-              <w:rPr>
-                <w:rFonts w:eastAsia="Calibri"/>
-                <w:b w:val="0"/>
-                <w:bCs/>
-                <w:color w:val="auto"/>
+                <w:bCs/>
+              </w:rPr>
+            </w:pPr>
+            <w:r>
+              <w:rPr>
+                <w:rFonts w:eastAsia="Calibri"/>
+                <w:bCs/>
               </w:rPr>
               <w:t>Opción c)</w:t>
             </w:r>
@@ -3514,13 +3050,12 @@
         </w:tc>
         <w:tc>
           <w:tcPr>
-            <w:tcW w:w="6727" w:type="dxa"/>
+            <w:tcW w:w="6693" w:type="dxa"/>
             <w:gridSpan w:val="4"/>
-            <w:shd w:val="clear" w:color="auto" w:fill="FFFFFF"/>
-          </w:tcPr>
-          <w:p>
-            <w:pPr>
-              <w:cnfStyle w:val="000000000000" w:firstRow="0" w:lastRow="0" w:firstColumn="0" w:lastColumn="0" w:oddVBand="0" w:evenVBand="0" w:oddHBand="0" w:evenHBand="0" w:firstRowFirstColumn="0" w:firstRowLastColumn="0" w:lastRowFirstColumn="0" w:lastRowLastColumn="0"/>
+            <w:shd w:val="clear" w:color="auto" w:fill="FFFFFF" w:themeFill="background1"/>
+          </w:tcPr>
+          <w:p>
+            <w:pPr>
               <w:rPr>
                 <w:rFonts w:eastAsia="Calibri"/>
                 <w:bCs/>
@@ -3539,48 +3074,40 @@
         </w:tc>
         <w:tc>
           <w:tcPr>
-            <w:tcW w:w="2160" w:type="dxa"/>
+            <w:tcW w:w="2452" w:type="dxa"/>
             <w:gridSpan w:val="8"/>
-            <w:shd w:val="clear" w:color="auto" w:fill="FFFFFF"/>
+            <w:shd w:val="clear" w:color="auto" w:fill="FFFFFF" w:themeFill="background1"/>
           </w:tcPr>
           <w:p>
             <w:pPr>
               <w:widowControl w:val="0"/>
-              <w:cnfStyle w:val="000000000000" w:firstRow="0" w:lastRow="0" w:firstColumn="0" w:lastColumn="0" w:oddVBand="0" w:evenVBand="0" w:oddHBand="0" w:evenHBand="0" w:firstRowFirstColumn="0" w:firstRowLastColumn="0" w:lastRowFirstColumn="0" w:lastRowLastColumn="0"/>
-              <w:rPr>
-                <w:rFonts w:eastAsia="Calibri"/>
-                <w:bCs/>
-                <w:color w:val="auto"/>
-              </w:rPr>
-            </w:pPr>
-          </w:p>
-        </w:tc>
-      </w:tr>
-      <w:tr>
-        <w:trPr>
-          <w:cnfStyle w:val="000000100000" w:firstRow="0" w:lastRow="0" w:firstColumn="0" w:lastColumn="0" w:oddVBand="0" w:evenVBand="0" w:oddHBand="1" w:evenHBand="0" w:firstRowFirstColumn="0" w:firstRowLastColumn="0" w:lastRowFirstColumn="0" w:lastRowLastColumn="0"/>
-          <w:trHeight w:val="220"/>
-        </w:trPr>
-        <w:tc>
-          <w:tcPr>
-            <w:cnfStyle w:val="001000000000" w:firstRow="0" w:lastRow="0" w:firstColumn="1" w:lastColumn="0" w:oddVBand="0" w:evenVBand="0" w:oddHBand="0" w:evenHBand="0" w:firstRowFirstColumn="0" w:firstRowLastColumn="0" w:lastRowFirstColumn="0" w:lastRowLastColumn="0"/>
-            <w:tcW w:w="1267" w:type="dxa"/>
-          </w:tcPr>
-          <w:p>
-            <w:pPr>
-              <w:rPr>
-                <w:rFonts w:eastAsia="Calibri"/>
-                <w:b w:val="0"/>
-                <w:bCs/>
-                <w:color w:val="auto"/>
-              </w:rPr>
-            </w:pPr>
-            <w:r>
-              <w:rPr>
-                <w:rFonts w:eastAsia="Calibri"/>
-                <w:b w:val="0"/>
-                <w:bCs/>
-                <w:color w:val="auto"/>
+              <w:rPr>
+                <w:rFonts w:eastAsia="Calibri"/>
+                <w:bCs/>
+              </w:rPr>
+            </w:pPr>
+          </w:p>
+        </w:tc>
+      </w:tr>
+      <w:tr>
+        <w:trPr>
+          <w:trHeight w:val="220"/>
+        </w:trPr>
+        <w:tc>
+          <w:tcPr>
+            <w:tcW w:w="1009" w:type="dxa"/>
+          </w:tcPr>
+          <w:p>
+            <w:pPr>
+              <w:rPr>
+                <w:rFonts w:eastAsia="Calibri"/>
+                <w:bCs/>
+              </w:rPr>
+            </w:pPr>
+            <w:r>
+              <w:rPr>
+                <w:rFonts w:eastAsia="Calibri"/>
+                <w:bCs/>
               </w:rPr>
               <w:t>Opción d)</w:t>
             </w:r>
@@ -3588,13 +3115,12 @@
         </w:tc>
         <w:tc>
           <w:tcPr>
-            <w:tcW w:w="6727" w:type="dxa"/>
+            <w:tcW w:w="6693" w:type="dxa"/>
             <w:gridSpan w:val="4"/>
-            <w:shd w:val="clear" w:color="auto" w:fill="FFFFFF"/>
-          </w:tcPr>
-          <w:p>
-            <w:pPr>
-              <w:cnfStyle w:val="000000100000" w:firstRow="0" w:lastRow="0" w:firstColumn="0" w:lastColumn="0" w:oddVBand="0" w:evenVBand="0" w:oddHBand="1" w:evenHBand="0" w:firstRowFirstColumn="0" w:firstRowLastColumn="0" w:lastRowFirstColumn="0" w:lastRowLastColumn="0"/>
+            <w:shd w:val="clear" w:color="auto" w:fill="FFFFFF" w:themeFill="background1"/>
+          </w:tcPr>
+          <w:p>
+            <w:pPr>
               <w:rPr>
                 <w:rFonts w:eastAsia="Calibri"/>
                 <w:bCs/>
@@ -3613,31 +3139,28 @@
         </w:tc>
         <w:tc>
           <w:tcPr>
-            <w:tcW w:w="2160" w:type="dxa"/>
+            <w:tcW w:w="2452" w:type="dxa"/>
             <w:gridSpan w:val="8"/>
-            <w:shd w:val="clear" w:color="auto" w:fill="FFFFFF"/>
+            <w:shd w:val="clear" w:color="auto" w:fill="FFFFFF" w:themeFill="background1"/>
           </w:tcPr>
           <w:p>
             <w:pPr>
               <w:widowControl w:val="0"/>
-              <w:cnfStyle w:val="000000100000" w:firstRow="0" w:lastRow="0" w:firstColumn="0" w:lastColumn="0" w:oddVBand="0" w:evenVBand="0" w:oddHBand="1" w:evenHBand="0" w:firstRowFirstColumn="0" w:firstRowLastColumn="0" w:lastRowFirstColumn="0" w:lastRowLastColumn="0"/>
-              <w:rPr>
-                <w:rFonts w:eastAsia="Calibri"/>
-                <w:bCs/>
-                <w:color w:val="auto"/>
-              </w:rPr>
-            </w:pPr>
-          </w:p>
-        </w:tc>
-      </w:tr>
-      <w:tr>
-        <w:trPr>
-          <w:trHeight w:val="220"/>
-        </w:trPr>
-        <w:tc>
-          <w:tcPr>
-            <w:cnfStyle w:val="001000000000" w:firstRow="0" w:lastRow="0" w:firstColumn="1" w:lastColumn="0" w:oddVBand="0" w:evenVBand="0" w:oddHBand="0" w:evenHBand="0" w:firstRowFirstColumn="0" w:firstRowLastColumn="0" w:lastRowFirstColumn="0" w:lastRowLastColumn="0"/>
-            <w:tcW w:w="2534" w:type="dxa"/>
+              <w:rPr>
+                <w:rFonts w:eastAsia="Calibri"/>
+                <w:bCs/>
+              </w:rPr>
+            </w:pPr>
+          </w:p>
+        </w:tc>
+      </w:tr>
+      <w:tr>
+        <w:trPr>
+          <w:trHeight w:val="220"/>
+        </w:trPr>
+        <w:tc>
+          <w:tcPr>
+            <w:tcW w:w="1970" w:type="dxa"/>
             <w:gridSpan w:val="2"/>
             <w:shd w:val="clear" w:color="auto" w:fill="FBE5D5"/>
           </w:tcPr>
@@ -3645,17 +3168,13 @@
             <w:pPr>
               <w:rPr>
                 <w:rFonts w:eastAsia="Calibri"/>
-                <w:b w:val="0"/>
-                <w:bCs/>
-                <w:color w:val="auto"/>
-              </w:rPr>
-            </w:pPr>
-            <w:r>
-              <w:rPr>
-                <w:rFonts w:eastAsia="Calibri"/>
-                <w:b w:val="0"/>
-                <w:bCs/>
-                <w:color w:val="auto"/>
+                <w:bCs/>
+              </w:rPr>
+            </w:pPr>
+            <w:r>
+              <w:rPr>
+                <w:rFonts w:eastAsia="Calibri"/>
+                <w:bCs/>
               </w:rPr>
               <w:t>Comentario respuesta correcta</w:t>
             </w:r>
@@ -3663,13 +3182,12 @@
         </w:tc>
         <w:tc>
           <w:tcPr>
-            <w:tcW w:w="7620" w:type="dxa"/>
+            <w:tcW w:w="8184" w:type="dxa"/>
             <w:gridSpan w:val="11"/>
-            <w:shd w:val="clear" w:color="auto" w:fill="FFFFFF"/>
-          </w:tcPr>
-          <w:p>
-            <w:pPr>
-              <w:cnfStyle w:val="000000000000" w:firstRow="0" w:lastRow="0" w:firstColumn="0" w:lastColumn="0" w:oddVBand="0" w:evenVBand="0" w:oddHBand="0" w:evenHBand="0" w:firstRowFirstColumn="0" w:firstRowLastColumn="0" w:lastRowFirstColumn="0" w:lastRowLastColumn="0"/>
+            <w:shd w:val="clear" w:color="auto" w:fill="FFFFFF" w:themeFill="background1"/>
+          </w:tcPr>
+          <w:p>
+            <w:pPr>
               <w:rPr>
                 <w:rFonts w:eastAsia="Calibri"/>
                 <w:bCs/>
@@ -3691,30 +3209,24 @@
       </w:tr>
       <w:tr>
         <w:trPr>
-          <w:cnfStyle w:val="000000100000" w:firstRow="0" w:lastRow="0" w:firstColumn="0" w:lastColumn="0" w:oddVBand="0" w:evenVBand="0" w:oddHBand="1" w:evenHBand="0" w:firstRowFirstColumn="0" w:firstRowLastColumn="0" w:lastRowFirstColumn="0" w:lastRowLastColumn="0"/>
-          <w:trHeight w:val="220"/>
-        </w:trPr>
-        <w:tc>
-          <w:tcPr>
-            <w:cnfStyle w:val="001000000000" w:firstRow="0" w:lastRow="0" w:firstColumn="1" w:lastColumn="0" w:oddVBand="0" w:evenVBand="0" w:oddHBand="0" w:evenHBand="0" w:firstRowFirstColumn="0" w:firstRowLastColumn="0" w:lastRowFirstColumn="0" w:lastRowLastColumn="0"/>
-            <w:tcW w:w="2534" w:type="dxa"/>
-            <w:gridSpan w:val="2"/>
-          </w:tcPr>
-          <w:p>
-            <w:pPr>
-              <w:rPr>
-                <w:rFonts w:eastAsia="Calibri"/>
-                <w:b w:val="0"/>
-                <w:bCs/>
-                <w:color w:val="auto"/>
-              </w:rPr>
-            </w:pPr>
-            <w:r>
-              <w:rPr>
-                <w:rFonts w:eastAsia="Calibri"/>
-                <w:b w:val="0"/>
-                <w:bCs/>
-                <w:color w:val="auto"/>
+          <w:trHeight w:val="220"/>
+        </w:trPr>
+        <w:tc>
+          <w:tcPr>
+            <w:tcW w:w="1970" w:type="dxa"/>
+            <w:gridSpan w:val="2"/>
+          </w:tcPr>
+          <w:p>
+            <w:pPr>
+              <w:rPr>
+                <w:rFonts w:eastAsia="Calibri"/>
+                <w:bCs/>
+              </w:rPr>
+            </w:pPr>
+            <w:r>
+              <w:rPr>
+                <w:rFonts w:eastAsia="Calibri"/>
+                <w:bCs/>
               </w:rPr>
               <w:t>Comentario respuesta incorrecta</w:t>
             </w:r>
@@ -3722,13 +3234,12 @@
         </w:tc>
         <w:tc>
           <w:tcPr>
-            <w:tcW w:w="7620" w:type="dxa"/>
+            <w:tcW w:w="8184" w:type="dxa"/>
             <w:gridSpan w:val="11"/>
-            <w:shd w:val="clear" w:color="auto" w:fill="FFFFFF"/>
-          </w:tcPr>
-          <w:p>
-            <w:pPr>
-              <w:cnfStyle w:val="000000100000" w:firstRow="0" w:lastRow="0" w:firstColumn="0" w:lastColumn="0" w:oddVBand="0" w:evenVBand="0" w:oddHBand="1" w:evenHBand="0" w:firstRowFirstColumn="0" w:firstRowLastColumn="0" w:lastRowFirstColumn="0" w:lastRowLastColumn="0"/>
+            <w:shd w:val="clear" w:color="auto" w:fill="FFFFFF" w:themeFill="background1"/>
+          </w:tcPr>
+          <w:p>
+            <w:pPr>
               <w:rPr>
                 <w:rFonts w:eastAsia="Calibri"/>
                 <w:bCs/>
@@ -3754,8 +3265,7 @@
         </w:trPr>
         <w:tc>
           <w:tcPr>
-            <w:cnfStyle w:val="001000000000" w:firstRow="0" w:lastRow="0" w:firstColumn="1" w:lastColumn="0" w:oddVBand="0" w:evenVBand="0" w:oddHBand="0" w:evenHBand="0" w:firstRowFirstColumn="0" w:firstRowLastColumn="0" w:lastRowFirstColumn="0" w:lastRowLastColumn="0"/>
-            <w:tcW w:w="2534" w:type="dxa"/>
+            <w:tcW w:w="1970" w:type="dxa"/>
             <w:gridSpan w:val="2"/>
             <w:shd w:val="clear" w:color="auto" w:fill="FBE5D5"/>
           </w:tcPr>
@@ -3763,31 +3273,27 @@
             <w:pPr>
               <w:rPr>
                 <w:rFonts w:eastAsia="Calibri"/>
-                <w:color w:val="auto"/>
-              </w:rPr>
-            </w:pPr>
-            <w:r>
-              <w:rPr>
-                <w:rFonts w:eastAsia="Calibri"/>
-                <w:color w:val="auto"/>
-              </w:rPr>
-              <w:lastRenderedPageBreak/>
+              </w:rPr>
+            </w:pPr>
+            <w:r>
+              <w:rPr>
+                <w:rFonts w:eastAsia="Calibri"/>
+              </w:rPr>
               <w:t>Pregunta 7</w:t>
             </w:r>
           </w:p>
         </w:tc>
         <w:tc>
           <w:tcPr>
-            <w:tcW w:w="6930" w:type="dxa"/>
+            <w:tcW w:w="7412" w:type="dxa"/>
             <w:gridSpan w:val="9"/>
             <w:tcBorders>
               <w:right w:val="single" w:sz="4" w:space="0" w:color="auto"/>
             </w:tcBorders>
-            <w:shd w:val="clear" w:color="auto" w:fill="FFFFFF"/>
-          </w:tcPr>
-          <w:p>
-            <w:pPr>
-              <w:cnfStyle w:val="000000000000" w:firstRow="0" w:lastRow="0" w:firstColumn="0" w:lastColumn="0" w:oddVBand="0" w:evenVBand="0" w:oddHBand="0" w:evenHBand="0" w:firstRowFirstColumn="0" w:firstRowLastColumn="0" w:lastRowFirstColumn="0" w:lastRowLastColumn="0"/>
+            <w:shd w:val="clear" w:color="auto" w:fill="FFFFFF" w:themeFill="background1"/>
+          </w:tcPr>
+          <w:p>
+            <w:pPr>
               <w:rPr>
                 <w:rFonts w:eastAsia="Calibri"/>
                 <w:b/>
@@ -3809,53 +3315,45 @@
         </w:tc>
         <w:tc>
           <w:tcPr>
-            <w:tcW w:w="690" w:type="dxa"/>
+            <w:tcW w:w="772" w:type="dxa"/>
             <w:gridSpan w:val="2"/>
             <w:tcBorders>
               <w:left w:val="single" w:sz="4" w:space="0" w:color="auto"/>
             </w:tcBorders>
-            <w:shd w:val="clear" w:color="auto" w:fill="FFFFFF"/>
-          </w:tcPr>
-          <w:p>
-            <w:pPr>
-              <w:cnfStyle w:val="000000000000" w:firstRow="0" w:lastRow="0" w:firstColumn="0" w:lastColumn="0" w:oddVBand="0" w:evenVBand="0" w:oddHBand="0" w:evenHBand="0" w:firstRowFirstColumn="0" w:firstRowLastColumn="0" w:lastRowFirstColumn="0" w:lastRowLastColumn="0"/>
-              <w:rPr>
-                <w:rFonts w:eastAsia="Calibri"/>
-                <w:bCs/>
-                <w:color w:val="auto"/>
-                <w:sz w:val="20"/>
-                <w:szCs w:val="20"/>
-              </w:rPr>
-            </w:pPr>
-          </w:p>
-        </w:tc>
-      </w:tr>
-      <w:tr>
-        <w:trPr>
-          <w:cnfStyle w:val="000000100000" w:firstRow="0" w:lastRow="0" w:firstColumn="0" w:lastColumn="0" w:oddVBand="0" w:evenVBand="0" w:oddHBand="1" w:evenHBand="0" w:firstRowFirstColumn="0" w:firstRowLastColumn="0" w:lastRowFirstColumn="0" w:lastRowLastColumn="0"/>
-          <w:trHeight w:val="220"/>
-        </w:trPr>
-        <w:tc>
-          <w:tcPr>
-            <w:cnfStyle w:val="001000000000" w:firstRow="0" w:lastRow="0" w:firstColumn="1" w:lastColumn="0" w:oddVBand="0" w:evenVBand="0" w:oddHBand="0" w:evenHBand="0" w:firstRowFirstColumn="0" w:firstRowLastColumn="0" w:lastRowFirstColumn="0" w:lastRowLastColumn="0"/>
-            <w:tcW w:w="2534" w:type="dxa"/>
-            <w:gridSpan w:val="2"/>
-          </w:tcPr>
-          <w:p>
-            <w:pPr>
-              <w:rPr>
-                <w:rFonts w:eastAsia="Calibri"/>
-                <w:b w:val="0"/>
-                <w:bCs/>
-                <w:color w:val="auto"/>
-              </w:rPr>
-            </w:pPr>
-            <w:r>
-              <w:rPr>
-                <w:rFonts w:eastAsia="Calibri"/>
-                <w:b w:val="0"/>
-                <w:bCs/>
-                <w:color w:val="auto"/>
+            <w:shd w:val="clear" w:color="auto" w:fill="FFFFFF" w:themeFill="background1"/>
+          </w:tcPr>
+          <w:p>
+            <w:pPr>
+              <w:rPr>
+                <w:rFonts w:eastAsia="Calibri"/>
+                <w:bCs/>
+                <w:sz w:val="20"/>
+                <w:szCs w:val="20"/>
+              </w:rPr>
+            </w:pPr>
+          </w:p>
+        </w:tc>
+      </w:tr>
+      <w:tr>
+        <w:trPr>
+          <w:trHeight w:val="220"/>
+        </w:trPr>
+        <w:tc>
+          <w:tcPr>
+            <w:tcW w:w="1970" w:type="dxa"/>
+            <w:gridSpan w:val="2"/>
+          </w:tcPr>
+          <w:p>
+            <w:pPr>
+              <w:rPr>
+                <w:rFonts w:eastAsia="Calibri"/>
+                <w:bCs/>
+              </w:rPr>
+            </w:pPr>
+            <w:r>
+              <w:rPr>
+                <w:rFonts w:eastAsia="Calibri"/>
+                <w:bCs/>
               </w:rPr>
               <w:t>Opción a)</w:t>
             </w:r>
@@ -3863,16 +3361,15 @@
         </w:tc>
         <w:tc>
           <w:tcPr>
-            <w:tcW w:w="6930" w:type="dxa"/>
+            <w:tcW w:w="7412" w:type="dxa"/>
             <w:gridSpan w:val="9"/>
             <w:tcBorders>
               <w:right w:val="single" w:sz="4" w:space="0" w:color="auto"/>
             </w:tcBorders>
-            <w:shd w:val="clear" w:color="auto" w:fill="FFFFFF"/>
-          </w:tcPr>
-          <w:p>
-            <w:pPr>
-              <w:cnfStyle w:val="000000100000" w:firstRow="0" w:lastRow="0" w:firstColumn="0" w:lastColumn="0" w:oddVBand="0" w:evenVBand="0" w:oddHBand="1" w:evenHBand="0" w:firstRowFirstColumn="0" w:firstRowLastColumn="0" w:lastRowFirstColumn="0" w:lastRowLastColumn="0"/>
+            <w:shd w:val="clear" w:color="auto" w:fill="FFFFFF" w:themeFill="background1"/>
+          </w:tcPr>
+          <w:p>
+            <w:pPr>
               <w:rPr>
                 <w:rFonts w:eastAsia="Calibri"/>
                 <w:bCs/>
@@ -3891,35 +3388,32 @@
         </w:tc>
         <w:tc>
           <w:tcPr>
-            <w:tcW w:w="690" w:type="dxa"/>
+            <w:tcW w:w="772" w:type="dxa"/>
             <w:gridSpan w:val="2"/>
             <w:tcBorders>
               <w:left w:val="single" w:sz="4" w:space="0" w:color="auto"/>
             </w:tcBorders>
-            <w:shd w:val="clear" w:color="auto" w:fill="FFFFFF"/>
-          </w:tcPr>
-          <w:p>
-            <w:pPr>
-              <w:cnfStyle w:val="000000100000" w:firstRow="0" w:lastRow="0" w:firstColumn="0" w:lastColumn="0" w:oddVBand="0" w:evenVBand="0" w:oddHBand="1" w:evenHBand="0" w:firstRowFirstColumn="0" w:firstRowLastColumn="0" w:lastRowFirstColumn="0" w:lastRowLastColumn="0"/>
-              <w:rPr>
-                <w:rFonts w:eastAsia="Calibri"/>
-                <w:bCs/>
-                <w:color w:val="auto"/>
-                <w:sz w:val="20"/>
-                <w:szCs w:val="20"/>
-              </w:rPr>
-            </w:pPr>
-          </w:p>
-        </w:tc>
-      </w:tr>
-      <w:tr>
-        <w:trPr>
-          <w:trHeight w:val="220"/>
-        </w:trPr>
-        <w:tc>
-          <w:tcPr>
-            <w:cnfStyle w:val="001000000000" w:firstRow="0" w:lastRow="0" w:firstColumn="1" w:lastColumn="0" w:oddVBand="0" w:evenVBand="0" w:oddHBand="0" w:evenHBand="0" w:firstRowFirstColumn="0" w:firstRowLastColumn="0" w:lastRowFirstColumn="0" w:lastRowLastColumn="0"/>
-            <w:tcW w:w="2534" w:type="dxa"/>
+            <w:shd w:val="clear" w:color="auto" w:fill="FFFFFF" w:themeFill="background1"/>
+          </w:tcPr>
+          <w:p>
+            <w:pPr>
+              <w:rPr>
+                <w:rFonts w:eastAsia="Calibri"/>
+                <w:bCs/>
+                <w:sz w:val="20"/>
+                <w:szCs w:val="20"/>
+              </w:rPr>
+            </w:pPr>
+          </w:p>
+        </w:tc>
+      </w:tr>
+      <w:tr>
+        <w:trPr>
+          <w:trHeight w:val="220"/>
+        </w:trPr>
+        <w:tc>
+          <w:tcPr>
+            <w:tcW w:w="1970" w:type="dxa"/>
             <w:gridSpan w:val="2"/>
             <w:shd w:val="clear" w:color="auto" w:fill="FBE5D5"/>
           </w:tcPr>
@@ -3927,17 +3421,13 @@
             <w:pPr>
               <w:rPr>
                 <w:rFonts w:eastAsia="Calibri"/>
-                <w:b w:val="0"/>
-                <w:bCs/>
-                <w:color w:val="auto"/>
-              </w:rPr>
-            </w:pPr>
-            <w:r>
-              <w:rPr>
-                <w:rFonts w:eastAsia="Calibri"/>
-                <w:b w:val="0"/>
-                <w:bCs/>
-                <w:color w:val="auto"/>
+                <w:bCs/>
+              </w:rPr>
+            </w:pPr>
+            <w:r>
+              <w:rPr>
+                <w:rFonts w:eastAsia="Calibri"/>
+                <w:bCs/>
               </w:rPr>
               <w:t>Opción b)</w:t>
             </w:r>
@@ -3945,16 +3435,15 @@
         </w:tc>
         <w:tc>
           <w:tcPr>
-            <w:tcW w:w="6930" w:type="dxa"/>
+            <w:tcW w:w="7412" w:type="dxa"/>
             <w:gridSpan w:val="9"/>
             <w:tcBorders>
               <w:right w:val="single" w:sz="4" w:space="0" w:color="auto"/>
             </w:tcBorders>
-            <w:shd w:val="clear" w:color="auto" w:fill="FFFFFF"/>
-          </w:tcPr>
-          <w:p>
-            <w:pPr>
-              <w:cnfStyle w:val="000000000000" w:firstRow="0" w:lastRow="0" w:firstColumn="0" w:lastColumn="0" w:oddVBand="0" w:evenVBand="0" w:oddHBand="0" w:evenHBand="0" w:firstRowFirstColumn="0" w:firstRowLastColumn="0" w:lastRowFirstColumn="0" w:lastRowLastColumn="0"/>
+            <w:shd w:val="clear" w:color="auto" w:fill="FFFFFF" w:themeFill="background1"/>
+          </w:tcPr>
+          <w:p>
+            <w:pPr>
               <w:rPr>
                 <w:rFonts w:eastAsia="Calibri"/>
                 <w:bCs/>
@@ -3973,53 +3462,45 @@
         </w:tc>
         <w:tc>
           <w:tcPr>
-            <w:tcW w:w="690" w:type="dxa"/>
+            <w:tcW w:w="772" w:type="dxa"/>
             <w:gridSpan w:val="2"/>
             <w:tcBorders>
               <w:left w:val="single" w:sz="4" w:space="0" w:color="auto"/>
             </w:tcBorders>
-            <w:shd w:val="clear" w:color="auto" w:fill="FFFFFF"/>
-          </w:tcPr>
-          <w:p>
-            <w:pPr>
-              <w:cnfStyle w:val="000000000000" w:firstRow="0" w:lastRow="0" w:firstColumn="0" w:lastColumn="0" w:oddVBand="0" w:evenVBand="0" w:oddHBand="0" w:evenHBand="0" w:firstRowFirstColumn="0" w:firstRowLastColumn="0" w:lastRowFirstColumn="0" w:lastRowLastColumn="0"/>
-              <w:rPr>
-                <w:rFonts w:eastAsia="Calibri"/>
-                <w:bCs/>
-                <w:color w:val="auto"/>
-                <w:sz w:val="20"/>
-                <w:szCs w:val="20"/>
-              </w:rPr>
-            </w:pPr>
-          </w:p>
-        </w:tc>
-      </w:tr>
-      <w:tr>
-        <w:trPr>
-          <w:cnfStyle w:val="000000100000" w:firstRow="0" w:lastRow="0" w:firstColumn="0" w:lastColumn="0" w:oddVBand="0" w:evenVBand="0" w:oddHBand="1" w:evenHBand="0" w:firstRowFirstColumn="0" w:firstRowLastColumn="0" w:lastRowFirstColumn="0" w:lastRowLastColumn="0"/>
-          <w:trHeight w:val="220"/>
-        </w:trPr>
-        <w:tc>
-          <w:tcPr>
-            <w:cnfStyle w:val="001000000000" w:firstRow="0" w:lastRow="0" w:firstColumn="1" w:lastColumn="0" w:oddVBand="0" w:evenVBand="0" w:oddHBand="0" w:evenHBand="0" w:firstRowFirstColumn="0" w:firstRowLastColumn="0" w:lastRowFirstColumn="0" w:lastRowLastColumn="0"/>
-            <w:tcW w:w="2534" w:type="dxa"/>
-            <w:gridSpan w:val="2"/>
-          </w:tcPr>
-          <w:p>
-            <w:pPr>
-              <w:rPr>
-                <w:rFonts w:eastAsia="Calibri"/>
-                <w:b w:val="0"/>
-                <w:bCs/>
-                <w:color w:val="auto"/>
-              </w:rPr>
-            </w:pPr>
-            <w:r>
-              <w:rPr>
-                <w:rFonts w:eastAsia="Calibri"/>
-                <w:b w:val="0"/>
-                <w:bCs/>
-                <w:color w:val="auto"/>
+            <w:shd w:val="clear" w:color="auto" w:fill="FFFFFF" w:themeFill="background1"/>
+          </w:tcPr>
+          <w:p>
+            <w:pPr>
+              <w:rPr>
+                <w:rFonts w:eastAsia="Calibri"/>
+                <w:bCs/>
+                <w:sz w:val="20"/>
+                <w:szCs w:val="20"/>
+              </w:rPr>
+            </w:pPr>
+          </w:p>
+        </w:tc>
+      </w:tr>
+      <w:tr>
+        <w:trPr>
+          <w:trHeight w:val="220"/>
+        </w:trPr>
+        <w:tc>
+          <w:tcPr>
+            <w:tcW w:w="1970" w:type="dxa"/>
+            <w:gridSpan w:val="2"/>
+          </w:tcPr>
+          <w:p>
+            <w:pPr>
+              <w:rPr>
+                <w:rFonts w:eastAsia="Calibri"/>
+                <w:bCs/>
+              </w:rPr>
+            </w:pPr>
+            <w:r>
+              <w:rPr>
+                <w:rFonts w:eastAsia="Calibri"/>
+                <w:bCs/>
               </w:rPr>
               <w:t>Opción c)</w:t>
             </w:r>
@@ -4027,16 +3508,15 @@
         </w:tc>
         <w:tc>
           <w:tcPr>
-            <w:tcW w:w="6930" w:type="dxa"/>
+            <w:tcW w:w="7412" w:type="dxa"/>
             <w:gridSpan w:val="9"/>
             <w:tcBorders>
               <w:right w:val="single" w:sz="4" w:space="0" w:color="auto"/>
             </w:tcBorders>
-            <w:shd w:val="clear" w:color="auto" w:fill="FFFFFF"/>
-          </w:tcPr>
-          <w:p>
-            <w:pPr>
-              <w:cnfStyle w:val="000000100000" w:firstRow="0" w:lastRow="0" w:firstColumn="0" w:lastColumn="0" w:oddVBand="0" w:evenVBand="0" w:oddHBand="1" w:evenHBand="0" w:firstRowFirstColumn="0" w:firstRowLastColumn="0" w:lastRowFirstColumn="0" w:lastRowLastColumn="0"/>
+            <w:shd w:val="clear" w:color="auto" w:fill="FFFFFF" w:themeFill="background1"/>
+          </w:tcPr>
+          <w:p>
+            <w:pPr>
               <w:rPr>
                 <w:rFonts w:eastAsia="Calibri"/>
                 <w:bCs/>
@@ -4055,29 +3535,26 @@
         </w:tc>
         <w:tc>
           <w:tcPr>
-            <w:tcW w:w="690" w:type="dxa"/>
+            <w:tcW w:w="772" w:type="dxa"/>
             <w:gridSpan w:val="2"/>
             <w:tcBorders>
               <w:left w:val="single" w:sz="4" w:space="0" w:color="auto"/>
             </w:tcBorders>
-            <w:shd w:val="clear" w:color="auto" w:fill="FFFFFF"/>
-          </w:tcPr>
-          <w:p>
-            <w:pPr>
-              <w:cnfStyle w:val="000000100000" w:firstRow="0" w:lastRow="0" w:firstColumn="0" w:lastColumn="0" w:oddVBand="0" w:evenVBand="0" w:oddHBand="1" w:evenHBand="0" w:firstRowFirstColumn="0" w:firstRowLastColumn="0" w:lastRowFirstColumn="0" w:lastRowLastColumn="0"/>
-              <w:rPr>
-                <w:rFonts w:eastAsia="Calibri"/>
-                <w:bCs/>
-                <w:color w:val="auto"/>
-                <w:sz w:val="20"/>
-                <w:szCs w:val="20"/>
-              </w:rPr>
-            </w:pPr>
-            <w:r>
-              <w:rPr>
-                <w:rFonts w:eastAsia="Calibri"/>
-                <w:bCs/>
-                <w:color w:val="auto"/>
+            <w:shd w:val="clear" w:color="auto" w:fill="FFFFFF" w:themeFill="background1"/>
+          </w:tcPr>
+          <w:p>
+            <w:pPr>
+              <w:rPr>
+                <w:rFonts w:eastAsia="Calibri"/>
+                <w:bCs/>
+                <w:sz w:val="20"/>
+                <w:szCs w:val="20"/>
+              </w:rPr>
+            </w:pPr>
+            <w:r>
+              <w:rPr>
+                <w:rFonts w:eastAsia="Calibri"/>
+                <w:bCs/>
                 <w:sz w:val="20"/>
                 <w:szCs w:val="20"/>
               </w:rPr>
@@ -4092,8 +3569,7 @@
         </w:trPr>
         <w:tc>
           <w:tcPr>
-            <w:cnfStyle w:val="001000000000" w:firstRow="0" w:lastRow="0" w:firstColumn="1" w:lastColumn="0" w:oddVBand="0" w:evenVBand="0" w:oddHBand="0" w:evenHBand="0" w:firstRowFirstColumn="0" w:firstRowLastColumn="0" w:lastRowFirstColumn="0" w:lastRowLastColumn="0"/>
-            <w:tcW w:w="2534" w:type="dxa"/>
+            <w:tcW w:w="1970" w:type="dxa"/>
             <w:gridSpan w:val="2"/>
             <w:shd w:val="clear" w:color="auto" w:fill="FBE5D5"/>
           </w:tcPr>
@@ -4101,17 +3577,13 @@
             <w:pPr>
               <w:rPr>
                 <w:rFonts w:eastAsia="Calibri"/>
-                <w:b w:val="0"/>
-                <w:bCs/>
-                <w:color w:val="auto"/>
-              </w:rPr>
-            </w:pPr>
-            <w:r>
-              <w:rPr>
-                <w:rFonts w:eastAsia="Calibri"/>
-                <w:b w:val="0"/>
-                <w:bCs/>
-                <w:color w:val="auto"/>
+                <w:bCs/>
+              </w:rPr>
+            </w:pPr>
+            <w:r>
+              <w:rPr>
+                <w:rFonts w:eastAsia="Calibri"/>
+                <w:bCs/>
               </w:rPr>
               <w:t>Opción d)</w:t>
             </w:r>
@@ -4119,16 +3591,15 @@
         </w:tc>
         <w:tc>
           <w:tcPr>
-            <w:tcW w:w="6930" w:type="dxa"/>
+            <w:tcW w:w="7412" w:type="dxa"/>
             <w:gridSpan w:val="9"/>
             <w:tcBorders>
               <w:right w:val="single" w:sz="4" w:space="0" w:color="auto"/>
             </w:tcBorders>
-            <w:shd w:val="clear" w:color="auto" w:fill="FFFFFF"/>
-          </w:tcPr>
-          <w:p>
-            <w:pPr>
-              <w:cnfStyle w:val="000000000000" w:firstRow="0" w:lastRow="0" w:firstColumn="0" w:lastColumn="0" w:oddVBand="0" w:evenVBand="0" w:oddHBand="0" w:evenHBand="0" w:firstRowFirstColumn="0" w:firstRowLastColumn="0" w:lastRowFirstColumn="0" w:lastRowLastColumn="0"/>
+            <w:shd w:val="clear" w:color="auto" w:fill="FFFFFF" w:themeFill="background1"/>
+          </w:tcPr>
+          <w:p>
+            <w:pPr>
               <w:rPr>
                 <w:rFonts w:eastAsia="Calibri"/>
                 <w:bCs/>
@@ -4147,53 +3618,45 @@
         </w:tc>
         <w:tc>
           <w:tcPr>
-            <w:tcW w:w="690" w:type="dxa"/>
+            <w:tcW w:w="772" w:type="dxa"/>
             <w:gridSpan w:val="2"/>
             <w:tcBorders>
               <w:left w:val="single" w:sz="4" w:space="0" w:color="auto"/>
             </w:tcBorders>
-            <w:shd w:val="clear" w:color="auto" w:fill="FFFFFF"/>
-          </w:tcPr>
-          <w:p>
-            <w:pPr>
-              <w:cnfStyle w:val="000000000000" w:firstRow="0" w:lastRow="0" w:firstColumn="0" w:lastColumn="0" w:oddVBand="0" w:evenVBand="0" w:oddHBand="0" w:evenHBand="0" w:firstRowFirstColumn="0" w:firstRowLastColumn="0" w:lastRowFirstColumn="0" w:lastRowLastColumn="0"/>
-              <w:rPr>
-                <w:rFonts w:eastAsia="Calibri"/>
-                <w:bCs/>
-                <w:color w:val="auto"/>
-                <w:sz w:val="20"/>
-                <w:szCs w:val="20"/>
-              </w:rPr>
-            </w:pPr>
-          </w:p>
-        </w:tc>
-      </w:tr>
-      <w:tr>
-        <w:trPr>
-          <w:cnfStyle w:val="000000100000" w:firstRow="0" w:lastRow="0" w:firstColumn="0" w:lastColumn="0" w:oddVBand="0" w:evenVBand="0" w:oddHBand="1" w:evenHBand="0" w:firstRowFirstColumn="0" w:firstRowLastColumn="0" w:lastRowFirstColumn="0" w:lastRowLastColumn="0"/>
-          <w:trHeight w:val="220"/>
-        </w:trPr>
-        <w:tc>
-          <w:tcPr>
-            <w:cnfStyle w:val="001000000000" w:firstRow="0" w:lastRow="0" w:firstColumn="1" w:lastColumn="0" w:oddVBand="0" w:evenVBand="0" w:oddHBand="0" w:evenHBand="0" w:firstRowFirstColumn="0" w:firstRowLastColumn="0" w:lastRowFirstColumn="0" w:lastRowLastColumn="0"/>
-            <w:tcW w:w="2534" w:type="dxa"/>
-            <w:gridSpan w:val="2"/>
-          </w:tcPr>
-          <w:p>
-            <w:pPr>
-              <w:rPr>
-                <w:rFonts w:eastAsia="Calibri"/>
-                <w:b w:val="0"/>
-                <w:bCs/>
-                <w:color w:val="auto"/>
-              </w:rPr>
-            </w:pPr>
-            <w:r>
-              <w:rPr>
-                <w:rFonts w:eastAsia="Calibri"/>
-                <w:b w:val="0"/>
-                <w:bCs/>
-                <w:color w:val="auto"/>
+            <w:shd w:val="clear" w:color="auto" w:fill="FFFFFF" w:themeFill="background1"/>
+          </w:tcPr>
+          <w:p>
+            <w:pPr>
+              <w:rPr>
+                <w:rFonts w:eastAsia="Calibri"/>
+                <w:bCs/>
+                <w:sz w:val="20"/>
+                <w:szCs w:val="20"/>
+              </w:rPr>
+            </w:pPr>
+          </w:p>
+        </w:tc>
+      </w:tr>
+      <w:tr>
+        <w:trPr>
+          <w:trHeight w:val="220"/>
+        </w:trPr>
+        <w:tc>
+          <w:tcPr>
+            <w:tcW w:w="1970" w:type="dxa"/>
+            <w:gridSpan w:val="2"/>
+          </w:tcPr>
+          <w:p>
+            <w:pPr>
+              <w:rPr>
+                <w:rFonts w:eastAsia="Calibri"/>
+                <w:bCs/>
+              </w:rPr>
+            </w:pPr>
+            <w:r>
+              <w:rPr>
+                <w:rFonts w:eastAsia="Calibri"/>
+                <w:bCs/>
               </w:rPr>
               <w:t>Comentario respuesta correcta</w:t>
             </w:r>
@@ -4201,13 +3664,12 @@
         </w:tc>
         <w:tc>
           <w:tcPr>
-            <w:tcW w:w="7620" w:type="dxa"/>
+            <w:tcW w:w="8184" w:type="dxa"/>
             <w:gridSpan w:val="11"/>
-            <w:shd w:val="clear" w:color="auto" w:fill="FFFFFF"/>
-          </w:tcPr>
-          <w:p>
-            <w:pPr>
-              <w:cnfStyle w:val="000000100000" w:firstRow="0" w:lastRow="0" w:firstColumn="0" w:lastColumn="0" w:oddVBand="0" w:evenVBand="0" w:oddHBand="1" w:evenHBand="0" w:firstRowFirstColumn="0" w:firstRowLastColumn="0" w:lastRowFirstColumn="0" w:lastRowLastColumn="0"/>
+            <w:shd w:val="clear" w:color="auto" w:fill="FFFFFF" w:themeFill="background1"/>
+          </w:tcPr>
+          <w:p>
+            <w:pPr>
               <w:rPr>
                 <w:rFonts w:eastAsia="Calibri"/>
                 <w:bCs/>
@@ -4233,8 +3695,7 @@
         </w:trPr>
         <w:tc>
           <w:tcPr>
-            <w:cnfStyle w:val="001000000000" w:firstRow="0" w:lastRow="0" w:firstColumn="1" w:lastColumn="0" w:oddVBand="0" w:evenVBand="0" w:oddHBand="0" w:evenHBand="0" w:firstRowFirstColumn="0" w:firstRowLastColumn="0" w:lastRowFirstColumn="0" w:lastRowLastColumn="0"/>
-            <w:tcW w:w="2534" w:type="dxa"/>
+            <w:tcW w:w="1970" w:type="dxa"/>
             <w:gridSpan w:val="2"/>
             <w:shd w:val="clear" w:color="auto" w:fill="FBE5D5"/>
           </w:tcPr>
@@ -4242,17 +3703,13 @@
             <w:pPr>
               <w:rPr>
                 <w:rFonts w:eastAsia="Calibri"/>
-                <w:b w:val="0"/>
-                <w:bCs/>
-                <w:color w:val="auto"/>
-              </w:rPr>
-            </w:pPr>
-            <w:r>
-              <w:rPr>
-                <w:rFonts w:eastAsia="Calibri"/>
-                <w:b w:val="0"/>
-                <w:bCs/>
-                <w:color w:val="auto"/>
+                <w:bCs/>
+              </w:rPr>
+            </w:pPr>
+            <w:r>
+              <w:rPr>
+                <w:rFonts w:eastAsia="Calibri"/>
+                <w:bCs/>
               </w:rPr>
               <w:t>Comentario respuesta incorrecta</w:t>
             </w:r>
@@ -4260,13 +3717,12 @@
         </w:tc>
         <w:tc>
           <w:tcPr>
-            <w:tcW w:w="7620" w:type="dxa"/>
+            <w:tcW w:w="8184" w:type="dxa"/>
             <w:gridSpan w:val="11"/>
-            <w:shd w:val="clear" w:color="auto" w:fill="FFFFFF"/>
-          </w:tcPr>
-          <w:p>
-            <w:pPr>
-              <w:cnfStyle w:val="000000000000" w:firstRow="0" w:lastRow="0" w:firstColumn="0" w:lastColumn="0" w:oddVBand="0" w:evenVBand="0" w:oddHBand="0" w:evenHBand="0" w:firstRowFirstColumn="0" w:firstRowLastColumn="0" w:lastRowFirstColumn="0" w:lastRowLastColumn="0"/>
+            <w:shd w:val="clear" w:color="auto" w:fill="FFFFFF" w:themeFill="background1"/>
+          </w:tcPr>
+          <w:p>
+            <w:pPr>
               <w:rPr>
                 <w:rFonts w:eastAsia="Calibri"/>
                 <w:bCs/>
@@ -4288,26 +3744,22 @@
       </w:tr>
       <w:tr>
         <w:trPr>
-          <w:cnfStyle w:val="000000100000" w:firstRow="0" w:lastRow="0" w:firstColumn="0" w:lastColumn="0" w:oddVBand="0" w:evenVBand="0" w:oddHBand="1" w:evenHBand="0" w:firstRowFirstColumn="0" w:firstRowLastColumn="0" w:lastRowFirstColumn="0" w:lastRowLastColumn="0"/>
-          <w:trHeight w:val="220"/>
-        </w:trPr>
-        <w:tc>
-          <w:tcPr>
-            <w:cnfStyle w:val="001000000000" w:firstRow="0" w:lastRow="0" w:firstColumn="1" w:lastColumn="0" w:oddVBand="0" w:evenVBand="0" w:oddHBand="0" w:evenHBand="0" w:firstRowFirstColumn="0" w:firstRowLastColumn="0" w:lastRowFirstColumn="0" w:lastRowLastColumn="0"/>
-            <w:tcW w:w="2534" w:type="dxa"/>
-            <w:gridSpan w:val="2"/>
-          </w:tcPr>
-          <w:p>
-            <w:pPr>
-              <w:rPr>
-                <w:rFonts w:eastAsia="Calibri"/>
-                <w:color w:val="auto"/>
-              </w:rPr>
-            </w:pPr>
-            <w:r>
-              <w:rPr>
-                <w:rFonts w:eastAsia="Calibri"/>
-                <w:color w:val="auto"/>
+          <w:trHeight w:val="220"/>
+        </w:trPr>
+        <w:tc>
+          <w:tcPr>
+            <w:tcW w:w="1970" w:type="dxa"/>
+            <w:gridSpan w:val="2"/>
+          </w:tcPr>
+          <w:p>
+            <w:pPr>
+              <w:rPr>
+                <w:rFonts w:eastAsia="Calibri"/>
+              </w:rPr>
+            </w:pPr>
+            <w:r>
+              <w:rPr>
+                <w:rFonts w:eastAsia="Calibri"/>
               </w:rPr>
               <w:t>Pregunta 8</w:t>
             </w:r>
@@ -4315,16 +3767,15 @@
         </w:tc>
         <w:tc>
           <w:tcPr>
-            <w:tcW w:w="6930" w:type="dxa"/>
+            <w:tcW w:w="7412" w:type="dxa"/>
             <w:gridSpan w:val="9"/>
             <w:tcBorders>
               <w:right w:val="single" w:sz="4" w:space="0" w:color="auto"/>
             </w:tcBorders>
-            <w:shd w:val="clear" w:color="auto" w:fill="FFFFFF"/>
-          </w:tcPr>
-          <w:p>
-            <w:pPr>
-              <w:cnfStyle w:val="000000100000" w:firstRow="0" w:lastRow="0" w:firstColumn="0" w:lastColumn="0" w:oddVBand="0" w:evenVBand="0" w:oddHBand="1" w:evenHBand="0" w:firstRowFirstColumn="0" w:firstRowLastColumn="0" w:lastRowFirstColumn="0" w:lastRowLastColumn="0"/>
+            <w:shd w:val="clear" w:color="auto" w:fill="FFFFFF" w:themeFill="background1"/>
+          </w:tcPr>
+          <w:p>
+            <w:pPr>
               <w:rPr>
                 <w:rFonts w:eastAsia="Calibri"/>
                 <w:b/>
@@ -4346,35 +3797,32 @@
         </w:tc>
         <w:tc>
           <w:tcPr>
-            <w:tcW w:w="690" w:type="dxa"/>
+            <w:tcW w:w="772" w:type="dxa"/>
             <w:gridSpan w:val="2"/>
             <w:tcBorders>
               <w:right w:val="single" w:sz="4" w:space="0" w:color="auto"/>
             </w:tcBorders>
-            <w:shd w:val="clear" w:color="auto" w:fill="FFFFFF"/>
-          </w:tcPr>
-          <w:p>
-            <w:pPr>
-              <w:cnfStyle w:val="000000100000" w:firstRow="0" w:lastRow="0" w:firstColumn="0" w:lastColumn="0" w:oddVBand="0" w:evenVBand="0" w:oddHBand="1" w:evenHBand="0" w:firstRowFirstColumn="0" w:firstRowLastColumn="0" w:lastRowFirstColumn="0" w:lastRowLastColumn="0"/>
-              <w:rPr>
-                <w:rFonts w:eastAsia="Calibri"/>
-                <w:bCs/>
-                <w:color w:val="auto"/>
-                <w:sz w:val="20"/>
-                <w:szCs w:val="20"/>
-              </w:rPr>
-            </w:pPr>
-          </w:p>
-        </w:tc>
-      </w:tr>
-      <w:tr>
-        <w:trPr>
-          <w:trHeight w:val="220"/>
-        </w:trPr>
-        <w:tc>
-          <w:tcPr>
-            <w:cnfStyle w:val="001000000000" w:firstRow="0" w:lastRow="0" w:firstColumn="1" w:lastColumn="0" w:oddVBand="0" w:evenVBand="0" w:oddHBand="0" w:evenHBand="0" w:firstRowFirstColumn="0" w:firstRowLastColumn="0" w:lastRowFirstColumn="0" w:lastRowLastColumn="0"/>
-            <w:tcW w:w="2534" w:type="dxa"/>
+            <w:shd w:val="clear" w:color="auto" w:fill="FFFFFF" w:themeFill="background1"/>
+          </w:tcPr>
+          <w:p>
+            <w:pPr>
+              <w:rPr>
+                <w:rFonts w:eastAsia="Calibri"/>
+                <w:bCs/>
+                <w:sz w:val="20"/>
+                <w:szCs w:val="20"/>
+              </w:rPr>
+            </w:pPr>
+          </w:p>
+        </w:tc>
+      </w:tr>
+      <w:tr>
+        <w:trPr>
+          <w:trHeight w:val="220"/>
+        </w:trPr>
+        <w:tc>
+          <w:tcPr>
+            <w:tcW w:w="1970" w:type="dxa"/>
             <w:gridSpan w:val="2"/>
             <w:shd w:val="clear" w:color="auto" w:fill="FBE5D5"/>
           </w:tcPr>
@@ -4382,17 +3830,13 @@
             <w:pPr>
               <w:rPr>
                 <w:rFonts w:eastAsia="Calibri"/>
-                <w:b w:val="0"/>
-                <w:bCs/>
-                <w:color w:val="auto"/>
-              </w:rPr>
-            </w:pPr>
-            <w:r>
-              <w:rPr>
-                <w:rFonts w:eastAsia="Calibri"/>
-                <w:b w:val="0"/>
-                <w:bCs/>
-                <w:color w:val="auto"/>
+                <w:bCs/>
+              </w:rPr>
+            </w:pPr>
+            <w:r>
+              <w:rPr>
+                <w:rFonts w:eastAsia="Calibri"/>
+                <w:bCs/>
               </w:rPr>
               <w:t>Opción a)</w:t>
             </w:r>
@@ -4400,16 +3844,15 @@
         </w:tc>
         <w:tc>
           <w:tcPr>
-            <w:tcW w:w="6930" w:type="dxa"/>
+            <w:tcW w:w="7412" w:type="dxa"/>
             <w:gridSpan w:val="9"/>
             <w:tcBorders>
               <w:right w:val="single" w:sz="4" w:space="0" w:color="auto"/>
             </w:tcBorders>
-            <w:shd w:val="clear" w:color="auto" w:fill="FFFFFF"/>
-          </w:tcPr>
-          <w:p>
-            <w:pPr>
-              <w:cnfStyle w:val="000000000000" w:firstRow="0" w:lastRow="0" w:firstColumn="0" w:lastColumn="0" w:oddVBand="0" w:evenVBand="0" w:oddHBand="0" w:evenHBand="0" w:firstRowFirstColumn="0" w:firstRowLastColumn="0" w:lastRowFirstColumn="0" w:lastRowLastColumn="0"/>
+            <w:shd w:val="clear" w:color="auto" w:fill="FFFFFF" w:themeFill="background1"/>
+          </w:tcPr>
+          <w:p>
+            <w:pPr>
               <w:rPr>
                 <w:rFonts w:eastAsia="Calibri"/>
                 <w:bCs/>
@@ -4428,29 +3871,26 @@
         </w:tc>
         <w:tc>
           <w:tcPr>
-            <w:tcW w:w="690" w:type="dxa"/>
+            <w:tcW w:w="772" w:type="dxa"/>
             <w:gridSpan w:val="2"/>
             <w:tcBorders>
               <w:left w:val="single" w:sz="4" w:space="0" w:color="auto"/>
             </w:tcBorders>
-            <w:shd w:val="clear" w:color="auto" w:fill="FFFFFF"/>
-          </w:tcPr>
-          <w:p>
-            <w:pPr>
-              <w:cnfStyle w:val="000000000000" w:firstRow="0" w:lastRow="0" w:firstColumn="0" w:lastColumn="0" w:oddVBand="0" w:evenVBand="0" w:oddHBand="0" w:evenHBand="0" w:firstRowFirstColumn="0" w:firstRowLastColumn="0" w:lastRowFirstColumn="0" w:lastRowLastColumn="0"/>
-              <w:rPr>
-                <w:rFonts w:eastAsia="Calibri"/>
-                <w:bCs/>
-                <w:color w:val="auto"/>
-                <w:sz w:val="20"/>
-                <w:szCs w:val="20"/>
-              </w:rPr>
-            </w:pPr>
-            <w:r>
-              <w:rPr>
-                <w:rFonts w:eastAsia="Calibri"/>
-                <w:bCs/>
-                <w:color w:val="auto"/>
+            <w:shd w:val="clear" w:color="auto" w:fill="FFFFFF" w:themeFill="background1"/>
+          </w:tcPr>
+          <w:p>
+            <w:pPr>
+              <w:rPr>
+                <w:rFonts w:eastAsia="Calibri"/>
+                <w:bCs/>
+                <w:sz w:val="20"/>
+                <w:szCs w:val="20"/>
+              </w:rPr>
+            </w:pPr>
+            <w:r>
+              <w:rPr>
+                <w:rFonts w:eastAsia="Calibri"/>
+                <w:bCs/>
                 <w:sz w:val="20"/>
                 <w:szCs w:val="20"/>
               </w:rPr>
@@ -4461,30 +3901,24 @@
       </w:tr>
       <w:tr>
         <w:trPr>
-          <w:cnfStyle w:val="000000100000" w:firstRow="0" w:lastRow="0" w:firstColumn="0" w:lastColumn="0" w:oddVBand="0" w:evenVBand="0" w:oddHBand="1" w:evenHBand="0" w:firstRowFirstColumn="0" w:firstRowLastColumn="0" w:lastRowFirstColumn="0" w:lastRowLastColumn="0"/>
-          <w:trHeight w:val="220"/>
-        </w:trPr>
-        <w:tc>
-          <w:tcPr>
-            <w:cnfStyle w:val="001000000000" w:firstRow="0" w:lastRow="0" w:firstColumn="1" w:lastColumn="0" w:oddVBand="0" w:evenVBand="0" w:oddHBand="0" w:evenHBand="0" w:firstRowFirstColumn="0" w:firstRowLastColumn="0" w:lastRowFirstColumn="0" w:lastRowLastColumn="0"/>
-            <w:tcW w:w="2534" w:type="dxa"/>
-            <w:gridSpan w:val="2"/>
-          </w:tcPr>
-          <w:p>
-            <w:pPr>
-              <w:rPr>
-                <w:rFonts w:eastAsia="Calibri"/>
-                <w:b w:val="0"/>
-                <w:bCs/>
-                <w:color w:val="auto"/>
-              </w:rPr>
-            </w:pPr>
-            <w:r>
-              <w:rPr>
-                <w:rFonts w:eastAsia="Calibri"/>
-                <w:b w:val="0"/>
-                <w:bCs/>
-                <w:color w:val="auto"/>
+          <w:trHeight w:val="220"/>
+        </w:trPr>
+        <w:tc>
+          <w:tcPr>
+            <w:tcW w:w="1970" w:type="dxa"/>
+            <w:gridSpan w:val="2"/>
+          </w:tcPr>
+          <w:p>
+            <w:pPr>
+              <w:rPr>
+                <w:rFonts w:eastAsia="Calibri"/>
+                <w:bCs/>
+              </w:rPr>
+            </w:pPr>
+            <w:r>
+              <w:rPr>
+                <w:rFonts w:eastAsia="Calibri"/>
+                <w:bCs/>
               </w:rPr>
               <w:t>Opción b)</w:t>
             </w:r>
@@ -4492,16 +3926,15 @@
         </w:tc>
         <w:tc>
           <w:tcPr>
-            <w:tcW w:w="6930" w:type="dxa"/>
+            <w:tcW w:w="7412" w:type="dxa"/>
             <w:gridSpan w:val="9"/>
             <w:tcBorders>
               <w:right w:val="single" w:sz="4" w:space="0" w:color="auto"/>
             </w:tcBorders>
-            <w:shd w:val="clear" w:color="auto" w:fill="FFFFFF"/>
-          </w:tcPr>
-          <w:p>
-            <w:pPr>
-              <w:cnfStyle w:val="000000100000" w:firstRow="0" w:lastRow="0" w:firstColumn="0" w:lastColumn="0" w:oddVBand="0" w:evenVBand="0" w:oddHBand="1" w:evenHBand="0" w:firstRowFirstColumn="0" w:firstRowLastColumn="0" w:lastRowFirstColumn="0" w:lastRowLastColumn="0"/>
+            <w:shd w:val="clear" w:color="auto" w:fill="FFFFFF" w:themeFill="background1"/>
+          </w:tcPr>
+          <w:p>
+            <w:pPr>
               <w:rPr>
                 <w:rFonts w:eastAsia="Calibri"/>
                 <w:bCs/>
@@ -4520,35 +3953,32 @@
         </w:tc>
         <w:tc>
           <w:tcPr>
-            <w:tcW w:w="690" w:type="dxa"/>
+            <w:tcW w:w="772" w:type="dxa"/>
             <w:gridSpan w:val="2"/>
             <w:tcBorders>
               <w:left w:val="single" w:sz="4" w:space="0" w:color="auto"/>
             </w:tcBorders>
-            <w:shd w:val="clear" w:color="auto" w:fill="FFFFFF"/>
-          </w:tcPr>
-          <w:p>
-            <w:pPr>
-              <w:cnfStyle w:val="000000100000" w:firstRow="0" w:lastRow="0" w:firstColumn="0" w:lastColumn="0" w:oddVBand="0" w:evenVBand="0" w:oddHBand="1" w:evenHBand="0" w:firstRowFirstColumn="0" w:firstRowLastColumn="0" w:lastRowFirstColumn="0" w:lastRowLastColumn="0"/>
-              <w:rPr>
-                <w:rFonts w:eastAsia="Calibri"/>
-                <w:bCs/>
-                <w:color w:val="auto"/>
-                <w:sz w:val="20"/>
-                <w:szCs w:val="20"/>
-              </w:rPr>
-            </w:pPr>
-          </w:p>
-        </w:tc>
-      </w:tr>
-      <w:tr>
-        <w:trPr>
-          <w:trHeight w:val="220"/>
-        </w:trPr>
-        <w:tc>
-          <w:tcPr>
-            <w:cnfStyle w:val="001000000000" w:firstRow="0" w:lastRow="0" w:firstColumn="1" w:lastColumn="0" w:oddVBand="0" w:evenVBand="0" w:oddHBand="0" w:evenHBand="0" w:firstRowFirstColumn="0" w:firstRowLastColumn="0" w:lastRowFirstColumn="0" w:lastRowLastColumn="0"/>
-            <w:tcW w:w="2534" w:type="dxa"/>
+            <w:shd w:val="clear" w:color="auto" w:fill="FFFFFF" w:themeFill="background1"/>
+          </w:tcPr>
+          <w:p>
+            <w:pPr>
+              <w:rPr>
+                <w:rFonts w:eastAsia="Calibri"/>
+                <w:bCs/>
+                <w:sz w:val="20"/>
+                <w:szCs w:val="20"/>
+              </w:rPr>
+            </w:pPr>
+          </w:p>
+        </w:tc>
+      </w:tr>
+      <w:tr>
+        <w:trPr>
+          <w:trHeight w:val="220"/>
+        </w:trPr>
+        <w:tc>
+          <w:tcPr>
+            <w:tcW w:w="1970" w:type="dxa"/>
             <w:gridSpan w:val="2"/>
             <w:shd w:val="clear" w:color="auto" w:fill="FBE5D5"/>
           </w:tcPr>
@@ -4556,17 +3986,13 @@
             <w:pPr>
               <w:rPr>
                 <w:rFonts w:eastAsia="Calibri"/>
-                <w:b w:val="0"/>
-                <w:bCs/>
-                <w:color w:val="auto"/>
-              </w:rPr>
-            </w:pPr>
-            <w:r>
-              <w:rPr>
-                <w:rFonts w:eastAsia="Calibri"/>
-                <w:b w:val="0"/>
-                <w:bCs/>
-                <w:color w:val="auto"/>
+                <w:bCs/>
+              </w:rPr>
+            </w:pPr>
+            <w:r>
+              <w:rPr>
+                <w:rFonts w:eastAsia="Calibri"/>
+                <w:bCs/>
               </w:rPr>
               <w:t>Opción c)</w:t>
             </w:r>
@@ -4574,16 +4000,15 @@
         </w:tc>
         <w:tc>
           <w:tcPr>
-            <w:tcW w:w="6930" w:type="dxa"/>
+            <w:tcW w:w="7412" w:type="dxa"/>
             <w:gridSpan w:val="9"/>
             <w:tcBorders>
               <w:right w:val="single" w:sz="4" w:space="0" w:color="auto"/>
             </w:tcBorders>
-            <w:shd w:val="clear" w:color="auto" w:fill="FFFFFF"/>
-          </w:tcPr>
-          <w:p>
-            <w:pPr>
-              <w:cnfStyle w:val="000000000000" w:firstRow="0" w:lastRow="0" w:firstColumn="0" w:lastColumn="0" w:oddVBand="0" w:evenVBand="0" w:oddHBand="0" w:evenHBand="0" w:firstRowFirstColumn="0" w:firstRowLastColumn="0" w:lastRowFirstColumn="0" w:lastRowLastColumn="0"/>
+            <w:shd w:val="clear" w:color="auto" w:fill="FFFFFF" w:themeFill="background1"/>
+          </w:tcPr>
+          <w:p>
+            <w:pPr>
               <w:rPr>
                 <w:rFonts w:eastAsia="Calibri"/>
                 <w:bCs/>
@@ -4602,53 +4027,45 @@
         </w:tc>
         <w:tc>
           <w:tcPr>
-            <w:tcW w:w="690" w:type="dxa"/>
+            <w:tcW w:w="772" w:type="dxa"/>
             <w:gridSpan w:val="2"/>
             <w:tcBorders>
               <w:left w:val="single" w:sz="4" w:space="0" w:color="auto"/>
             </w:tcBorders>
-            <w:shd w:val="clear" w:color="auto" w:fill="FFFFFF"/>
-          </w:tcPr>
-          <w:p>
-            <w:pPr>
-              <w:cnfStyle w:val="000000000000" w:firstRow="0" w:lastRow="0" w:firstColumn="0" w:lastColumn="0" w:oddVBand="0" w:evenVBand="0" w:oddHBand="0" w:evenHBand="0" w:firstRowFirstColumn="0" w:firstRowLastColumn="0" w:lastRowFirstColumn="0" w:lastRowLastColumn="0"/>
-              <w:rPr>
-                <w:rFonts w:eastAsia="Calibri"/>
-                <w:bCs/>
-                <w:color w:val="auto"/>
-                <w:sz w:val="20"/>
-                <w:szCs w:val="20"/>
-              </w:rPr>
-            </w:pPr>
-          </w:p>
-        </w:tc>
-      </w:tr>
-      <w:tr>
-        <w:trPr>
-          <w:cnfStyle w:val="000000100000" w:firstRow="0" w:lastRow="0" w:firstColumn="0" w:lastColumn="0" w:oddVBand="0" w:evenVBand="0" w:oddHBand="1" w:evenHBand="0" w:firstRowFirstColumn="0" w:firstRowLastColumn="0" w:lastRowFirstColumn="0" w:lastRowLastColumn="0"/>
-          <w:trHeight w:val="220"/>
-        </w:trPr>
-        <w:tc>
-          <w:tcPr>
-            <w:cnfStyle w:val="001000000000" w:firstRow="0" w:lastRow="0" w:firstColumn="1" w:lastColumn="0" w:oddVBand="0" w:evenVBand="0" w:oddHBand="0" w:evenHBand="0" w:firstRowFirstColumn="0" w:firstRowLastColumn="0" w:lastRowFirstColumn="0" w:lastRowLastColumn="0"/>
-            <w:tcW w:w="2534" w:type="dxa"/>
-            <w:gridSpan w:val="2"/>
-          </w:tcPr>
-          <w:p>
-            <w:pPr>
-              <w:rPr>
-                <w:rFonts w:eastAsia="Calibri"/>
-                <w:b w:val="0"/>
-                <w:bCs/>
-                <w:color w:val="auto"/>
-              </w:rPr>
-            </w:pPr>
-            <w:r>
-              <w:rPr>
-                <w:rFonts w:eastAsia="Calibri"/>
-                <w:b w:val="0"/>
-                <w:bCs/>
-                <w:color w:val="auto"/>
+            <w:shd w:val="clear" w:color="auto" w:fill="FFFFFF" w:themeFill="background1"/>
+          </w:tcPr>
+          <w:p>
+            <w:pPr>
+              <w:rPr>
+                <w:rFonts w:eastAsia="Calibri"/>
+                <w:bCs/>
+                <w:sz w:val="20"/>
+                <w:szCs w:val="20"/>
+              </w:rPr>
+            </w:pPr>
+          </w:p>
+        </w:tc>
+      </w:tr>
+      <w:tr>
+        <w:trPr>
+          <w:trHeight w:val="220"/>
+        </w:trPr>
+        <w:tc>
+          <w:tcPr>
+            <w:tcW w:w="1970" w:type="dxa"/>
+            <w:gridSpan w:val="2"/>
+          </w:tcPr>
+          <w:p>
+            <w:pPr>
+              <w:rPr>
+                <w:rFonts w:eastAsia="Calibri"/>
+                <w:bCs/>
+              </w:rPr>
+            </w:pPr>
+            <w:r>
+              <w:rPr>
+                <w:rFonts w:eastAsia="Calibri"/>
+                <w:bCs/>
               </w:rPr>
               <w:t>Opción d)</w:t>
             </w:r>
@@ -4656,16 +4073,15 @@
         </w:tc>
         <w:tc>
           <w:tcPr>
-            <w:tcW w:w="6930" w:type="dxa"/>
+            <w:tcW w:w="7412" w:type="dxa"/>
             <w:gridSpan w:val="9"/>
             <w:tcBorders>
               <w:right w:val="single" w:sz="4" w:space="0" w:color="auto"/>
             </w:tcBorders>
-            <w:shd w:val="clear" w:color="auto" w:fill="FFFFFF"/>
-          </w:tcPr>
-          <w:p>
-            <w:pPr>
-              <w:cnfStyle w:val="000000100000" w:firstRow="0" w:lastRow="0" w:firstColumn="0" w:lastColumn="0" w:oddVBand="0" w:evenVBand="0" w:oddHBand="1" w:evenHBand="0" w:firstRowFirstColumn="0" w:firstRowLastColumn="0" w:lastRowFirstColumn="0" w:lastRowLastColumn="0"/>
+            <w:shd w:val="clear" w:color="auto" w:fill="FFFFFF" w:themeFill="background1"/>
+          </w:tcPr>
+          <w:p>
+            <w:pPr>
               <w:rPr>
                 <w:rFonts w:eastAsia="Calibri"/>
                 <w:bCs/>
@@ -4684,35 +4100,32 @@
         </w:tc>
         <w:tc>
           <w:tcPr>
-            <w:tcW w:w="690" w:type="dxa"/>
+            <w:tcW w:w="772" w:type="dxa"/>
             <w:gridSpan w:val="2"/>
             <w:tcBorders>
               <w:left w:val="single" w:sz="4" w:space="0" w:color="auto"/>
             </w:tcBorders>
-            <w:shd w:val="clear" w:color="auto" w:fill="FFFFFF"/>
-          </w:tcPr>
-          <w:p>
-            <w:pPr>
-              <w:cnfStyle w:val="000000100000" w:firstRow="0" w:lastRow="0" w:firstColumn="0" w:lastColumn="0" w:oddVBand="0" w:evenVBand="0" w:oddHBand="1" w:evenHBand="0" w:firstRowFirstColumn="0" w:firstRowLastColumn="0" w:lastRowFirstColumn="0" w:lastRowLastColumn="0"/>
-              <w:rPr>
-                <w:rFonts w:eastAsia="Calibri"/>
-                <w:bCs/>
-                <w:color w:val="auto"/>
-                <w:sz w:val="20"/>
-                <w:szCs w:val="20"/>
-              </w:rPr>
-            </w:pPr>
-          </w:p>
-        </w:tc>
-      </w:tr>
-      <w:tr>
-        <w:trPr>
-          <w:trHeight w:val="220"/>
-        </w:trPr>
-        <w:tc>
-          <w:tcPr>
-            <w:cnfStyle w:val="001000000000" w:firstRow="0" w:lastRow="0" w:firstColumn="1" w:lastColumn="0" w:oddVBand="0" w:evenVBand="0" w:oddHBand="0" w:evenHBand="0" w:firstRowFirstColumn="0" w:firstRowLastColumn="0" w:lastRowFirstColumn="0" w:lastRowLastColumn="0"/>
-            <w:tcW w:w="2534" w:type="dxa"/>
+            <w:shd w:val="clear" w:color="auto" w:fill="FFFFFF" w:themeFill="background1"/>
+          </w:tcPr>
+          <w:p>
+            <w:pPr>
+              <w:rPr>
+                <w:rFonts w:eastAsia="Calibri"/>
+                <w:bCs/>
+                <w:sz w:val="20"/>
+                <w:szCs w:val="20"/>
+              </w:rPr>
+            </w:pPr>
+          </w:p>
+        </w:tc>
+      </w:tr>
+      <w:tr>
+        <w:trPr>
+          <w:trHeight w:val="220"/>
+        </w:trPr>
+        <w:tc>
+          <w:tcPr>
+            <w:tcW w:w="1970" w:type="dxa"/>
             <w:gridSpan w:val="2"/>
             <w:shd w:val="clear" w:color="auto" w:fill="FBE5D5"/>
           </w:tcPr>
@@ -4720,17 +4133,13 @@
             <w:pPr>
               <w:rPr>
                 <w:rFonts w:eastAsia="Calibri"/>
-                <w:b w:val="0"/>
-                <w:bCs/>
-                <w:color w:val="auto"/>
-              </w:rPr>
-            </w:pPr>
-            <w:r>
-              <w:rPr>
-                <w:rFonts w:eastAsia="Calibri"/>
-                <w:b w:val="0"/>
-                <w:bCs/>
-                <w:color w:val="auto"/>
+                <w:bCs/>
+              </w:rPr>
+            </w:pPr>
+            <w:r>
+              <w:rPr>
+                <w:rFonts w:eastAsia="Calibri"/>
+                <w:bCs/>
               </w:rPr>
               <w:t>Comentario respuesta correcta</w:t>
             </w:r>
@@ -4738,13 +4147,12 @@
         </w:tc>
         <w:tc>
           <w:tcPr>
-            <w:tcW w:w="7620" w:type="dxa"/>
+            <w:tcW w:w="8184" w:type="dxa"/>
             <w:gridSpan w:val="11"/>
-            <w:shd w:val="clear" w:color="auto" w:fill="FFFFFF"/>
-          </w:tcPr>
-          <w:p>
-            <w:pPr>
-              <w:cnfStyle w:val="000000000000" w:firstRow="0" w:lastRow="0" w:firstColumn="0" w:lastColumn="0" w:oddVBand="0" w:evenVBand="0" w:oddHBand="0" w:evenHBand="0" w:firstRowFirstColumn="0" w:firstRowLastColumn="0" w:lastRowFirstColumn="0" w:lastRowLastColumn="0"/>
+            <w:shd w:val="clear" w:color="auto" w:fill="FFFFFF" w:themeFill="background1"/>
+          </w:tcPr>
+          <w:p>
+            <w:pPr>
               <w:rPr>
                 <w:rFonts w:eastAsia="Calibri"/>
                 <w:bCs/>
@@ -4766,30 +4174,24 @@
       </w:tr>
       <w:tr>
         <w:trPr>
-          <w:cnfStyle w:val="000000100000" w:firstRow="0" w:lastRow="0" w:firstColumn="0" w:lastColumn="0" w:oddVBand="0" w:evenVBand="0" w:oddHBand="1" w:evenHBand="0" w:firstRowFirstColumn="0" w:firstRowLastColumn="0" w:lastRowFirstColumn="0" w:lastRowLastColumn="0"/>
-          <w:trHeight w:val="220"/>
-        </w:trPr>
-        <w:tc>
-          <w:tcPr>
-            <w:cnfStyle w:val="001000000000" w:firstRow="0" w:lastRow="0" w:firstColumn="1" w:lastColumn="0" w:oddVBand="0" w:evenVBand="0" w:oddHBand="0" w:evenHBand="0" w:firstRowFirstColumn="0" w:firstRowLastColumn="0" w:lastRowFirstColumn="0" w:lastRowLastColumn="0"/>
-            <w:tcW w:w="2534" w:type="dxa"/>
-            <w:gridSpan w:val="2"/>
-          </w:tcPr>
-          <w:p>
-            <w:pPr>
-              <w:rPr>
-                <w:rFonts w:eastAsia="Calibri"/>
-                <w:b w:val="0"/>
-                <w:bCs/>
-                <w:color w:val="auto"/>
-              </w:rPr>
-            </w:pPr>
-            <w:r>
-              <w:rPr>
-                <w:rFonts w:eastAsia="Calibri"/>
-                <w:b w:val="0"/>
-                <w:bCs/>
-                <w:color w:val="auto"/>
+          <w:trHeight w:val="220"/>
+        </w:trPr>
+        <w:tc>
+          <w:tcPr>
+            <w:tcW w:w="1970" w:type="dxa"/>
+            <w:gridSpan w:val="2"/>
+          </w:tcPr>
+          <w:p>
+            <w:pPr>
+              <w:rPr>
+                <w:rFonts w:eastAsia="Calibri"/>
+                <w:bCs/>
+              </w:rPr>
+            </w:pPr>
+            <w:r>
+              <w:rPr>
+                <w:rFonts w:eastAsia="Calibri"/>
+                <w:bCs/>
               </w:rPr>
               <w:t>Comentario respuesta incorrecta</w:t>
             </w:r>
@@ -4797,13 +4199,12 @@
         </w:tc>
         <w:tc>
           <w:tcPr>
-            <w:tcW w:w="7620" w:type="dxa"/>
+            <w:tcW w:w="8184" w:type="dxa"/>
             <w:gridSpan w:val="11"/>
-            <w:shd w:val="clear" w:color="auto" w:fill="FFFFFF"/>
-          </w:tcPr>
-          <w:p>
-            <w:pPr>
-              <w:cnfStyle w:val="000000100000" w:firstRow="0" w:lastRow="0" w:firstColumn="0" w:lastColumn="0" w:oddVBand="0" w:evenVBand="0" w:oddHBand="1" w:evenHBand="0" w:firstRowFirstColumn="0" w:firstRowLastColumn="0" w:lastRowFirstColumn="0" w:lastRowLastColumn="0"/>
+            <w:shd w:val="clear" w:color="auto" w:fill="FFFFFF" w:themeFill="background1"/>
+          </w:tcPr>
+          <w:p>
+            <w:pPr>
               <w:rPr>
                 <w:rFonts w:eastAsia="Calibri"/>
                 <w:bCs/>
@@ -4829,8 +4230,7 @@
         </w:trPr>
         <w:tc>
           <w:tcPr>
-            <w:cnfStyle w:val="001000000000" w:firstRow="0" w:lastRow="0" w:firstColumn="1" w:lastColumn="0" w:oddVBand="0" w:evenVBand="0" w:oddHBand="0" w:evenHBand="0" w:firstRowFirstColumn="0" w:firstRowLastColumn="0" w:lastRowFirstColumn="0" w:lastRowLastColumn="0"/>
-            <w:tcW w:w="2534" w:type="dxa"/>
+            <w:tcW w:w="1970" w:type="dxa"/>
             <w:gridSpan w:val="2"/>
             <w:shd w:val="clear" w:color="auto" w:fill="FBE5D5"/>
           </w:tcPr>
@@ -4838,13 +4238,11 @@
             <w:pPr>
               <w:rPr>
                 <w:rFonts w:eastAsia="Calibri"/>
-                <w:color w:val="auto"/>
-              </w:rPr>
-            </w:pPr>
-            <w:r>
-              <w:rPr>
-                <w:rFonts w:eastAsia="Calibri"/>
-                <w:color w:val="auto"/>
+              </w:rPr>
+            </w:pPr>
+            <w:r>
+              <w:rPr>
+                <w:rFonts w:eastAsia="Calibri"/>
               </w:rPr>
               <w:t>Pregunta 9</w:t>
             </w:r>
@@ -4852,16 +4250,15 @@
         </w:tc>
         <w:tc>
           <w:tcPr>
-            <w:tcW w:w="6930" w:type="dxa"/>
+            <w:tcW w:w="7412" w:type="dxa"/>
             <w:gridSpan w:val="9"/>
             <w:tcBorders>
               <w:right w:val="single" w:sz="4" w:space="0" w:color="auto"/>
             </w:tcBorders>
-            <w:shd w:val="clear" w:color="auto" w:fill="FFFFFF"/>
-          </w:tcPr>
-          <w:p>
-            <w:pPr>
-              <w:cnfStyle w:val="000000000000" w:firstRow="0" w:lastRow="0" w:firstColumn="0" w:lastColumn="0" w:oddVBand="0" w:evenVBand="0" w:oddHBand="0" w:evenHBand="0" w:firstRowFirstColumn="0" w:firstRowLastColumn="0" w:lastRowFirstColumn="0" w:lastRowLastColumn="0"/>
+            <w:shd w:val="clear" w:color="auto" w:fill="FFFFFF" w:themeFill="background1"/>
+          </w:tcPr>
+          <w:p>
+            <w:pPr>
               <w:rPr>
                 <w:rFonts w:eastAsia="Calibri"/>
                 <w:b/>
@@ -4883,53 +4280,45 @@
         </w:tc>
         <w:tc>
           <w:tcPr>
-            <w:tcW w:w="690" w:type="dxa"/>
+            <w:tcW w:w="772" w:type="dxa"/>
             <w:gridSpan w:val="2"/>
             <w:tcBorders>
               <w:left w:val="single" w:sz="4" w:space="0" w:color="auto"/>
             </w:tcBorders>
-            <w:shd w:val="clear" w:color="auto" w:fill="FFFFFF"/>
-          </w:tcPr>
-          <w:p>
-            <w:pPr>
-              <w:cnfStyle w:val="000000000000" w:firstRow="0" w:lastRow="0" w:firstColumn="0" w:lastColumn="0" w:oddVBand="0" w:evenVBand="0" w:oddHBand="0" w:evenHBand="0" w:firstRowFirstColumn="0" w:firstRowLastColumn="0" w:lastRowFirstColumn="0" w:lastRowLastColumn="0"/>
-              <w:rPr>
-                <w:rFonts w:eastAsia="Calibri"/>
-                <w:bCs/>
-                <w:color w:val="auto"/>
-                <w:sz w:val="20"/>
-                <w:szCs w:val="20"/>
-              </w:rPr>
-            </w:pPr>
-          </w:p>
-        </w:tc>
-      </w:tr>
-      <w:tr>
-        <w:trPr>
-          <w:cnfStyle w:val="000000100000" w:firstRow="0" w:lastRow="0" w:firstColumn="0" w:lastColumn="0" w:oddVBand="0" w:evenVBand="0" w:oddHBand="1" w:evenHBand="0" w:firstRowFirstColumn="0" w:firstRowLastColumn="0" w:lastRowFirstColumn="0" w:lastRowLastColumn="0"/>
-          <w:trHeight w:val="220"/>
-        </w:trPr>
-        <w:tc>
-          <w:tcPr>
-            <w:cnfStyle w:val="001000000000" w:firstRow="0" w:lastRow="0" w:firstColumn="1" w:lastColumn="0" w:oddVBand="0" w:evenVBand="0" w:oddHBand="0" w:evenHBand="0" w:firstRowFirstColumn="0" w:firstRowLastColumn="0" w:lastRowFirstColumn="0" w:lastRowLastColumn="0"/>
-            <w:tcW w:w="2534" w:type="dxa"/>
-            <w:gridSpan w:val="2"/>
-          </w:tcPr>
-          <w:p>
-            <w:pPr>
-              <w:rPr>
-                <w:rFonts w:eastAsia="Calibri"/>
-                <w:b w:val="0"/>
-                <w:bCs/>
-                <w:color w:val="auto"/>
-              </w:rPr>
-            </w:pPr>
-            <w:r>
-              <w:rPr>
-                <w:rFonts w:eastAsia="Calibri"/>
-                <w:b w:val="0"/>
-                <w:bCs/>
-                <w:color w:val="auto"/>
+            <w:shd w:val="clear" w:color="auto" w:fill="FFFFFF" w:themeFill="background1"/>
+          </w:tcPr>
+          <w:p>
+            <w:pPr>
+              <w:rPr>
+                <w:rFonts w:eastAsia="Calibri"/>
+                <w:bCs/>
+                <w:sz w:val="20"/>
+                <w:szCs w:val="20"/>
+              </w:rPr>
+            </w:pPr>
+          </w:p>
+        </w:tc>
+      </w:tr>
+      <w:tr>
+        <w:trPr>
+          <w:trHeight w:val="220"/>
+        </w:trPr>
+        <w:tc>
+          <w:tcPr>
+            <w:tcW w:w="1970" w:type="dxa"/>
+            <w:gridSpan w:val="2"/>
+          </w:tcPr>
+          <w:p>
+            <w:pPr>
+              <w:rPr>
+                <w:rFonts w:eastAsia="Calibri"/>
+                <w:bCs/>
+              </w:rPr>
+            </w:pPr>
+            <w:r>
+              <w:rPr>
+                <w:rFonts w:eastAsia="Calibri"/>
+                <w:bCs/>
               </w:rPr>
               <w:t>Opción a)</w:t>
             </w:r>
@@ -4937,16 +4326,15 @@
         </w:tc>
         <w:tc>
           <w:tcPr>
-            <w:tcW w:w="6930" w:type="dxa"/>
+            <w:tcW w:w="7412" w:type="dxa"/>
             <w:gridSpan w:val="9"/>
             <w:tcBorders>
               <w:right w:val="single" w:sz="4" w:space="0" w:color="auto"/>
             </w:tcBorders>
-            <w:shd w:val="clear" w:color="auto" w:fill="FFFFFF"/>
-          </w:tcPr>
-          <w:p>
-            <w:pPr>
-              <w:cnfStyle w:val="000000100000" w:firstRow="0" w:lastRow="0" w:firstColumn="0" w:lastColumn="0" w:oddVBand="0" w:evenVBand="0" w:oddHBand="1" w:evenHBand="0" w:firstRowFirstColumn="0" w:firstRowLastColumn="0" w:lastRowFirstColumn="0" w:lastRowLastColumn="0"/>
+            <w:shd w:val="clear" w:color="auto" w:fill="FFFFFF" w:themeFill="background1"/>
+          </w:tcPr>
+          <w:p>
+            <w:pPr>
               <w:rPr>
                 <w:rFonts w:eastAsia="Calibri"/>
                 <w:bCs/>
@@ -4965,29 +4353,26 @@
         </w:tc>
         <w:tc>
           <w:tcPr>
-            <w:tcW w:w="690" w:type="dxa"/>
+            <w:tcW w:w="772" w:type="dxa"/>
             <w:gridSpan w:val="2"/>
             <w:tcBorders>
               <w:left w:val="single" w:sz="4" w:space="0" w:color="auto"/>
             </w:tcBorders>
-            <w:shd w:val="clear" w:color="auto" w:fill="FFFFFF"/>
-          </w:tcPr>
-          <w:p>
-            <w:pPr>
-              <w:cnfStyle w:val="000000100000" w:firstRow="0" w:lastRow="0" w:firstColumn="0" w:lastColumn="0" w:oddVBand="0" w:evenVBand="0" w:oddHBand="1" w:evenHBand="0" w:firstRowFirstColumn="0" w:firstRowLastColumn="0" w:lastRowFirstColumn="0" w:lastRowLastColumn="0"/>
-              <w:rPr>
-                <w:rFonts w:eastAsia="Calibri"/>
-                <w:bCs/>
-                <w:color w:val="auto"/>
-                <w:sz w:val="20"/>
-                <w:szCs w:val="20"/>
-              </w:rPr>
-            </w:pPr>
-            <w:r>
-              <w:rPr>
-                <w:rFonts w:eastAsia="Calibri"/>
-                <w:bCs/>
-                <w:color w:val="auto"/>
+            <w:shd w:val="clear" w:color="auto" w:fill="FFFFFF" w:themeFill="background1"/>
+          </w:tcPr>
+          <w:p>
+            <w:pPr>
+              <w:rPr>
+                <w:rFonts w:eastAsia="Calibri"/>
+                <w:bCs/>
+                <w:sz w:val="20"/>
+                <w:szCs w:val="20"/>
+              </w:rPr>
+            </w:pPr>
+            <w:r>
+              <w:rPr>
+                <w:rFonts w:eastAsia="Calibri"/>
+                <w:bCs/>
                 <w:sz w:val="20"/>
                 <w:szCs w:val="20"/>
               </w:rPr>
@@ -5002,8 +4387,7 @@
         </w:trPr>
         <w:tc>
           <w:tcPr>
-            <w:cnfStyle w:val="001000000000" w:firstRow="0" w:lastRow="0" w:firstColumn="1" w:lastColumn="0" w:oddVBand="0" w:evenVBand="0" w:oddHBand="0" w:evenHBand="0" w:firstRowFirstColumn="0" w:firstRowLastColumn="0" w:lastRowFirstColumn="0" w:lastRowLastColumn="0"/>
-            <w:tcW w:w="2534" w:type="dxa"/>
+            <w:tcW w:w="1970" w:type="dxa"/>
             <w:gridSpan w:val="2"/>
             <w:shd w:val="clear" w:color="auto" w:fill="FBE5D5"/>
           </w:tcPr>
@@ -5011,17 +4395,13 @@
             <w:pPr>
               <w:rPr>
                 <w:rFonts w:eastAsia="Calibri"/>
-                <w:b w:val="0"/>
-                <w:bCs/>
-                <w:color w:val="auto"/>
-              </w:rPr>
-            </w:pPr>
-            <w:r>
-              <w:rPr>
-                <w:rFonts w:eastAsia="Calibri"/>
-                <w:b w:val="0"/>
-                <w:bCs/>
-                <w:color w:val="auto"/>
+                <w:bCs/>
+              </w:rPr>
+            </w:pPr>
+            <w:r>
+              <w:rPr>
+                <w:rFonts w:eastAsia="Calibri"/>
+                <w:bCs/>
               </w:rPr>
               <w:t>Opción b)</w:t>
             </w:r>
@@ -5029,16 +4409,15 @@
         </w:tc>
         <w:tc>
           <w:tcPr>
-            <w:tcW w:w="6930" w:type="dxa"/>
+            <w:tcW w:w="7412" w:type="dxa"/>
             <w:gridSpan w:val="9"/>
             <w:tcBorders>
               <w:right w:val="single" w:sz="4" w:space="0" w:color="auto"/>
             </w:tcBorders>
-            <w:shd w:val="clear" w:color="auto" w:fill="FFFFFF"/>
-          </w:tcPr>
-          <w:p>
-            <w:pPr>
-              <w:cnfStyle w:val="000000000000" w:firstRow="0" w:lastRow="0" w:firstColumn="0" w:lastColumn="0" w:oddVBand="0" w:evenVBand="0" w:oddHBand="0" w:evenHBand="0" w:firstRowFirstColumn="0" w:firstRowLastColumn="0" w:lastRowFirstColumn="0" w:lastRowLastColumn="0"/>
+            <w:shd w:val="clear" w:color="auto" w:fill="FFFFFF" w:themeFill="background1"/>
+          </w:tcPr>
+          <w:p>
+            <w:pPr>
               <w:rPr>
                 <w:rFonts w:eastAsia="Calibri"/>
                 <w:bCs/>
@@ -5057,53 +4436,45 @@
         </w:tc>
         <w:tc>
           <w:tcPr>
-            <w:tcW w:w="690" w:type="dxa"/>
+            <w:tcW w:w="772" w:type="dxa"/>
             <w:gridSpan w:val="2"/>
             <w:tcBorders>
               <w:left w:val="single" w:sz="4" w:space="0" w:color="auto"/>
             </w:tcBorders>
-            <w:shd w:val="clear" w:color="auto" w:fill="FFFFFF"/>
-          </w:tcPr>
-          <w:p>
-            <w:pPr>
-              <w:cnfStyle w:val="000000000000" w:firstRow="0" w:lastRow="0" w:firstColumn="0" w:lastColumn="0" w:oddVBand="0" w:evenVBand="0" w:oddHBand="0" w:evenHBand="0" w:firstRowFirstColumn="0" w:firstRowLastColumn="0" w:lastRowFirstColumn="0" w:lastRowLastColumn="0"/>
-              <w:rPr>
-                <w:rFonts w:eastAsia="Calibri"/>
-                <w:bCs/>
-                <w:color w:val="auto"/>
-                <w:sz w:val="20"/>
-                <w:szCs w:val="20"/>
-              </w:rPr>
-            </w:pPr>
-          </w:p>
-        </w:tc>
-      </w:tr>
-      <w:tr>
-        <w:trPr>
-          <w:cnfStyle w:val="000000100000" w:firstRow="0" w:lastRow="0" w:firstColumn="0" w:lastColumn="0" w:oddVBand="0" w:evenVBand="0" w:oddHBand="1" w:evenHBand="0" w:firstRowFirstColumn="0" w:firstRowLastColumn="0" w:lastRowFirstColumn="0" w:lastRowLastColumn="0"/>
-          <w:trHeight w:val="220"/>
-        </w:trPr>
-        <w:tc>
-          <w:tcPr>
-            <w:cnfStyle w:val="001000000000" w:firstRow="0" w:lastRow="0" w:firstColumn="1" w:lastColumn="0" w:oddVBand="0" w:evenVBand="0" w:oddHBand="0" w:evenHBand="0" w:firstRowFirstColumn="0" w:firstRowLastColumn="0" w:lastRowFirstColumn="0" w:lastRowLastColumn="0"/>
-            <w:tcW w:w="2534" w:type="dxa"/>
-            <w:gridSpan w:val="2"/>
-          </w:tcPr>
-          <w:p>
-            <w:pPr>
-              <w:rPr>
-                <w:rFonts w:eastAsia="Calibri"/>
-                <w:b w:val="0"/>
-                <w:bCs/>
-                <w:color w:val="auto"/>
-              </w:rPr>
-            </w:pPr>
-            <w:r>
-              <w:rPr>
-                <w:rFonts w:eastAsia="Calibri"/>
-                <w:b w:val="0"/>
-                <w:bCs/>
-                <w:color w:val="auto"/>
+            <w:shd w:val="clear" w:color="auto" w:fill="FFFFFF" w:themeFill="background1"/>
+          </w:tcPr>
+          <w:p>
+            <w:pPr>
+              <w:rPr>
+                <w:rFonts w:eastAsia="Calibri"/>
+                <w:bCs/>
+                <w:sz w:val="20"/>
+                <w:szCs w:val="20"/>
+              </w:rPr>
+            </w:pPr>
+          </w:p>
+        </w:tc>
+      </w:tr>
+      <w:tr>
+        <w:trPr>
+          <w:trHeight w:val="220"/>
+        </w:trPr>
+        <w:tc>
+          <w:tcPr>
+            <w:tcW w:w="1970" w:type="dxa"/>
+            <w:gridSpan w:val="2"/>
+          </w:tcPr>
+          <w:p>
+            <w:pPr>
+              <w:rPr>
+                <w:rFonts w:eastAsia="Calibri"/>
+                <w:bCs/>
+              </w:rPr>
+            </w:pPr>
+            <w:r>
+              <w:rPr>
+                <w:rFonts w:eastAsia="Calibri"/>
+                <w:bCs/>
               </w:rPr>
               <w:t>Opción c)</w:t>
             </w:r>
@@ -5111,16 +4482,15 @@
         </w:tc>
         <w:tc>
           <w:tcPr>
-            <w:tcW w:w="6930" w:type="dxa"/>
+            <w:tcW w:w="7412" w:type="dxa"/>
             <w:gridSpan w:val="9"/>
             <w:tcBorders>
               <w:right w:val="single" w:sz="4" w:space="0" w:color="auto"/>
             </w:tcBorders>
-            <w:shd w:val="clear" w:color="auto" w:fill="FFFFFF"/>
-          </w:tcPr>
-          <w:p>
-            <w:pPr>
-              <w:cnfStyle w:val="000000100000" w:firstRow="0" w:lastRow="0" w:firstColumn="0" w:lastColumn="0" w:oddVBand="0" w:evenVBand="0" w:oddHBand="1" w:evenHBand="0" w:firstRowFirstColumn="0" w:firstRowLastColumn="0" w:lastRowFirstColumn="0" w:lastRowLastColumn="0"/>
+            <w:shd w:val="clear" w:color="auto" w:fill="FFFFFF" w:themeFill="background1"/>
+          </w:tcPr>
+          <w:p>
+            <w:pPr>
               <w:rPr>
                 <w:rFonts w:eastAsia="Calibri"/>
                 <w:bCs/>
@@ -5139,35 +4509,32 @@
         </w:tc>
         <w:tc>
           <w:tcPr>
-            <w:tcW w:w="690" w:type="dxa"/>
+            <w:tcW w:w="772" w:type="dxa"/>
             <w:gridSpan w:val="2"/>
             <w:tcBorders>
               <w:left w:val="single" w:sz="4" w:space="0" w:color="auto"/>
             </w:tcBorders>
-            <w:shd w:val="clear" w:color="auto" w:fill="FFFFFF"/>
-          </w:tcPr>
-          <w:p>
-            <w:pPr>
-              <w:cnfStyle w:val="000000100000" w:firstRow="0" w:lastRow="0" w:firstColumn="0" w:lastColumn="0" w:oddVBand="0" w:evenVBand="0" w:oddHBand="1" w:evenHBand="0" w:firstRowFirstColumn="0" w:firstRowLastColumn="0" w:lastRowFirstColumn="0" w:lastRowLastColumn="0"/>
-              <w:rPr>
-                <w:rFonts w:eastAsia="Calibri"/>
-                <w:bCs/>
-                <w:color w:val="auto"/>
-                <w:sz w:val="20"/>
-                <w:szCs w:val="20"/>
-              </w:rPr>
-            </w:pPr>
-          </w:p>
-        </w:tc>
-      </w:tr>
-      <w:tr>
-        <w:trPr>
-          <w:trHeight w:val="220"/>
-        </w:trPr>
-        <w:tc>
-          <w:tcPr>
-            <w:cnfStyle w:val="001000000000" w:firstRow="0" w:lastRow="0" w:firstColumn="1" w:lastColumn="0" w:oddVBand="0" w:evenVBand="0" w:oddHBand="0" w:evenHBand="0" w:firstRowFirstColumn="0" w:firstRowLastColumn="0" w:lastRowFirstColumn="0" w:lastRowLastColumn="0"/>
-            <w:tcW w:w="2534" w:type="dxa"/>
+            <w:shd w:val="clear" w:color="auto" w:fill="FFFFFF" w:themeFill="background1"/>
+          </w:tcPr>
+          <w:p>
+            <w:pPr>
+              <w:rPr>
+                <w:rFonts w:eastAsia="Calibri"/>
+                <w:bCs/>
+                <w:sz w:val="20"/>
+                <w:szCs w:val="20"/>
+              </w:rPr>
+            </w:pPr>
+          </w:p>
+        </w:tc>
+      </w:tr>
+      <w:tr>
+        <w:trPr>
+          <w:trHeight w:val="220"/>
+        </w:trPr>
+        <w:tc>
+          <w:tcPr>
+            <w:tcW w:w="1970" w:type="dxa"/>
             <w:gridSpan w:val="2"/>
             <w:shd w:val="clear" w:color="auto" w:fill="FBE5D5"/>
           </w:tcPr>
@@ -5175,17 +4542,13 @@
             <w:pPr>
               <w:rPr>
                 <w:rFonts w:eastAsia="Calibri"/>
-                <w:b w:val="0"/>
-                <w:bCs/>
-                <w:color w:val="auto"/>
-              </w:rPr>
-            </w:pPr>
-            <w:r>
-              <w:rPr>
-                <w:rFonts w:eastAsia="Calibri"/>
-                <w:b w:val="0"/>
-                <w:bCs/>
-                <w:color w:val="auto"/>
+                <w:bCs/>
+              </w:rPr>
+            </w:pPr>
+            <w:r>
+              <w:rPr>
+                <w:rFonts w:eastAsia="Calibri"/>
+                <w:bCs/>
               </w:rPr>
               <w:t>Opción d)</w:t>
             </w:r>
@@ -5193,16 +4556,15 @@
         </w:tc>
         <w:tc>
           <w:tcPr>
-            <w:tcW w:w="6930" w:type="dxa"/>
+            <w:tcW w:w="7412" w:type="dxa"/>
             <w:gridSpan w:val="9"/>
             <w:tcBorders>
               <w:right w:val="single" w:sz="4" w:space="0" w:color="auto"/>
             </w:tcBorders>
-            <w:shd w:val="clear" w:color="auto" w:fill="FFFFFF"/>
-          </w:tcPr>
-          <w:p>
-            <w:pPr>
-              <w:cnfStyle w:val="000000000000" w:firstRow="0" w:lastRow="0" w:firstColumn="0" w:lastColumn="0" w:oddVBand="0" w:evenVBand="0" w:oddHBand="0" w:evenHBand="0" w:firstRowFirstColumn="0" w:firstRowLastColumn="0" w:lastRowFirstColumn="0" w:lastRowLastColumn="0"/>
+            <w:shd w:val="clear" w:color="auto" w:fill="FFFFFF" w:themeFill="background1"/>
+          </w:tcPr>
+          <w:p>
+            <w:pPr>
               <w:rPr>
                 <w:rFonts w:eastAsia="Calibri"/>
                 <w:bCs/>
@@ -5221,53 +4583,45 @@
         </w:tc>
         <w:tc>
           <w:tcPr>
-            <w:tcW w:w="690" w:type="dxa"/>
+            <w:tcW w:w="772" w:type="dxa"/>
             <w:gridSpan w:val="2"/>
             <w:tcBorders>
               <w:left w:val="single" w:sz="4" w:space="0" w:color="auto"/>
             </w:tcBorders>
-            <w:shd w:val="clear" w:color="auto" w:fill="FFFFFF"/>
-          </w:tcPr>
-          <w:p>
-            <w:pPr>
-              <w:cnfStyle w:val="000000000000" w:firstRow="0" w:lastRow="0" w:firstColumn="0" w:lastColumn="0" w:oddVBand="0" w:evenVBand="0" w:oddHBand="0" w:evenHBand="0" w:firstRowFirstColumn="0" w:firstRowLastColumn="0" w:lastRowFirstColumn="0" w:lastRowLastColumn="0"/>
-              <w:rPr>
-                <w:rFonts w:eastAsia="Calibri"/>
-                <w:bCs/>
-                <w:color w:val="auto"/>
-                <w:sz w:val="20"/>
-                <w:szCs w:val="20"/>
-              </w:rPr>
-            </w:pPr>
-          </w:p>
-        </w:tc>
-      </w:tr>
-      <w:tr>
-        <w:trPr>
-          <w:cnfStyle w:val="000000100000" w:firstRow="0" w:lastRow="0" w:firstColumn="0" w:lastColumn="0" w:oddVBand="0" w:evenVBand="0" w:oddHBand="1" w:evenHBand="0" w:firstRowFirstColumn="0" w:firstRowLastColumn="0" w:lastRowFirstColumn="0" w:lastRowLastColumn="0"/>
-          <w:trHeight w:val="220"/>
-        </w:trPr>
-        <w:tc>
-          <w:tcPr>
-            <w:cnfStyle w:val="001000000000" w:firstRow="0" w:lastRow="0" w:firstColumn="1" w:lastColumn="0" w:oddVBand="0" w:evenVBand="0" w:oddHBand="0" w:evenHBand="0" w:firstRowFirstColumn="0" w:firstRowLastColumn="0" w:lastRowFirstColumn="0" w:lastRowLastColumn="0"/>
-            <w:tcW w:w="2534" w:type="dxa"/>
-            <w:gridSpan w:val="2"/>
-          </w:tcPr>
-          <w:p>
-            <w:pPr>
-              <w:rPr>
-                <w:rFonts w:eastAsia="Calibri"/>
-                <w:b w:val="0"/>
-                <w:bCs/>
-                <w:color w:val="auto"/>
-              </w:rPr>
-            </w:pPr>
-            <w:r>
-              <w:rPr>
-                <w:rFonts w:eastAsia="Calibri"/>
-                <w:b w:val="0"/>
-                <w:bCs/>
-                <w:color w:val="auto"/>
+            <w:shd w:val="clear" w:color="auto" w:fill="FFFFFF" w:themeFill="background1"/>
+          </w:tcPr>
+          <w:p>
+            <w:pPr>
+              <w:rPr>
+                <w:rFonts w:eastAsia="Calibri"/>
+                <w:bCs/>
+                <w:sz w:val="20"/>
+                <w:szCs w:val="20"/>
+              </w:rPr>
+            </w:pPr>
+          </w:p>
+        </w:tc>
+      </w:tr>
+      <w:tr>
+        <w:trPr>
+          <w:trHeight w:val="220"/>
+        </w:trPr>
+        <w:tc>
+          <w:tcPr>
+            <w:tcW w:w="1970" w:type="dxa"/>
+            <w:gridSpan w:val="2"/>
+          </w:tcPr>
+          <w:p>
+            <w:pPr>
+              <w:rPr>
+                <w:rFonts w:eastAsia="Calibri"/>
+                <w:bCs/>
+              </w:rPr>
+            </w:pPr>
+            <w:r>
+              <w:rPr>
+                <w:rFonts w:eastAsia="Calibri"/>
+                <w:bCs/>
               </w:rPr>
               <w:t>Comentario respuesta correcta</w:t>
             </w:r>
@@ -5275,13 +4629,12 @@
         </w:tc>
         <w:tc>
           <w:tcPr>
-            <w:tcW w:w="7620" w:type="dxa"/>
+            <w:tcW w:w="8184" w:type="dxa"/>
             <w:gridSpan w:val="11"/>
-            <w:shd w:val="clear" w:color="auto" w:fill="FFFFFF"/>
-          </w:tcPr>
-          <w:p>
-            <w:pPr>
-              <w:cnfStyle w:val="000000100000" w:firstRow="0" w:lastRow="0" w:firstColumn="0" w:lastColumn="0" w:oddVBand="0" w:evenVBand="0" w:oddHBand="1" w:evenHBand="0" w:firstRowFirstColumn="0" w:firstRowLastColumn="0" w:lastRowFirstColumn="0" w:lastRowLastColumn="0"/>
+            <w:shd w:val="clear" w:color="auto" w:fill="FFFFFF" w:themeFill="background1"/>
+          </w:tcPr>
+          <w:p>
+            <w:pPr>
               <w:rPr>
                 <w:rFonts w:eastAsia="Calibri"/>
                 <w:bCs/>
@@ -5307,8 +4660,7 @@
         </w:trPr>
         <w:tc>
           <w:tcPr>
-            <w:cnfStyle w:val="001000000000" w:firstRow="0" w:lastRow="0" w:firstColumn="1" w:lastColumn="0" w:oddVBand="0" w:evenVBand="0" w:oddHBand="0" w:evenHBand="0" w:firstRowFirstColumn="0" w:firstRowLastColumn="0" w:lastRowFirstColumn="0" w:lastRowLastColumn="0"/>
-            <w:tcW w:w="2534" w:type="dxa"/>
+            <w:tcW w:w="1970" w:type="dxa"/>
             <w:gridSpan w:val="2"/>
             <w:shd w:val="clear" w:color="auto" w:fill="FBE5D5"/>
           </w:tcPr>
@@ -5316,17 +4668,13 @@
             <w:pPr>
               <w:rPr>
                 <w:rFonts w:eastAsia="Calibri"/>
-                <w:b w:val="0"/>
-                <w:bCs/>
-                <w:color w:val="auto"/>
-              </w:rPr>
-            </w:pPr>
-            <w:r>
-              <w:rPr>
-                <w:rFonts w:eastAsia="Calibri"/>
-                <w:b w:val="0"/>
-                <w:bCs/>
-                <w:color w:val="auto"/>
+                <w:bCs/>
+              </w:rPr>
+            </w:pPr>
+            <w:r>
+              <w:rPr>
+                <w:rFonts w:eastAsia="Calibri"/>
+                <w:bCs/>
               </w:rPr>
               <w:t>Comentario respuesta incorrecta</w:t>
             </w:r>
@@ -5334,16 +4682,15 @@
         </w:tc>
         <w:tc>
           <w:tcPr>
-            <w:tcW w:w="7620" w:type="dxa"/>
+            <w:tcW w:w="8184" w:type="dxa"/>
             <w:gridSpan w:val="11"/>
             <w:tcBorders>
               <w:bottom w:val="single" w:sz="4" w:space="0" w:color="auto"/>
             </w:tcBorders>
-            <w:shd w:val="clear" w:color="auto" w:fill="FFFFFF"/>
-          </w:tcPr>
-          <w:p>
-            <w:pPr>
-              <w:cnfStyle w:val="000000000000" w:firstRow="0" w:lastRow="0" w:firstColumn="0" w:lastColumn="0" w:oddVBand="0" w:evenVBand="0" w:oddHBand="0" w:evenHBand="0" w:firstRowFirstColumn="0" w:firstRowLastColumn="0" w:lastRowFirstColumn="0" w:lastRowLastColumn="0"/>
+            <w:shd w:val="clear" w:color="auto" w:fill="FFFFFF" w:themeFill="background1"/>
+          </w:tcPr>
+          <w:p>
+            <w:pPr>
               <w:rPr>
                 <w:rFonts w:eastAsia="Calibri"/>
                 <w:bCs/>
@@ -5365,26 +4712,22 @@
       </w:tr>
       <w:tr>
         <w:trPr>
-          <w:cnfStyle w:val="000000100000" w:firstRow="0" w:lastRow="0" w:firstColumn="0" w:lastColumn="0" w:oddVBand="0" w:evenVBand="0" w:oddHBand="1" w:evenHBand="0" w:firstRowFirstColumn="0" w:firstRowLastColumn="0" w:lastRowFirstColumn="0" w:lastRowLastColumn="0"/>
-          <w:trHeight w:val="220"/>
-        </w:trPr>
-        <w:tc>
-          <w:tcPr>
-            <w:cnfStyle w:val="001000000000" w:firstRow="0" w:lastRow="0" w:firstColumn="1" w:lastColumn="0" w:oddVBand="0" w:evenVBand="0" w:oddHBand="0" w:evenHBand="0" w:firstRowFirstColumn="0" w:firstRowLastColumn="0" w:lastRowFirstColumn="0" w:lastRowLastColumn="0"/>
-            <w:tcW w:w="2534" w:type="dxa"/>
-            <w:gridSpan w:val="2"/>
-          </w:tcPr>
-          <w:p>
-            <w:pPr>
-              <w:rPr>
-                <w:rFonts w:eastAsia="Calibri"/>
-                <w:color w:val="auto"/>
-              </w:rPr>
-            </w:pPr>
-            <w:r>
-              <w:rPr>
-                <w:rFonts w:eastAsia="Calibri"/>
-                <w:color w:val="auto"/>
+          <w:trHeight w:val="220"/>
+        </w:trPr>
+        <w:tc>
+          <w:tcPr>
+            <w:tcW w:w="1970" w:type="dxa"/>
+            <w:gridSpan w:val="2"/>
+          </w:tcPr>
+          <w:p>
+            <w:pPr>
+              <w:rPr>
+                <w:rFonts w:eastAsia="Calibri"/>
+              </w:rPr>
+            </w:pPr>
+            <w:r>
+              <w:rPr>
+                <w:rFonts w:eastAsia="Calibri"/>
               </w:rPr>
               <w:t>Pregunta 10</w:t>
             </w:r>
@@ -5392,17 +4735,16 @@
         </w:tc>
         <w:tc>
           <w:tcPr>
-            <w:tcW w:w="7020" w:type="dxa"/>
+            <w:tcW w:w="7584" w:type="dxa"/>
             <w:gridSpan w:val="10"/>
             <w:tcBorders>
               <w:top w:val="single" w:sz="4" w:space="0" w:color="auto"/>
               <w:right w:val="single" w:sz="4" w:space="0" w:color="auto"/>
             </w:tcBorders>
-            <w:shd w:val="clear" w:color="auto" w:fill="FFFFFF"/>
-          </w:tcPr>
-          <w:p>
-            <w:pPr>
-              <w:cnfStyle w:val="000000100000" w:firstRow="0" w:lastRow="0" w:firstColumn="0" w:lastColumn="0" w:oddVBand="0" w:evenVBand="0" w:oddHBand="1" w:evenHBand="0" w:firstRowFirstColumn="0" w:firstRowLastColumn="0" w:lastRowFirstColumn="0" w:lastRowLastColumn="0"/>
+            <w:shd w:val="clear" w:color="auto" w:fill="FFFFFF" w:themeFill="background1"/>
+          </w:tcPr>
+          <w:p>
+            <w:pPr>
               <w:rPr>
                 <w:rFonts w:eastAsia="Calibri"/>
                 <w:b/>
@@ -5429,31 +4771,28 @@
               <w:top w:val="single" w:sz="4" w:space="0" w:color="auto"/>
               <w:left w:val="single" w:sz="4" w:space="0" w:color="auto"/>
             </w:tcBorders>
-            <w:shd w:val="clear" w:color="auto" w:fill="FFFFFF"/>
-          </w:tcPr>
-          <w:p>
-            <w:pPr>
-              <w:cnfStyle w:val="000000100000" w:firstRow="0" w:lastRow="0" w:firstColumn="0" w:lastColumn="0" w:oddVBand="0" w:evenVBand="0" w:oddHBand="1" w:evenHBand="0" w:firstRowFirstColumn="0" w:firstRowLastColumn="0" w:lastRowFirstColumn="0" w:lastRowLastColumn="0"/>
+            <w:shd w:val="clear" w:color="auto" w:fill="FFFFFF" w:themeFill="background1"/>
+          </w:tcPr>
+          <w:p>
+            <w:pPr>
               <w:rPr>
                 <w:rFonts w:eastAsia="Calibri"/>
                 <w:b/>
                 <w:i/>
-                <w:color w:val="auto"/>
-                <w:sz w:val="20"/>
-                <w:szCs w:val="20"/>
-              </w:rPr>
-            </w:pPr>
-          </w:p>
-        </w:tc>
-      </w:tr>
-      <w:tr>
-        <w:trPr>
-          <w:trHeight w:val="220"/>
-        </w:trPr>
-        <w:tc>
-          <w:tcPr>
-            <w:cnfStyle w:val="001000000000" w:firstRow="0" w:lastRow="0" w:firstColumn="1" w:lastColumn="0" w:oddVBand="0" w:evenVBand="0" w:oddHBand="0" w:evenHBand="0" w:firstRowFirstColumn="0" w:firstRowLastColumn="0" w:lastRowFirstColumn="0" w:lastRowLastColumn="0"/>
-            <w:tcW w:w="2534" w:type="dxa"/>
+                <w:sz w:val="20"/>
+                <w:szCs w:val="20"/>
+              </w:rPr>
+            </w:pPr>
+          </w:p>
+        </w:tc>
+      </w:tr>
+      <w:tr>
+        <w:trPr>
+          <w:trHeight w:val="220"/>
+        </w:trPr>
+        <w:tc>
+          <w:tcPr>
+            <w:tcW w:w="1970" w:type="dxa"/>
             <w:gridSpan w:val="2"/>
             <w:shd w:val="clear" w:color="auto" w:fill="FBE5D5"/>
           </w:tcPr>
@@ -5461,17 +4800,13 @@
             <w:pPr>
               <w:rPr>
                 <w:rFonts w:eastAsia="Calibri"/>
-                <w:b w:val="0"/>
-                <w:bCs/>
-                <w:color w:val="auto"/>
-              </w:rPr>
-            </w:pPr>
-            <w:r>
-              <w:rPr>
-                <w:rFonts w:eastAsia="Calibri"/>
-                <w:b w:val="0"/>
-                <w:bCs/>
-                <w:color w:val="auto"/>
+                <w:bCs/>
+              </w:rPr>
+            </w:pPr>
+            <w:r>
+              <w:rPr>
+                <w:rFonts w:eastAsia="Calibri"/>
+                <w:bCs/>
               </w:rPr>
               <w:t>Opción a)</w:t>
             </w:r>
@@ -5479,16 +4814,15 @@
         </w:tc>
         <w:tc>
           <w:tcPr>
-            <w:tcW w:w="7020" w:type="dxa"/>
+            <w:tcW w:w="7584" w:type="dxa"/>
             <w:gridSpan w:val="10"/>
             <w:tcBorders>
               <w:right w:val="single" w:sz="4" w:space="0" w:color="auto"/>
             </w:tcBorders>
-            <w:shd w:val="clear" w:color="auto" w:fill="FFFFFF"/>
-          </w:tcPr>
-          <w:p>
-            <w:pPr>
-              <w:cnfStyle w:val="000000000000" w:firstRow="0" w:lastRow="0" w:firstColumn="0" w:lastColumn="0" w:oddVBand="0" w:evenVBand="0" w:oddHBand="0" w:evenHBand="0" w:firstRowFirstColumn="0" w:firstRowLastColumn="0" w:lastRowFirstColumn="0" w:lastRowLastColumn="0"/>
+            <w:shd w:val="clear" w:color="auto" w:fill="FFFFFF" w:themeFill="background1"/>
+          </w:tcPr>
+          <w:p>
+            <w:pPr>
               <w:rPr>
                 <w:rFonts w:eastAsia="Calibri"/>
                 <w:b/>
@@ -5512,49 +4846,41 @@
             <w:tcBorders>
               <w:left w:val="single" w:sz="4" w:space="0" w:color="auto"/>
             </w:tcBorders>
-            <w:shd w:val="clear" w:color="auto" w:fill="FFFFFF"/>
-          </w:tcPr>
-          <w:p>
-            <w:pPr>
-              <w:cnfStyle w:val="000000000000" w:firstRow="0" w:lastRow="0" w:firstColumn="0" w:lastColumn="0" w:oddVBand="0" w:evenVBand="0" w:oddHBand="0" w:evenHBand="0" w:firstRowFirstColumn="0" w:firstRowLastColumn="0" w:lastRowFirstColumn="0" w:lastRowLastColumn="0"/>
+            <w:shd w:val="clear" w:color="auto" w:fill="FFFFFF" w:themeFill="background1"/>
+          </w:tcPr>
+          <w:p>
+            <w:pPr>
               <w:rPr>
                 <w:rFonts w:eastAsia="Calibri"/>
                 <w:b/>
                 <w:i/>
-                <w:color w:val="auto"/>
-                <w:sz w:val="20"/>
-                <w:szCs w:val="20"/>
-              </w:rPr>
-            </w:pPr>
-          </w:p>
-        </w:tc>
-      </w:tr>
-      <w:tr>
-        <w:trPr>
-          <w:cnfStyle w:val="000000100000" w:firstRow="0" w:lastRow="0" w:firstColumn="0" w:lastColumn="0" w:oddVBand="0" w:evenVBand="0" w:oddHBand="1" w:evenHBand="0" w:firstRowFirstColumn="0" w:firstRowLastColumn="0" w:lastRowFirstColumn="0" w:lastRowLastColumn="0"/>
-          <w:trHeight w:val="220"/>
-        </w:trPr>
-        <w:tc>
-          <w:tcPr>
-            <w:cnfStyle w:val="001000000000" w:firstRow="0" w:lastRow="0" w:firstColumn="1" w:lastColumn="0" w:oddVBand="0" w:evenVBand="0" w:oddHBand="0" w:evenHBand="0" w:firstRowFirstColumn="0" w:firstRowLastColumn="0" w:lastRowFirstColumn="0" w:lastRowLastColumn="0"/>
-            <w:tcW w:w="2534" w:type="dxa"/>
-            <w:gridSpan w:val="2"/>
-          </w:tcPr>
-          <w:p>
-            <w:pPr>
-              <w:rPr>
-                <w:rFonts w:eastAsia="Calibri"/>
-                <w:b w:val="0"/>
-                <w:bCs/>
-                <w:color w:val="auto"/>
-              </w:rPr>
-            </w:pPr>
-            <w:r>
-              <w:rPr>
-                <w:rFonts w:eastAsia="Calibri"/>
-                <w:b w:val="0"/>
-                <w:bCs/>
-                <w:color w:val="auto"/>
+                <w:sz w:val="20"/>
+                <w:szCs w:val="20"/>
+              </w:rPr>
+            </w:pPr>
+          </w:p>
+        </w:tc>
+      </w:tr>
+      <w:tr>
+        <w:trPr>
+          <w:trHeight w:val="220"/>
+        </w:trPr>
+        <w:tc>
+          <w:tcPr>
+            <w:tcW w:w="1970" w:type="dxa"/>
+            <w:gridSpan w:val="2"/>
+          </w:tcPr>
+          <w:p>
+            <w:pPr>
+              <w:rPr>
+                <w:rFonts w:eastAsia="Calibri"/>
+                <w:bCs/>
+              </w:rPr>
+            </w:pPr>
+            <w:r>
+              <w:rPr>
+                <w:rFonts w:eastAsia="Calibri"/>
+                <w:bCs/>
               </w:rPr>
               <w:t>Opción b)</w:t>
             </w:r>
@@ -5562,16 +4888,15 @@
         </w:tc>
         <w:tc>
           <w:tcPr>
-            <w:tcW w:w="7020" w:type="dxa"/>
+            <w:tcW w:w="7584" w:type="dxa"/>
             <w:gridSpan w:val="10"/>
             <w:tcBorders>
               <w:right w:val="single" w:sz="4" w:space="0" w:color="auto"/>
             </w:tcBorders>
-            <w:shd w:val="clear" w:color="auto" w:fill="FFFFFF"/>
-          </w:tcPr>
-          <w:p>
-            <w:pPr>
-              <w:cnfStyle w:val="000000100000" w:firstRow="0" w:lastRow="0" w:firstColumn="0" w:lastColumn="0" w:oddVBand="0" w:evenVBand="0" w:oddHBand="1" w:evenHBand="0" w:firstRowFirstColumn="0" w:firstRowLastColumn="0" w:lastRowFirstColumn="0" w:lastRowLastColumn="0"/>
+            <w:shd w:val="clear" w:color="auto" w:fill="FFFFFF" w:themeFill="background1"/>
+          </w:tcPr>
+          <w:p>
+            <w:pPr>
               <w:rPr>
                 <w:rFonts w:eastAsia="Calibri"/>
                 <w:bCs/>
@@ -5594,16 +4919,14 @@
             <w:tcBorders>
               <w:left w:val="single" w:sz="4" w:space="0" w:color="auto"/>
             </w:tcBorders>
-            <w:shd w:val="clear" w:color="auto" w:fill="FFFFFF"/>
-          </w:tcPr>
-          <w:p>
-            <w:pPr>
-              <w:cnfStyle w:val="000000100000" w:firstRow="0" w:lastRow="0" w:firstColumn="0" w:lastColumn="0" w:oddVBand="0" w:evenVBand="0" w:oddHBand="1" w:evenHBand="0" w:firstRowFirstColumn="0" w:firstRowLastColumn="0" w:lastRowFirstColumn="0" w:lastRowLastColumn="0"/>
+            <w:shd w:val="clear" w:color="auto" w:fill="FFFFFF" w:themeFill="background1"/>
+          </w:tcPr>
+          <w:p>
+            <w:pPr>
               <w:rPr>
                 <w:rFonts w:eastAsia="Calibri"/>
                 <w:b/>
                 <w:i/>
-                <w:color w:val="auto"/>
                 <w:sz w:val="20"/>
                 <w:szCs w:val="20"/>
               </w:rPr>
@@ -5613,7 +4936,6 @@
                 <w:rFonts w:eastAsia="Calibri"/>
                 <w:b/>
                 <w:i/>
-                <w:color w:val="auto"/>
                 <w:sz w:val="20"/>
                 <w:szCs w:val="20"/>
               </w:rPr>
@@ -5628,8 +4950,7 @@
         </w:trPr>
         <w:tc>
           <w:tcPr>
-            <w:cnfStyle w:val="001000000000" w:firstRow="0" w:lastRow="0" w:firstColumn="1" w:lastColumn="0" w:oddVBand="0" w:evenVBand="0" w:oddHBand="0" w:evenHBand="0" w:firstRowFirstColumn="0" w:firstRowLastColumn="0" w:lastRowFirstColumn="0" w:lastRowLastColumn="0"/>
-            <w:tcW w:w="2534" w:type="dxa"/>
+            <w:tcW w:w="1970" w:type="dxa"/>
             <w:gridSpan w:val="2"/>
             <w:shd w:val="clear" w:color="auto" w:fill="FBE5D5"/>
           </w:tcPr>
@@ -5637,17 +4958,13 @@
             <w:pPr>
               <w:rPr>
                 <w:rFonts w:eastAsia="Calibri"/>
-                <w:b w:val="0"/>
-                <w:bCs/>
-                <w:color w:val="auto"/>
-              </w:rPr>
-            </w:pPr>
-            <w:r>
-              <w:rPr>
-                <w:rFonts w:eastAsia="Calibri"/>
-                <w:b w:val="0"/>
-                <w:bCs/>
-                <w:color w:val="auto"/>
+                <w:bCs/>
+              </w:rPr>
+            </w:pPr>
+            <w:r>
+              <w:rPr>
+                <w:rFonts w:eastAsia="Calibri"/>
+                <w:bCs/>
               </w:rPr>
               <w:t>Opción c)</w:t>
             </w:r>
@@ -5655,16 +4972,15 @@
         </w:tc>
         <w:tc>
           <w:tcPr>
-            <w:tcW w:w="7020" w:type="dxa"/>
+            <w:tcW w:w="7584" w:type="dxa"/>
             <w:gridSpan w:val="10"/>
             <w:tcBorders>
               <w:right w:val="single" w:sz="4" w:space="0" w:color="auto"/>
             </w:tcBorders>
-            <w:shd w:val="clear" w:color="auto" w:fill="FFFFFF"/>
-          </w:tcPr>
-          <w:p>
-            <w:pPr>
-              <w:cnfStyle w:val="000000000000" w:firstRow="0" w:lastRow="0" w:firstColumn="0" w:lastColumn="0" w:oddVBand="0" w:evenVBand="0" w:oddHBand="0" w:evenHBand="0" w:firstRowFirstColumn="0" w:firstRowLastColumn="0" w:lastRowFirstColumn="0" w:lastRowLastColumn="0"/>
+            <w:shd w:val="clear" w:color="auto" w:fill="FFFFFF" w:themeFill="background1"/>
+          </w:tcPr>
+          <w:p>
+            <w:pPr>
               <w:rPr>
                 <w:rFonts w:eastAsia="Calibri"/>
                 <w:b/>
@@ -5688,49 +5004,41 @@
             <w:tcBorders>
               <w:left w:val="single" w:sz="4" w:space="0" w:color="auto"/>
             </w:tcBorders>
-            <w:shd w:val="clear" w:color="auto" w:fill="FFFFFF"/>
-          </w:tcPr>
-          <w:p>
-            <w:pPr>
-              <w:cnfStyle w:val="000000000000" w:firstRow="0" w:lastRow="0" w:firstColumn="0" w:lastColumn="0" w:oddVBand="0" w:evenVBand="0" w:oddHBand="0" w:evenHBand="0" w:firstRowFirstColumn="0" w:firstRowLastColumn="0" w:lastRowFirstColumn="0" w:lastRowLastColumn="0"/>
+            <w:shd w:val="clear" w:color="auto" w:fill="FFFFFF" w:themeFill="background1"/>
+          </w:tcPr>
+          <w:p>
+            <w:pPr>
               <w:rPr>
                 <w:rFonts w:eastAsia="Calibri"/>
                 <w:b/>
                 <w:i/>
-                <w:color w:val="auto"/>
-                <w:sz w:val="20"/>
-                <w:szCs w:val="20"/>
-              </w:rPr>
-            </w:pPr>
-          </w:p>
-        </w:tc>
-      </w:tr>
-      <w:tr>
-        <w:trPr>
-          <w:cnfStyle w:val="000000100000" w:firstRow="0" w:lastRow="0" w:firstColumn="0" w:lastColumn="0" w:oddVBand="0" w:evenVBand="0" w:oddHBand="1" w:evenHBand="0" w:firstRowFirstColumn="0" w:firstRowLastColumn="0" w:lastRowFirstColumn="0" w:lastRowLastColumn="0"/>
-          <w:trHeight w:val="220"/>
-        </w:trPr>
-        <w:tc>
-          <w:tcPr>
-            <w:cnfStyle w:val="001000000000" w:firstRow="0" w:lastRow="0" w:firstColumn="1" w:lastColumn="0" w:oddVBand="0" w:evenVBand="0" w:oddHBand="0" w:evenHBand="0" w:firstRowFirstColumn="0" w:firstRowLastColumn="0" w:lastRowFirstColumn="0" w:lastRowLastColumn="0"/>
-            <w:tcW w:w="2534" w:type="dxa"/>
-            <w:gridSpan w:val="2"/>
-          </w:tcPr>
-          <w:p>
-            <w:pPr>
-              <w:rPr>
-                <w:rFonts w:eastAsia="Calibri"/>
-                <w:b w:val="0"/>
-                <w:bCs/>
-                <w:color w:val="auto"/>
-              </w:rPr>
-            </w:pPr>
-            <w:r>
-              <w:rPr>
-                <w:rFonts w:eastAsia="Calibri"/>
-                <w:b w:val="0"/>
-                <w:bCs/>
-                <w:color w:val="auto"/>
+                <w:sz w:val="20"/>
+                <w:szCs w:val="20"/>
+              </w:rPr>
+            </w:pPr>
+          </w:p>
+        </w:tc>
+      </w:tr>
+      <w:tr>
+        <w:trPr>
+          <w:trHeight w:val="220"/>
+        </w:trPr>
+        <w:tc>
+          <w:tcPr>
+            <w:tcW w:w="1970" w:type="dxa"/>
+            <w:gridSpan w:val="2"/>
+          </w:tcPr>
+          <w:p>
+            <w:pPr>
+              <w:rPr>
+                <w:rFonts w:eastAsia="Calibri"/>
+                <w:bCs/>
+              </w:rPr>
+            </w:pPr>
+            <w:r>
+              <w:rPr>
+                <w:rFonts w:eastAsia="Calibri"/>
+                <w:bCs/>
               </w:rPr>
               <w:t>Opción d)</w:t>
             </w:r>
@@ -5738,16 +5046,15 @@
         </w:tc>
         <w:tc>
           <w:tcPr>
-            <w:tcW w:w="7020" w:type="dxa"/>
+            <w:tcW w:w="7584" w:type="dxa"/>
             <w:gridSpan w:val="10"/>
             <w:tcBorders>
               <w:right w:val="single" w:sz="4" w:space="0" w:color="auto"/>
             </w:tcBorders>
-            <w:shd w:val="clear" w:color="auto" w:fill="FFFFFF"/>
-          </w:tcPr>
-          <w:p>
-            <w:pPr>
-              <w:cnfStyle w:val="000000100000" w:firstRow="0" w:lastRow="0" w:firstColumn="0" w:lastColumn="0" w:oddVBand="0" w:evenVBand="0" w:oddHBand="1" w:evenHBand="0" w:firstRowFirstColumn="0" w:firstRowLastColumn="0" w:lastRowFirstColumn="0" w:lastRowLastColumn="0"/>
+            <w:shd w:val="clear" w:color="auto" w:fill="FFFFFF" w:themeFill="background1"/>
+          </w:tcPr>
+          <w:p>
+            <w:pPr>
               <w:rPr>
                 <w:rFonts w:eastAsia="Calibri"/>
                 <w:b/>
@@ -5771,31 +5078,28 @@
             <w:tcBorders>
               <w:left w:val="single" w:sz="4" w:space="0" w:color="auto"/>
             </w:tcBorders>
-            <w:shd w:val="clear" w:color="auto" w:fill="FFFFFF"/>
-          </w:tcPr>
-          <w:p>
-            <w:pPr>
-              <w:cnfStyle w:val="000000100000" w:firstRow="0" w:lastRow="0" w:firstColumn="0" w:lastColumn="0" w:oddVBand="0" w:evenVBand="0" w:oddHBand="1" w:evenHBand="0" w:firstRowFirstColumn="0" w:firstRowLastColumn="0" w:lastRowFirstColumn="0" w:lastRowLastColumn="0"/>
+            <w:shd w:val="clear" w:color="auto" w:fill="FFFFFF" w:themeFill="background1"/>
+          </w:tcPr>
+          <w:p>
+            <w:pPr>
               <w:rPr>
                 <w:rFonts w:eastAsia="Calibri"/>
                 <w:b/>
                 <w:i/>
-                <w:color w:val="auto"/>
-                <w:sz w:val="20"/>
-                <w:szCs w:val="20"/>
-              </w:rPr>
-            </w:pPr>
-          </w:p>
-        </w:tc>
-      </w:tr>
-      <w:tr>
-        <w:trPr>
-          <w:trHeight w:val="220"/>
-        </w:trPr>
-        <w:tc>
-          <w:tcPr>
-            <w:cnfStyle w:val="001000000000" w:firstRow="0" w:lastRow="0" w:firstColumn="1" w:lastColumn="0" w:oddVBand="0" w:evenVBand="0" w:oddHBand="0" w:evenHBand="0" w:firstRowFirstColumn="0" w:firstRowLastColumn="0" w:lastRowFirstColumn="0" w:lastRowLastColumn="0"/>
-            <w:tcW w:w="2534" w:type="dxa"/>
+                <w:sz w:val="20"/>
+                <w:szCs w:val="20"/>
+              </w:rPr>
+            </w:pPr>
+          </w:p>
+        </w:tc>
+      </w:tr>
+      <w:tr>
+        <w:trPr>
+          <w:trHeight w:val="220"/>
+        </w:trPr>
+        <w:tc>
+          <w:tcPr>
+            <w:tcW w:w="1970" w:type="dxa"/>
             <w:gridSpan w:val="2"/>
             <w:shd w:val="clear" w:color="auto" w:fill="FBE5D5"/>
           </w:tcPr>
@@ -5803,17 +5107,13 @@
             <w:pPr>
               <w:rPr>
                 <w:rFonts w:eastAsia="Calibri"/>
-                <w:b w:val="0"/>
-                <w:bCs/>
-                <w:color w:val="auto"/>
-              </w:rPr>
-            </w:pPr>
-            <w:r>
-              <w:rPr>
-                <w:rFonts w:eastAsia="Calibri"/>
-                <w:b w:val="0"/>
-                <w:bCs/>
-                <w:color w:val="auto"/>
+                <w:bCs/>
+              </w:rPr>
+            </w:pPr>
+            <w:r>
+              <w:rPr>
+                <w:rFonts w:eastAsia="Calibri"/>
+                <w:bCs/>
               </w:rPr>
               <w:t>Comentario respuesta correcta</w:t>
             </w:r>
@@ -5821,13 +5121,12 @@
         </w:tc>
         <w:tc>
           <w:tcPr>
-            <w:tcW w:w="7620" w:type="dxa"/>
+            <w:tcW w:w="8184" w:type="dxa"/>
             <w:gridSpan w:val="11"/>
-            <w:shd w:val="clear" w:color="auto" w:fill="FFFFFF"/>
-          </w:tcPr>
-          <w:p>
-            <w:pPr>
-              <w:cnfStyle w:val="000000000000" w:firstRow="0" w:lastRow="0" w:firstColumn="0" w:lastColumn="0" w:oddVBand="0" w:evenVBand="0" w:oddHBand="0" w:evenHBand="0" w:firstRowFirstColumn="0" w:firstRowLastColumn="0" w:lastRowFirstColumn="0" w:lastRowLastColumn="0"/>
+            <w:shd w:val="clear" w:color="auto" w:fill="FFFFFF" w:themeFill="background1"/>
+          </w:tcPr>
+          <w:p>
+            <w:pPr>
               <w:rPr>
                 <w:rFonts w:eastAsia="Calibri"/>
                 <w:b/>
@@ -5851,30 +5150,24 @@
       </w:tr>
       <w:tr>
         <w:trPr>
-          <w:cnfStyle w:val="000000100000" w:firstRow="0" w:lastRow="0" w:firstColumn="0" w:lastColumn="0" w:oddVBand="0" w:evenVBand="0" w:oddHBand="1" w:evenHBand="0" w:firstRowFirstColumn="0" w:firstRowLastColumn="0" w:lastRowFirstColumn="0" w:lastRowLastColumn="0"/>
-          <w:trHeight w:val="220"/>
-        </w:trPr>
-        <w:tc>
-          <w:tcPr>
-            <w:cnfStyle w:val="001000000000" w:firstRow="0" w:lastRow="0" w:firstColumn="1" w:lastColumn="0" w:oddVBand="0" w:evenVBand="0" w:oddHBand="0" w:evenHBand="0" w:firstRowFirstColumn="0" w:firstRowLastColumn="0" w:lastRowFirstColumn="0" w:lastRowLastColumn="0"/>
-            <w:tcW w:w="2534" w:type="dxa"/>
-            <w:gridSpan w:val="2"/>
-          </w:tcPr>
-          <w:p>
-            <w:pPr>
-              <w:rPr>
-                <w:rFonts w:eastAsia="Calibri"/>
-                <w:b w:val="0"/>
-                <w:bCs/>
-                <w:color w:val="auto"/>
-              </w:rPr>
-            </w:pPr>
-            <w:r>
-              <w:rPr>
-                <w:rFonts w:eastAsia="Calibri"/>
-                <w:b w:val="0"/>
-                <w:bCs/>
-                <w:color w:val="auto"/>
+          <w:trHeight w:val="220"/>
+        </w:trPr>
+        <w:tc>
+          <w:tcPr>
+            <w:tcW w:w="1970" w:type="dxa"/>
+            <w:gridSpan w:val="2"/>
+          </w:tcPr>
+          <w:p>
+            <w:pPr>
+              <w:rPr>
+                <w:rFonts w:eastAsia="Calibri"/>
+                <w:bCs/>
+              </w:rPr>
+            </w:pPr>
+            <w:r>
+              <w:rPr>
+                <w:rFonts w:eastAsia="Calibri"/>
+                <w:bCs/>
               </w:rPr>
               <w:t>Comentario respuesta incorrecta</w:t>
             </w:r>
@@ -5882,18 +5175,16 @@
         </w:tc>
         <w:tc>
           <w:tcPr>
-            <w:tcW w:w="7620" w:type="dxa"/>
+            <w:tcW w:w="8184" w:type="dxa"/>
             <w:gridSpan w:val="11"/>
-            <w:shd w:val="clear" w:color="auto" w:fill="FFFFFF"/>
-          </w:tcPr>
-          <w:p>
-            <w:pPr>
-              <w:cnfStyle w:val="000000100000" w:firstRow="0" w:lastRow="0" w:firstColumn="0" w:lastColumn="0" w:oddVBand="0" w:evenVBand="0" w:oddHBand="1" w:evenHBand="0" w:firstRowFirstColumn="0" w:firstRowLastColumn="0" w:lastRowFirstColumn="0" w:lastRowLastColumn="0"/>
+            <w:shd w:val="clear" w:color="auto" w:fill="FFFFFF" w:themeFill="background1"/>
+          </w:tcPr>
+          <w:p>
+            <w:pPr>
               <w:rPr>
                 <w:rFonts w:eastAsia="Calibri"/>
                 <w:b/>
                 <w:i/>
-                <w:color w:val="auto"/>
                 <w:sz w:val="20"/>
                 <w:szCs w:val="20"/>
               </w:rPr>
@@ -5903,7 +5194,6 @@
                 <w:rFonts w:eastAsia="Calibri"/>
                 <w:bCs/>
                 <w:iCs/>
-                <w:color w:val="auto"/>
               </w:rPr>
               <w:t>Lo sentimos, su respuesta no es la correcta.</w:t>
             </w:r>
@@ -5916,21 +5206,18 @@
         </w:trPr>
         <w:tc>
           <w:tcPr>
-            <w:cnfStyle w:val="001000000000" w:firstRow="0" w:lastRow="0" w:firstColumn="1" w:lastColumn="0" w:oddVBand="0" w:evenVBand="0" w:oddHBand="0" w:evenHBand="0" w:firstRowFirstColumn="0" w:firstRowLastColumn="0" w:lastRowFirstColumn="0" w:lastRowLastColumn="0"/>
-            <w:tcW w:w="2534" w:type="dxa"/>
-            <w:gridSpan w:val="2"/>
-          </w:tcPr>
-          <w:p>
-            <w:pPr>
-              <w:rPr>
-                <w:rFonts w:eastAsia="Calibri"/>
-                <w:color w:val="auto"/>
-              </w:rPr>
-            </w:pPr>
-            <w:r>
-              <w:rPr>
-                <w:rFonts w:eastAsia="Calibri"/>
-                <w:color w:val="auto"/>
+            <w:tcW w:w="1970" w:type="dxa"/>
+            <w:gridSpan w:val="2"/>
+          </w:tcPr>
+          <w:p>
+            <w:pPr>
+              <w:rPr>
+                <w:rFonts w:eastAsia="Calibri"/>
+              </w:rPr>
+            </w:pPr>
+            <w:r>
+              <w:rPr>
+                <w:rFonts w:eastAsia="Calibri"/>
               </w:rPr>
               <w:t>Pregunta 11</w:t>
             </w:r>
@@ -5938,21 +5225,19 @@
         </w:tc>
         <w:tc>
           <w:tcPr>
-            <w:tcW w:w="6495" w:type="dxa"/>
+            <w:tcW w:w="6767" w:type="dxa"/>
             <w:gridSpan w:val="4"/>
             <w:tcBorders>
               <w:right w:val="single" w:sz="4" w:space="0" w:color="auto"/>
             </w:tcBorders>
-            <w:shd w:val="clear" w:color="auto" w:fill="FFFFFF"/>
-          </w:tcPr>
-          <w:p>
-            <w:pPr>
-              <w:cnfStyle w:val="000000000000" w:firstRow="0" w:lastRow="0" w:firstColumn="0" w:lastColumn="0" w:oddVBand="0" w:evenVBand="0" w:oddHBand="0" w:evenHBand="0" w:firstRowFirstColumn="0" w:firstRowLastColumn="0" w:lastRowFirstColumn="0" w:lastRowLastColumn="0"/>
+            <w:shd w:val="clear" w:color="auto" w:fill="FFFFFF" w:themeFill="background1"/>
+          </w:tcPr>
+          <w:p>
+            <w:pPr>
               <w:rPr>
                 <w:rFonts w:eastAsia="Calibri"/>
                 <w:b/>
                 <w:iCs/>
-                <w:color w:val="auto"/>
               </w:rPr>
             </w:pPr>
             <w:r>
@@ -5960,7 +5245,6 @@
                 <w:rFonts w:eastAsia="Calibri"/>
                 <w:b/>
                 <w:iCs/>
-                <w:color w:val="auto"/>
               </w:rPr>
               <w:t>El sistema europeo de tallas también es conocido como Paris Point.</w:t>
             </w:r>
@@ -5968,50 +5252,43 @@
         </w:tc>
         <w:tc>
           <w:tcPr>
-            <w:tcW w:w="1125" w:type="dxa"/>
+            <w:tcW w:w="1417" w:type="dxa"/>
             <w:gridSpan w:val="7"/>
             <w:tcBorders>
               <w:left w:val="single" w:sz="4" w:space="0" w:color="auto"/>
             </w:tcBorders>
-            <w:shd w:val="clear" w:color="auto" w:fill="FFFFFF"/>
-          </w:tcPr>
-          <w:p>
-            <w:pPr>
-              <w:cnfStyle w:val="000000000000" w:firstRow="0" w:lastRow="0" w:firstColumn="0" w:lastColumn="0" w:oddVBand="0" w:evenVBand="0" w:oddHBand="0" w:evenHBand="0" w:firstRowFirstColumn="0" w:firstRowLastColumn="0" w:lastRowFirstColumn="0" w:lastRowLastColumn="0"/>
+            <w:shd w:val="clear" w:color="auto" w:fill="FFFFFF" w:themeFill="background1"/>
+          </w:tcPr>
+          <w:p>
+            <w:pPr>
               <w:rPr>
                 <w:rFonts w:eastAsia="Calibri"/>
                 <w:bCs/>
                 <w:iCs/>
-                <w:color w:val="auto"/>
-              </w:rPr>
-            </w:pPr>
-          </w:p>
-        </w:tc>
-      </w:tr>
-      <w:tr>
-        <w:trPr>
-          <w:cnfStyle w:val="000000100000" w:firstRow="0" w:lastRow="0" w:firstColumn="0" w:lastColumn="0" w:oddVBand="0" w:evenVBand="0" w:oddHBand="1" w:evenHBand="0" w:firstRowFirstColumn="0" w:firstRowLastColumn="0" w:lastRowFirstColumn="0" w:lastRowLastColumn="0"/>
-          <w:trHeight w:val="220"/>
-        </w:trPr>
-        <w:tc>
-          <w:tcPr>
-            <w:cnfStyle w:val="001000000000" w:firstRow="0" w:lastRow="0" w:firstColumn="1" w:lastColumn="0" w:oddVBand="0" w:evenVBand="0" w:oddHBand="0" w:evenHBand="0" w:firstRowFirstColumn="0" w:firstRowLastColumn="0" w:lastRowFirstColumn="0" w:lastRowLastColumn="0"/>
-            <w:tcW w:w="2534" w:type="dxa"/>
-            <w:gridSpan w:val="2"/>
-          </w:tcPr>
-          <w:p>
-            <w:pPr>
-              <w:rPr>
-                <w:rFonts w:eastAsia="Calibri"/>
-                <w:color w:val="auto"/>
-              </w:rPr>
-            </w:pPr>
-            <w:r>
-              <w:rPr>
-                <w:rFonts w:eastAsia="Calibri"/>
-                <w:b w:val="0"/>
-                <w:bCs/>
-                <w:color w:val="auto"/>
+              </w:rPr>
+            </w:pPr>
+          </w:p>
+        </w:tc>
+      </w:tr>
+      <w:tr>
+        <w:trPr>
+          <w:trHeight w:val="220"/>
+        </w:trPr>
+        <w:tc>
+          <w:tcPr>
+            <w:tcW w:w="1970" w:type="dxa"/>
+            <w:gridSpan w:val="2"/>
+          </w:tcPr>
+          <w:p>
+            <w:pPr>
+              <w:rPr>
+                <w:rFonts w:eastAsia="Calibri"/>
+              </w:rPr>
+            </w:pPr>
+            <w:r>
+              <w:rPr>
+                <w:rFonts w:eastAsia="Calibri"/>
+                <w:bCs/>
               </w:rPr>
               <w:t>Opción a)</w:t>
             </w:r>
@@ -6019,21 +5296,19 @@
         </w:tc>
         <w:tc>
           <w:tcPr>
-            <w:tcW w:w="6495" w:type="dxa"/>
+            <w:tcW w:w="6767" w:type="dxa"/>
             <w:gridSpan w:val="4"/>
             <w:tcBorders>
               <w:right w:val="single" w:sz="4" w:space="0" w:color="auto"/>
             </w:tcBorders>
-            <w:shd w:val="clear" w:color="auto" w:fill="FFFFFF"/>
-          </w:tcPr>
-          <w:p>
-            <w:pPr>
-              <w:cnfStyle w:val="000000100000" w:firstRow="0" w:lastRow="0" w:firstColumn="0" w:lastColumn="0" w:oddVBand="0" w:evenVBand="0" w:oddHBand="1" w:evenHBand="0" w:firstRowFirstColumn="0" w:firstRowLastColumn="0" w:lastRowFirstColumn="0" w:lastRowLastColumn="0"/>
+            <w:shd w:val="clear" w:color="auto" w:fill="FFFFFF" w:themeFill="background1"/>
+          </w:tcPr>
+          <w:p>
+            <w:pPr>
               <w:rPr>
                 <w:rFonts w:eastAsia="Calibri"/>
                 <w:bCs/>
                 <w:iCs/>
-                <w:color w:val="auto"/>
               </w:rPr>
             </w:pPr>
             <w:r>
@@ -6041,7 +5316,6 @@
                 <w:rFonts w:eastAsia="Calibri"/>
                 <w:bCs/>
                 <w:iCs/>
-                <w:color w:val="auto"/>
               </w:rPr>
               <w:t>Falso</w:t>
             </w:r>
@@ -6049,49 +5323,43 @@
         </w:tc>
         <w:tc>
           <w:tcPr>
-            <w:tcW w:w="1125" w:type="dxa"/>
+            <w:tcW w:w="1417" w:type="dxa"/>
             <w:gridSpan w:val="7"/>
             <w:tcBorders>
               <w:left w:val="single" w:sz="4" w:space="0" w:color="auto"/>
             </w:tcBorders>
-            <w:shd w:val="clear" w:color="auto" w:fill="FFFFFF"/>
-          </w:tcPr>
-          <w:p>
-            <w:pPr>
-              <w:cnfStyle w:val="000000100000" w:firstRow="0" w:lastRow="0" w:firstColumn="0" w:lastColumn="0" w:oddVBand="0" w:evenVBand="0" w:oddHBand="1" w:evenHBand="0" w:firstRowFirstColumn="0" w:firstRowLastColumn="0" w:lastRowFirstColumn="0" w:lastRowLastColumn="0"/>
+            <w:shd w:val="clear" w:color="auto" w:fill="FFFFFF" w:themeFill="background1"/>
+          </w:tcPr>
+          <w:p>
+            <w:pPr>
               <w:rPr>
                 <w:rFonts w:eastAsia="Calibri"/>
                 <w:bCs/>
                 <w:iCs/>
-                <w:color w:val="auto"/>
-              </w:rPr>
-            </w:pPr>
-          </w:p>
-        </w:tc>
-      </w:tr>
-      <w:tr>
-        <w:trPr>
-          <w:trHeight w:val="220"/>
-        </w:trPr>
-        <w:tc>
-          <w:tcPr>
-            <w:cnfStyle w:val="001000000000" w:firstRow="0" w:lastRow="0" w:firstColumn="1" w:lastColumn="0" w:oddVBand="0" w:evenVBand="0" w:oddHBand="0" w:evenHBand="0" w:firstRowFirstColumn="0" w:firstRowLastColumn="0" w:lastRowFirstColumn="0" w:lastRowLastColumn="0"/>
-            <w:tcW w:w="2534" w:type="dxa"/>
-            <w:gridSpan w:val="2"/>
-          </w:tcPr>
-          <w:p>
-            <w:pPr>
-              <w:rPr>
-                <w:rFonts w:eastAsia="Calibri"/>
-                <w:color w:val="auto"/>
-              </w:rPr>
-            </w:pPr>
-            <w:r>
-              <w:rPr>
-                <w:rFonts w:eastAsia="Calibri"/>
-                <w:b w:val="0"/>
-                <w:bCs/>
-                <w:color w:val="auto"/>
+              </w:rPr>
+            </w:pPr>
+          </w:p>
+        </w:tc>
+      </w:tr>
+      <w:tr>
+        <w:trPr>
+          <w:trHeight w:val="220"/>
+        </w:trPr>
+        <w:tc>
+          <w:tcPr>
+            <w:tcW w:w="1970" w:type="dxa"/>
+            <w:gridSpan w:val="2"/>
+          </w:tcPr>
+          <w:p>
+            <w:pPr>
+              <w:rPr>
+                <w:rFonts w:eastAsia="Calibri"/>
+              </w:rPr>
+            </w:pPr>
+            <w:r>
+              <w:rPr>
+                <w:rFonts w:eastAsia="Calibri"/>
+                <w:bCs/>
               </w:rPr>
               <w:t>Opción b)</w:t>
             </w:r>
@@ -6099,21 +5367,19 @@
         </w:tc>
         <w:tc>
           <w:tcPr>
-            <w:tcW w:w="6495" w:type="dxa"/>
+            <w:tcW w:w="6767" w:type="dxa"/>
             <w:gridSpan w:val="4"/>
             <w:tcBorders>
               <w:right w:val="single" w:sz="4" w:space="0" w:color="auto"/>
             </w:tcBorders>
-            <w:shd w:val="clear" w:color="auto" w:fill="FFFFFF"/>
-          </w:tcPr>
-          <w:p>
-            <w:pPr>
-              <w:cnfStyle w:val="000000000000" w:firstRow="0" w:lastRow="0" w:firstColumn="0" w:lastColumn="0" w:oddVBand="0" w:evenVBand="0" w:oddHBand="0" w:evenHBand="0" w:firstRowFirstColumn="0" w:firstRowLastColumn="0" w:lastRowFirstColumn="0" w:lastRowLastColumn="0"/>
+            <w:shd w:val="clear" w:color="auto" w:fill="FFFFFF" w:themeFill="background1"/>
+          </w:tcPr>
+          <w:p>
+            <w:pPr>
               <w:rPr>
                 <w:rFonts w:eastAsia="Calibri"/>
                 <w:bCs/>
                 <w:iCs/>
-                <w:color w:val="auto"/>
               </w:rPr>
             </w:pPr>
             <w:r>
@@ -6121,7 +5387,6 @@
                 <w:rFonts w:eastAsia="Calibri"/>
                 <w:bCs/>
                 <w:iCs/>
-                <w:color w:val="auto"/>
               </w:rPr>
               <w:t xml:space="preserve">Verdadero. </w:t>
             </w:r>
@@ -6129,21 +5394,19 @@
         </w:tc>
         <w:tc>
           <w:tcPr>
-            <w:tcW w:w="1125" w:type="dxa"/>
+            <w:tcW w:w="1417" w:type="dxa"/>
             <w:gridSpan w:val="7"/>
             <w:tcBorders>
               <w:left w:val="single" w:sz="4" w:space="0" w:color="auto"/>
             </w:tcBorders>
-            <w:shd w:val="clear" w:color="auto" w:fill="FFFFFF"/>
-          </w:tcPr>
-          <w:p>
-            <w:pPr>
-              <w:cnfStyle w:val="000000000000" w:firstRow="0" w:lastRow="0" w:firstColumn="0" w:lastColumn="0" w:oddVBand="0" w:evenVBand="0" w:oddHBand="0" w:evenHBand="0" w:firstRowFirstColumn="0" w:firstRowLastColumn="0" w:lastRowFirstColumn="0" w:lastRowLastColumn="0"/>
+            <w:shd w:val="clear" w:color="auto" w:fill="FFFFFF" w:themeFill="background1"/>
+          </w:tcPr>
+          <w:p>
+            <w:pPr>
               <w:rPr>
                 <w:rFonts w:eastAsia="Calibri"/>
                 <w:bCs/>
                 <w:iCs/>
-                <w:color w:val="auto"/>
               </w:rPr>
             </w:pPr>
             <w:r>
@@ -6151,7 +5414,6 @@
                 <w:rFonts w:eastAsia="Calibri"/>
                 <w:bCs/>
                 <w:iCs/>
-                <w:color w:val="auto"/>
               </w:rPr>
               <w:t>X</w:t>
             </w:r>
@@ -6160,30 +5422,24 @@
       </w:tr>
       <w:tr>
         <w:trPr>
-          <w:cnfStyle w:val="000000100000" w:firstRow="0" w:lastRow="0" w:firstColumn="0" w:lastColumn="0" w:oddVBand="0" w:evenVBand="0" w:oddHBand="1" w:evenHBand="0" w:firstRowFirstColumn="0" w:firstRowLastColumn="0" w:lastRowFirstColumn="0" w:lastRowLastColumn="0"/>
-          <w:trHeight w:val="220"/>
-        </w:trPr>
-        <w:tc>
-          <w:tcPr>
-            <w:cnfStyle w:val="001000000000" w:firstRow="0" w:lastRow="0" w:firstColumn="1" w:lastColumn="0" w:oddVBand="0" w:evenVBand="0" w:oddHBand="0" w:evenHBand="0" w:firstRowFirstColumn="0" w:firstRowLastColumn="0" w:lastRowFirstColumn="0" w:lastRowLastColumn="0"/>
-            <w:tcW w:w="2534" w:type="dxa"/>
-            <w:gridSpan w:val="2"/>
-          </w:tcPr>
-          <w:p>
-            <w:pPr>
-              <w:rPr>
-                <w:rFonts w:eastAsia="Calibri"/>
-                <w:b w:val="0"/>
-                <w:bCs/>
-                <w:color w:val="auto"/>
-              </w:rPr>
-            </w:pPr>
-            <w:r>
-              <w:rPr>
-                <w:rFonts w:eastAsia="Calibri"/>
-                <w:b w:val="0"/>
-                <w:bCs/>
-                <w:color w:val="auto"/>
+          <w:trHeight w:val="220"/>
+        </w:trPr>
+        <w:tc>
+          <w:tcPr>
+            <w:tcW w:w="1970" w:type="dxa"/>
+            <w:gridSpan w:val="2"/>
+          </w:tcPr>
+          <w:p>
+            <w:pPr>
+              <w:rPr>
+                <w:rFonts w:eastAsia="Calibri"/>
+                <w:bCs/>
+              </w:rPr>
+            </w:pPr>
+            <w:r>
+              <w:rPr>
+                <w:rFonts w:eastAsia="Calibri"/>
+                <w:bCs/>
               </w:rPr>
               <w:t>Comentario respuesta correcta</w:t>
             </w:r>
@@ -6191,18 +5447,16 @@
         </w:tc>
         <w:tc>
           <w:tcPr>
-            <w:tcW w:w="7620" w:type="dxa"/>
+            <w:tcW w:w="8184" w:type="dxa"/>
             <w:gridSpan w:val="11"/>
-            <w:shd w:val="clear" w:color="auto" w:fill="FFFFFF"/>
-          </w:tcPr>
-          <w:p>
-            <w:pPr>
-              <w:cnfStyle w:val="000000100000" w:firstRow="0" w:lastRow="0" w:firstColumn="0" w:lastColumn="0" w:oddVBand="0" w:evenVBand="0" w:oddHBand="1" w:evenHBand="0" w:firstRowFirstColumn="0" w:firstRowLastColumn="0" w:lastRowFirstColumn="0" w:lastRowLastColumn="0"/>
+            <w:shd w:val="clear" w:color="auto" w:fill="FFFFFF" w:themeFill="background1"/>
+          </w:tcPr>
+          <w:p>
+            <w:pPr>
               <w:rPr>
                 <w:rFonts w:eastAsia="Calibri"/>
                 <w:bCs/>
                 <w:iCs/>
-                <w:color w:val="auto"/>
               </w:rPr>
             </w:pPr>
             <w:r>
@@ -6210,7 +5464,6 @@
                 <w:rFonts w:eastAsia="Calibri"/>
                 <w:bCs/>
                 <w:iCs/>
-                <w:color w:val="auto"/>
               </w:rPr>
               <w:t>¡Muy bien! Ha acertado la respuesta.</w:t>
             </w:r>
@@ -6223,25 +5476,20 @@
         </w:trPr>
         <w:tc>
           <w:tcPr>
-            <w:cnfStyle w:val="001000000000" w:firstRow="0" w:lastRow="0" w:firstColumn="1" w:lastColumn="0" w:oddVBand="0" w:evenVBand="0" w:oddHBand="0" w:evenHBand="0" w:firstRowFirstColumn="0" w:firstRowLastColumn="0" w:lastRowFirstColumn="0" w:lastRowLastColumn="0"/>
-            <w:tcW w:w="2534" w:type="dxa"/>
-            <w:gridSpan w:val="2"/>
-          </w:tcPr>
-          <w:p>
-            <w:pPr>
-              <w:rPr>
-                <w:rFonts w:eastAsia="Calibri"/>
-                <w:b w:val="0"/>
-                <w:bCs/>
-                <w:color w:val="auto"/>
-              </w:rPr>
-            </w:pPr>
-            <w:r>
-              <w:rPr>
-                <w:rFonts w:eastAsia="Calibri"/>
-                <w:b w:val="0"/>
-                <w:bCs/>
-                <w:color w:val="auto"/>
+            <w:tcW w:w="1970" w:type="dxa"/>
+            <w:gridSpan w:val="2"/>
+          </w:tcPr>
+          <w:p>
+            <w:pPr>
+              <w:rPr>
+                <w:rFonts w:eastAsia="Calibri"/>
+                <w:bCs/>
+              </w:rPr>
+            </w:pPr>
+            <w:r>
+              <w:rPr>
+                <w:rFonts w:eastAsia="Calibri"/>
+                <w:bCs/>
               </w:rPr>
               <w:t>Comentario respuesta incorrecta</w:t>
             </w:r>
@@ -6249,18 +5497,16 @@
         </w:tc>
         <w:tc>
           <w:tcPr>
-            <w:tcW w:w="7620" w:type="dxa"/>
+            <w:tcW w:w="8184" w:type="dxa"/>
             <w:gridSpan w:val="11"/>
-            <w:shd w:val="clear" w:color="auto" w:fill="FFFFFF"/>
-          </w:tcPr>
-          <w:p>
-            <w:pPr>
-              <w:cnfStyle w:val="000000000000" w:firstRow="0" w:lastRow="0" w:firstColumn="0" w:lastColumn="0" w:oddVBand="0" w:evenVBand="0" w:oddHBand="0" w:evenHBand="0" w:firstRowFirstColumn="0" w:firstRowLastColumn="0" w:lastRowFirstColumn="0" w:lastRowLastColumn="0"/>
+            <w:shd w:val="clear" w:color="auto" w:fill="FFFFFF" w:themeFill="background1"/>
+          </w:tcPr>
+          <w:p>
+            <w:pPr>
               <w:rPr>
                 <w:rFonts w:eastAsia="Calibri"/>
                 <w:bCs/>
                 <w:iCs/>
-                <w:color w:val="auto"/>
               </w:rPr>
             </w:pPr>
             <w:r>
@@ -6268,7 +5514,6 @@
                 <w:rFonts w:eastAsia="Calibri"/>
                 <w:bCs/>
                 <w:iCs/>
-                <w:color w:val="auto"/>
               </w:rPr>
               <w:t>Lo sentimos, su respuesta no es la correcta.</w:t>
             </w:r>
@@ -6277,46 +5522,39 @@
       </w:tr>
       <w:tr>
         <w:trPr>
-          <w:cnfStyle w:val="000000100000" w:firstRow="0" w:lastRow="0" w:firstColumn="0" w:lastColumn="0" w:oddVBand="0" w:evenVBand="0" w:oddHBand="1" w:evenHBand="0" w:firstRowFirstColumn="0" w:firstRowLastColumn="0" w:lastRowFirstColumn="0" w:lastRowLastColumn="0"/>
-          <w:trHeight w:val="220"/>
-        </w:trPr>
-        <w:tc>
-          <w:tcPr>
-            <w:cnfStyle w:val="001000000000" w:firstRow="0" w:lastRow="0" w:firstColumn="1" w:lastColumn="0" w:oddVBand="0" w:evenVBand="0" w:oddHBand="0" w:evenHBand="0" w:firstRowFirstColumn="0" w:firstRowLastColumn="0" w:lastRowFirstColumn="0" w:lastRowLastColumn="0"/>
-            <w:tcW w:w="2534" w:type="dxa"/>
-            <w:gridSpan w:val="2"/>
-          </w:tcPr>
-          <w:p>
-            <w:pPr>
-              <w:rPr>
-                <w:rFonts w:eastAsia="Calibri"/>
-                <w:color w:val="auto"/>
-              </w:rPr>
-            </w:pPr>
-            <w:r>
-              <w:rPr>
-                <w:rFonts w:eastAsia="Calibri"/>
-                <w:color w:val="auto"/>
-              </w:rPr>
-              <w:lastRenderedPageBreak/>
+          <w:trHeight w:val="220"/>
+        </w:trPr>
+        <w:tc>
+          <w:tcPr>
+            <w:tcW w:w="1970" w:type="dxa"/>
+            <w:gridSpan w:val="2"/>
+          </w:tcPr>
+          <w:p>
+            <w:pPr>
+              <w:rPr>
+                <w:rFonts w:eastAsia="Calibri"/>
+              </w:rPr>
+            </w:pPr>
+            <w:r>
+              <w:rPr>
+                <w:rFonts w:eastAsia="Calibri"/>
+              </w:rPr>
               <w:t>Pregunta 12</w:t>
             </w:r>
           </w:p>
         </w:tc>
         <w:tc>
           <w:tcPr>
-            <w:tcW w:w="7620" w:type="dxa"/>
+            <w:tcW w:w="8184" w:type="dxa"/>
             <w:gridSpan w:val="11"/>
-            <w:shd w:val="clear" w:color="auto" w:fill="FFFFFF"/>
-          </w:tcPr>
-          <w:p>
-            <w:pPr>
-              <w:cnfStyle w:val="000000100000" w:firstRow="0" w:lastRow="0" w:firstColumn="0" w:lastColumn="0" w:oddVBand="0" w:evenVBand="0" w:oddHBand="1" w:evenHBand="0" w:firstRowFirstColumn="0" w:firstRowLastColumn="0" w:lastRowFirstColumn="0" w:lastRowLastColumn="0"/>
+            <w:shd w:val="clear" w:color="auto" w:fill="FFFFFF" w:themeFill="background1"/>
+          </w:tcPr>
+          <w:p>
+            <w:pPr>
               <w:rPr>
                 <w:rFonts w:eastAsia="Calibri"/>
                 <w:b/>
                 <w:iCs/>
-                <w:color w:val="auto"/>
               </w:rPr>
             </w:pPr>
             <w:r>
@@ -6324,7 +5562,6 @@
                 <w:rFonts w:eastAsia="Calibri"/>
                 <w:b/>
                 <w:iCs/>
-                <w:color w:val="auto"/>
               </w:rPr>
               <w:t>La horma de tacón alto tiene el mismo ángulo en el asiento del talón sin importar su altura.</w:t>
             </w:r>
@@ -6337,23 +5574,19 @@
         </w:trPr>
         <w:tc>
           <w:tcPr>
-            <w:cnfStyle w:val="001000000000" w:firstRow="0" w:lastRow="0" w:firstColumn="1" w:lastColumn="0" w:oddVBand="0" w:evenVBand="0" w:oddHBand="0" w:evenHBand="0" w:firstRowFirstColumn="0" w:firstRowLastColumn="0" w:lastRowFirstColumn="0" w:lastRowLastColumn="0"/>
-            <w:tcW w:w="2534" w:type="dxa"/>
-            <w:gridSpan w:val="2"/>
-          </w:tcPr>
-          <w:p>
-            <w:pPr>
-              <w:rPr>
-                <w:rFonts w:eastAsia="Calibri"/>
-                <w:color w:val="auto"/>
-              </w:rPr>
-            </w:pPr>
-            <w:r>
-              <w:rPr>
-                <w:rFonts w:eastAsia="Calibri"/>
-                <w:b w:val="0"/>
-                <w:bCs/>
-                <w:color w:val="auto"/>
+            <w:tcW w:w="1970" w:type="dxa"/>
+            <w:gridSpan w:val="2"/>
+          </w:tcPr>
+          <w:p>
+            <w:pPr>
+              <w:rPr>
+                <w:rFonts w:eastAsia="Calibri"/>
+              </w:rPr>
+            </w:pPr>
+            <w:r>
+              <w:rPr>
+                <w:rFonts w:eastAsia="Calibri"/>
+                <w:bCs/>
               </w:rPr>
               <w:t>Opción a)</w:t>
             </w:r>
@@ -6361,21 +5594,19 @@
         </w:tc>
         <w:tc>
           <w:tcPr>
-            <w:tcW w:w="6735" w:type="dxa"/>
+            <w:tcW w:w="7217" w:type="dxa"/>
             <w:gridSpan w:val="8"/>
             <w:tcBorders>
               <w:right w:val="single" w:sz="4" w:space="0" w:color="auto"/>
             </w:tcBorders>
-            <w:shd w:val="clear" w:color="auto" w:fill="FFFFFF"/>
-          </w:tcPr>
-          <w:p>
-            <w:pPr>
-              <w:cnfStyle w:val="000000000000" w:firstRow="0" w:lastRow="0" w:firstColumn="0" w:lastColumn="0" w:oddVBand="0" w:evenVBand="0" w:oddHBand="0" w:evenHBand="0" w:firstRowFirstColumn="0" w:firstRowLastColumn="0" w:lastRowFirstColumn="0" w:lastRowLastColumn="0"/>
+            <w:shd w:val="clear" w:color="auto" w:fill="FFFFFF" w:themeFill="background1"/>
+          </w:tcPr>
+          <w:p>
+            <w:pPr>
               <w:rPr>
                 <w:rFonts w:eastAsia="Calibri"/>
                 <w:bCs/>
                 <w:iCs/>
-                <w:color w:val="auto"/>
               </w:rPr>
             </w:pPr>
             <w:r>
@@ -6383,7 +5614,6 @@
                 <w:rFonts w:eastAsia="Calibri"/>
                 <w:bCs/>
                 <w:iCs/>
-                <w:color w:val="auto"/>
               </w:rPr>
               <w:t>Falso</w:t>
             </w:r>
@@ -6391,21 +5621,19 @@
         </w:tc>
         <w:tc>
           <w:tcPr>
-            <w:tcW w:w="885" w:type="dxa"/>
+            <w:tcW w:w="967" w:type="dxa"/>
             <w:gridSpan w:val="3"/>
             <w:tcBorders>
               <w:left w:val="single" w:sz="4" w:space="0" w:color="auto"/>
             </w:tcBorders>
-            <w:shd w:val="clear" w:color="auto" w:fill="FFFFFF"/>
-          </w:tcPr>
-          <w:p>
-            <w:pPr>
-              <w:cnfStyle w:val="000000000000" w:firstRow="0" w:lastRow="0" w:firstColumn="0" w:lastColumn="0" w:oddVBand="0" w:evenVBand="0" w:oddHBand="0" w:evenHBand="0" w:firstRowFirstColumn="0" w:firstRowLastColumn="0" w:lastRowFirstColumn="0" w:lastRowLastColumn="0"/>
+            <w:shd w:val="clear" w:color="auto" w:fill="FFFFFF" w:themeFill="background1"/>
+          </w:tcPr>
+          <w:p>
+            <w:pPr>
               <w:rPr>
                 <w:rFonts w:eastAsia="Calibri"/>
                 <w:bCs/>
                 <w:iCs/>
-                <w:color w:val="auto"/>
               </w:rPr>
             </w:pPr>
             <w:r>
@@ -6413,7 +5641,6 @@
                 <w:rFonts w:eastAsia="Calibri"/>
                 <w:bCs/>
                 <w:iCs/>
-                <w:color w:val="auto"/>
               </w:rPr>
               <w:t>X</w:t>
             </w:r>
@@ -6422,28 +5649,23 @@
       </w:tr>
       <w:tr>
         <w:trPr>
-          <w:cnfStyle w:val="000000100000" w:firstRow="0" w:lastRow="0" w:firstColumn="0" w:lastColumn="0" w:oddVBand="0" w:evenVBand="0" w:oddHBand="1" w:evenHBand="0" w:firstRowFirstColumn="0" w:firstRowLastColumn="0" w:lastRowFirstColumn="0" w:lastRowLastColumn="0"/>
-          <w:trHeight w:val="220"/>
-        </w:trPr>
-        <w:tc>
-          <w:tcPr>
-            <w:cnfStyle w:val="001000000000" w:firstRow="0" w:lastRow="0" w:firstColumn="1" w:lastColumn="0" w:oddVBand="0" w:evenVBand="0" w:oddHBand="0" w:evenHBand="0" w:firstRowFirstColumn="0" w:firstRowLastColumn="0" w:lastRowFirstColumn="0" w:lastRowLastColumn="0"/>
-            <w:tcW w:w="2534" w:type="dxa"/>
-            <w:gridSpan w:val="2"/>
-          </w:tcPr>
-          <w:p>
-            <w:pPr>
-              <w:rPr>
-                <w:rFonts w:eastAsia="Calibri"/>
-                <w:color w:val="auto"/>
-              </w:rPr>
-            </w:pPr>
-            <w:r>
-              <w:rPr>
-                <w:rFonts w:eastAsia="Calibri"/>
-                <w:b w:val="0"/>
-                <w:bCs/>
-                <w:color w:val="auto"/>
+          <w:trHeight w:val="220"/>
+        </w:trPr>
+        <w:tc>
+          <w:tcPr>
+            <w:tcW w:w="1970" w:type="dxa"/>
+            <w:gridSpan w:val="2"/>
+          </w:tcPr>
+          <w:p>
+            <w:pPr>
+              <w:rPr>
+                <w:rFonts w:eastAsia="Calibri"/>
+              </w:rPr>
+            </w:pPr>
+            <w:r>
+              <w:rPr>
+                <w:rFonts w:eastAsia="Calibri"/>
+                <w:bCs/>
               </w:rPr>
               <w:t>Opción b)</w:t>
             </w:r>
@@ -6451,21 +5673,19 @@
         </w:tc>
         <w:tc>
           <w:tcPr>
-            <w:tcW w:w="6735" w:type="dxa"/>
+            <w:tcW w:w="7217" w:type="dxa"/>
             <w:gridSpan w:val="8"/>
             <w:tcBorders>
               <w:right w:val="single" w:sz="4" w:space="0" w:color="auto"/>
             </w:tcBorders>
-            <w:shd w:val="clear" w:color="auto" w:fill="FFFFFF"/>
-          </w:tcPr>
-          <w:p>
-            <w:pPr>
-              <w:cnfStyle w:val="000000100000" w:firstRow="0" w:lastRow="0" w:firstColumn="0" w:lastColumn="0" w:oddVBand="0" w:evenVBand="0" w:oddHBand="1" w:evenHBand="0" w:firstRowFirstColumn="0" w:firstRowLastColumn="0" w:lastRowFirstColumn="0" w:lastRowLastColumn="0"/>
+            <w:shd w:val="clear" w:color="auto" w:fill="FFFFFF" w:themeFill="background1"/>
+          </w:tcPr>
+          <w:p>
+            <w:pPr>
               <w:rPr>
                 <w:rFonts w:eastAsia="Calibri"/>
                 <w:bCs/>
                 <w:iCs/>
-                <w:color w:val="auto"/>
               </w:rPr>
             </w:pPr>
             <w:r>
@@ -6473,7 +5693,6 @@
                 <w:rFonts w:eastAsia="Calibri"/>
                 <w:bCs/>
                 <w:iCs/>
-                <w:color w:val="auto"/>
               </w:rPr>
               <w:t xml:space="preserve">Verdadero. </w:t>
             </w:r>
@@ -6481,51 +5700,44 @@
         </w:tc>
         <w:tc>
           <w:tcPr>
-            <w:tcW w:w="885" w:type="dxa"/>
+            <w:tcW w:w="967" w:type="dxa"/>
             <w:gridSpan w:val="3"/>
             <w:tcBorders>
               <w:left w:val="single" w:sz="4" w:space="0" w:color="auto"/>
             </w:tcBorders>
-            <w:shd w:val="clear" w:color="auto" w:fill="FFFFFF"/>
-          </w:tcPr>
-          <w:p>
-            <w:pPr>
-              <w:cnfStyle w:val="000000100000" w:firstRow="0" w:lastRow="0" w:firstColumn="0" w:lastColumn="0" w:oddVBand="0" w:evenVBand="0" w:oddHBand="1" w:evenHBand="0" w:firstRowFirstColumn="0" w:firstRowLastColumn="0" w:lastRowFirstColumn="0" w:lastRowLastColumn="0"/>
+            <w:shd w:val="clear" w:color="auto" w:fill="FFFFFF" w:themeFill="background1"/>
+          </w:tcPr>
+          <w:p>
+            <w:pPr>
               <w:rPr>
                 <w:rFonts w:eastAsia="Calibri"/>
                 <w:bCs/>
                 <w:iCs/>
-                <w:color w:val="auto"/>
-              </w:rPr>
-            </w:pPr>
-          </w:p>
-        </w:tc>
-      </w:tr>
-      <w:tr>
-        <w:trPr>
-          <w:trHeight w:val="220"/>
-        </w:trPr>
-        <w:tc>
-          <w:tcPr>
-            <w:cnfStyle w:val="001000000000" w:firstRow="0" w:lastRow="0" w:firstColumn="1" w:lastColumn="0" w:oddVBand="0" w:evenVBand="0" w:oddHBand="0" w:evenHBand="0" w:firstRowFirstColumn="0" w:firstRowLastColumn="0" w:lastRowFirstColumn="0" w:lastRowLastColumn="0"/>
-            <w:tcW w:w="2534" w:type="dxa"/>
-            <w:gridSpan w:val="2"/>
-          </w:tcPr>
-          <w:p>
-            <w:pPr>
-              <w:rPr>
-                <w:rFonts w:eastAsia="Calibri"/>
-                <w:b w:val="0"/>
-                <w:bCs/>
-                <w:color w:val="auto"/>
-              </w:rPr>
-            </w:pPr>
-            <w:r>
-              <w:rPr>
-                <w:rFonts w:eastAsia="Calibri"/>
-                <w:b w:val="0"/>
-                <w:bCs/>
-                <w:color w:val="auto"/>
+              </w:rPr>
+            </w:pPr>
+          </w:p>
+        </w:tc>
+      </w:tr>
+      <w:tr>
+        <w:trPr>
+          <w:trHeight w:val="220"/>
+        </w:trPr>
+        <w:tc>
+          <w:tcPr>
+            <w:tcW w:w="1970" w:type="dxa"/>
+            <w:gridSpan w:val="2"/>
+          </w:tcPr>
+          <w:p>
+            <w:pPr>
+              <w:rPr>
+                <w:rFonts w:eastAsia="Calibri"/>
+                <w:bCs/>
+              </w:rPr>
+            </w:pPr>
+            <w:r>
+              <w:rPr>
+                <w:rFonts w:eastAsia="Calibri"/>
+                <w:bCs/>
               </w:rPr>
               <w:t>Comentario respuesta correcta</w:t>
             </w:r>
@@ -6533,18 +5745,16 @@
         </w:tc>
         <w:tc>
           <w:tcPr>
-            <w:tcW w:w="7620" w:type="dxa"/>
+            <w:tcW w:w="8184" w:type="dxa"/>
             <w:gridSpan w:val="11"/>
-            <w:shd w:val="clear" w:color="auto" w:fill="FFFFFF"/>
-          </w:tcPr>
-          <w:p>
-            <w:pPr>
-              <w:cnfStyle w:val="000000000000" w:firstRow="0" w:lastRow="0" w:firstColumn="0" w:lastColumn="0" w:oddVBand="0" w:evenVBand="0" w:oddHBand="0" w:evenHBand="0" w:firstRowFirstColumn="0" w:firstRowLastColumn="0" w:lastRowFirstColumn="0" w:lastRowLastColumn="0"/>
+            <w:shd w:val="clear" w:color="auto" w:fill="FFFFFF" w:themeFill="background1"/>
+          </w:tcPr>
+          <w:p>
+            <w:pPr>
               <w:rPr>
                 <w:rFonts w:eastAsia="Calibri"/>
                 <w:bCs/>
                 <w:iCs/>
-                <w:color w:val="auto"/>
               </w:rPr>
             </w:pPr>
             <w:r>
@@ -6552,7 +5762,6 @@
                 <w:rFonts w:eastAsia="Calibri"/>
                 <w:bCs/>
                 <w:iCs/>
-                <w:color w:val="auto"/>
               </w:rPr>
               <w:t>¡Muy bien! Ha acertado la respuesta.</w:t>
             </w:r>
@@ -6561,30 +5770,24 @@
       </w:tr>
       <w:tr>
         <w:trPr>
-          <w:cnfStyle w:val="000000100000" w:firstRow="0" w:lastRow="0" w:firstColumn="0" w:lastColumn="0" w:oddVBand="0" w:evenVBand="0" w:oddHBand="1" w:evenHBand="0" w:firstRowFirstColumn="0" w:firstRowLastColumn="0" w:lastRowFirstColumn="0" w:lastRowLastColumn="0"/>
-          <w:trHeight w:val="220"/>
-        </w:trPr>
-        <w:tc>
-          <w:tcPr>
-            <w:cnfStyle w:val="001000000000" w:firstRow="0" w:lastRow="0" w:firstColumn="1" w:lastColumn="0" w:oddVBand="0" w:evenVBand="0" w:oddHBand="0" w:evenHBand="0" w:firstRowFirstColumn="0" w:firstRowLastColumn="0" w:lastRowFirstColumn="0" w:lastRowLastColumn="0"/>
-            <w:tcW w:w="2534" w:type="dxa"/>
-            <w:gridSpan w:val="2"/>
-          </w:tcPr>
-          <w:p>
-            <w:pPr>
-              <w:rPr>
-                <w:rFonts w:eastAsia="Calibri"/>
-                <w:b w:val="0"/>
-                <w:bCs/>
-                <w:color w:val="auto"/>
-              </w:rPr>
-            </w:pPr>
-            <w:r>
-              <w:rPr>
-                <w:rFonts w:eastAsia="Calibri"/>
-                <w:b w:val="0"/>
-                <w:bCs/>
-                <w:color w:val="auto"/>
+          <w:trHeight w:val="220"/>
+        </w:trPr>
+        <w:tc>
+          <w:tcPr>
+            <w:tcW w:w="1970" w:type="dxa"/>
+            <w:gridSpan w:val="2"/>
+          </w:tcPr>
+          <w:p>
+            <w:pPr>
+              <w:rPr>
+                <w:rFonts w:eastAsia="Calibri"/>
+                <w:bCs/>
+              </w:rPr>
+            </w:pPr>
+            <w:r>
+              <w:rPr>
+                <w:rFonts w:eastAsia="Calibri"/>
+                <w:bCs/>
               </w:rPr>
               <w:t>Comentario respuesta incorrecta</w:t>
             </w:r>
@@ -6592,18 +5795,16 @@
         </w:tc>
         <w:tc>
           <w:tcPr>
-            <w:tcW w:w="7620" w:type="dxa"/>
+            <w:tcW w:w="8184" w:type="dxa"/>
             <w:gridSpan w:val="11"/>
-            <w:shd w:val="clear" w:color="auto" w:fill="FFFFFF"/>
-          </w:tcPr>
-          <w:p>
-            <w:pPr>
-              <w:cnfStyle w:val="000000100000" w:firstRow="0" w:lastRow="0" w:firstColumn="0" w:lastColumn="0" w:oddVBand="0" w:evenVBand="0" w:oddHBand="1" w:evenHBand="0" w:firstRowFirstColumn="0" w:firstRowLastColumn="0" w:lastRowFirstColumn="0" w:lastRowLastColumn="0"/>
+            <w:shd w:val="clear" w:color="auto" w:fill="FFFFFF" w:themeFill="background1"/>
+          </w:tcPr>
+          <w:p>
+            <w:pPr>
               <w:rPr>
                 <w:rFonts w:eastAsia="Calibri"/>
                 <w:bCs/>
                 <w:iCs/>
-                <w:color w:val="auto"/>
               </w:rPr>
             </w:pPr>
             <w:r>
@@ -6611,7 +5812,6 @@
                 <w:rFonts w:eastAsia="Calibri"/>
                 <w:bCs/>
                 <w:iCs/>
-                <w:color w:val="auto"/>
               </w:rPr>
               <w:t>Lo sentimos, su respuesta no es la correcta.</w:t>
             </w:r>
@@ -6624,21 +5824,18 @@
         </w:trPr>
         <w:tc>
           <w:tcPr>
-            <w:cnfStyle w:val="001000000000" w:firstRow="0" w:lastRow="0" w:firstColumn="1" w:lastColumn="0" w:oddVBand="0" w:evenVBand="0" w:oddHBand="0" w:evenHBand="0" w:firstRowFirstColumn="0" w:firstRowLastColumn="0" w:lastRowFirstColumn="0" w:lastRowLastColumn="0"/>
-            <w:tcW w:w="2534" w:type="dxa"/>
-            <w:gridSpan w:val="2"/>
-          </w:tcPr>
-          <w:p>
-            <w:pPr>
-              <w:rPr>
-                <w:rFonts w:eastAsia="Calibri"/>
-                <w:color w:val="auto"/>
-              </w:rPr>
-            </w:pPr>
-            <w:r>
-              <w:rPr>
-                <w:rFonts w:eastAsia="Calibri"/>
-                <w:color w:val="auto"/>
+            <w:tcW w:w="1970" w:type="dxa"/>
+            <w:gridSpan w:val="2"/>
+          </w:tcPr>
+          <w:p>
+            <w:pPr>
+              <w:rPr>
+                <w:rFonts w:eastAsia="Calibri"/>
+              </w:rPr>
+            </w:pPr>
+            <w:r>
+              <w:rPr>
+                <w:rFonts w:eastAsia="Calibri"/>
               </w:rPr>
               <w:t>Pregunta 13</w:t>
             </w:r>
@@ -6646,18 +5843,16 @@
         </w:tc>
         <w:tc>
           <w:tcPr>
-            <w:tcW w:w="7620" w:type="dxa"/>
+            <w:tcW w:w="8184" w:type="dxa"/>
             <w:gridSpan w:val="11"/>
-            <w:shd w:val="clear" w:color="auto" w:fill="FFFFFF"/>
-          </w:tcPr>
-          <w:p>
-            <w:pPr>
-              <w:cnfStyle w:val="000000000000" w:firstRow="0" w:lastRow="0" w:firstColumn="0" w:lastColumn="0" w:oddVBand="0" w:evenVBand="0" w:oddHBand="0" w:evenHBand="0" w:firstRowFirstColumn="0" w:firstRowLastColumn="0" w:lastRowFirstColumn="0" w:lastRowLastColumn="0"/>
+            <w:shd w:val="clear" w:color="auto" w:fill="FFFFFF" w:themeFill="background1"/>
+          </w:tcPr>
+          <w:p>
+            <w:pPr>
               <w:rPr>
                 <w:rFonts w:eastAsia="Calibri"/>
                 <w:b/>
                 <w:iCs/>
-                <w:color w:val="auto"/>
               </w:rPr>
             </w:pPr>
             <w:r>
@@ -6665,7 +5860,6 @@
                 <w:rFonts w:eastAsia="Calibri"/>
                 <w:b/>
                 <w:iCs/>
-                <w:color w:val="auto"/>
               </w:rPr>
               <w:t>El perímetro del pie se mide sobre el dorso del empeine.</w:t>
             </w:r>
@@ -6674,28 +5868,23 @@
       </w:tr>
       <w:tr>
         <w:trPr>
-          <w:cnfStyle w:val="000000100000" w:firstRow="0" w:lastRow="0" w:firstColumn="0" w:lastColumn="0" w:oddVBand="0" w:evenVBand="0" w:oddHBand="1" w:evenHBand="0" w:firstRowFirstColumn="0" w:firstRowLastColumn="0" w:lastRowFirstColumn="0" w:lastRowLastColumn="0"/>
-          <w:trHeight w:val="220"/>
-        </w:trPr>
-        <w:tc>
-          <w:tcPr>
-            <w:cnfStyle w:val="001000000000" w:firstRow="0" w:lastRow="0" w:firstColumn="1" w:lastColumn="0" w:oddVBand="0" w:evenVBand="0" w:oddHBand="0" w:evenHBand="0" w:firstRowFirstColumn="0" w:firstRowLastColumn="0" w:lastRowFirstColumn="0" w:lastRowLastColumn="0"/>
-            <w:tcW w:w="2534" w:type="dxa"/>
-            <w:gridSpan w:val="2"/>
-          </w:tcPr>
-          <w:p>
-            <w:pPr>
-              <w:rPr>
-                <w:rFonts w:eastAsia="Calibri"/>
-                <w:color w:val="auto"/>
-              </w:rPr>
-            </w:pPr>
-            <w:r>
-              <w:rPr>
-                <w:rFonts w:eastAsia="Calibri"/>
-                <w:b w:val="0"/>
-                <w:bCs/>
-                <w:color w:val="auto"/>
+          <w:trHeight w:val="220"/>
+        </w:trPr>
+        <w:tc>
+          <w:tcPr>
+            <w:tcW w:w="1970" w:type="dxa"/>
+            <w:gridSpan w:val="2"/>
+          </w:tcPr>
+          <w:p>
+            <w:pPr>
+              <w:rPr>
+                <w:rFonts w:eastAsia="Calibri"/>
+              </w:rPr>
+            </w:pPr>
+            <w:r>
+              <w:rPr>
+                <w:rFonts w:eastAsia="Calibri"/>
+                <w:bCs/>
               </w:rPr>
               <w:t>Opción a)</w:t>
             </w:r>
@@ -6703,21 +5892,19 @@
         </w:tc>
         <w:tc>
           <w:tcPr>
-            <w:tcW w:w="6615" w:type="dxa"/>
+            <w:tcW w:w="7097" w:type="dxa"/>
             <w:gridSpan w:val="7"/>
             <w:tcBorders>
               <w:right w:val="single" w:sz="4" w:space="0" w:color="auto"/>
             </w:tcBorders>
-            <w:shd w:val="clear" w:color="auto" w:fill="FFFFFF"/>
-          </w:tcPr>
-          <w:p>
-            <w:pPr>
-              <w:cnfStyle w:val="000000100000" w:firstRow="0" w:lastRow="0" w:firstColumn="0" w:lastColumn="0" w:oddVBand="0" w:evenVBand="0" w:oddHBand="1" w:evenHBand="0" w:firstRowFirstColumn="0" w:firstRowLastColumn="0" w:lastRowFirstColumn="0" w:lastRowLastColumn="0"/>
+            <w:shd w:val="clear" w:color="auto" w:fill="FFFFFF" w:themeFill="background1"/>
+          </w:tcPr>
+          <w:p>
+            <w:pPr>
               <w:rPr>
                 <w:rFonts w:eastAsia="Calibri"/>
                 <w:bCs/>
                 <w:iCs/>
-                <w:color w:val="auto"/>
               </w:rPr>
             </w:pPr>
             <w:r>
@@ -6725,7 +5912,6 @@
                 <w:rFonts w:eastAsia="Calibri"/>
                 <w:bCs/>
                 <w:iCs/>
-                <w:color w:val="auto"/>
               </w:rPr>
               <w:t>Falso</w:t>
             </w:r>
@@ -6733,21 +5919,19 @@
         </w:tc>
         <w:tc>
           <w:tcPr>
-            <w:tcW w:w="1005" w:type="dxa"/>
+            <w:tcW w:w="1087" w:type="dxa"/>
             <w:gridSpan w:val="4"/>
             <w:tcBorders>
               <w:left w:val="single" w:sz="4" w:space="0" w:color="auto"/>
             </w:tcBorders>
-            <w:shd w:val="clear" w:color="auto" w:fill="FFFFFF"/>
-          </w:tcPr>
-          <w:p>
-            <w:pPr>
-              <w:cnfStyle w:val="000000100000" w:firstRow="0" w:lastRow="0" w:firstColumn="0" w:lastColumn="0" w:oddVBand="0" w:evenVBand="0" w:oddHBand="1" w:evenHBand="0" w:firstRowFirstColumn="0" w:firstRowLastColumn="0" w:lastRowFirstColumn="0" w:lastRowLastColumn="0"/>
+            <w:shd w:val="clear" w:color="auto" w:fill="FFFFFF" w:themeFill="background1"/>
+          </w:tcPr>
+          <w:p>
+            <w:pPr>
               <w:rPr>
                 <w:rFonts w:eastAsia="Calibri"/>
                 <w:bCs/>
                 <w:iCs/>
-                <w:color w:val="auto"/>
               </w:rPr>
             </w:pPr>
             <w:r>
@@ -6755,7 +5939,6 @@
                 <w:rFonts w:eastAsia="Calibri"/>
                 <w:bCs/>
                 <w:iCs/>
-                <w:color w:val="auto"/>
               </w:rPr>
               <w:t>X</w:t>
             </w:r>
@@ -6768,23 +5951,19 @@
         </w:trPr>
         <w:tc>
           <w:tcPr>
-            <w:cnfStyle w:val="001000000000" w:firstRow="0" w:lastRow="0" w:firstColumn="1" w:lastColumn="0" w:oddVBand="0" w:evenVBand="0" w:oddHBand="0" w:evenHBand="0" w:firstRowFirstColumn="0" w:firstRowLastColumn="0" w:lastRowFirstColumn="0" w:lastRowLastColumn="0"/>
-            <w:tcW w:w="2534" w:type="dxa"/>
-            <w:gridSpan w:val="2"/>
-          </w:tcPr>
-          <w:p>
-            <w:pPr>
-              <w:rPr>
-                <w:rFonts w:eastAsia="Calibri"/>
-                <w:color w:val="auto"/>
-              </w:rPr>
-            </w:pPr>
-            <w:r>
-              <w:rPr>
-                <w:rFonts w:eastAsia="Calibri"/>
-                <w:b w:val="0"/>
-                <w:bCs/>
-                <w:color w:val="auto"/>
+            <w:tcW w:w="1970" w:type="dxa"/>
+            <w:gridSpan w:val="2"/>
+          </w:tcPr>
+          <w:p>
+            <w:pPr>
+              <w:rPr>
+                <w:rFonts w:eastAsia="Calibri"/>
+              </w:rPr>
+            </w:pPr>
+            <w:r>
+              <w:rPr>
+                <w:rFonts w:eastAsia="Calibri"/>
+                <w:bCs/>
               </w:rPr>
               <w:t>Opción b)</w:t>
             </w:r>
@@ -6792,21 +5971,19 @@
         </w:tc>
         <w:tc>
           <w:tcPr>
-            <w:tcW w:w="6615" w:type="dxa"/>
+            <w:tcW w:w="7097" w:type="dxa"/>
             <w:gridSpan w:val="7"/>
             <w:tcBorders>
               <w:right w:val="single" w:sz="4" w:space="0" w:color="auto"/>
             </w:tcBorders>
-            <w:shd w:val="clear" w:color="auto" w:fill="FFFFFF"/>
-          </w:tcPr>
-          <w:p>
-            <w:pPr>
-              <w:cnfStyle w:val="000000000000" w:firstRow="0" w:lastRow="0" w:firstColumn="0" w:lastColumn="0" w:oddVBand="0" w:evenVBand="0" w:oddHBand="0" w:evenHBand="0" w:firstRowFirstColumn="0" w:firstRowLastColumn="0" w:lastRowFirstColumn="0" w:lastRowLastColumn="0"/>
+            <w:shd w:val="clear" w:color="auto" w:fill="FFFFFF" w:themeFill="background1"/>
+          </w:tcPr>
+          <w:p>
+            <w:pPr>
               <w:rPr>
                 <w:rFonts w:eastAsia="Calibri"/>
                 <w:bCs/>
                 <w:iCs/>
-                <w:color w:val="auto"/>
               </w:rPr>
             </w:pPr>
             <w:r>
@@ -6814,7 +5991,6 @@
                 <w:rFonts w:eastAsia="Calibri"/>
                 <w:bCs/>
                 <w:iCs/>
-                <w:color w:val="auto"/>
               </w:rPr>
               <w:t xml:space="preserve">Verdadero. </w:t>
             </w:r>
@@ -6822,52 +5998,44 @@
         </w:tc>
         <w:tc>
           <w:tcPr>
-            <w:tcW w:w="1005" w:type="dxa"/>
+            <w:tcW w:w="1087" w:type="dxa"/>
             <w:gridSpan w:val="4"/>
             <w:tcBorders>
               <w:left w:val="single" w:sz="4" w:space="0" w:color="auto"/>
             </w:tcBorders>
-            <w:shd w:val="clear" w:color="auto" w:fill="FFFFFF"/>
-          </w:tcPr>
-          <w:p>
-            <w:pPr>
-              <w:cnfStyle w:val="000000000000" w:firstRow="0" w:lastRow="0" w:firstColumn="0" w:lastColumn="0" w:oddVBand="0" w:evenVBand="0" w:oddHBand="0" w:evenHBand="0" w:firstRowFirstColumn="0" w:firstRowLastColumn="0" w:lastRowFirstColumn="0" w:lastRowLastColumn="0"/>
+            <w:shd w:val="clear" w:color="auto" w:fill="FFFFFF" w:themeFill="background1"/>
+          </w:tcPr>
+          <w:p>
+            <w:pPr>
               <w:rPr>
                 <w:rFonts w:eastAsia="Calibri"/>
                 <w:bCs/>
                 <w:iCs/>
-                <w:color w:val="auto"/>
-              </w:rPr>
-            </w:pPr>
-          </w:p>
-        </w:tc>
-      </w:tr>
-      <w:tr>
-        <w:trPr>
-          <w:cnfStyle w:val="000000100000" w:firstRow="0" w:lastRow="0" w:firstColumn="0" w:lastColumn="0" w:oddVBand="0" w:evenVBand="0" w:oddHBand="1" w:evenHBand="0" w:firstRowFirstColumn="0" w:firstRowLastColumn="0" w:lastRowFirstColumn="0" w:lastRowLastColumn="0"/>
-          <w:trHeight w:val="220"/>
-        </w:trPr>
-        <w:tc>
-          <w:tcPr>
-            <w:cnfStyle w:val="001000000000" w:firstRow="0" w:lastRow="0" w:firstColumn="1" w:lastColumn="0" w:oddVBand="0" w:evenVBand="0" w:oddHBand="0" w:evenHBand="0" w:firstRowFirstColumn="0" w:firstRowLastColumn="0" w:lastRowFirstColumn="0" w:lastRowLastColumn="0"/>
-            <w:tcW w:w="2534" w:type="dxa"/>
-            <w:gridSpan w:val="2"/>
-          </w:tcPr>
-          <w:p>
-            <w:pPr>
-              <w:rPr>
-                <w:rFonts w:eastAsia="Calibri"/>
-                <w:b w:val="0"/>
-                <w:bCs/>
-                <w:color w:val="auto"/>
-              </w:rPr>
-            </w:pPr>
-            <w:r>
-              <w:rPr>
-                <w:rFonts w:eastAsia="Calibri"/>
-                <w:b w:val="0"/>
-                <w:bCs/>
-                <w:color w:val="auto"/>
+              </w:rPr>
+            </w:pPr>
+          </w:p>
+        </w:tc>
+      </w:tr>
+      <w:tr>
+        <w:trPr>
+          <w:trHeight w:val="220"/>
+        </w:trPr>
+        <w:tc>
+          <w:tcPr>
+            <w:tcW w:w="1970" w:type="dxa"/>
+            <w:gridSpan w:val="2"/>
+          </w:tcPr>
+          <w:p>
+            <w:pPr>
+              <w:rPr>
+                <w:rFonts w:eastAsia="Calibri"/>
+                <w:bCs/>
+              </w:rPr>
+            </w:pPr>
+            <w:r>
+              <w:rPr>
+                <w:rFonts w:eastAsia="Calibri"/>
+                <w:bCs/>
               </w:rPr>
               <w:t>Comentario respuesta correcta</w:t>
             </w:r>
@@ -6875,18 +6043,16 @@
         </w:tc>
         <w:tc>
           <w:tcPr>
-            <w:tcW w:w="7620" w:type="dxa"/>
+            <w:tcW w:w="8184" w:type="dxa"/>
             <w:gridSpan w:val="11"/>
-            <w:shd w:val="clear" w:color="auto" w:fill="FFFFFF"/>
-          </w:tcPr>
-          <w:p>
-            <w:pPr>
-              <w:cnfStyle w:val="000000100000" w:firstRow="0" w:lastRow="0" w:firstColumn="0" w:lastColumn="0" w:oddVBand="0" w:evenVBand="0" w:oddHBand="1" w:evenHBand="0" w:firstRowFirstColumn="0" w:firstRowLastColumn="0" w:lastRowFirstColumn="0" w:lastRowLastColumn="0"/>
+            <w:shd w:val="clear" w:color="auto" w:fill="FFFFFF" w:themeFill="background1"/>
+          </w:tcPr>
+          <w:p>
+            <w:pPr>
               <w:rPr>
                 <w:rFonts w:eastAsia="Calibri"/>
                 <w:bCs/>
                 <w:iCs/>
-                <w:color w:val="auto"/>
               </w:rPr>
             </w:pPr>
             <w:r>
@@ -6894,7 +6060,6 @@
                 <w:rFonts w:eastAsia="Calibri"/>
                 <w:bCs/>
                 <w:iCs/>
-                <w:color w:val="auto"/>
               </w:rPr>
               <w:t>¡Muy bien! Ha acertado la respuesta.</w:t>
             </w:r>
@@ -6907,25 +6072,20 @@
         </w:trPr>
         <w:tc>
           <w:tcPr>
-            <w:cnfStyle w:val="001000000000" w:firstRow="0" w:lastRow="0" w:firstColumn="1" w:lastColumn="0" w:oddVBand="0" w:evenVBand="0" w:oddHBand="0" w:evenHBand="0" w:firstRowFirstColumn="0" w:firstRowLastColumn="0" w:lastRowFirstColumn="0" w:lastRowLastColumn="0"/>
-            <w:tcW w:w="2534" w:type="dxa"/>
-            <w:gridSpan w:val="2"/>
-          </w:tcPr>
-          <w:p>
-            <w:pPr>
-              <w:rPr>
-                <w:rFonts w:eastAsia="Calibri"/>
-                <w:b w:val="0"/>
-                <w:bCs/>
-                <w:color w:val="auto"/>
-              </w:rPr>
-            </w:pPr>
-            <w:r>
-              <w:rPr>
-                <w:rFonts w:eastAsia="Calibri"/>
-                <w:b w:val="0"/>
-                <w:bCs/>
-                <w:color w:val="auto"/>
+            <w:tcW w:w="1970" w:type="dxa"/>
+            <w:gridSpan w:val="2"/>
+          </w:tcPr>
+          <w:p>
+            <w:pPr>
+              <w:rPr>
+                <w:rFonts w:eastAsia="Calibri"/>
+                <w:bCs/>
+              </w:rPr>
+            </w:pPr>
+            <w:r>
+              <w:rPr>
+                <w:rFonts w:eastAsia="Calibri"/>
+                <w:bCs/>
               </w:rPr>
               <w:t>Comentario respuesta incorrecta</w:t>
             </w:r>
@@ -6933,18 +6093,16 @@
         </w:tc>
         <w:tc>
           <w:tcPr>
-            <w:tcW w:w="7620" w:type="dxa"/>
+            <w:tcW w:w="8184" w:type="dxa"/>
             <w:gridSpan w:val="11"/>
-            <w:shd w:val="clear" w:color="auto" w:fill="FFFFFF"/>
-          </w:tcPr>
-          <w:p>
-            <w:pPr>
-              <w:cnfStyle w:val="000000000000" w:firstRow="0" w:lastRow="0" w:firstColumn="0" w:lastColumn="0" w:oddVBand="0" w:evenVBand="0" w:oddHBand="0" w:evenHBand="0" w:firstRowFirstColumn="0" w:firstRowLastColumn="0" w:lastRowFirstColumn="0" w:lastRowLastColumn="0"/>
+            <w:shd w:val="clear" w:color="auto" w:fill="FFFFFF" w:themeFill="background1"/>
+          </w:tcPr>
+          <w:p>
+            <w:pPr>
               <w:rPr>
                 <w:rFonts w:eastAsia="Calibri"/>
                 <w:bCs/>
                 <w:iCs/>
-                <w:color w:val="auto"/>
               </w:rPr>
             </w:pPr>
             <w:r>
@@ -6952,7 +6110,6 @@
                 <w:rFonts w:eastAsia="Calibri"/>
                 <w:bCs/>
                 <w:iCs/>
-                <w:color w:val="auto"/>
               </w:rPr>
               <w:t>Lo sentimos, su respuesta no es la correcta.</w:t>
             </w:r>
@@ -6961,26 +6118,22 @@
       </w:tr>
       <w:tr>
         <w:trPr>
-          <w:cnfStyle w:val="000000100000" w:firstRow="0" w:lastRow="0" w:firstColumn="0" w:lastColumn="0" w:oddVBand="0" w:evenVBand="0" w:oddHBand="1" w:evenHBand="0" w:firstRowFirstColumn="0" w:firstRowLastColumn="0" w:lastRowFirstColumn="0" w:lastRowLastColumn="0"/>
-          <w:trHeight w:val="220"/>
-        </w:trPr>
-        <w:tc>
-          <w:tcPr>
-            <w:cnfStyle w:val="001000000000" w:firstRow="0" w:lastRow="0" w:firstColumn="1" w:lastColumn="0" w:oddVBand="0" w:evenVBand="0" w:oddHBand="0" w:evenHBand="0" w:firstRowFirstColumn="0" w:firstRowLastColumn="0" w:lastRowFirstColumn="0" w:lastRowLastColumn="0"/>
-            <w:tcW w:w="2534" w:type="dxa"/>
-            <w:gridSpan w:val="2"/>
-          </w:tcPr>
-          <w:p>
-            <w:pPr>
-              <w:rPr>
-                <w:rFonts w:eastAsia="Calibri"/>
-                <w:color w:val="auto"/>
-              </w:rPr>
-            </w:pPr>
-            <w:r>
-              <w:rPr>
-                <w:rFonts w:eastAsia="Calibri"/>
-                <w:color w:val="auto"/>
+          <w:trHeight w:val="220"/>
+        </w:trPr>
+        <w:tc>
+          <w:tcPr>
+            <w:tcW w:w="1970" w:type="dxa"/>
+            <w:gridSpan w:val="2"/>
+          </w:tcPr>
+          <w:p>
+            <w:pPr>
+              <w:rPr>
+                <w:rFonts w:eastAsia="Calibri"/>
+              </w:rPr>
+            </w:pPr>
+            <w:r>
+              <w:rPr>
+                <w:rFonts w:eastAsia="Calibri"/>
               </w:rPr>
               <w:t>Pregunta 14</w:t>
             </w:r>
@@ -6988,18 +6141,16 @@
         </w:tc>
         <w:tc>
           <w:tcPr>
-            <w:tcW w:w="7620" w:type="dxa"/>
+            <w:tcW w:w="8184" w:type="dxa"/>
             <w:gridSpan w:val="11"/>
-            <w:shd w:val="clear" w:color="auto" w:fill="FFFFFF"/>
-          </w:tcPr>
-          <w:p>
-            <w:pPr>
-              <w:cnfStyle w:val="000000100000" w:firstRow="0" w:lastRow="0" w:firstColumn="0" w:lastColumn="0" w:oddVBand="0" w:evenVBand="0" w:oddHBand="1" w:evenHBand="0" w:firstRowFirstColumn="0" w:firstRowLastColumn="0" w:lastRowFirstColumn="0" w:lastRowLastColumn="0"/>
+            <w:shd w:val="clear" w:color="auto" w:fill="FFFFFF" w:themeFill="background1"/>
+          </w:tcPr>
+          <w:p>
+            <w:pPr>
               <w:rPr>
                 <w:rFonts w:eastAsia="Calibri"/>
                 <w:b/>
                 <w:iCs/>
-                <w:color w:val="auto"/>
               </w:rPr>
             </w:pPr>
             <w:r>
@@ -7007,7 +6158,6 @@
                 <w:rFonts w:eastAsia="Calibri"/>
                 <w:b/>
                 <w:iCs/>
-                <w:color w:val="auto"/>
               </w:rPr>
               <w:t>Las hormas para pie delgado evitan el deslizamiento dentro del calzado.</w:t>
             </w:r>
@@ -7020,23 +6170,19 @@
         </w:trPr>
         <w:tc>
           <w:tcPr>
-            <w:cnfStyle w:val="001000000000" w:firstRow="0" w:lastRow="0" w:firstColumn="1" w:lastColumn="0" w:oddVBand="0" w:evenVBand="0" w:oddHBand="0" w:evenHBand="0" w:firstRowFirstColumn="0" w:firstRowLastColumn="0" w:lastRowFirstColumn="0" w:lastRowLastColumn="0"/>
-            <w:tcW w:w="2534" w:type="dxa"/>
-            <w:gridSpan w:val="2"/>
-          </w:tcPr>
-          <w:p>
-            <w:pPr>
-              <w:rPr>
-                <w:rFonts w:eastAsia="Calibri"/>
-                <w:color w:val="auto"/>
-              </w:rPr>
-            </w:pPr>
-            <w:r>
-              <w:rPr>
-                <w:rFonts w:eastAsia="Calibri"/>
-                <w:b w:val="0"/>
-                <w:bCs/>
-                <w:color w:val="auto"/>
+            <w:tcW w:w="1970" w:type="dxa"/>
+            <w:gridSpan w:val="2"/>
+          </w:tcPr>
+          <w:p>
+            <w:pPr>
+              <w:rPr>
+                <w:rFonts w:eastAsia="Calibri"/>
+              </w:rPr>
+            </w:pPr>
+            <w:r>
+              <w:rPr>
+                <w:rFonts w:eastAsia="Calibri"/>
+                <w:bCs/>
               </w:rPr>
               <w:t>Opción a)</w:t>
             </w:r>
@@ -7044,21 +6190,19 @@
         </w:tc>
         <w:tc>
           <w:tcPr>
-            <w:tcW w:w="6585" w:type="dxa"/>
+            <w:tcW w:w="6877" w:type="dxa"/>
             <w:gridSpan w:val="5"/>
             <w:tcBorders>
               <w:right w:val="single" w:sz="4" w:space="0" w:color="auto"/>
             </w:tcBorders>
-            <w:shd w:val="clear" w:color="auto" w:fill="FFFFFF"/>
-          </w:tcPr>
-          <w:p>
-            <w:pPr>
-              <w:cnfStyle w:val="000000000000" w:firstRow="0" w:lastRow="0" w:firstColumn="0" w:lastColumn="0" w:oddVBand="0" w:evenVBand="0" w:oddHBand="0" w:evenHBand="0" w:firstRowFirstColumn="0" w:firstRowLastColumn="0" w:lastRowFirstColumn="0" w:lastRowLastColumn="0"/>
+            <w:shd w:val="clear" w:color="auto" w:fill="FFFFFF" w:themeFill="background1"/>
+          </w:tcPr>
+          <w:p>
+            <w:pPr>
               <w:rPr>
                 <w:rFonts w:eastAsia="Calibri"/>
                 <w:bCs/>
                 <w:iCs/>
-                <w:color w:val="auto"/>
               </w:rPr>
             </w:pPr>
             <w:r>
@@ -7066,7 +6210,6 @@
                 <w:rFonts w:eastAsia="Calibri"/>
                 <w:bCs/>
                 <w:iCs/>
-                <w:color w:val="auto"/>
               </w:rPr>
               <w:t>Falso</w:t>
             </w:r>
@@ -7074,50 +6217,43 @@
         </w:tc>
         <w:tc>
           <w:tcPr>
-            <w:tcW w:w="1035" w:type="dxa"/>
+            <w:tcW w:w="1307" w:type="dxa"/>
             <w:gridSpan w:val="6"/>
             <w:tcBorders>
               <w:left w:val="single" w:sz="4" w:space="0" w:color="auto"/>
             </w:tcBorders>
-            <w:shd w:val="clear" w:color="auto" w:fill="FFFFFF"/>
-          </w:tcPr>
-          <w:p>
-            <w:pPr>
-              <w:cnfStyle w:val="000000000000" w:firstRow="0" w:lastRow="0" w:firstColumn="0" w:lastColumn="0" w:oddVBand="0" w:evenVBand="0" w:oddHBand="0" w:evenHBand="0" w:firstRowFirstColumn="0" w:firstRowLastColumn="0" w:lastRowFirstColumn="0" w:lastRowLastColumn="0"/>
+            <w:shd w:val="clear" w:color="auto" w:fill="FFFFFF" w:themeFill="background1"/>
+          </w:tcPr>
+          <w:p>
+            <w:pPr>
               <w:rPr>
                 <w:rFonts w:eastAsia="Calibri"/>
                 <w:bCs/>
                 <w:iCs/>
-                <w:color w:val="auto"/>
-              </w:rPr>
-            </w:pPr>
-          </w:p>
-        </w:tc>
-      </w:tr>
-      <w:tr>
-        <w:trPr>
-          <w:cnfStyle w:val="000000100000" w:firstRow="0" w:lastRow="0" w:firstColumn="0" w:lastColumn="0" w:oddVBand="0" w:evenVBand="0" w:oddHBand="1" w:evenHBand="0" w:firstRowFirstColumn="0" w:firstRowLastColumn="0" w:lastRowFirstColumn="0" w:lastRowLastColumn="0"/>
-          <w:trHeight w:val="220"/>
-        </w:trPr>
-        <w:tc>
-          <w:tcPr>
-            <w:cnfStyle w:val="001000000000" w:firstRow="0" w:lastRow="0" w:firstColumn="1" w:lastColumn="0" w:oddVBand="0" w:evenVBand="0" w:oddHBand="0" w:evenHBand="0" w:firstRowFirstColumn="0" w:firstRowLastColumn="0" w:lastRowFirstColumn="0" w:lastRowLastColumn="0"/>
-            <w:tcW w:w="2534" w:type="dxa"/>
-            <w:gridSpan w:val="2"/>
-          </w:tcPr>
-          <w:p>
-            <w:pPr>
-              <w:rPr>
-                <w:rFonts w:eastAsia="Calibri"/>
-                <w:color w:val="auto"/>
-              </w:rPr>
-            </w:pPr>
-            <w:r>
-              <w:rPr>
-                <w:rFonts w:eastAsia="Calibri"/>
-                <w:b w:val="0"/>
-                <w:bCs/>
-                <w:color w:val="auto"/>
+              </w:rPr>
+            </w:pPr>
+          </w:p>
+        </w:tc>
+      </w:tr>
+      <w:tr>
+        <w:trPr>
+          <w:trHeight w:val="220"/>
+        </w:trPr>
+        <w:tc>
+          <w:tcPr>
+            <w:tcW w:w="1970" w:type="dxa"/>
+            <w:gridSpan w:val="2"/>
+          </w:tcPr>
+          <w:p>
+            <w:pPr>
+              <w:rPr>
+                <w:rFonts w:eastAsia="Calibri"/>
+              </w:rPr>
+            </w:pPr>
+            <w:r>
+              <w:rPr>
+                <w:rFonts w:eastAsia="Calibri"/>
+                <w:bCs/>
               </w:rPr>
               <w:t>Opción b)</w:t>
             </w:r>
@@ -7125,21 +6261,19 @@
         </w:tc>
         <w:tc>
           <w:tcPr>
-            <w:tcW w:w="6585" w:type="dxa"/>
+            <w:tcW w:w="6877" w:type="dxa"/>
             <w:gridSpan w:val="5"/>
             <w:tcBorders>
               <w:right w:val="single" w:sz="4" w:space="0" w:color="auto"/>
             </w:tcBorders>
-            <w:shd w:val="clear" w:color="auto" w:fill="FFFFFF"/>
-          </w:tcPr>
-          <w:p>
-            <w:pPr>
-              <w:cnfStyle w:val="000000100000" w:firstRow="0" w:lastRow="0" w:firstColumn="0" w:lastColumn="0" w:oddVBand="0" w:evenVBand="0" w:oddHBand="1" w:evenHBand="0" w:firstRowFirstColumn="0" w:firstRowLastColumn="0" w:lastRowFirstColumn="0" w:lastRowLastColumn="0"/>
+            <w:shd w:val="clear" w:color="auto" w:fill="FFFFFF" w:themeFill="background1"/>
+          </w:tcPr>
+          <w:p>
+            <w:pPr>
               <w:rPr>
                 <w:rFonts w:eastAsia="Calibri"/>
                 <w:bCs/>
                 <w:iCs/>
-                <w:color w:val="auto"/>
               </w:rPr>
             </w:pPr>
             <w:r>
@@ -7147,7 +6281,6 @@
                 <w:rFonts w:eastAsia="Calibri"/>
                 <w:bCs/>
                 <w:iCs/>
-                <w:color w:val="auto"/>
               </w:rPr>
               <w:t xml:space="preserve">Verdadero. </w:t>
             </w:r>
@@ -7155,21 +6288,19 @@
         </w:tc>
         <w:tc>
           <w:tcPr>
-            <w:tcW w:w="1035" w:type="dxa"/>
+            <w:tcW w:w="1307" w:type="dxa"/>
             <w:gridSpan w:val="6"/>
             <w:tcBorders>
               <w:left w:val="single" w:sz="4" w:space="0" w:color="auto"/>
             </w:tcBorders>
-            <w:shd w:val="clear" w:color="auto" w:fill="FFFFFF"/>
-          </w:tcPr>
-          <w:p>
-            <w:pPr>
-              <w:cnfStyle w:val="000000100000" w:firstRow="0" w:lastRow="0" w:firstColumn="0" w:lastColumn="0" w:oddVBand="0" w:evenVBand="0" w:oddHBand="1" w:evenHBand="0" w:firstRowFirstColumn="0" w:firstRowLastColumn="0" w:lastRowFirstColumn="0" w:lastRowLastColumn="0"/>
+            <w:shd w:val="clear" w:color="auto" w:fill="FFFFFF" w:themeFill="background1"/>
+          </w:tcPr>
+          <w:p>
+            <w:pPr>
               <w:rPr>
                 <w:rFonts w:eastAsia="Calibri"/>
                 <w:bCs/>
                 <w:iCs/>
-                <w:color w:val="auto"/>
               </w:rPr>
             </w:pPr>
             <w:r>
@@ -7177,7 +6308,6 @@
                 <w:rFonts w:eastAsia="Calibri"/>
                 <w:bCs/>
                 <w:iCs/>
-                <w:color w:val="auto"/>
               </w:rPr>
               <w:t>X</w:t>
             </w:r>
@@ -7190,25 +6320,20 @@
         </w:trPr>
         <w:tc>
           <w:tcPr>
-            <w:cnfStyle w:val="001000000000" w:firstRow="0" w:lastRow="0" w:firstColumn="1" w:lastColumn="0" w:oddVBand="0" w:evenVBand="0" w:oddHBand="0" w:evenHBand="0" w:firstRowFirstColumn="0" w:firstRowLastColumn="0" w:lastRowFirstColumn="0" w:lastRowLastColumn="0"/>
-            <w:tcW w:w="2534" w:type="dxa"/>
-            <w:gridSpan w:val="2"/>
-          </w:tcPr>
-          <w:p>
-            <w:pPr>
-              <w:rPr>
-                <w:rFonts w:eastAsia="Calibri"/>
-                <w:b w:val="0"/>
-                <w:bCs/>
-                <w:color w:val="auto"/>
-              </w:rPr>
-            </w:pPr>
-            <w:r>
-              <w:rPr>
-                <w:rFonts w:eastAsia="Calibri"/>
-                <w:b w:val="0"/>
-                <w:bCs/>
-                <w:color w:val="auto"/>
+            <w:tcW w:w="1970" w:type="dxa"/>
+            <w:gridSpan w:val="2"/>
+          </w:tcPr>
+          <w:p>
+            <w:pPr>
+              <w:rPr>
+                <w:rFonts w:eastAsia="Calibri"/>
+                <w:bCs/>
+              </w:rPr>
+            </w:pPr>
+            <w:r>
+              <w:rPr>
+                <w:rFonts w:eastAsia="Calibri"/>
+                <w:bCs/>
               </w:rPr>
               <w:t>Comentario respuesta correcta</w:t>
             </w:r>
@@ -7216,18 +6341,16 @@
         </w:tc>
         <w:tc>
           <w:tcPr>
-            <w:tcW w:w="7620" w:type="dxa"/>
+            <w:tcW w:w="8184" w:type="dxa"/>
             <w:gridSpan w:val="11"/>
-            <w:shd w:val="clear" w:color="auto" w:fill="FFFFFF"/>
-          </w:tcPr>
-          <w:p>
-            <w:pPr>
-              <w:cnfStyle w:val="000000000000" w:firstRow="0" w:lastRow="0" w:firstColumn="0" w:lastColumn="0" w:oddVBand="0" w:evenVBand="0" w:oddHBand="0" w:evenHBand="0" w:firstRowFirstColumn="0" w:firstRowLastColumn="0" w:lastRowFirstColumn="0" w:lastRowLastColumn="0"/>
+            <w:shd w:val="clear" w:color="auto" w:fill="FFFFFF" w:themeFill="background1"/>
+          </w:tcPr>
+          <w:p>
+            <w:pPr>
               <w:rPr>
                 <w:rFonts w:eastAsia="Calibri"/>
                 <w:bCs/>
                 <w:iCs/>
-                <w:color w:val="auto"/>
               </w:rPr>
             </w:pPr>
             <w:r>
@@ -7235,7 +6358,6 @@
                 <w:rFonts w:eastAsia="Calibri"/>
                 <w:bCs/>
                 <w:iCs/>
-                <w:color w:val="auto"/>
               </w:rPr>
               <w:t>¡Muy bien! Ha acertado la respuesta.</w:t>
             </w:r>
@@ -7244,30 +6366,24 @@
       </w:tr>
       <w:tr>
         <w:trPr>
-          <w:cnfStyle w:val="000000100000" w:firstRow="0" w:lastRow="0" w:firstColumn="0" w:lastColumn="0" w:oddVBand="0" w:evenVBand="0" w:oddHBand="1" w:evenHBand="0" w:firstRowFirstColumn="0" w:firstRowLastColumn="0" w:lastRowFirstColumn="0" w:lastRowLastColumn="0"/>
-          <w:trHeight w:val="220"/>
-        </w:trPr>
-        <w:tc>
-          <w:tcPr>
-            <w:cnfStyle w:val="001000000000" w:firstRow="0" w:lastRow="0" w:firstColumn="1" w:lastColumn="0" w:oddVBand="0" w:evenVBand="0" w:oddHBand="0" w:evenHBand="0" w:firstRowFirstColumn="0" w:firstRowLastColumn="0" w:lastRowFirstColumn="0" w:lastRowLastColumn="0"/>
-            <w:tcW w:w="2534" w:type="dxa"/>
-            <w:gridSpan w:val="2"/>
-          </w:tcPr>
-          <w:p>
-            <w:pPr>
-              <w:rPr>
-                <w:rFonts w:eastAsia="Calibri"/>
-                <w:b w:val="0"/>
-                <w:bCs/>
-                <w:color w:val="auto"/>
-              </w:rPr>
-            </w:pPr>
-            <w:r>
-              <w:rPr>
-                <w:rFonts w:eastAsia="Calibri"/>
-                <w:b w:val="0"/>
-                <w:bCs/>
-                <w:color w:val="auto"/>
+          <w:trHeight w:val="220"/>
+        </w:trPr>
+        <w:tc>
+          <w:tcPr>
+            <w:tcW w:w="1970" w:type="dxa"/>
+            <w:gridSpan w:val="2"/>
+          </w:tcPr>
+          <w:p>
+            <w:pPr>
+              <w:rPr>
+                <w:rFonts w:eastAsia="Calibri"/>
+                <w:bCs/>
+              </w:rPr>
+            </w:pPr>
+            <w:r>
+              <w:rPr>
+                <w:rFonts w:eastAsia="Calibri"/>
+                <w:bCs/>
               </w:rPr>
               <w:t>Comentario respuesta incorrecta</w:t>
             </w:r>
@@ -7275,18 +6391,16 @@
         </w:tc>
         <w:tc>
           <w:tcPr>
-            <w:tcW w:w="7620" w:type="dxa"/>
+            <w:tcW w:w="8184" w:type="dxa"/>
             <w:gridSpan w:val="11"/>
-            <w:shd w:val="clear" w:color="auto" w:fill="FFFFFF"/>
-          </w:tcPr>
-          <w:p>
-            <w:pPr>
-              <w:cnfStyle w:val="000000100000" w:firstRow="0" w:lastRow="0" w:firstColumn="0" w:lastColumn="0" w:oddVBand="0" w:evenVBand="0" w:oddHBand="1" w:evenHBand="0" w:firstRowFirstColumn="0" w:firstRowLastColumn="0" w:lastRowFirstColumn="0" w:lastRowLastColumn="0"/>
+            <w:shd w:val="clear" w:color="auto" w:fill="FFFFFF" w:themeFill="background1"/>
+          </w:tcPr>
+          <w:p>
+            <w:pPr>
               <w:rPr>
                 <w:rFonts w:eastAsia="Calibri"/>
                 <w:bCs/>
                 <w:iCs/>
-                <w:color w:val="auto"/>
               </w:rPr>
             </w:pPr>
             <w:r>
@@ -7294,7 +6408,6 @@
                 <w:rFonts w:eastAsia="Calibri"/>
                 <w:bCs/>
                 <w:iCs/>
-                <w:color w:val="auto"/>
               </w:rPr>
               <w:t>Lo sentimos, su respuesta no es la correcta.</w:t>
             </w:r>
@@ -7307,21 +6420,18 @@
         </w:trPr>
         <w:tc>
           <w:tcPr>
-            <w:cnfStyle w:val="001000000000" w:firstRow="0" w:lastRow="0" w:firstColumn="1" w:lastColumn="0" w:oddVBand="0" w:evenVBand="0" w:oddHBand="0" w:evenHBand="0" w:firstRowFirstColumn="0" w:firstRowLastColumn="0" w:lastRowFirstColumn="0" w:lastRowLastColumn="0"/>
-            <w:tcW w:w="2534" w:type="dxa"/>
-            <w:gridSpan w:val="2"/>
-          </w:tcPr>
-          <w:p>
-            <w:pPr>
-              <w:rPr>
-                <w:rFonts w:eastAsia="Calibri"/>
-                <w:color w:val="auto"/>
-              </w:rPr>
-            </w:pPr>
-            <w:r>
-              <w:rPr>
-                <w:rFonts w:eastAsia="Calibri"/>
-                <w:color w:val="auto"/>
+            <w:tcW w:w="1970" w:type="dxa"/>
+            <w:gridSpan w:val="2"/>
+          </w:tcPr>
+          <w:p>
+            <w:pPr>
+              <w:rPr>
+                <w:rFonts w:eastAsia="Calibri"/>
+              </w:rPr>
+            </w:pPr>
+            <w:r>
+              <w:rPr>
+                <w:rFonts w:eastAsia="Calibri"/>
               </w:rPr>
               <w:t>Pregunta 15</w:t>
             </w:r>
@@ -7329,21 +6439,19 @@
         </w:tc>
         <w:tc>
           <w:tcPr>
-            <w:tcW w:w="6600" w:type="dxa"/>
+            <w:tcW w:w="6987" w:type="dxa"/>
             <w:gridSpan w:val="6"/>
             <w:tcBorders>
               <w:right w:val="single" w:sz="4" w:space="0" w:color="auto"/>
             </w:tcBorders>
-            <w:shd w:val="clear" w:color="auto" w:fill="FFFFFF"/>
-          </w:tcPr>
-          <w:p>
-            <w:pPr>
-              <w:cnfStyle w:val="000000000000" w:firstRow="0" w:lastRow="0" w:firstColumn="0" w:lastColumn="0" w:oddVBand="0" w:evenVBand="0" w:oddHBand="0" w:evenHBand="0" w:firstRowFirstColumn="0" w:firstRowLastColumn="0" w:lastRowFirstColumn="0" w:lastRowLastColumn="0"/>
+            <w:shd w:val="clear" w:color="auto" w:fill="FFFFFF" w:themeFill="background1"/>
+          </w:tcPr>
+          <w:p>
+            <w:pPr>
               <w:rPr>
                 <w:rFonts w:eastAsia="Calibri"/>
                 <w:b/>
                 <w:iCs/>
-                <w:color w:val="auto"/>
               </w:rPr>
             </w:pPr>
             <w:r>
@@ -7351,7 +6459,6 @@
                 <w:rFonts w:eastAsia="Calibri"/>
                 <w:b/>
                 <w:iCs/>
-                <w:color w:val="auto"/>
               </w:rPr>
               <w:t>El proceso de enmascarado comienza colocando una cinta de refuerzo sobre el talón.</w:t>
             </w:r>
@@ -7359,50 +6466,43 @@
         </w:tc>
         <w:tc>
           <w:tcPr>
-            <w:tcW w:w="1020" w:type="dxa"/>
+            <w:tcW w:w="1197" w:type="dxa"/>
             <w:gridSpan w:val="5"/>
             <w:tcBorders>
               <w:left w:val="single" w:sz="4" w:space="0" w:color="auto"/>
             </w:tcBorders>
-            <w:shd w:val="clear" w:color="auto" w:fill="FFFFFF"/>
-          </w:tcPr>
-          <w:p>
-            <w:pPr>
-              <w:cnfStyle w:val="000000000000" w:firstRow="0" w:lastRow="0" w:firstColumn="0" w:lastColumn="0" w:oddVBand="0" w:evenVBand="0" w:oddHBand="0" w:evenHBand="0" w:firstRowFirstColumn="0" w:firstRowLastColumn="0" w:lastRowFirstColumn="0" w:lastRowLastColumn="0"/>
+            <w:shd w:val="clear" w:color="auto" w:fill="FFFFFF" w:themeFill="background1"/>
+          </w:tcPr>
+          <w:p>
+            <w:pPr>
               <w:rPr>
                 <w:rFonts w:eastAsia="Calibri"/>
                 <w:bCs/>
                 <w:iCs/>
-                <w:color w:val="auto"/>
-              </w:rPr>
-            </w:pPr>
-          </w:p>
-        </w:tc>
-      </w:tr>
-      <w:tr>
-        <w:trPr>
-          <w:cnfStyle w:val="000000100000" w:firstRow="0" w:lastRow="0" w:firstColumn="0" w:lastColumn="0" w:oddVBand="0" w:evenVBand="0" w:oddHBand="1" w:evenHBand="0" w:firstRowFirstColumn="0" w:firstRowLastColumn="0" w:lastRowFirstColumn="0" w:lastRowLastColumn="0"/>
-          <w:trHeight w:val="220"/>
-        </w:trPr>
-        <w:tc>
-          <w:tcPr>
-            <w:cnfStyle w:val="001000000000" w:firstRow="0" w:lastRow="0" w:firstColumn="1" w:lastColumn="0" w:oddVBand="0" w:evenVBand="0" w:oddHBand="0" w:evenHBand="0" w:firstRowFirstColumn="0" w:firstRowLastColumn="0" w:lastRowFirstColumn="0" w:lastRowLastColumn="0"/>
-            <w:tcW w:w="2534" w:type="dxa"/>
-            <w:gridSpan w:val="2"/>
-          </w:tcPr>
-          <w:p>
-            <w:pPr>
-              <w:rPr>
-                <w:rFonts w:eastAsia="Calibri"/>
-                <w:color w:val="auto"/>
-              </w:rPr>
-            </w:pPr>
-            <w:r>
-              <w:rPr>
-                <w:rFonts w:eastAsia="Calibri"/>
-                <w:b w:val="0"/>
-                <w:bCs/>
-                <w:color w:val="auto"/>
+              </w:rPr>
+            </w:pPr>
+          </w:p>
+        </w:tc>
+      </w:tr>
+      <w:tr>
+        <w:trPr>
+          <w:trHeight w:val="220"/>
+        </w:trPr>
+        <w:tc>
+          <w:tcPr>
+            <w:tcW w:w="1970" w:type="dxa"/>
+            <w:gridSpan w:val="2"/>
+          </w:tcPr>
+          <w:p>
+            <w:pPr>
+              <w:rPr>
+                <w:rFonts w:eastAsia="Calibri"/>
+              </w:rPr>
+            </w:pPr>
+            <w:r>
+              <w:rPr>
+                <w:rFonts w:eastAsia="Calibri"/>
+                <w:bCs/>
               </w:rPr>
               <w:t>Opción a)</w:t>
             </w:r>
@@ -7410,21 +6510,19 @@
         </w:tc>
         <w:tc>
           <w:tcPr>
-            <w:tcW w:w="6600" w:type="dxa"/>
+            <w:tcW w:w="6987" w:type="dxa"/>
             <w:gridSpan w:val="6"/>
             <w:tcBorders>
               <w:right w:val="single" w:sz="4" w:space="0" w:color="auto"/>
             </w:tcBorders>
-            <w:shd w:val="clear" w:color="auto" w:fill="FFFFFF"/>
-          </w:tcPr>
-          <w:p>
-            <w:pPr>
-              <w:cnfStyle w:val="000000100000" w:firstRow="0" w:lastRow="0" w:firstColumn="0" w:lastColumn="0" w:oddVBand="0" w:evenVBand="0" w:oddHBand="1" w:evenHBand="0" w:firstRowFirstColumn="0" w:firstRowLastColumn="0" w:lastRowFirstColumn="0" w:lastRowLastColumn="0"/>
+            <w:shd w:val="clear" w:color="auto" w:fill="FFFFFF" w:themeFill="background1"/>
+          </w:tcPr>
+          <w:p>
+            <w:pPr>
               <w:rPr>
                 <w:rFonts w:eastAsia="Calibri"/>
                 <w:bCs/>
                 <w:iCs/>
-                <w:color w:val="auto"/>
               </w:rPr>
             </w:pPr>
             <w:r>
@@ -7432,7 +6530,6 @@
                 <w:rFonts w:eastAsia="Calibri"/>
                 <w:bCs/>
                 <w:iCs/>
-                <w:color w:val="auto"/>
               </w:rPr>
               <w:t>Falso</w:t>
             </w:r>
@@ -7440,21 +6537,19 @@
         </w:tc>
         <w:tc>
           <w:tcPr>
-            <w:tcW w:w="1020" w:type="dxa"/>
+            <w:tcW w:w="1197" w:type="dxa"/>
             <w:gridSpan w:val="5"/>
             <w:tcBorders>
               <w:left w:val="single" w:sz="4" w:space="0" w:color="auto"/>
             </w:tcBorders>
-            <w:shd w:val="clear" w:color="auto" w:fill="FFFFFF"/>
-          </w:tcPr>
-          <w:p>
-            <w:pPr>
-              <w:cnfStyle w:val="000000100000" w:firstRow="0" w:lastRow="0" w:firstColumn="0" w:lastColumn="0" w:oddVBand="0" w:evenVBand="0" w:oddHBand="1" w:evenHBand="0" w:firstRowFirstColumn="0" w:firstRowLastColumn="0" w:lastRowFirstColumn="0" w:lastRowLastColumn="0"/>
+            <w:shd w:val="clear" w:color="auto" w:fill="FFFFFF" w:themeFill="background1"/>
+          </w:tcPr>
+          <w:p>
+            <w:pPr>
               <w:rPr>
                 <w:rFonts w:eastAsia="Calibri"/>
                 <w:bCs/>
                 <w:iCs/>
-                <w:color w:val="auto"/>
               </w:rPr>
             </w:pPr>
             <w:r>
@@ -7462,7 +6557,6 @@
                 <w:rFonts w:eastAsia="Calibri"/>
                 <w:bCs/>
                 <w:iCs/>
-                <w:color w:val="auto"/>
               </w:rPr>
               <w:t>x</w:t>
             </w:r>
@@ -7475,23 +6569,19 @@
         </w:trPr>
         <w:tc>
           <w:tcPr>
-            <w:cnfStyle w:val="001000000000" w:firstRow="0" w:lastRow="0" w:firstColumn="1" w:lastColumn="0" w:oddVBand="0" w:evenVBand="0" w:oddHBand="0" w:evenHBand="0" w:firstRowFirstColumn="0" w:firstRowLastColumn="0" w:lastRowFirstColumn="0" w:lastRowLastColumn="0"/>
-            <w:tcW w:w="2534" w:type="dxa"/>
-            <w:gridSpan w:val="2"/>
-          </w:tcPr>
-          <w:p>
-            <w:pPr>
-              <w:rPr>
-                <w:rFonts w:eastAsia="Calibri"/>
-                <w:color w:val="auto"/>
-              </w:rPr>
-            </w:pPr>
-            <w:r>
-              <w:rPr>
-                <w:rFonts w:eastAsia="Calibri"/>
-                <w:b w:val="0"/>
-                <w:bCs/>
-                <w:color w:val="auto"/>
+            <w:tcW w:w="1970" w:type="dxa"/>
+            <w:gridSpan w:val="2"/>
+          </w:tcPr>
+          <w:p>
+            <w:pPr>
+              <w:rPr>
+                <w:rFonts w:eastAsia="Calibri"/>
+              </w:rPr>
+            </w:pPr>
+            <w:r>
+              <w:rPr>
+                <w:rFonts w:eastAsia="Calibri"/>
+                <w:bCs/>
               </w:rPr>
               <w:t>Opción b)</w:t>
             </w:r>
@@ -7499,21 +6589,19 @@
         </w:tc>
         <w:tc>
           <w:tcPr>
-            <w:tcW w:w="6600" w:type="dxa"/>
+            <w:tcW w:w="6987" w:type="dxa"/>
             <w:gridSpan w:val="6"/>
             <w:tcBorders>
               <w:right w:val="single" w:sz="4" w:space="0" w:color="auto"/>
             </w:tcBorders>
-            <w:shd w:val="clear" w:color="auto" w:fill="FFFFFF"/>
-          </w:tcPr>
-          <w:p>
-            <w:pPr>
-              <w:cnfStyle w:val="000000000000" w:firstRow="0" w:lastRow="0" w:firstColumn="0" w:lastColumn="0" w:oddVBand="0" w:evenVBand="0" w:oddHBand="0" w:evenHBand="0" w:firstRowFirstColumn="0" w:firstRowLastColumn="0" w:lastRowFirstColumn="0" w:lastRowLastColumn="0"/>
+            <w:shd w:val="clear" w:color="auto" w:fill="FFFFFF" w:themeFill="background1"/>
+          </w:tcPr>
+          <w:p>
+            <w:pPr>
               <w:rPr>
                 <w:rFonts w:eastAsia="Calibri"/>
                 <w:bCs/>
                 <w:iCs/>
-                <w:color w:val="auto"/>
               </w:rPr>
             </w:pPr>
             <w:r>
@@ -7521,7 +6609,6 @@
                 <w:rFonts w:eastAsia="Calibri"/>
                 <w:bCs/>
                 <w:iCs/>
-                <w:color w:val="auto"/>
               </w:rPr>
               <w:t xml:space="preserve">Verdadero. </w:t>
             </w:r>
@@ -7529,52 +6616,44 @@
         </w:tc>
         <w:tc>
           <w:tcPr>
-            <w:tcW w:w="1020" w:type="dxa"/>
+            <w:tcW w:w="1197" w:type="dxa"/>
             <w:gridSpan w:val="5"/>
             <w:tcBorders>
               <w:left w:val="single" w:sz="4" w:space="0" w:color="auto"/>
             </w:tcBorders>
-            <w:shd w:val="clear" w:color="auto" w:fill="FFFFFF"/>
-          </w:tcPr>
-          <w:p>
-            <w:pPr>
-              <w:cnfStyle w:val="000000000000" w:firstRow="0" w:lastRow="0" w:firstColumn="0" w:lastColumn="0" w:oddVBand="0" w:evenVBand="0" w:oddHBand="0" w:evenHBand="0" w:firstRowFirstColumn="0" w:firstRowLastColumn="0" w:lastRowFirstColumn="0" w:lastRowLastColumn="0"/>
+            <w:shd w:val="clear" w:color="auto" w:fill="FFFFFF" w:themeFill="background1"/>
+          </w:tcPr>
+          <w:p>
+            <w:pPr>
               <w:rPr>
                 <w:rFonts w:eastAsia="Calibri"/>
                 <w:bCs/>
                 <w:iCs/>
-                <w:color w:val="auto"/>
-              </w:rPr>
-            </w:pPr>
-          </w:p>
-        </w:tc>
-      </w:tr>
-      <w:tr>
-        <w:trPr>
-          <w:cnfStyle w:val="000000100000" w:firstRow="0" w:lastRow="0" w:firstColumn="0" w:lastColumn="0" w:oddVBand="0" w:evenVBand="0" w:oddHBand="1" w:evenHBand="0" w:firstRowFirstColumn="0" w:firstRowLastColumn="0" w:lastRowFirstColumn="0" w:lastRowLastColumn="0"/>
-          <w:trHeight w:val="220"/>
-        </w:trPr>
-        <w:tc>
-          <w:tcPr>
-            <w:cnfStyle w:val="001000000000" w:firstRow="0" w:lastRow="0" w:firstColumn="1" w:lastColumn="0" w:oddVBand="0" w:evenVBand="0" w:oddHBand="0" w:evenHBand="0" w:firstRowFirstColumn="0" w:firstRowLastColumn="0" w:lastRowFirstColumn="0" w:lastRowLastColumn="0"/>
-            <w:tcW w:w="2534" w:type="dxa"/>
-            <w:gridSpan w:val="2"/>
-          </w:tcPr>
-          <w:p>
-            <w:pPr>
-              <w:rPr>
-                <w:rFonts w:eastAsia="Calibri"/>
-                <w:b w:val="0"/>
-                <w:bCs/>
-                <w:color w:val="auto"/>
-              </w:rPr>
-            </w:pPr>
-            <w:r>
-              <w:rPr>
-                <w:rFonts w:eastAsia="Calibri"/>
-                <w:b w:val="0"/>
-                <w:bCs/>
-                <w:color w:val="auto"/>
+              </w:rPr>
+            </w:pPr>
+          </w:p>
+        </w:tc>
+      </w:tr>
+      <w:tr>
+        <w:trPr>
+          <w:trHeight w:val="220"/>
+        </w:trPr>
+        <w:tc>
+          <w:tcPr>
+            <w:tcW w:w="1970" w:type="dxa"/>
+            <w:gridSpan w:val="2"/>
+          </w:tcPr>
+          <w:p>
+            <w:pPr>
+              <w:rPr>
+                <w:rFonts w:eastAsia="Calibri"/>
+                <w:bCs/>
+              </w:rPr>
+            </w:pPr>
+            <w:r>
+              <w:rPr>
+                <w:rFonts w:eastAsia="Calibri"/>
+                <w:bCs/>
               </w:rPr>
               <w:t>Comentario respuesta correcta</w:t>
             </w:r>
@@ -7582,18 +6661,16 @@
         </w:tc>
         <w:tc>
           <w:tcPr>
-            <w:tcW w:w="7620" w:type="dxa"/>
+            <w:tcW w:w="8184" w:type="dxa"/>
             <w:gridSpan w:val="11"/>
-            <w:shd w:val="clear" w:color="auto" w:fill="FFFFFF"/>
-          </w:tcPr>
-          <w:p>
-            <w:pPr>
-              <w:cnfStyle w:val="000000100000" w:firstRow="0" w:lastRow="0" w:firstColumn="0" w:lastColumn="0" w:oddVBand="0" w:evenVBand="0" w:oddHBand="1" w:evenHBand="0" w:firstRowFirstColumn="0" w:firstRowLastColumn="0" w:lastRowFirstColumn="0" w:lastRowLastColumn="0"/>
+            <w:shd w:val="clear" w:color="auto" w:fill="FFFFFF" w:themeFill="background1"/>
+          </w:tcPr>
+          <w:p>
+            <w:pPr>
               <w:rPr>
                 <w:rFonts w:eastAsia="Calibri"/>
                 <w:bCs/>
                 <w:iCs/>
-                <w:color w:val="auto"/>
               </w:rPr>
             </w:pPr>
             <w:r>
@@ -7601,7 +6678,6 @@
                 <w:rFonts w:eastAsia="Calibri"/>
                 <w:bCs/>
                 <w:iCs/>
-                <w:color w:val="auto"/>
               </w:rPr>
               <w:t>¡Muy bien! Ha acertado la respuesta.</w:t>
             </w:r>
@@ -7614,25 +6690,20 @@
         </w:trPr>
         <w:tc>
           <w:tcPr>
-            <w:cnfStyle w:val="001000000000" w:firstRow="0" w:lastRow="0" w:firstColumn="1" w:lastColumn="0" w:oddVBand="0" w:evenVBand="0" w:oddHBand="0" w:evenHBand="0" w:firstRowFirstColumn="0" w:firstRowLastColumn="0" w:lastRowFirstColumn="0" w:lastRowLastColumn="0"/>
-            <w:tcW w:w="2534" w:type="dxa"/>
-            <w:gridSpan w:val="2"/>
-          </w:tcPr>
-          <w:p>
-            <w:pPr>
-              <w:rPr>
-                <w:rFonts w:eastAsia="Calibri"/>
-                <w:b w:val="0"/>
-                <w:bCs/>
-                <w:color w:val="auto"/>
-              </w:rPr>
-            </w:pPr>
-            <w:r>
-              <w:rPr>
-                <w:rFonts w:eastAsia="Calibri"/>
-                <w:b w:val="0"/>
-                <w:bCs/>
-                <w:color w:val="auto"/>
+            <w:tcW w:w="1970" w:type="dxa"/>
+            <w:gridSpan w:val="2"/>
+          </w:tcPr>
+          <w:p>
+            <w:pPr>
+              <w:rPr>
+                <w:rFonts w:eastAsia="Calibri"/>
+                <w:bCs/>
+              </w:rPr>
+            </w:pPr>
+            <w:r>
+              <w:rPr>
+                <w:rFonts w:eastAsia="Calibri"/>
+                <w:bCs/>
               </w:rPr>
               <w:t>Comentario respuesta incorrecta</w:t>
             </w:r>
@@ -7640,18 +6711,16 @@
         </w:tc>
         <w:tc>
           <w:tcPr>
-            <w:tcW w:w="7620" w:type="dxa"/>
+            <w:tcW w:w="8184" w:type="dxa"/>
             <w:gridSpan w:val="11"/>
-            <w:shd w:val="clear" w:color="auto" w:fill="FFFFFF"/>
-          </w:tcPr>
-          <w:p>
-            <w:pPr>
-              <w:cnfStyle w:val="000000000000" w:firstRow="0" w:lastRow="0" w:firstColumn="0" w:lastColumn="0" w:oddVBand="0" w:evenVBand="0" w:oddHBand="0" w:evenHBand="0" w:firstRowFirstColumn="0" w:firstRowLastColumn="0" w:lastRowFirstColumn="0" w:lastRowLastColumn="0"/>
+            <w:shd w:val="clear" w:color="auto" w:fill="FFFFFF" w:themeFill="background1"/>
+          </w:tcPr>
+          <w:p>
+            <w:pPr>
               <w:rPr>
                 <w:rFonts w:eastAsia="Calibri"/>
                 <w:bCs/>
                 <w:iCs/>
-                <w:color w:val="auto"/>
               </w:rPr>
             </w:pPr>
             <w:r>
@@ -7659,7 +6728,6 @@
                 <w:rFonts w:eastAsia="Calibri"/>
                 <w:bCs/>
                 <w:iCs/>
-                <w:color w:val="auto"/>
               </w:rPr>
               <w:t>Lo sentimos, su respuesta no es la correcta.</w:t>
             </w:r>
@@ -7668,12 +6736,10 @@
       </w:tr>
       <w:tr>
         <w:trPr>
-          <w:cnfStyle w:val="000000100000" w:firstRow="0" w:lastRow="0" w:firstColumn="0" w:lastColumn="0" w:oddVBand="0" w:evenVBand="0" w:oddHBand="1" w:evenHBand="0" w:firstRowFirstColumn="0" w:firstRowLastColumn="0" w:lastRowFirstColumn="0" w:lastRowLastColumn="0"/>
-          <w:trHeight w:val="220"/>
-        </w:trPr>
-        <w:tc>
-          <w:tcPr>
-            <w:cnfStyle w:val="001000000000" w:firstRow="0" w:lastRow="0" w:firstColumn="1" w:lastColumn="0" w:oddVBand="0" w:evenVBand="0" w:oddHBand="0" w:evenHBand="0" w:firstRowFirstColumn="0" w:firstRowLastColumn="0" w:lastRowFirstColumn="0" w:lastRowLastColumn="0"/>
+          <w:trHeight w:val="220"/>
+        </w:trPr>
+        <w:tc>
+          <w:tcPr>
             <w:tcW w:w="10154" w:type="dxa"/>
             <w:gridSpan w:val="13"/>
             <w:shd w:val="clear" w:color="auto" w:fill="FFD966"/>
@@ -7684,13 +6750,11 @@
               <w:jc w:val="center"/>
               <w:rPr>
                 <w:rFonts w:eastAsia="Calibri"/>
-                <w:color w:val="auto"/>
-              </w:rPr>
-            </w:pPr>
-            <w:r>
-              <w:rPr>
-                <w:rFonts w:eastAsia="Calibri"/>
-                <w:color w:val="auto"/>
+              </w:rPr>
+            </w:pPr>
+            <w:r>
+              <w:rPr>
+                <w:rFonts w:eastAsia="Calibri"/>
               </w:rPr>
               <w:t>MENSAJE FINAL ACTIVIDAD</w:t>
             </w:r>
@@ -7703,8 +6767,7 @@
         </w:trPr>
         <w:tc>
           <w:tcPr>
-            <w:cnfStyle w:val="001000000000" w:firstRow="0" w:lastRow="0" w:firstColumn="1" w:lastColumn="0" w:oddVBand="0" w:evenVBand="0" w:oddHBand="0" w:evenHBand="0" w:firstRowFirstColumn="0" w:firstRowLastColumn="0" w:lastRowFirstColumn="0" w:lastRowLastColumn="0"/>
-            <w:tcW w:w="2534" w:type="dxa"/>
+            <w:tcW w:w="1970" w:type="dxa"/>
             <w:gridSpan w:val="2"/>
           </w:tcPr>
           <w:p>
@@ -7712,13 +6775,11 @@
               <w:widowControl w:val="0"/>
               <w:rPr>
                 <w:rFonts w:eastAsia="Calibri"/>
-                <w:color w:val="auto"/>
-              </w:rPr>
-            </w:pPr>
-            <w:r>
-              <w:rPr>
-                <w:rFonts w:eastAsia="Calibri"/>
-                <w:color w:val="auto"/>
+              </w:rPr>
+            </w:pPr>
+            <w:r>
+              <w:rPr>
+                <w:rFonts w:eastAsia="Calibri"/>
               </w:rPr>
               <w:t>Mensaje cuando supera el 70% de respuestas correctas</w:t>
             </w:r>
@@ -7726,73 +6787,61 @@
         </w:tc>
         <w:tc>
           <w:tcPr>
-            <w:tcW w:w="7620" w:type="dxa"/>
+            <w:tcW w:w="8184" w:type="dxa"/>
             <w:gridSpan w:val="11"/>
             <w:shd w:val="clear" w:color="auto" w:fill="auto"/>
           </w:tcPr>
           <w:p>
             <w:pPr>
-              <w:cnfStyle w:val="000000000000" w:firstRow="0" w:lastRow="0" w:firstColumn="0" w:lastColumn="0" w:oddVBand="0" w:evenVBand="0" w:oddHBand="0" w:evenHBand="0" w:firstRowFirstColumn="0" w:firstRowLastColumn="0" w:lastRowFirstColumn="0" w:lastRowLastColumn="0"/>
               <w:rPr>
                 <w:rFonts w:eastAsia="Calibri"/>
                 <w:i/>
-                <w:color w:val="auto"/>
-              </w:rPr>
-            </w:pPr>
-          </w:p>
-          <w:p>
-            <w:pPr>
-              <w:cnfStyle w:val="000000000000" w:firstRow="0" w:lastRow="0" w:firstColumn="0" w:lastColumn="0" w:oddVBand="0" w:evenVBand="0" w:oddHBand="0" w:evenHBand="0" w:firstRowFirstColumn="0" w:firstRowLastColumn="0" w:lastRowFirstColumn="0" w:lastRowLastColumn="0"/>
+              </w:rPr>
+            </w:pPr>
+          </w:p>
+          <w:p>
+            <w:pPr>
               <w:rPr>
                 <w:rFonts w:eastAsia="Calibri"/>
                 <w:i/>
-                <w:color w:val="auto"/>
               </w:rPr>
             </w:pPr>
             <w:r>
               <w:rPr>
                 <w:rFonts w:eastAsia="Calibri"/>
                 <w:i/>
-                <w:color w:val="auto"/>
               </w:rPr>
               <w:t>¡Excelente! Ha superado la actividad.</w:t>
             </w:r>
           </w:p>
           <w:p>
             <w:pPr>
-              <w:spacing w:line="276" w:lineRule="auto"/>
-              <w:cnfStyle w:val="000000000000" w:firstRow="0" w:lastRow="0" w:firstColumn="0" w:lastColumn="0" w:oddVBand="0" w:evenVBand="0" w:oddHBand="0" w:evenHBand="0" w:firstRowFirstColumn="0" w:firstRowLastColumn="0" w:lastRowFirstColumn="0" w:lastRowLastColumn="0"/>
               <w:rPr>
                 <w:rFonts w:eastAsia="Calibri"/>
                 <w:i/>
-                <w:color w:val="auto"/>
-              </w:rPr>
-            </w:pPr>
-          </w:p>
-          <w:p>
-            <w:pPr>
-              <w:cnfStyle w:val="000000000000" w:firstRow="0" w:lastRow="0" w:firstColumn="0" w:lastColumn="0" w:oddVBand="0" w:evenVBand="0" w:oddHBand="0" w:evenHBand="0" w:firstRowFirstColumn="0" w:firstRowLastColumn="0" w:lastRowFirstColumn="0" w:lastRowLastColumn="0"/>
+              </w:rPr>
+            </w:pPr>
+          </w:p>
+          <w:p>
+            <w:pPr>
               <w:rPr>
                 <w:rFonts w:eastAsia="Calibri"/>
                 <w:b/>
                 <w:i/>
-                <w:color w:val="auto"/>
-                <w:sz w:val="20"/>
-                <w:szCs w:val="20"/>
-              </w:rPr>
-            </w:pPr>
-          </w:p>
-        </w:tc>
-      </w:tr>
-      <w:tr>
-        <w:trPr>
-          <w:cnfStyle w:val="000000100000" w:firstRow="0" w:lastRow="0" w:firstColumn="0" w:lastColumn="0" w:oddVBand="0" w:evenVBand="0" w:oddHBand="1" w:evenHBand="0" w:firstRowFirstColumn="0" w:firstRowLastColumn="0" w:lastRowFirstColumn="0" w:lastRowLastColumn="0"/>
-          <w:trHeight w:val="220"/>
-        </w:trPr>
-        <w:tc>
-          <w:tcPr>
-            <w:cnfStyle w:val="001000000000" w:firstRow="0" w:lastRow="0" w:firstColumn="1" w:lastColumn="0" w:oddVBand="0" w:evenVBand="0" w:oddHBand="0" w:evenHBand="0" w:firstRowFirstColumn="0" w:firstRowLastColumn="0" w:lastRowFirstColumn="0" w:lastRowLastColumn="0"/>
-            <w:tcW w:w="2534" w:type="dxa"/>
+                <w:sz w:val="20"/>
+                <w:szCs w:val="20"/>
+              </w:rPr>
+            </w:pPr>
+          </w:p>
+        </w:tc>
+      </w:tr>
+      <w:tr>
+        <w:trPr>
+          <w:trHeight w:val="220"/>
+        </w:trPr>
+        <w:tc>
+          <w:tcPr>
+            <w:tcW w:w="1970" w:type="dxa"/>
             <w:gridSpan w:val="2"/>
           </w:tcPr>
           <w:p>
@@ -7800,13 +6849,11 @@
               <w:widowControl w:val="0"/>
               <w:rPr>
                 <w:rFonts w:eastAsia="Calibri"/>
-                <w:color w:val="auto"/>
-              </w:rPr>
-            </w:pPr>
-            <w:r>
-              <w:rPr>
-                <w:rFonts w:eastAsia="Calibri"/>
-                <w:color w:val="auto"/>
+              </w:rPr>
+            </w:pPr>
+            <w:r>
+              <w:rPr>
+                <w:rFonts w:eastAsia="Calibri"/>
               </w:rPr>
               <w:t>Mensaje cuando el porcentaje de respuestas correctas es inferior al 70%</w:t>
             </w:r>
@@ -7814,48 +6861,41 @@
         </w:tc>
         <w:tc>
           <w:tcPr>
-            <w:tcW w:w="7620" w:type="dxa"/>
+            <w:tcW w:w="8184" w:type="dxa"/>
             <w:gridSpan w:val="11"/>
             <w:shd w:val="clear" w:color="auto" w:fill="auto"/>
           </w:tcPr>
           <w:p>
             <w:pPr>
-              <w:cnfStyle w:val="000000100000" w:firstRow="0" w:lastRow="0" w:firstColumn="0" w:lastColumn="0" w:oddVBand="0" w:evenVBand="0" w:oddHBand="1" w:evenHBand="0" w:firstRowFirstColumn="0" w:firstRowLastColumn="0" w:lastRowFirstColumn="0" w:lastRowLastColumn="0"/>
               <w:rPr>
                 <w:rFonts w:eastAsia="Calibri"/>
                 <w:b/>
                 <w:i/>
-                <w:color w:val="auto"/>
-                <w:sz w:val="20"/>
-                <w:szCs w:val="20"/>
-              </w:rPr>
-            </w:pPr>
-          </w:p>
-          <w:p>
-            <w:pPr>
-              <w:cnfStyle w:val="000000100000" w:firstRow="0" w:lastRow="0" w:firstColumn="0" w:lastColumn="0" w:oddVBand="0" w:evenVBand="0" w:oddHBand="1" w:evenHBand="0" w:firstRowFirstColumn="0" w:firstRowLastColumn="0" w:lastRowFirstColumn="0" w:lastRowLastColumn="0"/>
+                <w:sz w:val="20"/>
+                <w:szCs w:val="20"/>
+              </w:rPr>
+            </w:pPr>
+          </w:p>
+          <w:p>
+            <w:pPr>
               <w:rPr>
                 <w:rFonts w:eastAsia="Calibri"/>
                 <w:i/>
-                <w:color w:val="auto"/>
               </w:rPr>
             </w:pPr>
             <w:r>
               <w:rPr>
                 <w:rFonts w:eastAsia="Calibri"/>
                 <w:i/>
-                <w:color w:val="auto"/>
               </w:rPr>
               <w:t>Le recomendamos volver a revisar el componente formativo e intentar nuevamente la actividad didáctica.</w:t>
             </w:r>
           </w:p>
           <w:p>
             <w:pPr>
-              <w:cnfStyle w:val="000000100000" w:firstRow="0" w:lastRow="0" w:firstColumn="0" w:lastColumn="0" w:oddVBand="0" w:evenVBand="0" w:oddHBand="1" w:evenHBand="0" w:firstRowFirstColumn="0" w:firstRowLastColumn="0" w:lastRowFirstColumn="0" w:lastRowLastColumn="0"/>
               <w:rPr>
                 <w:rFonts w:eastAsia="Calibri"/>
                 <w:i/>
-                <w:color w:val="auto"/>
               </w:rPr>
             </w:pPr>
           </w:p>
@@ -8076,7 +7116,6 @@
                 <w:rFonts w:eastAsia="Calibri"/>
                 <w:b/>
               </w:rPr>
-              <w:lastRenderedPageBreak/>
               <w:t>Revisión de Estilo</w:t>
             </w:r>
           </w:p>
@@ -8234,7 +7273,7 @@
     </w:tbl>
     <w:p/>
     <w:sectPr>
-      <w:headerReference w:type="default" r:id="rId8"/>
+      <w:headerReference w:type="default" r:id="rId11"/>
       <w:pgSz w:w="11909" w:h="16834"/>
       <w:pgMar w:top="1440" w:right="1440" w:bottom="1440" w:left="1440" w:header="720" w:footer="720" w:gutter="0"/>
       <w:pgNumType w:start="1"/>
@@ -8444,9 +7483,9 @@
             </wp:anchor>
           </w:drawing>
         </mc:Choice>
-        <mc:Fallback>
+        <mc:Fallback xmlns:pic="http://schemas.openxmlformats.org/drawingml/2006/picture" xmlns:a="http://schemas.openxmlformats.org/drawingml/2006/main">
           <w:pict>
-            <v:rect w14:anchorId="29C177D3" id="Rectangle 1" o:spid="_x0000_s1026" style="position:absolute;margin-left:-54pt;margin-top:-14.4pt;width:460.5pt;height:112.3pt;z-index:251659264;visibility:visible;mso-wrap-style:square;mso-wrap-distance-left:9pt;mso-wrap-distance-top:3.6pt;mso-wrap-distance-right:9pt;mso-wrap-distance-bottom:3.6pt;mso-position-horizontal:absolute;mso-position-horizontal-relative:text;mso-position-vertical:absolute;mso-position-vertical-relative:text;v-text-anchor:top" o:gfxdata="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" filled="f" stroked="f">
+            <v:rect id="Rectangle 1" style="position:absolute;margin-left:-54pt;margin-top:-14.4pt;width:460.5pt;height:112.3pt;z-index:251659264;visibility:visible;mso-wrap-style:square;mso-wrap-distance-left:9pt;mso-wrap-distance-top:3.6pt;mso-wrap-distance-right:9pt;mso-wrap-distance-bottom:3.6pt;mso-position-horizontal:absolute;mso-position-horizontal-relative:text;mso-position-vertical:absolute;mso-position-vertical-relative:text;v-text-anchor:top" o:spid="_x0000_s1026" filled="f" stroked="f" w14:anchorId="29C177D3" o:gfxdata="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">
               <v:textbox inset="2.53958mm,1.2694mm,2.53958mm,1.2694mm">
                 <w:txbxContent>
                   <w:p>
@@ -9013,7 +8052,7 @@
     <w:name w:val="Normal"/>
     <w:qFormat/>
   </w:style>
-  <w:style w:type="paragraph" w:styleId="Heading1">
+  <w:style w:type="paragraph" w:styleId="Ttulo1">
     <w:name w:val="heading 1"/>
     <w:basedOn w:val="Normal"/>
     <w:next w:val="Normal"/>
@@ -9030,7 +8069,7 @@
       <w:szCs w:val="40"/>
     </w:rPr>
   </w:style>
-  <w:style w:type="paragraph" w:styleId="Heading2">
+  <w:style w:type="paragraph" w:styleId="Ttulo2">
     <w:name w:val="heading 2"/>
     <w:basedOn w:val="Normal"/>
     <w:next w:val="Normal"/>
@@ -9049,7 +8088,7 @@
       <w:szCs w:val="32"/>
     </w:rPr>
   </w:style>
-  <w:style w:type="paragraph" w:styleId="Heading3">
+  <w:style w:type="paragraph" w:styleId="Ttulo3">
     <w:name w:val="heading 3"/>
     <w:basedOn w:val="Normal"/>
     <w:next w:val="Normal"/>
@@ -9069,7 +8108,7 @@
       <w:szCs w:val="28"/>
     </w:rPr>
   </w:style>
-  <w:style w:type="paragraph" w:styleId="Heading4">
+  <w:style w:type="paragraph" w:styleId="Ttulo4">
     <w:name w:val="heading 4"/>
     <w:basedOn w:val="Normal"/>
     <w:next w:val="Normal"/>
@@ -9089,7 +8128,7 @@
       <w:szCs w:val="24"/>
     </w:rPr>
   </w:style>
-  <w:style w:type="paragraph" w:styleId="Heading5">
+  <w:style w:type="paragraph" w:styleId="Ttulo5">
     <w:name w:val="heading 5"/>
     <w:basedOn w:val="Normal"/>
     <w:next w:val="Normal"/>
@@ -9107,7 +8146,7 @@
       <w:color w:val="666666"/>
     </w:rPr>
   </w:style>
-  <w:style w:type="paragraph" w:styleId="Heading6">
+  <w:style w:type="paragraph" w:styleId="Ttulo6">
     <w:name w:val="heading 6"/>
     <w:basedOn w:val="Normal"/>
     <w:next w:val="Normal"/>
@@ -9126,12 +8165,13 @@
       <w:color w:val="666666"/>
     </w:rPr>
   </w:style>
-  <w:style w:type="character" w:default="1" w:styleId="DefaultParagraphFont">
+  <w:style w:type="character" w:default="1" w:styleId="Fuentedeprrafopredeter">
     <w:name w:val="Default Paragraph Font"/>
     <w:uiPriority w:val="1"/>
+    <w:semiHidden/>
     <w:unhideWhenUsed/>
   </w:style>
-  <w:style w:type="table" w:default="1" w:styleId="TableNormal">
+  <w:style w:type="table" w:default="1" w:styleId="Tablanormal">
     <w:name w:val="Normal Table"/>
     <w:uiPriority w:val="99"/>
     <w:semiHidden/>
@@ -9146,13 +8186,13 @@
       </w:tblCellMar>
     </w:tblPr>
   </w:style>
-  <w:style w:type="numbering" w:default="1" w:styleId="NoList">
+  <w:style w:type="numbering" w:default="1" w:styleId="Sinlista">
     <w:name w:val="No List"/>
     <w:uiPriority w:val="99"/>
     <w:semiHidden/>
     <w:unhideWhenUsed/>
   </w:style>
-  <w:style w:type="paragraph" w:styleId="Title">
+  <w:style w:type="paragraph" w:styleId="Ttulo">
     <w:name w:val="Title"/>
     <w:basedOn w:val="Normal"/>
     <w:next w:val="Normal"/>
@@ -9168,7 +8208,7 @@
       <w:szCs w:val="52"/>
     </w:rPr>
   </w:style>
-  <w:style w:type="paragraph" w:styleId="Subtitle">
+  <w:style w:type="paragraph" w:styleId="Subttulo">
     <w:name w:val="Subtitle"/>
     <w:basedOn w:val="Normal"/>
     <w:next w:val="Normal"/>
@@ -9186,7 +8226,7 @@
     </w:rPr>
   </w:style>
   <w:style w:type="table" w:customStyle="1" w:styleId="a">
-    <w:basedOn w:val="TableNormal"/>
+    <w:basedOn w:val="Tablanormal"/>
     <w:pPr>
       <w:spacing w:line="240" w:lineRule="auto"/>
     </w:pPr>
@@ -9243,7 +8283,7 @@
     </w:tblStylePr>
   </w:style>
   <w:style w:type="table" w:customStyle="1" w:styleId="a0">
-    <w:basedOn w:val="TableNormal"/>
+    <w:basedOn w:val="Tablanormal"/>
     <w:tblPr>
       <w:tblStyleRowBandSize w:val="1"/>
       <w:tblStyleColBandSize w:val="1"/>
@@ -9255,9 +8295,9 @@
       </w:tblCellMar>
     </w:tblPr>
   </w:style>
-  <w:style w:type="character" w:styleId="Strong">
+  <w:style w:type="character" w:styleId="Textoennegrita">
     <w:name w:val="Strong"/>
-    <w:basedOn w:val="DefaultParagraphFont"/>
+    <w:basedOn w:val="Fuentedeprrafopredeter"/>
     <w:uiPriority w:val="22"/>
     <w:qFormat/>
     <w:rsid w:val="007C0131"/>
@@ -9590,6 +8630,26 @@
 </file>
 
 <file path=customXml/item1.xml><?xml version="1.0" encoding="utf-8"?>
+<p:properties xmlns:p="http://schemas.microsoft.com/office/2006/metadata/properties" xmlns:xsi="http://www.w3.org/2001/XMLSchema-instance" xmlns:pc="http://schemas.microsoft.com/office/infopath/2007/PartnerControls">
+  <documentManagement>
+    <TaxCatchAll xmlns="cb45339b-ced9-4d0d-8f64-77573914d53b" xsi:nil="true"/>
+    <lcf76f155ced4ddcb4097134ff3c332f xmlns="43a3ca16-9c26-4813-b83f-4aec9927b43f">
+      <Terms xmlns="http://schemas.microsoft.com/office/infopath/2007/PartnerControls"/>
+    </lcf76f155ced4ddcb4097134ff3c332f>
+  </documentManagement>
+</p:properties>
+</file>
+
+<file path=customXml/item2.xml><?xml version="1.0" encoding="utf-8"?>
+<?mso-contentType ?>
+<FormTemplates xmlns="http://schemas.microsoft.com/sharepoint/v3/contenttype/forms">
+  <Display>DocumentLibraryForm</Display>
+  <Edit>DocumentLibraryForm</Edit>
+  <New>DocumentLibraryForm</New>
+</FormTemplates>
+</file>
+
+<file path=customXml/item3.xml><?xml version="1.0" encoding="utf-8"?>
 <ct:contentTypeSchema xmlns:ct="http://schemas.microsoft.com/office/2006/metadata/contentType" xmlns:ma="http://schemas.microsoft.com/office/2006/metadata/properties/metaAttributes" ct:_="" ma:_="" ma:contentTypeName="Documento" ma:contentTypeID="0x01010049282E1EDBE9234EA9E6D38F720E265F" ma:contentTypeVersion="15" ma:contentTypeDescription="Crear nuevo documento." ma:contentTypeScope="" ma:versionID="b31c7aa9eaf043a08b87120b3c4916e3">
   <xsd:schema xmlns:xsd="http://www.w3.org/2001/XMLSchema" xmlns:xs="http://www.w3.org/2001/XMLSchema" xmlns:p="http://schemas.microsoft.com/office/2006/metadata/properties" xmlns:ns2="cb45339b-ced9-4d0d-8f64-77573914d53b" xmlns:ns3="43a3ca16-9c26-4813-b83f-4aec9927b43f" targetNamespace="http://schemas.microsoft.com/office/2006/metadata/properties" ma:root="true" ma:fieldsID="3533d065b04d75c457075bc55f1f5315" ns2:_="" ns3:_="">
     <xsd:import namespace="cb45339b-ced9-4d0d-8f64-77573914d53b"/>
@@ -9824,34 +8884,40 @@
 </ct:contentTypeSchema>
 </file>
 
-<file path=customXml/item2.xml><?xml version="1.0" encoding="utf-8"?>
-<?mso-contentType ?>
-<FormTemplates xmlns="http://schemas.microsoft.com/sharepoint/v3/contenttype/forms">
-  <Display>DocumentLibraryForm</Display>
-  <Edit>DocumentLibraryForm</Edit>
-  <New>DocumentLibraryForm</New>
-</FormTemplates>
-</file>
-
-<file path=customXml/item3.xml><?xml version="1.0" encoding="utf-8"?>
-<p:properties xmlns:p="http://schemas.microsoft.com/office/2006/metadata/properties" xmlns:xsi="http://www.w3.org/2001/XMLSchema-instance" xmlns:pc="http://schemas.microsoft.com/office/infopath/2007/PartnerControls">
-  <documentManagement>
-    <TaxCatchAll xmlns="cb45339b-ced9-4d0d-8f64-77573914d53b" xsi:nil="true"/>
-    <lcf76f155ced4ddcb4097134ff3c332f xmlns="43a3ca16-9c26-4813-b83f-4aec9927b43f">
-      <Terms xmlns="http://schemas.microsoft.com/office/infopath/2007/PartnerControls"/>
-    </lcf76f155ced4ddcb4097134ff3c332f>
-  </documentManagement>
-</p:properties>
-</file>
-
 <file path=customXml/itemProps1.xml><?xml version="1.0" encoding="utf-8"?>
-<ds:datastoreItem xmlns:ds="http://schemas.openxmlformats.org/officeDocument/2006/customXml" ds:itemID="{DD852DE5-2617-478B-9579-0B7DA8B7F3B0}"/>
+<ds:datastoreItem xmlns:ds="http://schemas.openxmlformats.org/officeDocument/2006/customXml" ds:itemID="{B329AAB5-0328-4593-B5D1-50971143F515}">
+  <ds:schemaRefs>
+    <ds:schemaRef ds:uri="http://schemas.microsoft.com/office/2006/metadata/properties"/>
+    <ds:schemaRef ds:uri="http://schemas.microsoft.com/office/infopath/2007/PartnerControls"/>
+    <ds:schemaRef ds:uri="cb45339b-ced9-4d0d-8f64-77573914d53b"/>
+    <ds:schemaRef ds:uri="43a3ca16-9c26-4813-b83f-4aec9927b43f"/>
+  </ds:schemaRefs>
+</ds:datastoreItem>
 </file>
 
 <file path=customXml/itemProps2.xml><?xml version="1.0" encoding="utf-8"?>
-<ds:datastoreItem xmlns:ds="http://schemas.openxmlformats.org/officeDocument/2006/customXml" ds:itemID="{7A45C1D3-1A19-45FE-8F5D-BFF140AAA144}"/>
+<ds:datastoreItem xmlns:ds="http://schemas.openxmlformats.org/officeDocument/2006/customXml" ds:itemID="{7A45C1D3-1A19-45FE-8F5D-BFF140AAA144}">
+  <ds:schemaRefs>
+    <ds:schemaRef ds:uri="http://schemas.microsoft.com/sharepoint/v3/contenttype/forms"/>
+  </ds:schemaRefs>
+</ds:datastoreItem>
 </file>
 
 <file path=customXml/itemProps3.xml><?xml version="1.0" encoding="utf-8"?>
-<ds:datastoreItem xmlns:ds="http://schemas.openxmlformats.org/officeDocument/2006/customXml" ds:itemID="{B329AAB5-0328-4593-B5D1-50971143F515}"/>
+<ds:datastoreItem xmlns:ds="http://schemas.openxmlformats.org/officeDocument/2006/customXml" ds:itemID="{DD852DE5-2617-478B-9579-0B7DA8B7F3B0}">
+  <ds:schemaRefs>
+    <ds:schemaRef ds:uri="http://schemas.microsoft.com/office/2006/metadata/contentType"/>
+    <ds:schemaRef ds:uri="http://schemas.microsoft.com/office/2006/metadata/properties/metaAttributes"/>
+    <ds:schemaRef ds:uri="http://www.w3.org/2001/XMLSchema"/>
+    <ds:schemaRef ds:uri="http://schemas.microsoft.com/office/2006/metadata/properties"/>
+    <ds:schemaRef ds:uri="cb45339b-ced9-4d0d-8f64-77573914d53b"/>
+    <ds:schemaRef ds:uri="43a3ca16-9c26-4813-b83f-4aec9927b43f"/>
+    <ds:schemaRef ds:uri="http://schemas.microsoft.com/office/2006/documentManagement/types"/>
+    <ds:schemaRef ds:uri="http://schemas.microsoft.com/office/infopath/2007/PartnerControls"/>
+    <ds:schemaRef ds:uri="http://schemas.openxmlformats.org/package/2006/metadata/core-properties"/>
+    <ds:schemaRef ds:uri="http://purl.org/dc/elements/1.1/"/>
+    <ds:schemaRef ds:uri="http://purl.org/dc/terms/"/>
+    <ds:schemaRef ds:uri="http://schemas.microsoft.com/internal/obd"/>
+  </ds:schemaRefs>
+</ds:datastoreItem>
 </file>